--- a/TP MATE Y PROG parte 1.docx
+++ b/TP MATE Y PROG parte 1.docx
@@ -1,6 +1,6 @@
 
 <file path=word/document.xml><?xml version="1.0" encoding="utf-8"?>
-<w:document xmlns:wpc="http://schemas.microsoft.com/office/word/2010/wordprocessingCanvas" xmlns:cx="http://schemas.microsoft.com/office/drawing/2014/chartex" xmlns:cx1="http://schemas.microsoft.com/office/drawing/2015/9/8/chartex" xmlns:cx2="http://schemas.microsoft.com/office/drawing/2015/10/21/chartex" xmlns:cx3="http://schemas.microsoft.com/office/drawing/2016/5/9/chartex" xmlns:cx4="http://schemas.microsoft.com/office/drawing/2016/5/10/chartex" xmlns:cx5="http://schemas.microsoft.com/office/drawing/2016/5/11/chartex" xmlns:cx6="http://schemas.microsoft.com/office/drawing/2016/5/12/chartex" xmlns:cx7="http://schemas.microsoft.com/office/drawing/2016/5/13/chartex" xmlns:cx8="http://schemas.microsoft.com/office/drawing/2016/5/14/chartex" xmlns:mc="http://schemas.openxmlformats.org/markup-compatibility/2006" xmlns:aink="http://schemas.microsoft.com/office/drawing/2016/ink" xmlns:am3d="http://schemas.microsoft.com/office/drawing/2017/model3d" xmlns:o="urn:schemas-microsoft-com:office:office" xmlns:oel="http://schemas.microsoft.com/office/2019/extlst" xmlns:r="http://schemas.openxmlformats.org/officeDocument/2006/relationships" xmlns:m="http://schemas.openxmlformats.org/officeDocument/2006/math" xmlns:v="urn:schemas-microsoft-com:vml" xmlns:wp14="http://schemas.microsoft.com/office/word/2010/wordprocessingDrawing" xmlns:wp="http://schemas.openxmlformats.org/drawingml/2006/wordprocessingDrawing" xmlns:w10="urn:schemas-microsoft-com:office:word" xmlns:w="http://schemas.openxmlformats.org/wordprocessingml/2006/main" xmlns:w14="http://schemas.microsoft.com/office/word/2010/wordml" xmlns:w15="http://schemas.microsoft.com/office/word/2012/wordml" xmlns:w16cex="http://schemas.microsoft.com/office/word/2018/wordml/cex" xmlns:w16cid="http://schemas.microsoft.com/office/word/2016/wordml/cid" xmlns:w16="http://schemas.microsoft.com/office/word/2018/wordml" xmlns:w16sdtdh="http://schemas.microsoft.com/office/word/2020/wordml/sdtdatahash" xmlns:w16se="http://schemas.microsoft.com/office/word/2015/wordml/symex" xmlns:wpg="http://schemas.microsoft.com/office/word/2010/wordprocessingGroup" xmlns:wpi="http://schemas.microsoft.com/office/word/2010/wordprocessingInk" xmlns:wne="http://schemas.microsoft.com/office/word/2006/wordml" xmlns:wps="http://schemas.microsoft.com/office/word/2010/wordprocessingShape" mc:Ignorable="w14 w15 w16se w16cid w16 w16cex w16sdtdh wp14">
+<w:document xmlns:wpc="http://schemas.microsoft.com/office/word/2010/wordprocessingCanvas" xmlns:cx="http://schemas.microsoft.com/office/drawing/2014/chartex" xmlns:cx1="http://schemas.microsoft.com/office/drawing/2015/9/8/chartex" xmlns:cx2="http://schemas.microsoft.com/office/drawing/2015/10/21/chartex" xmlns:cx3="http://schemas.microsoft.com/office/drawing/2016/5/9/chartex" xmlns:cx4="http://schemas.microsoft.com/office/drawing/2016/5/10/chartex" xmlns:cx5="http://schemas.microsoft.com/office/drawing/2016/5/11/chartex" xmlns:cx6="http://schemas.microsoft.com/office/drawing/2016/5/12/chartex" xmlns:cx7="http://schemas.microsoft.com/office/drawing/2016/5/13/chartex" xmlns:cx8="http://schemas.microsoft.com/office/drawing/2016/5/14/chartex" xmlns:mc="http://schemas.openxmlformats.org/markup-compatibility/2006" xmlns:aink="http://schemas.microsoft.com/office/drawing/2016/ink" xmlns:am3d="http://schemas.microsoft.com/office/drawing/2017/model3d" xmlns:o="urn:schemas-microsoft-com:office:office" xmlns:oel="http://schemas.microsoft.com/office/2019/extlst" xmlns:r="http://schemas.openxmlformats.org/officeDocument/2006/relationships" xmlns:m="http://schemas.openxmlformats.org/officeDocument/2006/math" xmlns:v="urn:schemas-microsoft-com:vml" xmlns:wp14="http://schemas.microsoft.com/office/word/2010/wordprocessingDrawing" xmlns:wp="http://schemas.openxmlformats.org/drawingml/2006/wordprocessingDrawing" xmlns:w10="urn:schemas-microsoft-com:office:word" xmlns:w="http://schemas.openxmlformats.org/wordprocessingml/2006/main" xmlns:w14="http://schemas.microsoft.com/office/word/2010/wordml" xmlns:w15="http://schemas.microsoft.com/office/word/2012/wordml" xmlns:w16cex="http://schemas.microsoft.com/office/word/2018/wordml/cex" xmlns:w16cid="http://schemas.microsoft.com/office/word/2016/wordml/cid" xmlns:w16="http://schemas.microsoft.com/office/word/2018/wordml" xmlns:w16sdtdh="http://schemas.microsoft.com/office/word/2020/wordml/sdtdatahash" xmlns:w16se="http://schemas.microsoft.com/office/word/2015/wordml/symex" xmlns:wpg="http://schemas.microsoft.com/office/word/2010/wordprocessingGroup" xmlns:wpi="http://schemas.microsoft.com/office/word/2010/wordprocessingInk" xmlns:wne="http://schemas.microsoft.com/office/word/2006/wordml" xmlns:wps="http://schemas.microsoft.com/office/word/2010/wordprocessingShape" xmlns:a="http://schemas.openxmlformats.org/drawingml/2006/main" xmlns:pic="http://schemas.openxmlformats.org/drawingml/2006/picture" xmlns:a14="http://schemas.microsoft.com/office/drawing/2010/main" mc:Ignorable="w14 w15 w16se w16cid w16 w16cex w16sdtdh wp14">
   <w:body>
     <w:p>
       <w:pPr>
@@ -497,7 +497,7 @@
       <m:oMath>
         <m:r>
           <w:rPr>
-            <w:rFonts w:ascii="Cambria Math" w:eastAsia="Times New Roman" w:hAnsi="Cambria Math" w:cs="Calibri"/>
+            <w:rFonts w:ascii="Cambria Math" w:hAnsi="Cambria Math" w:eastAsia="Times New Roman" w:cs="Calibri"/>
             <w:kern w:val="0"/>
             <w:lang w:eastAsia="es-AR"/>
             <w14:ligatures w14:val="none"/>
@@ -598,7 +598,7 @@
       <m:oMath>
         <m:r>
           <w:rPr>
-            <w:rFonts w:ascii="Cambria Math" w:eastAsia="Times New Roman" w:hAnsi="Cambria Math" w:cs="Calibri"/>
+            <w:rFonts w:ascii="Cambria Math" w:hAnsi="Cambria Math" w:eastAsia="Times New Roman" w:cs="Calibri"/>
             <w:kern w:val="0"/>
             <w:lang w:eastAsia="es-AR"/>
             <w14:ligatures w14:val="none"/>
@@ -619,19 +619,19 @@
         <w:ind w:left="360"/>
         <w:jc w:val="both"/>
         <w:rPr>
-          <w:rFonts w:ascii="Calibri" w:eastAsia="Times New Roman" w:hAnsi="Calibri" w:cs="Calibri"/>
-          <w:kern w:val="0"/>
-          <w:lang w:eastAsia="es-AR"/>
-          <w14:ligatures w14:val="none"/>
-        </w:rPr>
-      </w:pPr>
-    </w:p>
-    <w:p>
-      <w:pPr>
-        <w:spacing w:after="0" w:line="240" w:lineRule="auto"/>
-        <w:jc w:val="both"/>
-        <w:rPr>
-          <w:rFonts w:ascii="Calibri" w:eastAsia="Times New Roman" w:hAnsi="Calibri" w:cs="Calibri"/>
+          <w:rFonts w:ascii="Calibri" w:hAnsi="Calibri" w:eastAsia="Times New Roman" w:cs="Calibri"/>
+          <w:kern w:val="0"/>
+          <w:lang w:eastAsia="es-AR"/>
+          <w14:ligatures w14:val="none"/>
+        </w:rPr>
+      </w:pPr>
+    </w:p>
+    <w:p>
+      <w:pPr>
+        <w:spacing w:after="0" w:line="240" w:lineRule="auto"/>
+        <w:jc w:val="both"/>
+        <w:rPr>
+          <w:rFonts w:ascii="Calibri" w:hAnsi="Calibri" w:eastAsia="Times New Roman" w:cs="Calibri"/>
           <w:kern w:val="0"/>
           <w:lang w:eastAsia="es-AR"/>
           <w14:ligatures w14:val="none"/>
@@ -641,7 +641,7 @@
         <m:oMath>
           <m:r>
             <w:rPr>
-              <w:rFonts w:ascii="Cambria Math" w:eastAsia="Times New Roman" w:hAnsi="Cambria Math" w:cs="Calibri"/>
+              <w:rFonts w:ascii="Cambria Math" w:hAnsi="Cambria Math" w:eastAsia="Times New Roman" w:cs="Calibri"/>
               <w:kern w:val="0"/>
               <w:lang w:eastAsia="es-AR"/>
               <w14:ligatures w14:val="none"/>
@@ -657,7 +657,7 @@
         <w:ind w:left="360"/>
         <w:jc w:val="both"/>
         <w:rPr>
-          <w:rFonts w:ascii="Calibri" w:eastAsia="Times New Roman" w:hAnsi="Calibri" w:cs="Calibri"/>
+          <w:rFonts w:ascii="Calibri" w:hAnsi="Calibri" w:eastAsia="Times New Roman" w:cs="Calibri"/>
           <w:kern w:val="0"/>
           <w:lang w:eastAsia="es-AR"/>
           <w14:ligatures w14:val="none"/>
@@ -670,15 +670,15 @@
         <w:ind w:left="360"/>
         <w:jc w:val="center"/>
         <w:rPr>
-          <w:rFonts w:ascii="Calibri" w:eastAsia="Times New Roman" w:hAnsi="Calibri" w:cs="Calibri"/>
-          <w:kern w:val="0"/>
-          <w:lang w:eastAsia="es-AR"/>
-          <w14:ligatures w14:val="none"/>
-        </w:rPr>
-      </w:pPr>
-      <w:r>
-        <w:rPr>
-          <w:rFonts w:ascii="Calibri" w:eastAsia="Times New Roman" w:hAnsi="Calibri" w:cs="Calibri"/>
+          <w:rFonts w:ascii="Calibri" w:hAnsi="Calibri" w:eastAsia="Times New Roman" w:cs="Calibri"/>
+          <w:kern w:val="0"/>
+          <w:lang w:eastAsia="es-AR"/>
+          <w14:ligatures w14:val="none"/>
+        </w:rPr>
+      </w:pPr>
+      <w:r>
+        <w:rPr>
+          <w:rFonts w:ascii="Calibri" w:hAnsi="Calibri" w:eastAsia="Times New Roman" w:cs="Calibri"/>
           <w:noProof/>
           <w:kern w:val="0"/>
           <w:lang w:eastAsia="es-AR"/>
@@ -752,11 +752,11 @@
           </mc:Choice>
           <mc:Fallback>
             <w:pict>
-              <v:shapetype w14:anchorId="0D315A29" id="_x0000_t202" coordsize="21600,21600" o:spt="202" path="m,l,21600r21600,l21600,xe">
+              <v:shapetype id="_x0000_t202" coordsize="21600,21600" o:spt="202" path="m,l,21600r21600,l21600,xe" w14:anchorId="0D315A29">
                 <v:stroke joinstyle="miter"/>
                 <v:path gradientshapeok="t" o:connecttype="rect"/>
               </v:shapetype>
-              <v:shape id="Cuadro de texto 8" o:spid="_x0000_s1026" type="#_x0000_t202" style="position:absolute;left:0;text-align:left;margin-left:269.4pt;margin-top:121.8pt;width:21pt;height:22.8pt;z-index:251656192;visibility:visible;mso-wrap-style:square;mso-width-percent:0;mso-height-percent:0;mso-wrap-distance-left:9pt;mso-wrap-distance-top:0;mso-wrap-distance-right:9pt;mso-wrap-distance-bottom:0;mso-position-horizontal:absolute;mso-position-horizontal-relative:text;mso-position-vertical:absolute;mso-position-vertical-relative:text;mso-width-percent:0;mso-height-percent:0;mso-width-relative:margin;mso-height-relative:margin;v-text-anchor:top" o:gfxdata="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" filled="f" stroked="f" strokeweight=".5pt">
+              <v:shape id="Cuadro de texto 8" style="position:absolute;left:0;text-align:left;margin-left:269.4pt;margin-top:121.8pt;width:21pt;height:22.8pt;z-index:251656192;visibility:visible;mso-wrap-style:square;mso-width-percent:0;mso-height-percent:0;mso-wrap-distance-left:9pt;mso-wrap-distance-top:0;mso-wrap-distance-right:9pt;mso-wrap-distance-bottom:0;mso-position-horizontal:absolute;mso-position-horizontal-relative:text;mso-position-vertical:absolute;mso-position-vertical-relative:text;mso-width-percent:0;mso-height-percent:0;mso-width-relative:margin;mso-height-relative:margin;v-text-anchor:top" o:spid="_x0000_s1026" filled="f" stroked="f" strokeweight=".5pt" type="#_x0000_t202" o:gfxdata="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">
                 <v:textbox>
                   <w:txbxContent>
                     <w:p>
@@ -780,7 +780,7 @@
       </w:r>
       <w:r>
         <w:rPr>
-          <w:rFonts w:ascii="Calibri" w:eastAsia="Times New Roman" w:hAnsi="Calibri" w:cs="Calibri"/>
+          <w:rFonts w:ascii="Calibri" w:hAnsi="Calibri" w:eastAsia="Times New Roman" w:cs="Calibri"/>
           <w:noProof/>
           <w:kern w:val="0"/>
           <w:lang w:eastAsia="es-AR"/>
@@ -860,7 +860,7 @@
           </mc:Choice>
           <mc:Fallback>
             <w:pict>
-              <v:shape w14:anchorId="34CCB0A2" id="Cuadro de texto 7" o:spid="_x0000_s1027" type="#_x0000_t202" style="position:absolute;left:0;text-align:left;margin-left:130.35pt;margin-top:122.05pt;width:21pt;height:22.7pt;z-index:251654144;visibility:visible;mso-wrap-style:square;mso-width-percent:0;mso-height-percent:0;mso-wrap-distance-left:9pt;mso-wrap-distance-top:0;mso-wrap-distance-right:9pt;mso-wrap-distance-bottom:0;mso-position-horizontal:absolute;mso-position-horizontal-relative:text;mso-position-vertical:absolute;mso-position-vertical-relative:text;mso-width-percent:0;mso-height-percent:0;mso-width-relative:margin;mso-height-relative:margin;v-text-anchor:top" o:gfxdata="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" filled="f" stroked="f" strokeweight=".5pt">
+              <v:shape id="Cuadro de texto 7" style="position:absolute;left:0;text-align:left;margin-left:130.35pt;margin-top:122.05pt;width:21pt;height:22.7pt;z-index:251654144;visibility:visible;mso-wrap-style:square;mso-width-percent:0;mso-height-percent:0;mso-wrap-distance-left:9pt;mso-wrap-distance-top:0;mso-wrap-distance-right:9pt;mso-wrap-distance-bottom:0;mso-position-horizontal:absolute;mso-position-horizontal-relative:text;mso-position-vertical:absolute;mso-position-vertical-relative:text;mso-width-percent:0;mso-height-percent:0;mso-width-relative:margin;mso-height-relative:margin;v-text-anchor:top" o:spid="_x0000_s1027" filled="f" stroked="f" strokeweight=".5pt" type="#_x0000_t202" o:gfxdata="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" w14:anchorId="34CCB0A2">
                 <v:textbox>
                   <w:txbxContent>
                     <w:p>
@@ -890,7 +890,7 @@
       </w:r>
       <w:r>
         <w:rPr>
-          <w:rFonts w:ascii="Calibri" w:eastAsia="Times New Roman" w:hAnsi="Calibri" w:cs="Calibri"/>
+          <w:rFonts w:ascii="Calibri" w:hAnsi="Calibri" w:eastAsia="Times New Roman" w:cs="Calibri"/>
           <w:noProof/>
           <w:kern w:val="0"/>
           <w:lang w:eastAsia="es-AR"/>
@@ -945,7 +945,7 @@
         <w:spacing w:after="0" w:line="240" w:lineRule="auto"/>
         <w:jc w:val="both"/>
         <w:rPr>
-          <w:rFonts w:ascii="Calibri" w:eastAsia="Times New Roman" w:hAnsi="Calibri" w:cs="Calibri"/>
+          <w:rFonts w:ascii="Calibri" w:hAnsi="Calibri" w:eastAsia="Times New Roman" w:cs="Calibri"/>
           <w:kern w:val="0"/>
           <w:lang w:eastAsia="es-AR"/>
           <w14:ligatures w14:val="none"/>
@@ -958,7 +958,7 @@
         <w:ind w:left="360"/>
         <w:jc w:val="both"/>
         <w:rPr>
-          <w:rFonts w:ascii="Calibri" w:eastAsia="Times New Roman" w:hAnsi="Calibri" w:cs="Calibri"/>
+          <w:rFonts w:ascii="Calibri" w:hAnsi="Calibri" w:eastAsia="Times New Roman" w:cs="Calibri"/>
           <w:kern w:val="0"/>
           <w:lang w:eastAsia="es-AR"/>
           <w14:ligatures w14:val="none"/>
@@ -971,15 +971,15 @@
         <w:ind w:left="360"/>
         <w:jc w:val="both"/>
         <w:rPr>
-          <w:rFonts w:ascii="Calibri" w:eastAsia="Times New Roman" w:hAnsi="Calibri" w:cs="Calibri"/>
-          <w:kern w:val="0"/>
-          <w:lang w:eastAsia="es-AR"/>
-          <w14:ligatures w14:val="none"/>
-        </w:rPr>
-      </w:pPr>
-      <w:r>
-        <w:rPr>
-          <w:rFonts w:ascii="Calibri" w:eastAsia="Times New Roman" w:hAnsi="Calibri" w:cs="Calibri"/>
+          <w:rFonts w:ascii="Calibri" w:hAnsi="Calibri" w:eastAsia="Times New Roman" w:cs="Calibri"/>
+          <w:kern w:val="0"/>
+          <w:lang w:eastAsia="es-AR"/>
+          <w14:ligatures w14:val="none"/>
+        </w:rPr>
+      </w:pPr>
+      <w:r>
+        <w:rPr>
+          <w:rFonts w:ascii="Calibri" w:hAnsi="Calibri" w:eastAsia="Times New Roman" w:cs="Calibri"/>
           <w:kern w:val="0"/>
           <w:lang w:eastAsia="es-AR"/>
           <w14:ligatures w14:val="none"/>
@@ -988,7 +988,7 @@
       </w:r>
       <w:r>
         <w:rPr>
-          <w:rFonts w:ascii="Calibri" w:eastAsia="Times New Roman" w:hAnsi="Calibri" w:cs="Calibri"/>
+          <w:rFonts w:ascii="Calibri" w:hAnsi="Calibri" w:eastAsia="Times New Roman" w:cs="Calibri"/>
           <w:i/>
           <w:iCs/>
           <w:kern w:val="0"/>
@@ -999,7 +999,7 @@
       </w:r>
       <w:r>
         <w:rPr>
-          <w:rFonts w:ascii="Calibri" w:eastAsia="Times New Roman" w:hAnsi="Calibri" w:cs="Calibri"/>
+          <w:rFonts w:ascii="Calibri" w:hAnsi="Calibri" w:eastAsia="Times New Roman" w:cs="Calibri"/>
           <w:kern w:val="0"/>
           <w:lang w:eastAsia="es-AR"/>
           <w14:ligatures w14:val="none"/>
@@ -1013,7 +1013,7 @@
         <w:ind w:left="360"/>
         <w:jc w:val="both"/>
         <w:rPr>
-          <w:rFonts w:ascii="Calibri" w:eastAsia="Times New Roman" w:hAnsi="Calibri" w:cs="Calibri"/>
+          <w:rFonts w:ascii="Calibri" w:hAnsi="Calibri" w:eastAsia="Times New Roman" w:cs="Calibri"/>
           <w:kern w:val="0"/>
           <w:lang w:eastAsia="es-AR"/>
           <w14:ligatures w14:val="none"/>
@@ -1026,7 +1026,7 @@
         <w:ind w:left="360"/>
         <w:jc w:val="both"/>
         <w:rPr>
-          <w:rFonts w:ascii="Calibri" w:eastAsia="Times New Roman" w:hAnsi="Calibri" w:cs="Calibri"/>
+          <w:rFonts w:ascii="Calibri" w:hAnsi="Calibri" w:eastAsia="Times New Roman" w:cs="Calibri"/>
           <w:b/>
           <w:bCs/>
           <w:kern w:val="0"/>
@@ -1036,7 +1036,7 @@
       </w:pPr>
       <w:r>
         <w:rPr>
-          <w:rFonts w:ascii="Calibri" w:eastAsia="Times New Roman" w:hAnsi="Calibri" w:cs="Calibri"/>
+          <w:rFonts w:ascii="Calibri" w:hAnsi="Calibri" w:eastAsia="Times New Roman" w:cs="Calibri"/>
           <w:b/>
           <w:bCs/>
           <w:kern w:val="0"/>
@@ -1047,7 +1047,7 @@
       </w:r>
       <w:r>
         <w:rPr>
-          <w:rFonts w:ascii="Calibri" w:eastAsia="Times New Roman" w:hAnsi="Calibri" w:cs="Calibri"/>
+          <w:rFonts w:ascii="Calibri" w:hAnsi="Calibri" w:eastAsia="Times New Roman" w:cs="Calibri"/>
           <w:b/>
           <w:bCs/>
           <w:i/>
@@ -1063,7 +1063,7 @@
             <m:sty m:val="bi"/>
           </m:rPr>
           <w:rPr>
-            <w:rFonts w:ascii="Cambria Math" w:eastAsia="Times New Roman" w:hAnsi="Cambria Math" w:cs="Calibri"/>
+            <w:rFonts w:ascii="Cambria Math" w:hAnsi="Cambria Math" w:eastAsia="Times New Roman" w:cs="Calibri"/>
             <w:kern w:val="0"/>
             <w:lang w:eastAsia="es-AR"/>
             <w14:ligatures w14:val="none"/>
@@ -1073,7 +1073,7 @@
       </m:oMath>
       <w:r>
         <w:rPr>
-          <w:rFonts w:ascii="Calibri" w:eastAsia="Times New Roman" w:hAnsi="Calibri" w:cs="Calibri"/>
+          <w:rFonts w:ascii="Calibri" w:hAnsi="Calibri" w:eastAsia="Times New Roman" w:cs="Calibri"/>
           <w:b/>
           <w:bCs/>
           <w:kern w:val="0"/>
@@ -1089,15 +1089,15 @@
         <w:ind w:left="360"/>
         <w:jc w:val="both"/>
         <w:rPr>
-          <w:rFonts w:ascii="Calibri" w:eastAsia="Times New Roman" w:hAnsi="Calibri" w:cs="Calibri"/>
-          <w:kern w:val="0"/>
-          <w:lang w:eastAsia="es-AR"/>
-          <w14:ligatures w14:val="none"/>
-        </w:rPr>
-      </w:pPr>
-      <w:r>
-        <w:rPr>
-          <w:rFonts w:ascii="Calibri" w:eastAsia="Times New Roman" w:hAnsi="Calibri" w:cs="Calibri"/>
+          <w:rFonts w:ascii="Calibri" w:hAnsi="Calibri" w:eastAsia="Times New Roman" w:cs="Calibri"/>
+          <w:kern w:val="0"/>
+          <w:lang w:eastAsia="es-AR"/>
+          <w14:ligatures w14:val="none"/>
+        </w:rPr>
+      </w:pPr>
+      <w:r>
+        <w:rPr>
+          <w:rFonts w:ascii="Calibri" w:hAnsi="Calibri" w:eastAsia="Times New Roman" w:cs="Calibri"/>
           <w:kern w:val="0"/>
           <w:lang w:eastAsia="es-AR"/>
           <w14:ligatures w14:val="none"/>
@@ -1106,7 +1106,7 @@
       </w:r>
       <w:r>
         <w:rPr>
-          <w:rFonts w:ascii="Calibri" w:eastAsia="Times New Roman" w:hAnsi="Calibri" w:cs="Calibri"/>
+          <w:rFonts w:ascii="Calibri" w:hAnsi="Calibri" w:eastAsia="Times New Roman" w:cs="Calibri"/>
           <w:b/>
           <w:bCs/>
           <w:kern w:val="0"/>
@@ -1121,7 +1121,7 @@
             <m:sty m:val="bi"/>
           </m:rPr>
           <w:rPr>
-            <w:rFonts w:ascii="Cambria Math" w:eastAsia="Times New Roman" w:hAnsi="Cambria Math" w:cs="Calibri"/>
+            <w:rFonts w:ascii="Cambria Math" w:hAnsi="Cambria Math" w:eastAsia="Times New Roman" w:cs="Calibri"/>
             <w:kern w:val="0"/>
             <w:lang w:eastAsia="es-AR"/>
             <w14:ligatures w14:val="none"/>
@@ -1131,7 +1131,7 @@
       </m:oMath>
       <w:r>
         <w:rPr>
-          <w:rFonts w:ascii="Calibri" w:eastAsia="Times New Roman" w:hAnsi="Calibri" w:cs="Calibri"/>
+          <w:rFonts w:ascii="Calibri" w:hAnsi="Calibri" w:eastAsia="Times New Roman" w:cs="Calibri"/>
           <w:b/>
           <w:bCs/>
           <w:kern w:val="0"/>
@@ -1142,7 +1142,7 @@
       </w:r>
       <w:r>
         <w:rPr>
-          <w:rFonts w:ascii="Calibri" w:eastAsia="Times New Roman" w:hAnsi="Calibri" w:cs="Calibri"/>
+          <w:rFonts w:ascii="Calibri" w:hAnsi="Calibri" w:eastAsia="Times New Roman" w:cs="Calibri"/>
           <w:kern w:val="0"/>
           <w:lang w:eastAsia="es-AR"/>
           <w14:ligatures w14:val="none"/>
@@ -1152,7 +1152,7 @@
       <m:oMath>
         <m:r>
           <w:rPr>
-            <w:rFonts w:ascii="Cambria Math" w:eastAsia="Times New Roman" w:hAnsi="Cambria Math" w:cs="Calibri"/>
+            <w:rFonts w:ascii="Cambria Math" w:hAnsi="Cambria Math" w:eastAsia="Times New Roman" w:cs="Calibri"/>
             <w:kern w:val="0"/>
             <w:lang w:eastAsia="es-AR"/>
             <w14:ligatures w14:val="none"/>
@@ -1162,7 +1162,7 @@
       </m:oMath>
       <w:r>
         <w:rPr>
-          <w:rFonts w:ascii="Calibri" w:eastAsia="Times New Roman" w:hAnsi="Calibri" w:cs="Calibri"/>
+          <w:rFonts w:ascii="Calibri" w:hAnsi="Calibri" w:eastAsia="Times New Roman" w:cs="Calibri"/>
           <w:kern w:val="0"/>
           <w:lang w:eastAsia="es-AR"/>
           <w14:ligatures w14:val="none"/>
@@ -1175,7 +1175,7 @@
             <m:sty m:val="bi"/>
           </m:rPr>
           <w:rPr>
-            <w:rFonts w:ascii="Cambria Math" w:eastAsia="Times New Roman" w:hAnsi="Cambria Math" w:cs="Calibri"/>
+            <w:rFonts w:ascii="Cambria Math" w:hAnsi="Cambria Math" w:eastAsia="Times New Roman" w:cs="Calibri"/>
             <w:kern w:val="0"/>
             <w:lang w:eastAsia="es-AR"/>
             <w14:ligatures w14:val="none"/>
@@ -1185,7 +1185,7 @@
       </m:oMath>
       <w:r>
         <w:rPr>
-          <w:rFonts w:ascii="Calibri" w:eastAsia="Times New Roman" w:hAnsi="Calibri" w:cs="Calibri"/>
+          <w:rFonts w:ascii="Calibri" w:hAnsi="Calibri" w:eastAsia="Times New Roman" w:cs="Calibri"/>
           <w:kern w:val="0"/>
           <w:lang w:eastAsia="es-AR"/>
           <w14:ligatures w14:val="none"/>
@@ -1202,15 +1202,15 @@
         <w:spacing w:after="0" w:line="240" w:lineRule="auto"/>
         <w:jc w:val="both"/>
         <w:rPr>
-          <w:rFonts w:ascii="Calibri" w:eastAsia="Times New Roman" w:hAnsi="Calibri" w:cs="Calibri"/>
-          <w:kern w:val="0"/>
-          <w:lang w:eastAsia="es-AR"/>
-          <w14:ligatures w14:val="none"/>
-        </w:rPr>
-      </w:pPr>
-      <w:r>
-        <w:rPr>
-          <w:rFonts w:ascii="Calibri" w:eastAsia="Times New Roman" w:hAnsi="Calibri" w:cs="Calibri"/>
+          <w:rFonts w:ascii="Calibri" w:hAnsi="Calibri" w:eastAsia="Times New Roman" w:cs="Calibri"/>
+          <w:kern w:val="0"/>
+          <w:lang w:eastAsia="es-AR"/>
+          <w14:ligatures w14:val="none"/>
+        </w:rPr>
+      </w:pPr>
+      <w:r>
+        <w:rPr>
+          <w:rFonts w:ascii="Calibri" w:hAnsi="Calibri" w:eastAsia="Times New Roman" w:cs="Calibri"/>
           <w:b/>
           <w:bCs/>
           <w:kern w:val="0"/>
@@ -1221,7 +1221,7 @@
       </w:r>
       <w:r>
         <w:rPr>
-          <w:rFonts w:ascii="Calibri" w:eastAsia="Times New Roman" w:hAnsi="Calibri" w:cs="Calibri"/>
+          <w:rFonts w:ascii="Calibri" w:hAnsi="Calibri" w:eastAsia="Times New Roman" w:cs="Calibri"/>
           <w:kern w:val="0"/>
           <w:lang w:eastAsia="es-AR"/>
           <w14:ligatures w14:val="none"/>
@@ -1231,7 +1231,7 @@
       <m:oMath>
         <m:r>
           <w:rPr>
-            <w:rFonts w:ascii="Cambria Math" w:eastAsia="Times New Roman" w:hAnsi="Cambria Math" w:cs="Calibri"/>
+            <w:rFonts w:ascii="Cambria Math" w:hAnsi="Cambria Math" w:eastAsia="Times New Roman" w:cs="Calibri"/>
             <w:kern w:val="0"/>
             <w:lang w:eastAsia="es-AR"/>
             <w14:ligatures w14:val="none"/>
@@ -1241,7 +1241,7 @@
       </m:oMath>
       <w:r>
         <w:rPr>
-          <w:rFonts w:ascii="Calibri" w:eastAsia="Times New Roman" w:hAnsi="Calibri" w:cs="Calibri"/>
+          <w:rFonts w:ascii="Calibri" w:hAnsi="Calibri" w:eastAsia="Times New Roman" w:cs="Calibri"/>
           <w:kern w:val="0"/>
           <w:lang w:eastAsia="es-AR"/>
           <w14:ligatures w14:val="none"/>
@@ -1258,15 +1258,15 @@
         <w:spacing w:after="0" w:line="240" w:lineRule="auto"/>
         <w:jc w:val="both"/>
         <w:rPr>
-          <w:rFonts w:ascii="Calibri" w:eastAsia="Times New Roman" w:hAnsi="Calibri" w:cs="Calibri"/>
-          <w:kern w:val="0"/>
-          <w:lang w:eastAsia="es-AR"/>
-          <w14:ligatures w14:val="none"/>
-        </w:rPr>
-      </w:pPr>
-      <w:r>
-        <w:rPr>
-          <w:rFonts w:ascii="Calibri" w:eastAsia="Times New Roman" w:hAnsi="Calibri" w:cs="Calibri"/>
+          <w:rFonts w:ascii="Calibri" w:hAnsi="Calibri" w:eastAsia="Times New Roman" w:cs="Calibri"/>
+          <w:kern w:val="0"/>
+          <w:lang w:eastAsia="es-AR"/>
+          <w14:ligatures w14:val="none"/>
+        </w:rPr>
+      </w:pPr>
+      <w:r>
+        <w:rPr>
+          <w:rFonts w:ascii="Calibri" w:hAnsi="Calibri" w:eastAsia="Times New Roman" w:cs="Calibri"/>
           <w:b/>
           <w:bCs/>
           <w:kern w:val="0"/>
@@ -1277,7 +1277,7 @@
       </w:r>
       <w:r>
         <w:rPr>
-          <w:rFonts w:ascii="Calibri" w:eastAsia="Times New Roman" w:hAnsi="Calibri" w:cs="Calibri"/>
+          <w:rFonts w:ascii="Calibri" w:hAnsi="Calibri" w:eastAsia="Times New Roman" w:cs="Calibri"/>
           <w:b/>
           <w:bCs/>
           <w:i/>
@@ -1293,7 +1293,7 @@
             <m:sty m:val="bi"/>
           </m:rPr>
           <w:rPr>
-            <w:rFonts w:ascii="Cambria Math" w:eastAsia="Times New Roman" w:hAnsi="Cambria Math" w:cs="Calibri"/>
+            <w:rFonts w:ascii="Cambria Math" w:hAnsi="Cambria Math" w:eastAsia="Times New Roman" w:cs="Calibri"/>
             <w:kern w:val="0"/>
             <w:lang w:eastAsia="es-AR"/>
             <w14:ligatures w14:val="none"/>
@@ -1303,7 +1303,7 @@
       </m:oMath>
       <w:r>
         <w:rPr>
-          <w:rFonts w:ascii="Calibri" w:eastAsia="Times New Roman" w:hAnsi="Calibri" w:cs="Calibri"/>
+          <w:rFonts w:ascii="Calibri" w:hAnsi="Calibri" w:eastAsia="Times New Roman" w:cs="Calibri"/>
           <w:b/>
           <w:bCs/>
           <w:kern w:val="0"/>
@@ -1314,7 +1314,7 @@
       </w:r>
       <w:r>
         <w:rPr>
-          <w:rFonts w:ascii="Calibri" w:eastAsia="Times New Roman" w:hAnsi="Calibri" w:cs="Calibri"/>
+          <w:rFonts w:ascii="Calibri" w:hAnsi="Calibri" w:eastAsia="Times New Roman" w:cs="Calibri"/>
           <w:kern w:val="0"/>
           <w:lang w:eastAsia="es-AR"/>
           <w14:ligatures w14:val="none"/>
@@ -1328,7 +1328,7 @@
         <w:ind w:left="360"/>
         <w:jc w:val="both"/>
         <w:rPr>
-          <w:rFonts w:ascii="Calibri" w:eastAsia="Times New Roman" w:hAnsi="Calibri" w:cs="Calibri"/>
+          <w:rFonts w:ascii="Calibri" w:hAnsi="Calibri" w:eastAsia="Times New Roman" w:cs="Calibri"/>
           <w:kern w:val="0"/>
           <w:lang w:eastAsia="es-AR"/>
           <w14:ligatures w14:val="none"/>
@@ -1341,7 +1341,7 @@
         <w:ind w:left="360"/>
         <w:jc w:val="both"/>
         <w:rPr>
-          <w:rFonts w:ascii="Calibri" w:eastAsia="Times New Roman" w:hAnsi="Calibri" w:cs="Calibri"/>
+          <w:rFonts w:ascii="Calibri" w:hAnsi="Calibri" w:eastAsia="Times New Roman" w:cs="Calibri"/>
           <w:kern w:val="0"/>
           <w:lang w:eastAsia="es-AR"/>
           <w14:ligatures w14:val="none"/>
@@ -1351,7 +1351,7 @@
         <m:oMath>
           <m:r>
             <w:rPr>
-              <w:rFonts w:ascii="Cambria Math" w:eastAsia="Times New Roman" w:hAnsi="Cambria Math" w:cs="Calibri"/>
+              <w:rFonts w:ascii="Cambria Math" w:hAnsi="Cambria Math" w:eastAsia="Times New Roman" w:cs="Calibri"/>
               <w:kern w:val="0"/>
               <w:lang w:eastAsia="es-AR"/>
               <w14:ligatures w14:val="none"/>
@@ -1367,7 +1367,7 @@
         <w:ind w:left="360"/>
         <w:jc w:val="both"/>
         <w:rPr>
-          <w:rFonts w:ascii="Calibri" w:eastAsia="Times New Roman" w:hAnsi="Calibri" w:cs="Calibri"/>
+          <w:rFonts w:ascii="Calibri" w:hAnsi="Calibri" w:eastAsia="Times New Roman" w:cs="Calibri"/>
           <w:kern w:val="0"/>
           <w:lang w:eastAsia="es-AR"/>
           <w14:ligatures w14:val="none"/>
@@ -1380,15 +1380,15 @@
         <w:ind w:left="360"/>
         <w:jc w:val="center"/>
         <w:rPr>
-          <w:rFonts w:ascii="Calibri" w:eastAsia="Times New Roman" w:hAnsi="Calibri" w:cs="Calibri"/>
-          <w:kern w:val="0"/>
-          <w:lang w:eastAsia="es-AR"/>
-          <w14:ligatures w14:val="none"/>
-        </w:rPr>
-      </w:pPr>
-      <w:r>
-        <w:rPr>
-          <w:rFonts w:ascii="Calibri" w:eastAsia="Times New Roman" w:hAnsi="Calibri" w:cs="Calibri"/>
+          <w:rFonts w:ascii="Calibri" w:hAnsi="Calibri" w:eastAsia="Times New Roman" w:cs="Calibri"/>
+          <w:kern w:val="0"/>
+          <w:lang w:eastAsia="es-AR"/>
+          <w14:ligatures w14:val="none"/>
+        </w:rPr>
+      </w:pPr>
+      <w:r>
+        <w:rPr>
+          <w:rFonts w:ascii="Calibri" w:hAnsi="Calibri" w:eastAsia="Times New Roman" w:cs="Calibri"/>
           <w:noProof/>
           <w:kern w:val="0"/>
           <w:lang w:eastAsia="es-AR"/>
@@ -1471,7 +1471,7 @@
           </mc:Choice>
           <mc:Fallback>
             <w:pict>
-              <v:shape w14:anchorId="609CA7A5" id="Cuadro de texto 14" o:spid="_x0000_s1028" type="#_x0000_t202" style="position:absolute;left:0;text-align:left;margin-left:262.2pt;margin-top:121.45pt;width:21pt;height:22.7pt;z-index:251660288;visibility:visible;mso-wrap-style:square;mso-width-percent:0;mso-height-percent:0;mso-wrap-distance-left:9pt;mso-wrap-distance-top:0;mso-wrap-distance-right:9pt;mso-wrap-distance-bottom:0;mso-position-horizontal:absolute;mso-position-horizontal-relative:text;mso-position-vertical:absolute;mso-position-vertical-relative:text;mso-width-percent:0;mso-height-percent:0;mso-width-relative:margin;mso-height-relative:margin;v-text-anchor:top" o:gfxdata="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" filled="f" stroked="f" strokeweight=".5pt">
+              <v:shape id="Cuadro de texto 14" style="position:absolute;left:0;text-align:left;margin-left:262.2pt;margin-top:121.45pt;width:21pt;height:22.7pt;z-index:251660288;visibility:visible;mso-wrap-style:square;mso-width-percent:0;mso-height-percent:0;mso-wrap-distance-left:9pt;mso-wrap-distance-top:0;mso-wrap-distance-right:9pt;mso-wrap-distance-bottom:0;mso-position-horizontal:absolute;mso-position-horizontal-relative:text;mso-position-vertical:absolute;mso-position-vertical-relative:text;mso-width-percent:0;mso-height-percent:0;mso-width-relative:margin;mso-height-relative:margin;v-text-anchor:top" o:spid="_x0000_s1028" filled="f" stroked="f" strokeweight=".5pt" type="#_x0000_t202" o:gfxdata="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" w14:anchorId="609CA7A5">
                 <v:textbox>
                   <w:txbxContent>
                     <w:p>
@@ -1504,7 +1504,7 @@
       </w:r>
       <w:r>
         <w:rPr>
-          <w:rFonts w:ascii="Calibri" w:eastAsia="Times New Roman" w:hAnsi="Calibri" w:cs="Calibri"/>
+          <w:rFonts w:ascii="Calibri" w:hAnsi="Calibri" w:eastAsia="Times New Roman" w:cs="Calibri"/>
           <w:noProof/>
           <w:kern w:val="0"/>
           <w:lang w:eastAsia="es-AR"/>
@@ -1584,7 +1584,7 @@
           </mc:Choice>
           <mc:Fallback>
             <w:pict>
-              <v:shape w14:anchorId="308E5D69" id="Cuadro de texto 13" o:spid="_x0000_s1029" type="#_x0000_t202" style="position:absolute;left:0;text-align:left;margin-left:2in;margin-top:121.45pt;width:21pt;height:22.7pt;z-index:251658240;visibility:visible;mso-wrap-style:square;mso-width-percent:0;mso-height-percent:0;mso-wrap-distance-left:9pt;mso-wrap-distance-top:0;mso-wrap-distance-right:9pt;mso-wrap-distance-bottom:0;mso-position-horizontal:absolute;mso-position-horizontal-relative:text;mso-position-vertical:absolute;mso-position-vertical-relative:text;mso-width-percent:0;mso-height-percent:0;mso-width-relative:margin;mso-height-relative:margin;v-text-anchor:top" o:gfxdata="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" filled="f" stroked="f" strokeweight=".5pt">
+              <v:shape id="Cuadro de texto 13" style="position:absolute;left:0;text-align:left;margin-left:2in;margin-top:121.45pt;width:21pt;height:22.7pt;z-index:251658240;visibility:visible;mso-wrap-style:square;mso-width-percent:0;mso-height-percent:0;mso-wrap-distance-left:9pt;mso-wrap-distance-top:0;mso-wrap-distance-right:9pt;mso-wrap-distance-bottom:0;mso-position-horizontal:absolute;mso-position-horizontal-relative:text;mso-position-vertical:absolute;mso-position-vertical-relative:text;mso-width-percent:0;mso-height-percent:0;mso-width-relative:margin;mso-height-relative:margin;v-text-anchor:top" o:spid="_x0000_s1029" filled="f" stroked="f" strokeweight=".5pt" type="#_x0000_t202" o:gfxdata="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" w14:anchorId="308E5D69">
                 <v:textbox>
                   <w:txbxContent>
                     <w:p>
@@ -1614,7 +1614,7 @@
       </w:r>
       <w:r>
         <w:rPr>
-          <w:rFonts w:ascii="Calibri" w:eastAsia="Times New Roman" w:hAnsi="Calibri" w:cs="Calibri"/>
+          <w:rFonts w:ascii="Calibri" w:hAnsi="Calibri" w:eastAsia="Times New Roman" w:cs="Calibri"/>
           <w:noProof/>
           <w:kern w:val="0"/>
           <w:lang w:eastAsia="es-AR"/>
@@ -1670,7 +1670,7 @@
         <w:ind w:left="360"/>
         <w:jc w:val="both"/>
         <w:rPr>
-          <w:rFonts w:ascii="Calibri" w:eastAsia="Times New Roman" w:hAnsi="Calibri" w:cs="Calibri"/>
+          <w:rFonts w:ascii="Calibri" w:hAnsi="Calibri" w:eastAsia="Times New Roman" w:cs="Calibri"/>
           <w:kern w:val="0"/>
           <w:lang w:eastAsia="es-AR"/>
           <w14:ligatures w14:val="none"/>
@@ -1683,15 +1683,15 @@
         <w:ind w:left="360"/>
         <w:jc w:val="both"/>
         <w:rPr>
-          <w:rFonts w:ascii="Calibri" w:eastAsia="Times New Roman" w:hAnsi="Calibri" w:cs="Calibri"/>
-          <w:kern w:val="0"/>
-          <w:lang w:eastAsia="es-AR"/>
-          <w14:ligatures w14:val="none"/>
-        </w:rPr>
-      </w:pPr>
-      <w:r>
-        <w:rPr>
-          <w:rFonts w:ascii="Calibri" w:eastAsia="Times New Roman" w:hAnsi="Calibri" w:cs="Calibri"/>
+          <w:rFonts w:ascii="Calibri" w:hAnsi="Calibri" w:eastAsia="Times New Roman" w:cs="Calibri"/>
+          <w:kern w:val="0"/>
+          <w:lang w:eastAsia="es-AR"/>
+          <w14:ligatures w14:val="none"/>
+        </w:rPr>
+      </w:pPr>
+      <w:r>
+        <w:rPr>
+          <w:rFonts w:ascii="Calibri" w:hAnsi="Calibri" w:eastAsia="Times New Roman" w:cs="Calibri"/>
           <w:kern w:val="0"/>
           <w:lang w:eastAsia="es-AR"/>
           <w14:ligatures w14:val="none"/>
@@ -1701,7 +1701,7 @@
       <m:oMath>
         <m:r>
           <w:rPr>
-            <w:rFonts w:ascii="Cambria Math" w:eastAsia="Times New Roman" w:hAnsi="Cambria Math" w:cs="Calibri"/>
+            <w:rFonts w:ascii="Cambria Math" w:hAnsi="Cambria Math" w:eastAsia="Times New Roman" w:cs="Calibri"/>
             <w:kern w:val="0"/>
             <w:lang w:eastAsia="es-AR"/>
             <w14:ligatures w14:val="none"/>
@@ -1711,7 +1711,7 @@
       </m:oMath>
       <w:r>
         <w:rPr>
-          <w:rFonts w:ascii="Calibri" w:eastAsia="Times New Roman" w:hAnsi="Calibri" w:cs="Calibri"/>
+          <w:rFonts w:ascii="Calibri" w:hAnsi="Calibri" w:eastAsia="Times New Roman" w:cs="Calibri"/>
           <w:kern w:val="0"/>
           <w:lang w:eastAsia="es-AR"/>
           <w14:ligatures w14:val="none"/>
@@ -1725,7 +1725,7 @@
         <w:ind w:left="360"/>
         <w:jc w:val="both"/>
         <w:rPr>
-          <w:rFonts w:ascii="Calibri" w:eastAsia="Times New Roman" w:hAnsi="Calibri" w:cs="Calibri"/>
+          <w:rFonts w:ascii="Calibri" w:hAnsi="Calibri" w:eastAsia="Times New Roman" w:cs="Calibri"/>
           <w:kern w:val="0"/>
           <w:lang w:eastAsia="es-AR"/>
           <w14:ligatures w14:val="none"/>
@@ -1738,7 +1738,7 @@
         <w:ind w:left="360"/>
         <w:jc w:val="both"/>
         <w:rPr>
-          <w:rFonts w:ascii="Calibri" w:eastAsia="Times New Roman" w:hAnsi="Calibri" w:cs="Calibri"/>
+          <w:rFonts w:ascii="Calibri" w:hAnsi="Calibri" w:eastAsia="Times New Roman" w:cs="Calibri"/>
           <w:kern w:val="0"/>
           <w:lang w:eastAsia="es-AR"/>
           <w14:ligatures w14:val="none"/>
@@ -1751,7 +1751,7 @@
         <w:ind w:left="360"/>
         <w:jc w:val="both"/>
         <w:rPr>
-          <w:rFonts w:ascii="Calibri" w:eastAsia="Times New Roman" w:hAnsi="Calibri" w:cs="Calibri"/>
+          <w:rFonts w:ascii="Calibri" w:hAnsi="Calibri" w:eastAsia="Times New Roman" w:cs="Calibri"/>
           <w:b/>
           <w:bCs/>
           <w:kern w:val="0"/>
@@ -1761,7 +1761,7 @@
       </w:pPr>
       <w:r>
         <w:rPr>
-          <w:rFonts w:ascii="Calibri" w:eastAsia="Times New Roman" w:hAnsi="Calibri" w:cs="Calibri"/>
+          <w:rFonts w:ascii="Calibri" w:hAnsi="Calibri" w:eastAsia="Times New Roman" w:cs="Calibri"/>
           <w:b/>
           <w:bCs/>
           <w:kern w:val="0"/>
@@ -1775,7 +1775,7 @@
           <m:dPr>
             <m:ctrlPr>
               <w:rPr>
-                <w:rFonts w:ascii="Cambria Math" w:eastAsia="Times New Roman" w:hAnsi="Cambria Math" w:cs="Calibri"/>
+                <w:rFonts w:ascii="Cambria Math" w:hAnsi="Cambria Math" w:eastAsia="Times New Roman" w:cs="Calibri"/>
                 <w:b/>
                 <w:bCs/>
                 <w:i/>
@@ -1791,7 +1791,7 @@
                 <m:sty m:val="bi"/>
               </m:rPr>
               <w:rPr>
-                <w:rFonts w:ascii="Cambria Math" w:eastAsia="Times New Roman" w:hAnsi="Cambria Math" w:cs="Calibri"/>
+                <w:rFonts w:ascii="Cambria Math" w:hAnsi="Cambria Math" w:eastAsia="Times New Roman" w:cs="Calibri"/>
                 <w:kern w:val="0"/>
                 <w:lang w:eastAsia="es-AR"/>
                 <w14:ligatures w14:val="none"/>
@@ -1805,7 +1805,7 @@
             <m:sty m:val="bi"/>
           </m:rPr>
           <w:rPr>
-            <w:rFonts w:ascii="Cambria Math" w:eastAsia="Times New Roman" w:hAnsi="Cambria Math" w:cs="Calibri"/>
+            <w:rFonts w:ascii="Cambria Math" w:hAnsi="Cambria Math" w:eastAsia="Times New Roman" w:cs="Calibri"/>
             <w:kern w:val="0"/>
             <w:lang w:eastAsia="es-AR"/>
             <w14:ligatures w14:val="none"/>
@@ -1820,15 +1820,15 @@
         <w:ind w:left="360"/>
         <w:jc w:val="both"/>
         <w:rPr>
-          <w:rFonts w:ascii="Calibri" w:eastAsia="Times New Roman" w:hAnsi="Calibri" w:cs="Calibri"/>
-          <w:kern w:val="0"/>
-          <w:lang w:eastAsia="es-AR"/>
-          <w14:ligatures w14:val="none"/>
-        </w:rPr>
-      </w:pPr>
-      <w:r>
-        <w:rPr>
-          <w:rFonts w:ascii="Calibri" w:eastAsia="Times New Roman" w:hAnsi="Calibri" w:cs="Calibri"/>
+          <w:rFonts w:ascii="Calibri" w:hAnsi="Calibri" w:eastAsia="Times New Roman" w:cs="Calibri"/>
+          <w:kern w:val="0"/>
+          <w:lang w:eastAsia="es-AR"/>
+          <w14:ligatures w14:val="none"/>
+        </w:rPr>
+      </w:pPr>
+      <w:r>
+        <w:rPr>
+          <w:rFonts w:ascii="Calibri" w:hAnsi="Calibri" w:eastAsia="Times New Roman" w:cs="Calibri"/>
           <w:kern w:val="0"/>
           <w:lang w:eastAsia="es-AR"/>
           <w14:ligatures w14:val="none"/>
@@ -1837,7 +1837,7 @@
       </w:r>
       <w:r>
         <w:rPr>
-          <w:rFonts w:ascii="Calibri" w:eastAsia="Times New Roman" w:hAnsi="Calibri" w:cs="Calibri"/>
+          <w:rFonts w:ascii="Calibri" w:hAnsi="Calibri" w:eastAsia="Times New Roman" w:cs="Calibri"/>
           <w:b/>
           <w:bCs/>
           <w:kern w:val="0"/>
@@ -1848,7 +1848,7 @@
       </w:r>
       <w:r>
         <w:rPr>
-          <w:rFonts w:ascii="Calibri" w:eastAsia="Times New Roman" w:hAnsi="Calibri" w:cs="Calibri"/>
+          <w:rFonts w:ascii="Calibri" w:hAnsi="Calibri" w:eastAsia="Times New Roman" w:cs="Calibri"/>
           <w:kern w:val="0"/>
           <w:lang w:eastAsia="es-AR"/>
           <w14:ligatures w14:val="none"/>
@@ -1858,7 +1858,7 @@
       <m:oMath>
         <m:r>
           <w:rPr>
-            <w:rFonts w:ascii="Cambria Math" w:eastAsia="Times New Roman" w:hAnsi="Cambria Math" w:cs="Calibri"/>
+            <w:rFonts w:ascii="Cambria Math" w:hAnsi="Cambria Math" w:eastAsia="Times New Roman" w:cs="Calibri"/>
             <w:kern w:val="0"/>
             <w:lang w:eastAsia="es-AR"/>
             <w14:ligatures w14:val="none"/>
@@ -1868,7 +1868,7 @@
       </m:oMath>
       <w:r>
         <w:rPr>
-          <w:rFonts w:ascii="Calibri" w:eastAsia="Times New Roman" w:hAnsi="Calibri" w:cs="Calibri"/>
+          <w:rFonts w:ascii="Calibri" w:hAnsi="Calibri" w:eastAsia="Times New Roman" w:cs="Calibri"/>
           <w:kern w:val="0"/>
           <w:lang w:eastAsia="es-AR"/>
           <w14:ligatures w14:val="none"/>
@@ -1877,7 +1877,7 @@
       </w:r>
       <w:r>
         <w:rPr>
-          <w:rFonts w:ascii="Calibri" w:eastAsia="Times New Roman" w:hAnsi="Calibri" w:cs="Calibri"/>
+          <w:rFonts w:ascii="Calibri" w:hAnsi="Calibri" w:eastAsia="Times New Roman" w:cs="Calibri"/>
           <w:b/>
           <w:bCs/>
           <w:kern w:val="0"/>
@@ -1888,7 +1888,7 @@
       </w:r>
       <w:r>
         <w:rPr>
-          <w:rFonts w:ascii="Calibri" w:eastAsia="Times New Roman" w:hAnsi="Calibri" w:cs="Calibri"/>
+          <w:rFonts w:ascii="Calibri" w:hAnsi="Calibri" w:eastAsia="Times New Roman" w:cs="Calibri"/>
           <w:kern w:val="0"/>
           <w:lang w:eastAsia="es-AR"/>
           <w14:ligatures w14:val="none"/>
@@ -1898,7 +1898,7 @@
       <m:oMath>
         <m:r>
           <w:rPr>
-            <w:rFonts w:ascii="Cambria Math" w:eastAsia="Times New Roman" w:hAnsi="Cambria Math" w:cs="Calibri"/>
+            <w:rFonts w:ascii="Cambria Math" w:hAnsi="Cambria Math" w:eastAsia="Times New Roman" w:cs="Calibri"/>
             <w:kern w:val="0"/>
             <w:lang w:eastAsia="es-AR"/>
             <w14:ligatures w14:val="none"/>
@@ -1908,7 +1908,7 @@
       </m:oMath>
       <w:r>
         <w:rPr>
-          <w:rFonts w:ascii="Calibri" w:eastAsia="Times New Roman" w:hAnsi="Calibri" w:cs="Calibri"/>
+          <w:rFonts w:ascii="Calibri" w:hAnsi="Calibri" w:eastAsia="Times New Roman" w:cs="Calibri"/>
           <w:kern w:val="0"/>
           <w:lang w:eastAsia="es-AR"/>
           <w14:ligatures w14:val="none"/>
@@ -1925,15 +1925,15 @@
         <w:spacing w:after="0" w:line="240" w:lineRule="auto"/>
         <w:jc w:val="both"/>
         <w:rPr>
-          <w:rFonts w:ascii="Calibri" w:eastAsia="Times New Roman" w:hAnsi="Calibri" w:cs="Calibri"/>
-          <w:kern w:val="0"/>
-          <w:lang w:eastAsia="es-AR"/>
-          <w14:ligatures w14:val="none"/>
-        </w:rPr>
-      </w:pPr>
-      <w:r>
-        <w:rPr>
-          <w:rFonts w:ascii="Calibri" w:eastAsia="Times New Roman" w:hAnsi="Calibri" w:cs="Calibri"/>
+          <w:rFonts w:ascii="Calibri" w:hAnsi="Calibri" w:eastAsia="Times New Roman" w:cs="Calibri"/>
+          <w:kern w:val="0"/>
+          <w:lang w:eastAsia="es-AR"/>
+          <w14:ligatures w14:val="none"/>
+        </w:rPr>
+      </w:pPr>
+      <w:r>
+        <w:rPr>
+          <w:rFonts w:ascii="Calibri" w:hAnsi="Calibri" w:eastAsia="Times New Roman" w:cs="Calibri"/>
           <w:kern w:val="0"/>
           <w:lang w:eastAsia="es-AR"/>
           <w14:ligatures w14:val="none"/>
@@ -1950,15 +1950,15 @@
         <w:spacing w:after="0" w:line="240" w:lineRule="auto"/>
         <w:jc w:val="both"/>
         <w:rPr>
-          <w:rFonts w:ascii="Calibri" w:eastAsia="Times New Roman" w:hAnsi="Calibri" w:cs="Calibri"/>
-          <w:kern w:val="0"/>
-          <w:lang w:eastAsia="es-AR"/>
-          <w14:ligatures w14:val="none"/>
-        </w:rPr>
-      </w:pPr>
-      <w:r>
-        <w:rPr>
-          <w:rFonts w:ascii="Calibri" w:eastAsia="Times New Roman" w:hAnsi="Calibri" w:cs="Calibri"/>
+          <w:rFonts w:ascii="Calibri" w:hAnsi="Calibri" w:eastAsia="Times New Roman" w:cs="Calibri"/>
+          <w:kern w:val="0"/>
+          <w:lang w:eastAsia="es-AR"/>
+          <w14:ligatures w14:val="none"/>
+        </w:rPr>
+      </w:pPr>
+      <w:r>
+        <w:rPr>
+          <w:rFonts w:ascii="Calibri" w:hAnsi="Calibri" w:eastAsia="Times New Roman" w:cs="Calibri"/>
           <w:kern w:val="0"/>
           <w:lang w:eastAsia="es-AR"/>
           <w14:ligatures w14:val="none"/>
@@ -1968,7 +1968,7 @@
       <m:oMath>
         <m:r>
           <w:rPr>
-            <w:rFonts w:ascii="Cambria Math" w:eastAsia="Times New Roman" w:hAnsi="Cambria Math" w:cs="Calibri"/>
+            <w:rFonts w:ascii="Cambria Math" w:hAnsi="Cambria Math" w:eastAsia="Times New Roman" w:cs="Calibri"/>
             <w:kern w:val="0"/>
             <w:lang w:eastAsia="es-AR"/>
             <w14:ligatures w14:val="none"/>
@@ -1978,7 +1978,7 @@
       </m:oMath>
       <w:r>
         <w:rPr>
-          <w:rFonts w:ascii="Calibri" w:eastAsia="Times New Roman" w:hAnsi="Calibri" w:cs="Calibri"/>
+          <w:rFonts w:ascii="Calibri" w:hAnsi="Calibri" w:eastAsia="Times New Roman" w:cs="Calibri"/>
           <w:kern w:val="0"/>
           <w:lang w:eastAsia="es-AR"/>
           <w14:ligatures w14:val="none"/>
@@ -1995,15 +1995,15 @@
         <w:spacing w:after="0" w:line="240" w:lineRule="auto"/>
         <w:jc w:val="both"/>
         <w:rPr>
-          <w:rFonts w:ascii="Calibri" w:eastAsia="Times New Roman" w:hAnsi="Calibri" w:cs="Calibri"/>
-          <w:kern w:val="0"/>
-          <w:lang w:eastAsia="es-AR"/>
-          <w14:ligatures w14:val="none"/>
-        </w:rPr>
-      </w:pPr>
-      <w:r>
-        <w:rPr>
-          <w:rFonts w:ascii="Calibri" w:eastAsia="Times New Roman" w:hAnsi="Calibri" w:cs="Calibri"/>
+          <w:rFonts w:ascii="Calibri" w:hAnsi="Calibri" w:eastAsia="Times New Roman" w:cs="Calibri"/>
+          <w:kern w:val="0"/>
+          <w:lang w:eastAsia="es-AR"/>
+          <w14:ligatures w14:val="none"/>
+        </w:rPr>
+      </w:pPr>
+      <w:r>
+        <w:rPr>
+          <w:rFonts w:ascii="Calibri" w:hAnsi="Calibri" w:eastAsia="Times New Roman" w:cs="Calibri"/>
           <w:b/>
           <w:bCs/>
           <w:kern w:val="0"/>
@@ -2014,7 +2014,7 @@
       </w:r>
       <w:r>
         <w:rPr>
-          <w:rFonts w:ascii="Calibri" w:eastAsia="Times New Roman" w:hAnsi="Calibri" w:cs="Calibri"/>
+          <w:rFonts w:ascii="Calibri" w:hAnsi="Calibri" w:eastAsia="Times New Roman" w:cs="Calibri"/>
           <w:kern w:val="0"/>
           <w:lang w:eastAsia="es-AR"/>
           <w14:ligatures w14:val="none"/>
@@ -2023,7 +2023,7 @@
       </w:r>
       <w:r>
         <w:rPr>
-          <w:rFonts w:ascii="Calibri" w:eastAsia="Times New Roman" w:hAnsi="Calibri" w:cs="Calibri"/>
+          <w:rFonts w:ascii="Calibri" w:hAnsi="Calibri" w:eastAsia="Times New Roman" w:cs="Calibri"/>
           <w:kern w:val="0"/>
           <w:lang w:eastAsia="es-AR"/>
           <w14:ligatures w14:val="none"/>
@@ -2032,7 +2032,7 @@
       </w:r>
       <w:r>
         <w:rPr>
-          <w:rFonts w:ascii="Calibri" w:eastAsia="Times New Roman" w:hAnsi="Calibri" w:cs="Calibri"/>
+          <w:rFonts w:ascii="Calibri" w:hAnsi="Calibri" w:eastAsia="Times New Roman" w:cs="Calibri"/>
           <w:kern w:val="0"/>
           <w:lang w:eastAsia="es-AR"/>
           <w14:ligatures w14:val="none"/>
@@ -2046,7 +2046,7 @@
         <w:ind w:left="360"/>
         <w:jc w:val="both"/>
         <w:rPr>
-          <w:rFonts w:ascii="Calibri" w:eastAsia="Times New Roman" w:hAnsi="Calibri" w:cs="Calibri"/>
+          <w:rFonts w:ascii="Calibri" w:hAnsi="Calibri" w:eastAsia="Times New Roman" w:cs="Calibri"/>
           <w:kern w:val="0"/>
           <w:lang w:eastAsia="es-AR"/>
           <w14:ligatures w14:val="none"/>
@@ -2059,7 +2059,7 @@
         <w:ind w:left="360"/>
         <w:jc w:val="both"/>
         <w:rPr>
-          <w:rFonts w:ascii="Calibri" w:eastAsia="Times New Roman" w:hAnsi="Calibri" w:cs="Calibri"/>
+          <w:rFonts w:ascii="Calibri" w:hAnsi="Calibri" w:eastAsia="Times New Roman" w:cs="Calibri"/>
           <w:kern w:val="0"/>
           <w:lang w:eastAsia="es-AR"/>
           <w14:ligatures w14:val="none"/>
@@ -2071,7 +2071,7 @@
             <m:dPr>
               <m:ctrlPr>
                 <w:rPr>
-                  <w:rFonts w:ascii="Cambria Math" w:eastAsia="Times New Roman" w:hAnsi="Cambria Math" w:cs="Calibri"/>
+                  <w:rFonts w:ascii="Cambria Math" w:hAnsi="Cambria Math" w:eastAsia="Times New Roman" w:cs="Calibri"/>
                   <w:i/>
                   <w:kern w:val="0"/>
                   <w:lang w:eastAsia="es-AR"/>
@@ -2082,7 +2082,7 @@
             <m:e>
               <m:r>
                 <w:rPr>
-                  <w:rFonts w:ascii="Cambria Math" w:eastAsia="Times New Roman" w:hAnsi="Cambria Math" w:cs="Calibri"/>
+                  <w:rFonts w:ascii="Cambria Math" w:hAnsi="Cambria Math" w:eastAsia="Times New Roman" w:cs="Calibri"/>
                   <w:kern w:val="0"/>
                   <w:lang w:eastAsia="es-AR"/>
                   <w14:ligatures w14:val="none"/>
@@ -2091,7 +2091,7 @@
               </m:r>
               <m:r>
                 <w:rPr>
-                  <w:rFonts w:ascii="Cambria Math" w:eastAsia="Times New Roman" w:hAnsi="Cambria Math" w:cs="Calibri"/>
+                  <w:rFonts w:ascii="Cambria Math" w:hAnsi="Cambria Math" w:eastAsia="Times New Roman" w:cs="Calibri"/>
                   <w:kern w:val="0"/>
                   <w:lang w:eastAsia="es-AR"/>
                   <w14:ligatures w14:val="none"/>
@@ -2100,7 +2100,7 @@
               </m:r>
               <m:r>
                 <w:rPr>
-                  <w:rFonts w:ascii="Cambria Math" w:eastAsia="Times New Roman" w:hAnsi="Cambria Math" w:cs="Calibri"/>
+                  <w:rFonts w:ascii="Cambria Math" w:hAnsi="Cambria Math" w:eastAsia="Times New Roman" w:cs="Calibri"/>
                   <w:kern w:val="0"/>
                   <w:lang w:eastAsia="es-AR"/>
                   <w14:ligatures w14:val="none"/>
@@ -2111,7 +2111,7 @@
           </m:d>
           <m:r>
             <w:rPr>
-              <w:rFonts w:ascii="Cambria Math" w:eastAsia="Times New Roman" w:hAnsi="Cambria Math" w:cs="Calibri"/>
+              <w:rFonts w:ascii="Cambria Math" w:hAnsi="Cambria Math" w:eastAsia="Times New Roman" w:cs="Calibri"/>
               <w:kern w:val="0"/>
               <w:lang w:eastAsia="es-AR"/>
               <w14:ligatures w14:val="none"/>
@@ -2120,7 +2120,7 @@
           </m:r>
           <m:r>
             <w:rPr>
-              <w:rFonts w:ascii="Cambria Math" w:eastAsia="Times New Roman" w:hAnsi="Cambria Math" w:cs="Calibri"/>
+              <w:rFonts w:ascii="Cambria Math" w:hAnsi="Cambria Math" w:eastAsia="Times New Roman" w:cs="Calibri"/>
               <w:kern w:val="0"/>
               <w:lang w:eastAsia="es-AR"/>
               <w14:ligatures w14:val="none"/>
@@ -2136,7 +2136,7 @@
         <w:ind w:left="360"/>
         <w:jc w:val="both"/>
         <w:rPr>
-          <w:rFonts w:ascii="Calibri" w:eastAsia="Times New Roman" w:hAnsi="Calibri" w:cs="Calibri"/>
+          <w:rFonts w:ascii="Calibri" w:hAnsi="Calibri" w:eastAsia="Times New Roman" w:cs="Calibri"/>
           <w:kern w:val="0"/>
           <w:lang w:eastAsia="es-AR"/>
           <w14:ligatures w14:val="none"/>
@@ -2149,15 +2149,15 @@
         <w:ind w:left="360"/>
         <w:jc w:val="center"/>
         <w:rPr>
-          <w:rFonts w:ascii="Calibri" w:eastAsia="Times New Roman" w:hAnsi="Calibri" w:cs="Calibri"/>
-          <w:kern w:val="0"/>
-          <w:lang w:eastAsia="es-AR"/>
-          <w14:ligatures w14:val="none"/>
-        </w:rPr>
-      </w:pPr>
-      <w:r>
-        <w:rPr>
-          <w:rFonts w:ascii="Calibri" w:eastAsia="Times New Roman" w:hAnsi="Calibri" w:cs="Calibri"/>
+          <w:rFonts w:ascii="Calibri" w:hAnsi="Calibri" w:eastAsia="Times New Roman" w:cs="Calibri"/>
+          <w:kern w:val="0"/>
+          <w:lang w:eastAsia="es-AR"/>
+          <w14:ligatures w14:val="none"/>
+        </w:rPr>
+      </w:pPr>
+      <w:r>
+        <w:rPr>
+          <w:rFonts w:ascii="Calibri" w:hAnsi="Calibri" w:eastAsia="Times New Roman" w:cs="Calibri"/>
           <w:noProof/>
           <w:kern w:val="0"/>
           <w:lang w:eastAsia="es-AR"/>
@@ -2240,7 +2240,7 @@
           </mc:Choice>
           <mc:Fallback>
             <w:pict>
-              <v:shape w14:anchorId="1A761FE3" id="Cuadro de texto 6" o:spid="_x0000_s1030" type="#_x0000_t202" style="position:absolute;left:0;text-align:left;margin-left:209.4pt;margin-top:152.65pt;width:21pt;height:22.7pt;z-index:251648000;visibility:visible;mso-wrap-style:square;mso-width-percent:0;mso-height-percent:0;mso-wrap-distance-left:9pt;mso-wrap-distance-top:0;mso-wrap-distance-right:9pt;mso-wrap-distance-bottom:0;mso-position-horizontal:absolute;mso-position-horizontal-relative:text;mso-position-vertical:absolute;mso-position-vertical-relative:text;mso-width-percent:0;mso-height-percent:0;mso-width-relative:margin;mso-height-relative:margin;v-text-anchor:top" o:gfxdata="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" filled="f" stroked="f" strokeweight=".5pt">
+              <v:shape id="Cuadro de texto 6" style="position:absolute;left:0;text-align:left;margin-left:209.4pt;margin-top:152.65pt;width:21pt;height:22.7pt;z-index:251648000;visibility:visible;mso-wrap-style:square;mso-width-percent:0;mso-height-percent:0;mso-wrap-distance-left:9pt;mso-wrap-distance-top:0;mso-wrap-distance-right:9pt;mso-wrap-distance-bottom:0;mso-position-horizontal:absolute;mso-position-horizontal-relative:text;mso-position-vertical:absolute;mso-position-vertical-relative:text;mso-width-percent:0;mso-height-percent:0;mso-width-relative:margin;mso-height-relative:margin;v-text-anchor:top" o:spid="_x0000_s1030" filled="f" stroked="f" strokeweight=".5pt" type="#_x0000_t202" o:gfxdata="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" w14:anchorId="1A761FE3">
                 <v:textbox>
                   <w:txbxContent>
                     <w:p>
@@ -2273,7 +2273,7 @@
       </w:r>
       <w:r>
         <w:rPr>
-          <w:rFonts w:ascii="Calibri" w:eastAsia="Times New Roman" w:hAnsi="Calibri" w:cs="Calibri"/>
+          <w:rFonts w:ascii="Calibri" w:hAnsi="Calibri" w:eastAsia="Times New Roman" w:cs="Calibri"/>
           <w:noProof/>
           <w:kern w:val="0"/>
           <w:lang w:eastAsia="es-AR"/>
@@ -2356,7 +2356,7 @@
           </mc:Choice>
           <mc:Fallback>
             <w:pict>
-              <v:shape w14:anchorId="405EE93C" id="Cuadro de texto 5" o:spid="_x0000_s1031" type="#_x0000_t202" style="position:absolute;left:0;text-align:left;margin-left:307.2pt;margin-top:13.15pt;width:21pt;height:22.7pt;z-index:251645952;visibility:visible;mso-wrap-style:square;mso-width-percent:0;mso-height-percent:0;mso-wrap-distance-left:9pt;mso-wrap-distance-top:0;mso-wrap-distance-right:9pt;mso-wrap-distance-bottom:0;mso-position-horizontal:absolute;mso-position-horizontal-relative:text;mso-position-vertical:absolute;mso-position-vertical-relative:text;mso-width-percent:0;mso-height-percent:0;mso-width-relative:margin;mso-height-relative:margin;v-text-anchor:top" o:gfxdata="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" filled="f" stroked="f" strokeweight=".5pt">
+              <v:shape id="Cuadro de texto 5" style="position:absolute;left:0;text-align:left;margin-left:307.2pt;margin-top:13.15pt;width:21pt;height:22.7pt;z-index:251645952;visibility:visible;mso-wrap-style:square;mso-width-percent:0;mso-height-percent:0;mso-wrap-distance-left:9pt;mso-wrap-distance-top:0;mso-wrap-distance-right:9pt;mso-wrap-distance-bottom:0;mso-position-horizontal:absolute;mso-position-horizontal-relative:text;mso-position-vertical:absolute;mso-position-vertical-relative:text;mso-width-percent:0;mso-height-percent:0;mso-width-relative:margin;mso-height-relative:margin;v-text-anchor:top" o:spid="_x0000_s1031" filled="f" stroked="f" strokeweight=".5pt" type="#_x0000_t202" o:gfxdata="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" w14:anchorId="405EE93C">
                 <v:textbox>
                   <w:txbxContent>
                     <w:p>
@@ -2389,7 +2389,7 @@
       </w:r>
       <w:r>
         <w:rPr>
-          <w:rFonts w:ascii="Calibri" w:eastAsia="Times New Roman" w:hAnsi="Calibri" w:cs="Calibri"/>
+          <w:rFonts w:ascii="Calibri" w:hAnsi="Calibri" w:eastAsia="Times New Roman" w:cs="Calibri"/>
           <w:noProof/>
           <w:kern w:val="0"/>
           <w:lang w:eastAsia="es-AR"/>
@@ -2469,7 +2469,7 @@
           </mc:Choice>
           <mc:Fallback>
             <w:pict>
-              <v:shape w14:anchorId="38415ED3" id="Cuadro de texto 4" o:spid="_x0000_s1032" type="#_x0000_t202" style="position:absolute;left:0;text-align:left;margin-left:115.25pt;margin-top:17.35pt;width:21pt;height:22.7pt;z-index:251643904;visibility:visible;mso-wrap-style:square;mso-width-percent:0;mso-height-percent:0;mso-wrap-distance-left:9pt;mso-wrap-distance-top:0;mso-wrap-distance-right:9pt;mso-wrap-distance-bottom:0;mso-position-horizontal:absolute;mso-position-horizontal-relative:text;mso-position-vertical:absolute;mso-position-vertical-relative:text;mso-width-percent:0;mso-height-percent:0;mso-width-relative:margin;mso-height-relative:margin;v-text-anchor:top" o:gfxdata="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" filled="f" stroked="f" strokeweight=".5pt">
+              <v:shape id="Cuadro de texto 4" style="position:absolute;left:0;text-align:left;margin-left:115.25pt;margin-top:17.35pt;width:21pt;height:22.7pt;z-index:251643904;visibility:visible;mso-wrap-style:square;mso-width-percent:0;mso-height-percent:0;mso-wrap-distance-left:9pt;mso-wrap-distance-top:0;mso-wrap-distance-right:9pt;mso-wrap-distance-bottom:0;mso-position-horizontal:absolute;mso-position-horizontal-relative:text;mso-position-vertical:absolute;mso-position-vertical-relative:text;mso-width-percent:0;mso-height-percent:0;mso-width-relative:margin;mso-height-relative:margin;v-text-anchor:top" o:spid="_x0000_s1032" filled="f" stroked="f" strokeweight=".5pt" type="#_x0000_t202" o:gfxdata="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" w14:anchorId="38415ED3">
                 <v:textbox>
                   <w:txbxContent>
                     <w:p>
@@ -2499,7 +2499,7 @@
       </w:r>
       <w:r>
         <w:rPr>
-          <w:rFonts w:ascii="Calibri" w:eastAsia="Times New Roman" w:hAnsi="Calibri" w:cs="Calibri"/>
+          <w:rFonts w:ascii="Calibri" w:hAnsi="Calibri" w:eastAsia="Times New Roman" w:cs="Calibri"/>
           <w:noProof/>
           <w:kern w:val="0"/>
           <w:lang w:eastAsia="es-AR"/>
@@ -2548,7 +2548,7 @@
         <w:ind w:left="360"/>
         <w:jc w:val="both"/>
         <w:rPr>
-          <w:rFonts w:ascii="Calibri" w:eastAsia="Times New Roman" w:hAnsi="Calibri" w:cs="Calibri"/>
+          <w:rFonts w:ascii="Calibri" w:hAnsi="Calibri" w:eastAsia="Times New Roman" w:cs="Calibri"/>
           <w:kern w:val="0"/>
           <w:lang w:eastAsia="es-AR"/>
           <w14:ligatures w14:val="none"/>
@@ -2561,7 +2561,7 @@
         <w:ind w:left="360"/>
         <w:jc w:val="both"/>
         <w:rPr>
-          <w:rFonts w:ascii="Calibri" w:eastAsia="Times New Roman" w:hAnsi="Calibri" w:cs="Calibri"/>
+          <w:rFonts w:ascii="Calibri" w:hAnsi="Calibri" w:eastAsia="Times New Roman" w:cs="Calibri"/>
           <w:kern w:val="0"/>
           <w:lang w:eastAsia="es-AR"/>
           <w14:ligatures w14:val="none"/>
@@ -2574,15 +2574,15 @@
         <w:ind w:left="360"/>
         <w:jc w:val="both"/>
         <w:rPr>
-          <w:rFonts w:ascii="Calibri" w:eastAsia="Times New Roman" w:hAnsi="Calibri" w:cs="Calibri"/>
-          <w:kern w:val="0"/>
-          <w:lang w:eastAsia="es-AR"/>
-          <w14:ligatures w14:val="none"/>
-        </w:rPr>
-      </w:pPr>
-      <w:r>
-        <w:rPr>
-          <w:rFonts w:ascii="Calibri" w:eastAsia="Times New Roman" w:hAnsi="Calibri" w:cs="Calibri"/>
+          <w:rFonts w:ascii="Calibri" w:hAnsi="Calibri" w:eastAsia="Times New Roman" w:cs="Calibri"/>
+          <w:kern w:val="0"/>
+          <w:lang w:eastAsia="es-AR"/>
+          <w14:ligatures w14:val="none"/>
+        </w:rPr>
+      </w:pPr>
+      <w:r>
+        <w:rPr>
+          <w:rFonts w:ascii="Calibri" w:hAnsi="Calibri" w:eastAsia="Times New Roman" w:cs="Calibri"/>
           <w:kern w:val="0"/>
           <w:lang w:eastAsia="es-AR"/>
           <w14:ligatures w14:val="none"/>
@@ -2594,7 +2594,7 @@
           <m:dPr>
             <m:ctrlPr>
               <w:rPr>
-                <w:rFonts w:ascii="Cambria Math" w:eastAsia="Times New Roman" w:hAnsi="Cambria Math" w:cs="Calibri"/>
+                <w:rFonts w:ascii="Cambria Math" w:hAnsi="Cambria Math" w:eastAsia="Times New Roman" w:cs="Calibri"/>
                 <w:i/>
                 <w:kern w:val="0"/>
                 <w:lang w:eastAsia="es-AR"/>
@@ -2605,7 +2605,7 @@
           <m:e>
             <m:r>
               <w:rPr>
-                <w:rFonts w:ascii="Cambria Math" w:eastAsia="Times New Roman" w:hAnsi="Cambria Math" w:cs="Calibri"/>
+                <w:rFonts w:ascii="Cambria Math" w:hAnsi="Cambria Math" w:eastAsia="Times New Roman" w:cs="Calibri"/>
                 <w:kern w:val="0"/>
                 <w:lang w:eastAsia="es-AR"/>
                 <w14:ligatures w14:val="none"/>
@@ -2617,7 +2617,7 @@
       </m:oMath>
       <w:r>
         <w:rPr>
-          <w:rFonts w:ascii="Calibri" w:eastAsia="Times New Roman" w:hAnsi="Calibri" w:cs="Calibri"/>
+          <w:rFonts w:ascii="Calibri" w:hAnsi="Calibri" w:eastAsia="Times New Roman" w:cs="Calibri"/>
           <w:kern w:val="0"/>
           <w:lang w:eastAsia="es-AR"/>
           <w14:ligatures w14:val="none"/>
@@ -2627,7 +2627,7 @@
       <m:oMath>
         <m:r>
           <w:rPr>
-            <w:rFonts w:ascii="Cambria Math" w:eastAsia="Times New Roman" w:hAnsi="Cambria Math" w:cs="Calibri"/>
+            <w:rFonts w:ascii="Cambria Math" w:hAnsi="Cambria Math" w:eastAsia="Times New Roman" w:cs="Calibri"/>
             <w:kern w:val="0"/>
             <w:lang w:eastAsia="es-AR"/>
             <w14:ligatures w14:val="none"/>
@@ -2637,7 +2637,7 @@
       </m:oMath>
       <w:r>
         <w:rPr>
-          <w:rFonts w:ascii="Calibri" w:eastAsia="Times New Roman" w:hAnsi="Calibri" w:cs="Calibri"/>
+          <w:rFonts w:ascii="Calibri" w:hAnsi="Calibri" w:eastAsia="Times New Roman" w:cs="Calibri"/>
           <w:kern w:val="0"/>
           <w:lang w:eastAsia="es-AR"/>
           <w14:ligatures w14:val="none"/>
@@ -2647,7 +2647,7 @@
       <m:oMath>
         <m:r>
           <w:rPr>
-            <w:rFonts w:ascii="Cambria Math" w:eastAsia="Times New Roman" w:hAnsi="Cambria Math" w:cs="Calibri"/>
+            <w:rFonts w:ascii="Cambria Math" w:hAnsi="Cambria Math" w:eastAsia="Times New Roman" w:cs="Calibri"/>
             <w:kern w:val="0"/>
             <w:lang w:eastAsia="es-AR"/>
             <w14:ligatures w14:val="none"/>
@@ -2657,7 +2657,7 @@
       </m:oMath>
       <w:r>
         <w:rPr>
-          <w:rFonts w:ascii="Calibri" w:eastAsia="Times New Roman" w:hAnsi="Calibri" w:cs="Calibri"/>
+          <w:rFonts w:ascii="Calibri" w:hAnsi="Calibri" w:eastAsia="Times New Roman" w:cs="Calibri"/>
           <w:kern w:val="0"/>
           <w:lang w:eastAsia="es-AR"/>
           <w14:ligatures w14:val="none"/>
@@ -2667,7 +2667,7 @@
       <m:oMath>
         <m:r>
           <w:rPr>
-            <w:rFonts w:ascii="Cambria Math" w:eastAsia="Times New Roman" w:hAnsi="Cambria Math" w:cs="Calibri"/>
+            <w:rFonts w:ascii="Cambria Math" w:hAnsi="Cambria Math" w:eastAsia="Times New Roman" w:cs="Calibri"/>
             <w:kern w:val="0"/>
             <w:lang w:eastAsia="es-AR"/>
             <w14:ligatures w14:val="none"/>
@@ -2677,7 +2677,7 @@
       </m:oMath>
       <w:r>
         <w:rPr>
-          <w:rFonts w:ascii="Calibri" w:eastAsia="Times New Roman" w:hAnsi="Calibri" w:cs="Calibri"/>
+          <w:rFonts w:ascii="Calibri" w:hAnsi="Calibri" w:eastAsia="Times New Roman" w:cs="Calibri"/>
           <w:kern w:val="0"/>
           <w:lang w:eastAsia="es-AR"/>
           <w14:ligatures w14:val="none"/>
@@ -2691,7 +2691,7 @@
         <w:ind w:left="360"/>
         <w:jc w:val="both"/>
         <w:rPr>
-          <w:rFonts w:ascii="Calibri" w:eastAsia="Times New Roman" w:hAnsi="Calibri" w:cs="Calibri"/>
+          <w:rFonts w:ascii="Calibri" w:hAnsi="Calibri" w:eastAsia="Times New Roman" w:cs="Calibri"/>
           <w:kern w:val="0"/>
           <w:lang w:eastAsia="es-AR"/>
           <w14:ligatures w14:val="none"/>
@@ -2704,7 +2704,7 @@
         <w:ind w:left="360"/>
         <w:jc w:val="both"/>
         <w:rPr>
-          <w:rFonts w:ascii="Calibri" w:eastAsia="Times New Roman" w:hAnsi="Calibri" w:cs="Calibri"/>
+          <w:rFonts w:ascii="Calibri" w:hAnsi="Calibri" w:eastAsia="Times New Roman" w:cs="Calibri"/>
           <w:b/>
           <w:bCs/>
           <w:kern w:val="0"/>
@@ -2714,7 +2714,7 @@
       </w:pPr>
       <w:r>
         <w:rPr>
-          <w:rFonts w:ascii="Calibri" w:eastAsia="Times New Roman" w:hAnsi="Calibri" w:cs="Calibri"/>
+          <w:rFonts w:ascii="Calibri" w:hAnsi="Calibri" w:eastAsia="Times New Roman" w:cs="Calibri"/>
           <w:b/>
           <w:bCs/>
           <w:kern w:val="0"/>
@@ -2729,7 +2729,7 @@
             <m:sty m:val="bi"/>
           </m:rPr>
           <w:rPr>
-            <w:rFonts w:ascii="Cambria Math" w:eastAsia="Times New Roman" w:hAnsi="Cambria Math" w:cs="Calibri"/>
+            <w:rFonts w:ascii="Cambria Math" w:hAnsi="Cambria Math" w:eastAsia="Times New Roman" w:cs="Calibri"/>
             <w:kern w:val="0"/>
             <w:lang w:eastAsia="es-AR"/>
             <w14:ligatures w14:val="none"/>
@@ -2744,15 +2744,15 @@
         <w:ind w:left="360"/>
         <w:jc w:val="both"/>
         <w:rPr>
-          <w:rFonts w:ascii="Calibri" w:eastAsia="Times New Roman" w:hAnsi="Calibri" w:cs="Calibri"/>
-          <w:kern w:val="0"/>
-          <w:lang w:eastAsia="es-AR"/>
-          <w14:ligatures w14:val="none"/>
-        </w:rPr>
-      </w:pPr>
-      <w:r>
-        <w:rPr>
-          <w:rFonts w:ascii="Calibri" w:eastAsia="Times New Roman" w:hAnsi="Calibri" w:cs="Calibri"/>
+          <w:rFonts w:ascii="Calibri" w:hAnsi="Calibri" w:eastAsia="Times New Roman" w:cs="Calibri"/>
+          <w:kern w:val="0"/>
+          <w:lang w:eastAsia="es-AR"/>
+          <w14:ligatures w14:val="none"/>
+        </w:rPr>
+      </w:pPr>
+      <w:r>
+        <w:rPr>
+          <w:rFonts w:ascii="Calibri" w:hAnsi="Calibri" w:eastAsia="Times New Roman" w:cs="Calibri"/>
           <w:kern w:val="0"/>
           <w:lang w:eastAsia="es-AR"/>
           <w14:ligatures w14:val="none"/>
@@ -2761,7 +2761,7 @@
       </w:r>
       <w:r>
         <w:rPr>
-          <w:rFonts w:ascii="Calibri" w:eastAsia="Times New Roman" w:hAnsi="Calibri" w:cs="Calibri"/>
+          <w:rFonts w:ascii="Calibri" w:hAnsi="Calibri" w:eastAsia="Times New Roman" w:cs="Calibri"/>
           <w:b/>
           <w:bCs/>
           <w:kern w:val="0"/>
@@ -2776,7 +2776,7 @@
             <m:sty m:val="bi"/>
           </m:rPr>
           <w:rPr>
-            <w:rFonts w:ascii="Cambria Math" w:eastAsia="Times New Roman" w:hAnsi="Cambria Math" w:cs="Calibri"/>
+            <w:rFonts w:ascii="Cambria Math" w:hAnsi="Cambria Math" w:eastAsia="Times New Roman" w:cs="Calibri"/>
             <w:kern w:val="0"/>
             <w:lang w:eastAsia="es-AR"/>
             <w14:ligatures w14:val="none"/>
@@ -2786,7 +2786,7 @@
       </m:oMath>
       <w:r>
         <w:rPr>
-          <w:rFonts w:ascii="Calibri" w:eastAsia="Times New Roman" w:hAnsi="Calibri" w:cs="Calibri"/>
+          <w:rFonts w:ascii="Calibri" w:hAnsi="Calibri" w:eastAsia="Times New Roman" w:cs="Calibri"/>
           <w:b/>
           <w:bCs/>
           <w:kern w:val="0"/>
@@ -2797,7 +2797,7 @@
       </w:r>
       <w:r>
         <w:rPr>
-          <w:rFonts w:ascii="Calibri" w:eastAsia="Times New Roman" w:hAnsi="Calibri" w:cs="Calibri"/>
+          <w:rFonts w:ascii="Calibri" w:hAnsi="Calibri" w:eastAsia="Times New Roman" w:cs="Calibri"/>
           <w:kern w:val="0"/>
           <w:lang w:eastAsia="es-AR"/>
           <w14:ligatures w14:val="none"/>
@@ -2806,7 +2806,7 @@
       </w:r>
       <w:r>
         <w:rPr>
-          <w:rFonts w:ascii="Calibri" w:eastAsia="Times New Roman" w:hAnsi="Calibri" w:cs="Calibri"/>
+          <w:rFonts w:ascii="Calibri" w:hAnsi="Calibri" w:eastAsia="Times New Roman" w:cs="Calibri"/>
           <w:b/>
           <w:bCs/>
           <w:kern w:val="0"/>
@@ -2817,7 +2817,7 @@
       </w:r>
       <w:r>
         <w:rPr>
-          <w:rFonts w:ascii="Calibri" w:eastAsia="Times New Roman" w:hAnsi="Calibri" w:cs="Calibri"/>
+          <w:rFonts w:ascii="Calibri" w:hAnsi="Calibri" w:eastAsia="Times New Roman" w:cs="Calibri"/>
           <w:kern w:val="0"/>
           <w:lang w:eastAsia="es-AR"/>
           <w14:ligatures w14:val="none"/>
@@ -2834,15 +2834,15 @@
         <w:spacing w:after="0" w:line="240" w:lineRule="auto"/>
         <w:jc w:val="both"/>
         <w:rPr>
-          <w:rFonts w:ascii="Calibri" w:eastAsia="Times New Roman" w:hAnsi="Calibri" w:cs="Calibri"/>
-          <w:kern w:val="0"/>
-          <w:lang w:eastAsia="es-AR"/>
-          <w14:ligatures w14:val="none"/>
-        </w:rPr>
-      </w:pPr>
-      <w:r>
-        <w:rPr>
-          <w:rFonts w:ascii="Calibri" w:eastAsia="Times New Roman" w:hAnsi="Calibri" w:cs="Calibri"/>
+          <w:rFonts w:ascii="Calibri" w:hAnsi="Calibri" w:eastAsia="Times New Roman" w:cs="Calibri"/>
+          <w:kern w:val="0"/>
+          <w:lang w:eastAsia="es-AR"/>
+          <w14:ligatures w14:val="none"/>
+        </w:rPr>
+      </w:pPr>
+      <w:r>
+        <w:rPr>
+          <w:rFonts w:ascii="Calibri" w:hAnsi="Calibri" w:eastAsia="Times New Roman" w:cs="Calibri"/>
           <w:kern w:val="0"/>
           <w:lang w:eastAsia="es-AR"/>
           <w14:ligatures w14:val="none"/>
@@ -2859,15 +2859,15 @@
         <w:spacing w:after="0" w:line="240" w:lineRule="auto"/>
         <w:jc w:val="both"/>
         <w:rPr>
-          <w:rFonts w:ascii="Calibri" w:eastAsia="Times New Roman" w:hAnsi="Calibri" w:cs="Calibri"/>
-          <w:kern w:val="0"/>
-          <w:lang w:eastAsia="es-AR"/>
-          <w14:ligatures w14:val="none"/>
-        </w:rPr>
-      </w:pPr>
-      <w:r>
-        <w:rPr>
-          <w:rFonts w:ascii="Calibri" w:eastAsia="Times New Roman" w:hAnsi="Calibri" w:cs="Calibri"/>
+          <w:rFonts w:ascii="Calibri" w:hAnsi="Calibri" w:eastAsia="Times New Roman" w:cs="Calibri"/>
+          <w:kern w:val="0"/>
+          <w:lang w:eastAsia="es-AR"/>
+          <w14:ligatures w14:val="none"/>
+        </w:rPr>
+      </w:pPr>
+      <w:r>
+        <w:rPr>
+          <w:rFonts w:ascii="Calibri" w:hAnsi="Calibri" w:eastAsia="Times New Roman" w:cs="Calibri"/>
           <w:kern w:val="0"/>
           <w:lang w:eastAsia="es-AR"/>
           <w14:ligatures w14:val="none"/>
@@ -2884,15 +2884,15 @@
         <w:spacing w:after="0" w:line="240" w:lineRule="auto"/>
         <w:jc w:val="both"/>
         <w:rPr>
-          <w:rFonts w:ascii="Calibri" w:eastAsia="Times New Roman" w:hAnsi="Calibri" w:cs="Calibri"/>
-          <w:kern w:val="0"/>
-          <w:lang w:eastAsia="es-AR"/>
-          <w14:ligatures w14:val="none"/>
-        </w:rPr>
-      </w:pPr>
-      <w:r>
-        <w:rPr>
-          <w:rFonts w:ascii="Calibri" w:eastAsia="Times New Roman" w:hAnsi="Calibri" w:cs="Calibri"/>
+          <w:rFonts w:ascii="Calibri" w:hAnsi="Calibri" w:eastAsia="Times New Roman" w:cs="Calibri"/>
+          <w:kern w:val="0"/>
+          <w:lang w:eastAsia="es-AR"/>
+          <w14:ligatures w14:val="none"/>
+        </w:rPr>
+      </w:pPr>
+      <w:r>
+        <w:rPr>
+          <w:rFonts w:ascii="Calibri" w:hAnsi="Calibri" w:eastAsia="Times New Roman" w:cs="Calibri"/>
           <w:b/>
           <w:bCs/>
           <w:kern w:val="0"/>
@@ -2903,7 +2903,7 @@
       </w:r>
       <w:r>
         <w:rPr>
-          <w:rFonts w:ascii="Calibri" w:eastAsia="Times New Roman" w:hAnsi="Calibri" w:cs="Calibri"/>
+          <w:rFonts w:ascii="Calibri" w:hAnsi="Calibri" w:eastAsia="Times New Roman" w:cs="Calibri"/>
           <w:kern w:val="0"/>
           <w:lang w:eastAsia="es-AR"/>
           <w14:ligatures w14:val="none"/>
@@ -2913,7 +2913,7 @@
       <m:oMath>
         <m:r>
           <w:rPr>
-            <w:rFonts w:ascii="Cambria Math" w:eastAsia="Times New Roman" w:hAnsi="Cambria Math" w:cs="Calibri"/>
+            <w:rFonts w:ascii="Cambria Math" w:hAnsi="Cambria Math" w:eastAsia="Times New Roman" w:cs="Calibri"/>
             <w:kern w:val="0"/>
             <w:lang w:eastAsia="es-AR"/>
             <w14:ligatures w14:val="none"/>
@@ -2923,7 +2923,7 @@
       </m:oMath>
       <w:r>
         <w:rPr>
-          <w:rFonts w:ascii="Calibri" w:eastAsia="Times New Roman" w:hAnsi="Calibri" w:cs="Calibri"/>
+          <w:rFonts w:ascii="Calibri" w:hAnsi="Calibri" w:eastAsia="Times New Roman" w:cs="Calibri"/>
           <w:kern w:val="0"/>
           <w:lang w:eastAsia="es-AR"/>
           <w14:ligatures w14:val="none"/>
@@ -2937,7 +2937,7 @@
         <w:ind w:left="360"/>
         <w:jc w:val="both"/>
         <w:rPr>
-          <w:rFonts w:ascii="Calibri" w:eastAsia="Times New Roman" w:hAnsi="Calibri" w:cs="Calibri"/>
+          <w:rFonts w:ascii="Calibri" w:hAnsi="Calibri" w:eastAsia="Times New Roman" w:cs="Calibri"/>
           <w:b/>
           <w:bCs/>
           <w:kern w:val="0"/>
@@ -2952,7 +2952,7 @@
         <w:ind w:left="360"/>
         <w:jc w:val="both"/>
         <w:rPr>
-          <w:rFonts w:ascii="Calibri" w:eastAsia="Times New Roman" w:hAnsi="Calibri" w:cs="Calibri"/>
+          <w:rFonts w:ascii="Calibri" w:hAnsi="Calibri" w:eastAsia="Times New Roman" w:cs="Calibri"/>
           <w:kern w:val="0"/>
           <w:lang w:eastAsia="es-AR"/>
           <w14:ligatures w14:val="none"/>
@@ -2962,7 +2962,7 @@
         <m:oMath>
           <m:r>
             <w:rPr>
-              <w:rFonts w:ascii="Cambria Math" w:eastAsia="Times New Roman" w:hAnsi="Cambria Math" w:cs="Calibri"/>
+              <w:rFonts w:ascii="Cambria Math" w:hAnsi="Cambria Math" w:eastAsia="Times New Roman" w:cs="Calibri"/>
               <w:kern w:val="0"/>
               <w:lang w:eastAsia="es-AR"/>
               <w14:ligatures w14:val="none"/>
@@ -2978,7 +2978,7 @@
         <w:ind w:left="360"/>
         <w:jc w:val="both"/>
         <w:rPr>
-          <w:rFonts w:ascii="Calibri" w:eastAsia="Times New Roman" w:hAnsi="Calibri" w:cs="Calibri"/>
+          <w:rFonts w:ascii="Calibri" w:hAnsi="Calibri" w:eastAsia="Times New Roman" w:cs="Calibri"/>
           <w:kern w:val="0"/>
           <w:lang w:eastAsia="es-AR"/>
           <w14:ligatures w14:val="none"/>
@@ -2991,15 +2991,15 @@
         <w:ind w:left="360"/>
         <w:jc w:val="center"/>
         <w:rPr>
-          <w:rFonts w:ascii="Calibri" w:eastAsia="Times New Roman" w:hAnsi="Calibri" w:cs="Calibri"/>
-          <w:kern w:val="0"/>
-          <w:lang w:eastAsia="es-AR"/>
-          <w14:ligatures w14:val="none"/>
-        </w:rPr>
-      </w:pPr>
-      <w:r>
-        <w:rPr>
-          <w:rFonts w:ascii="Calibri" w:eastAsia="Times New Roman" w:hAnsi="Calibri" w:cs="Calibri"/>
+          <w:rFonts w:ascii="Calibri" w:hAnsi="Calibri" w:eastAsia="Times New Roman" w:cs="Calibri"/>
+          <w:kern w:val="0"/>
+          <w:lang w:eastAsia="es-AR"/>
+          <w14:ligatures w14:val="none"/>
+        </w:rPr>
+      </w:pPr>
+      <w:r>
+        <w:rPr>
+          <w:rFonts w:ascii="Calibri" w:hAnsi="Calibri" w:eastAsia="Times New Roman" w:cs="Calibri"/>
           <w:noProof/>
           <w:kern w:val="0"/>
           <w:lang w:eastAsia="es-AR"/>
@@ -3087,7 +3087,7 @@
           </mc:Choice>
           <mc:Fallback>
             <w:pict>
-              <v:shape w14:anchorId="3064284E" id="Cuadro de texto 10" o:spid="_x0000_s1033" type="#_x0000_t202" style="position:absolute;left:0;text-align:left;margin-left:115.9pt;margin-top:76.6pt;width:21pt;height:22.7pt;z-index:251650048;visibility:visible;mso-wrap-style:square;mso-width-percent:0;mso-height-percent:0;mso-wrap-distance-left:9pt;mso-wrap-distance-top:0;mso-wrap-distance-right:9pt;mso-wrap-distance-bottom:0;mso-position-horizontal:absolute;mso-position-horizontal-relative:text;mso-position-vertical:absolute;mso-position-vertical-relative:text;mso-width-percent:0;mso-height-percent:0;mso-width-relative:margin;mso-height-relative:margin;v-text-anchor:top" o:gfxdata="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" filled="f" stroked="f" strokeweight=".5pt">
+              <v:shape id="Cuadro de texto 10" style="position:absolute;left:0;text-align:left;margin-left:115.9pt;margin-top:76.6pt;width:21pt;height:22.7pt;z-index:251650048;visibility:visible;mso-wrap-style:square;mso-width-percent:0;mso-height-percent:0;mso-wrap-distance-left:9pt;mso-wrap-distance-top:0;mso-wrap-distance-right:9pt;mso-wrap-distance-bottom:0;mso-position-horizontal:absolute;mso-position-horizontal-relative:text;mso-position-vertical:absolute;mso-position-vertical-relative:text;mso-width-percent:0;mso-height-percent:0;mso-width-relative:margin;mso-height-relative:margin;v-text-anchor:top" o:spid="_x0000_s1033" filled="f" stroked="f" strokeweight=".5pt" type="#_x0000_t202" o:gfxdata="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" w14:anchorId="3064284E">
                 <v:textbox>
                   <w:txbxContent>
                     <w:p>
@@ -3125,7 +3125,7 @@
       </w:r>
       <w:r>
         <w:rPr>
-          <w:rFonts w:ascii="Calibri" w:eastAsia="Times New Roman" w:hAnsi="Calibri" w:cs="Calibri"/>
+          <w:rFonts w:ascii="Calibri" w:hAnsi="Calibri" w:eastAsia="Times New Roman" w:cs="Calibri"/>
           <w:noProof/>
           <w:kern w:val="0"/>
           <w:lang w:eastAsia="es-AR"/>
@@ -3208,7 +3208,7 @@
           </mc:Choice>
           <mc:Fallback>
             <w:pict>
-              <v:shape w14:anchorId="297205CA" id="Cuadro de texto 11" o:spid="_x0000_s1034" type="#_x0000_t202" style="position:absolute;left:0;text-align:left;margin-left:300pt;margin-top:76.75pt;width:21pt;height:22.7pt;z-index:251652096;visibility:visible;mso-wrap-style:square;mso-width-percent:0;mso-height-percent:0;mso-wrap-distance-left:9pt;mso-wrap-distance-top:0;mso-wrap-distance-right:9pt;mso-wrap-distance-bottom:0;mso-position-horizontal:absolute;mso-position-horizontal-relative:text;mso-position-vertical:absolute;mso-position-vertical-relative:text;mso-width-percent:0;mso-height-percent:0;mso-width-relative:margin;mso-height-relative:margin;v-text-anchor:top" o:gfxdata="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" filled="f" stroked="f" strokeweight=".5pt">
+              <v:shape id="Cuadro de texto 11" style="position:absolute;left:0;text-align:left;margin-left:300pt;margin-top:76.75pt;width:21pt;height:22.7pt;z-index:251652096;visibility:visible;mso-wrap-style:square;mso-width-percent:0;mso-height-percent:0;mso-wrap-distance-left:9pt;mso-wrap-distance-top:0;mso-wrap-distance-right:9pt;mso-wrap-distance-bottom:0;mso-position-horizontal:absolute;mso-position-horizontal-relative:text;mso-position-vertical:absolute;mso-position-vertical-relative:text;mso-width-percent:0;mso-height-percent:0;mso-width-relative:margin;mso-height-relative:margin;v-text-anchor:top" o:spid="_x0000_s1034" filled="f" stroked="f" strokeweight=".5pt" type="#_x0000_t202" o:gfxdata="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" w14:anchorId="297205CA">
                 <v:textbox>
                   <w:txbxContent>
                     <w:p>
@@ -3241,7 +3241,7 @@
       </w:r>
       <w:r>
         <w:rPr>
-          <w:rFonts w:ascii="Calibri" w:eastAsia="Times New Roman" w:hAnsi="Calibri" w:cs="Calibri"/>
+          <w:rFonts w:ascii="Calibri" w:hAnsi="Calibri" w:eastAsia="Times New Roman" w:cs="Calibri"/>
           <w:noProof/>
           <w:kern w:val="0"/>
           <w:lang w:eastAsia="es-AR"/>
@@ -3290,7 +3290,7 @@
         <w:ind w:left="360"/>
         <w:jc w:val="both"/>
         <w:rPr>
-          <w:rFonts w:ascii="Calibri" w:eastAsia="Times New Roman" w:hAnsi="Calibri" w:cs="Calibri"/>
+          <w:rFonts w:ascii="Calibri" w:hAnsi="Calibri" w:eastAsia="Times New Roman" w:cs="Calibri"/>
           <w:kern w:val="0"/>
           <w:lang w:eastAsia="es-AR"/>
           <w14:ligatures w14:val="none"/>
@@ -3303,15 +3303,15 @@
         <w:ind w:left="360"/>
         <w:jc w:val="both"/>
         <w:rPr>
-          <w:rFonts w:ascii="Calibri" w:eastAsia="Times New Roman" w:hAnsi="Calibri" w:cs="Calibri"/>
-          <w:kern w:val="0"/>
-          <w:lang w:eastAsia="es-AR"/>
-          <w14:ligatures w14:val="none"/>
-        </w:rPr>
-      </w:pPr>
-      <w:r>
-        <w:rPr>
-          <w:rFonts w:ascii="Calibri" w:eastAsia="Times New Roman" w:hAnsi="Calibri" w:cs="Calibri"/>
+          <w:rFonts w:ascii="Calibri" w:hAnsi="Calibri" w:eastAsia="Times New Roman" w:cs="Calibri"/>
+          <w:kern w:val="0"/>
+          <w:lang w:eastAsia="es-AR"/>
+          <w14:ligatures w14:val="none"/>
+        </w:rPr>
+      </w:pPr>
+      <w:r>
+        <w:rPr>
+          <w:rFonts w:ascii="Calibri" w:hAnsi="Calibri" w:eastAsia="Times New Roman" w:cs="Calibri"/>
           <w:kern w:val="0"/>
           <w:lang w:eastAsia="es-AR"/>
           <w14:ligatures w14:val="none"/>
@@ -3325,15 +3325,15 @@
         <w:ind w:left="360"/>
         <w:jc w:val="both"/>
         <w:rPr>
-          <w:rFonts w:ascii="Calibri" w:eastAsia="Times New Roman" w:hAnsi="Calibri" w:cs="Calibri"/>
-          <w:kern w:val="0"/>
-          <w:lang w:eastAsia="es-AR"/>
-          <w14:ligatures w14:val="none"/>
-        </w:rPr>
-      </w:pPr>
-      <w:r>
-        <w:rPr>
-          <w:rFonts w:ascii="Calibri" w:eastAsia="Times New Roman" w:hAnsi="Calibri" w:cs="Calibri"/>
+          <w:rFonts w:ascii="Calibri" w:hAnsi="Calibri" w:eastAsia="Times New Roman" w:cs="Calibri"/>
+          <w:kern w:val="0"/>
+          <w:lang w:eastAsia="es-AR"/>
+          <w14:ligatures w14:val="none"/>
+        </w:rPr>
+      </w:pPr>
+      <w:r>
+        <w:rPr>
+          <w:rFonts w:ascii="Calibri" w:hAnsi="Calibri" w:eastAsia="Times New Roman" w:cs="Calibri"/>
           <w:kern w:val="0"/>
           <w:lang w:eastAsia="es-AR"/>
           <w14:ligatures w14:val="none"/>
@@ -3347,15 +3347,15 @@
         <w:ind w:left="360"/>
         <w:jc w:val="both"/>
         <w:rPr>
-          <w:rFonts w:ascii="Calibri" w:eastAsia="Times New Roman" w:hAnsi="Calibri" w:cs="Calibri"/>
-          <w:kern w:val="0"/>
-          <w:lang w:eastAsia="es-AR"/>
-          <w14:ligatures w14:val="none"/>
-        </w:rPr>
-      </w:pPr>
-      <w:r>
-        <w:rPr>
-          <w:rFonts w:ascii="Calibri" w:eastAsia="Times New Roman" w:hAnsi="Calibri" w:cs="Calibri"/>
+          <w:rFonts w:ascii="Calibri" w:hAnsi="Calibri" w:eastAsia="Times New Roman" w:cs="Calibri"/>
+          <w:kern w:val="0"/>
+          <w:lang w:eastAsia="es-AR"/>
+          <w14:ligatures w14:val="none"/>
+        </w:rPr>
+      </w:pPr>
+      <w:r>
+        <w:rPr>
+          <w:rFonts w:ascii="Calibri" w:hAnsi="Calibri" w:eastAsia="Times New Roman" w:cs="Calibri"/>
           <w:b/>
           <w:bCs/>
           <w:kern w:val="0"/>
@@ -3369,7 +3369,7 @@
           <m:dPr>
             <m:ctrlPr>
               <w:rPr>
-                <w:rFonts w:ascii="Cambria Math" w:eastAsia="Times New Roman" w:hAnsi="Cambria Math" w:cs="Calibri"/>
+                <w:rFonts w:ascii="Cambria Math" w:hAnsi="Cambria Math" w:eastAsia="Times New Roman" w:cs="Calibri"/>
                 <w:i/>
                 <w:kern w:val="0"/>
                 <w:lang w:eastAsia="es-AR"/>
@@ -3380,7 +3380,7 @@
           <m:e>
             <m:r>
               <w:rPr>
-                <w:rFonts w:ascii="Cambria Math" w:eastAsia="Times New Roman" w:hAnsi="Cambria Math" w:cs="Calibri"/>
+                <w:rFonts w:ascii="Cambria Math" w:hAnsi="Cambria Math" w:eastAsia="Times New Roman" w:cs="Calibri"/>
                 <w:kern w:val="0"/>
                 <w:lang w:eastAsia="es-AR"/>
                 <w14:ligatures w14:val="none"/>
@@ -3391,7 +3391,7 @@
         </m:d>
         <m:r>
           <w:rPr>
-            <w:rFonts w:ascii="Cambria Math" w:eastAsia="Times New Roman" w:hAnsi="Cambria Math" w:cs="Calibri"/>
+            <w:rFonts w:ascii="Cambria Math" w:hAnsi="Cambria Math" w:eastAsia="Times New Roman" w:cs="Calibri"/>
             <w:kern w:val="0"/>
             <w:lang w:eastAsia="es-AR"/>
             <w14:ligatures w14:val="none"/>
@@ -3406,15 +3406,15 @@
         <w:ind w:left="360"/>
         <w:jc w:val="both"/>
         <w:rPr>
-          <w:rFonts w:ascii="Calibri" w:eastAsia="Times New Roman" w:hAnsi="Calibri" w:cs="Calibri"/>
-          <w:kern w:val="0"/>
-          <w:lang w:eastAsia="es-AR"/>
-          <w14:ligatures w14:val="none"/>
-        </w:rPr>
-      </w:pPr>
-      <w:r>
-        <w:rPr>
-          <w:rFonts w:ascii="Calibri" w:eastAsia="Times New Roman" w:hAnsi="Calibri" w:cs="Calibri"/>
+          <w:rFonts w:ascii="Calibri" w:hAnsi="Calibri" w:eastAsia="Times New Roman" w:cs="Calibri"/>
+          <w:kern w:val="0"/>
+          <w:lang w:eastAsia="es-AR"/>
+          <w14:ligatures w14:val="none"/>
+        </w:rPr>
+      </w:pPr>
+      <w:r>
+        <w:rPr>
+          <w:rFonts w:ascii="Calibri" w:hAnsi="Calibri" w:eastAsia="Times New Roman" w:cs="Calibri"/>
           <w:kern w:val="0"/>
           <w:lang w:eastAsia="es-AR"/>
           <w14:ligatures w14:val="none"/>
@@ -3423,7 +3423,7 @@
       </w:r>
       <w:r>
         <w:rPr>
-          <w:rFonts w:ascii="Calibri" w:eastAsia="Times New Roman" w:hAnsi="Calibri" w:cs="Calibri"/>
+          <w:rFonts w:ascii="Calibri" w:hAnsi="Calibri" w:eastAsia="Times New Roman" w:cs="Calibri"/>
           <w:b/>
           <w:bCs/>
           <w:kern w:val="0"/>
@@ -3434,7 +3434,7 @@
       </w:r>
       <w:r>
         <w:rPr>
-          <w:rFonts w:ascii="Calibri" w:eastAsia="Times New Roman" w:hAnsi="Calibri" w:cs="Calibri"/>
+          <w:rFonts w:ascii="Calibri" w:hAnsi="Calibri" w:eastAsia="Times New Roman" w:cs="Calibri"/>
           <w:kern w:val="0"/>
           <w:lang w:eastAsia="es-AR"/>
           <w14:ligatures w14:val="none"/>
@@ -3443,7 +3443,7 @@
       </w:r>
       <w:r>
         <w:rPr>
-          <w:rFonts w:ascii="Calibri" w:eastAsia="Times New Roman" w:hAnsi="Calibri" w:cs="Calibri"/>
+          <w:rFonts w:ascii="Calibri" w:hAnsi="Calibri" w:eastAsia="Times New Roman" w:cs="Calibri"/>
           <w:b/>
           <w:bCs/>
           <w:kern w:val="0"/>
@@ -3454,7 +3454,7 @@
       </w:r>
       <w:r>
         <w:rPr>
-          <w:rFonts w:ascii="Calibri" w:eastAsia="Times New Roman" w:hAnsi="Calibri" w:cs="Calibri"/>
+          <w:rFonts w:ascii="Calibri" w:hAnsi="Calibri" w:eastAsia="Times New Roman" w:cs="Calibri"/>
           <w:kern w:val="0"/>
           <w:lang w:eastAsia="es-AR"/>
           <w14:ligatures w14:val="none"/>
@@ -3468,7 +3468,7 @@
         <w:ind w:left="360"/>
         <w:jc w:val="both"/>
         <w:rPr>
-          <w:rFonts w:ascii="Calibri" w:eastAsia="Times New Roman" w:hAnsi="Calibri" w:cs="Calibri"/>
+          <w:rFonts w:ascii="Calibri" w:hAnsi="Calibri" w:eastAsia="Times New Roman" w:cs="Calibri"/>
           <w:kern w:val="0"/>
           <w:lang w:eastAsia="es-AR"/>
           <w14:ligatures w14:val="none"/>
@@ -3479,7 +3479,7 @@
           <m:dPr>
             <m:ctrlPr>
               <w:rPr>
-                <w:rFonts w:ascii="Cambria Math" w:eastAsia="Times New Roman" w:hAnsi="Cambria Math" w:cs="Calibri"/>
+                <w:rFonts w:ascii="Cambria Math" w:hAnsi="Cambria Math" w:eastAsia="Times New Roman" w:cs="Calibri"/>
                 <w:i/>
                 <w:kern w:val="0"/>
                 <w:lang w:eastAsia="es-AR"/>
@@ -3490,7 +3490,7 @@
           <m:e>
             <m:r>
               <w:rPr>
-                <w:rFonts w:ascii="Cambria Math" w:eastAsia="Times New Roman" w:hAnsi="Cambria Math" w:cs="Calibri"/>
+                <w:rFonts w:ascii="Cambria Math" w:hAnsi="Cambria Math" w:eastAsia="Times New Roman" w:cs="Calibri"/>
                 <w:kern w:val="0"/>
                 <w:lang w:eastAsia="es-AR"/>
                 <w14:ligatures w14:val="none"/>
@@ -3499,7 +3499,7 @@
             </m:r>
             <m:r>
               <w:rPr>
-                <w:rFonts w:ascii="Cambria Math" w:eastAsia="Times New Roman" w:hAnsi="Cambria Math" w:cs="Calibri"/>
+                <w:rFonts w:ascii="Cambria Math" w:hAnsi="Cambria Math" w:eastAsia="Times New Roman" w:cs="Calibri"/>
                 <w:kern w:val="0"/>
                 <w:lang w:eastAsia="es-AR"/>
                 <w14:ligatures w14:val="none"/>
@@ -3508,7 +3508,7 @@
             </m:r>
             <m:r>
               <w:rPr>
-                <w:rFonts w:ascii="Cambria Math" w:eastAsia="Times New Roman" w:hAnsi="Cambria Math" w:cs="Calibri"/>
+                <w:rFonts w:ascii="Cambria Math" w:hAnsi="Cambria Math" w:eastAsia="Times New Roman" w:cs="Calibri"/>
                 <w:kern w:val="0"/>
                 <w:lang w:eastAsia="es-AR"/>
                 <w14:ligatures w14:val="none"/>
@@ -3519,7 +3519,7 @@
         </m:d>
         <m:r>
           <w:rPr>
-            <w:rFonts w:ascii="Cambria Math" w:eastAsia="Times New Roman" w:hAnsi="Cambria Math" w:cs="Calibri"/>
+            <w:rFonts w:ascii="Cambria Math" w:hAnsi="Cambria Math" w:eastAsia="Times New Roman" w:cs="Calibri"/>
             <w:kern w:val="0"/>
             <w:lang w:eastAsia="es-AR"/>
             <w14:ligatures w14:val="none"/>
@@ -3528,7 +3528,7 @@
         </m:r>
         <m:r>
           <w:rPr>
-            <w:rFonts w:ascii="Cambria Math" w:eastAsia="Times New Roman" w:hAnsi="Cambria Math" w:cs="Calibri"/>
+            <w:rFonts w:ascii="Cambria Math" w:hAnsi="Cambria Math" w:eastAsia="Times New Roman" w:cs="Calibri"/>
             <w:kern w:val="0"/>
             <w:lang w:eastAsia="es-AR"/>
             <w14:ligatures w14:val="none"/>
@@ -3538,7 +3538,7 @@
       </m:oMath>
       <w:r>
         <w:rPr>
-          <w:rFonts w:ascii="Calibri" w:eastAsia="Times New Roman" w:hAnsi="Calibri" w:cs="Calibri"/>
+          <w:rFonts w:ascii="Calibri" w:hAnsi="Calibri" w:eastAsia="Times New Roman" w:cs="Calibri"/>
           <w:kern w:val="0"/>
           <w:lang w:eastAsia="es-AR"/>
           <w14:ligatures w14:val="none"/>
@@ -3548,7 +3548,7 @@
       <m:oMath>
         <m:r>
           <w:rPr>
-            <w:rFonts w:ascii="Cambria Math" w:eastAsia="Times New Roman" w:hAnsi="Cambria Math" w:cs="Calibri"/>
+            <w:rFonts w:ascii="Cambria Math" w:hAnsi="Cambria Math" w:eastAsia="Times New Roman" w:cs="Calibri"/>
             <w:kern w:val="0"/>
             <w:lang w:val="en-US" w:eastAsia="es-AR"/>
             <w14:ligatures w14:val="none"/>
@@ -3557,7 +3557,7 @@
         </m:r>
         <m:r>
           <w:rPr>
-            <w:rFonts w:ascii="Cambria Math" w:eastAsia="Times New Roman" w:hAnsi="Cambria Math" w:cs="Calibri"/>
+            <w:rFonts w:ascii="Cambria Math" w:hAnsi="Cambria Math" w:eastAsia="Times New Roman" w:cs="Calibri"/>
             <w:kern w:val="0"/>
             <w:lang w:eastAsia="es-AR"/>
             <w14:ligatures w14:val="none"/>
@@ -3568,7 +3568,7 @@
           <m:dPr>
             <m:ctrlPr>
               <w:rPr>
-                <w:rFonts w:ascii="Cambria Math" w:eastAsia="Times New Roman" w:hAnsi="Cambria Math" w:cs="Calibri"/>
+                <w:rFonts w:ascii="Cambria Math" w:hAnsi="Cambria Math" w:eastAsia="Times New Roman" w:cs="Calibri"/>
                 <w:i/>
                 <w:kern w:val="0"/>
                 <w:lang w:eastAsia="es-AR"/>
@@ -3579,7 +3579,7 @@
           <m:e>
             <m:r>
               <w:rPr>
-                <w:rFonts w:ascii="Cambria Math" w:eastAsia="Times New Roman" w:hAnsi="Cambria Math" w:cs="Calibri"/>
+                <w:rFonts w:ascii="Cambria Math" w:hAnsi="Cambria Math" w:eastAsia="Times New Roman" w:cs="Calibri"/>
                 <w:kern w:val="0"/>
                 <w:lang w:val="en-US" w:eastAsia="es-AR"/>
                 <w14:ligatures w14:val="none"/>
@@ -3591,7 +3591,7 @@
                 <m:sty m:val="p"/>
               </m:rPr>
               <w:rPr>
-                <w:rFonts w:ascii="Cambria Math" w:eastAsia="Times New Roman" w:hAnsi="Cambria Math" w:cs="Calibri"/>
+                <w:rFonts w:ascii="Cambria Math" w:hAnsi="Cambria Math" w:eastAsia="Times New Roman" w:cs="Calibri"/>
                 <w:kern w:val="0"/>
                 <w:lang w:eastAsia="es-AR"/>
                 <w14:ligatures w14:val="none"/>
@@ -3603,7 +3603,7 @@
                 <m:sty m:val="p"/>
               </m:rPr>
               <w:rPr>
-                <w:rFonts w:ascii="Cambria Math" w:eastAsia="Times New Roman" w:hAnsi="Cambria Math" w:cs="Calibri"/>
+                <w:rFonts w:ascii="Cambria Math" w:hAnsi="Cambria Math" w:eastAsia="Times New Roman" w:cs="Calibri"/>
                 <w:kern w:val="0"/>
                 <w:lang w:val="en-US" w:eastAsia="es-AR"/>
                 <w14:ligatures w14:val="none"/>
@@ -3615,7 +3615,7 @@
                 <m:sty m:val="p"/>
               </m:rPr>
               <w:rPr>
-                <w:rFonts w:ascii="Cambria Math" w:eastAsia="Times New Roman" w:hAnsi="Cambria Math" w:cs="Calibri"/>
+                <w:rFonts w:ascii="Cambria Math" w:hAnsi="Cambria Math" w:eastAsia="Times New Roman" w:cs="Calibri"/>
                 <w:kern w:val="0"/>
                 <w:lang w:eastAsia="es-AR"/>
                 <w14:ligatures w14:val="none"/>
@@ -3624,7 +3624,7 @@
             </m:r>
             <m:ctrlPr>
               <w:rPr>
-                <w:rFonts w:ascii="Cambria Math" w:eastAsia="Times New Roman" w:hAnsi="Cambria Math" w:cs="Calibri"/>
+                <w:rFonts w:ascii="Cambria Math" w:hAnsi="Cambria Math" w:eastAsia="Times New Roman" w:cs="Calibri"/>
                 <w:kern w:val="0"/>
                 <w:lang w:eastAsia="es-AR"/>
                 <w14:ligatures w14:val="none"/>
@@ -3634,7 +3634,7 @@
         </m:d>
         <m:r>
           <w:rPr>
-            <w:rFonts w:ascii="Cambria Math" w:eastAsia="Times New Roman" w:hAnsi="Cambria Math" w:cs="Calibri"/>
+            <w:rFonts w:ascii="Cambria Math" w:hAnsi="Cambria Math" w:eastAsia="Times New Roman" w:cs="Calibri"/>
             <w:kern w:val="0"/>
             <w:lang w:eastAsia="es-AR"/>
             <w14:ligatures w14:val="none"/>
@@ -3646,7 +3646,7 @@
             <m:sty m:val="p"/>
           </m:rPr>
           <w:rPr>
-            <w:rFonts w:ascii="Cambria Math" w:eastAsia="Times New Roman" w:hAnsi="Cambria Math" w:cs="Calibri"/>
+            <w:rFonts w:ascii="Cambria Math" w:hAnsi="Cambria Math" w:eastAsia="Times New Roman" w:cs="Calibri"/>
             <w:kern w:val="0"/>
             <w:lang w:eastAsia="es-AR"/>
             <w14:ligatures w14:val="none"/>
@@ -3655,7 +3655,7 @@
         </m:r>
         <m:r>
           <w:rPr>
-            <w:rFonts w:ascii="Cambria Math" w:eastAsia="Times New Roman" w:hAnsi="Cambria Math" w:cs="Calibri"/>
+            <w:rFonts w:ascii="Cambria Math" w:hAnsi="Cambria Math" w:eastAsia="Times New Roman" w:cs="Calibri"/>
             <w:kern w:val="0"/>
             <w:lang w:eastAsia="es-AR"/>
             <w14:ligatures w14:val="none"/>
@@ -3664,7 +3664,7 @@
         </m:r>
         <m:r>
           <w:rPr>
-            <w:rFonts w:ascii="Cambria Math" w:eastAsia="Times New Roman" w:hAnsi="Cambria Math" w:cs="Calibri"/>
+            <w:rFonts w:ascii="Cambria Math" w:hAnsi="Cambria Math" w:eastAsia="Times New Roman" w:cs="Calibri"/>
             <w:kern w:val="0"/>
             <w:lang w:eastAsia="es-AR"/>
             <w14:ligatures w14:val="none"/>
@@ -3673,7 +3673,7 @@
         </m:r>
         <m:r>
           <w:rPr>
-            <w:rFonts w:ascii="Cambria Math" w:eastAsia="Times New Roman" w:hAnsi="Cambria Math" w:cs="Calibri"/>
+            <w:rFonts w:ascii="Cambria Math" w:hAnsi="Cambria Math" w:eastAsia="Times New Roman" w:cs="Calibri"/>
             <w:kern w:val="0"/>
             <w:lang w:eastAsia="es-AR"/>
             <w14:ligatures w14:val="none"/>
@@ -3682,7 +3682,7 @@
         </m:r>
         <m:r>
           <w:rPr>
-            <w:rFonts w:ascii="Cambria Math" w:eastAsia="Times New Roman" w:hAnsi="Cambria Math" w:cs="Calibri"/>
+            <w:rFonts w:ascii="Cambria Math" w:hAnsi="Cambria Math" w:eastAsia="Times New Roman" w:cs="Calibri"/>
             <w:kern w:val="0"/>
             <w:lang w:eastAsia="es-AR"/>
             <w14:ligatures w14:val="none"/>
@@ -3697,7 +3697,7 @@
         <w:ind w:left="360"/>
         <w:jc w:val="both"/>
         <w:rPr>
-          <w:rFonts w:ascii="Calibri" w:eastAsia="Times New Roman" w:hAnsi="Calibri" w:cs="Calibri"/>
+          <w:rFonts w:ascii="Calibri" w:hAnsi="Calibri" w:eastAsia="Times New Roman" w:cs="Calibri"/>
           <w:kern w:val="0"/>
           <w:lang w:eastAsia="es-AR"/>
           <w14:ligatures w14:val="none"/>
@@ -3710,7 +3710,7 @@
         <w:ind w:left="360"/>
         <w:jc w:val="both"/>
         <w:rPr>
-          <w:rFonts w:ascii="Calibri" w:eastAsia="Times New Roman" w:hAnsi="Calibri" w:cs="Calibri"/>
+          <w:rFonts w:ascii="Calibri" w:hAnsi="Calibri" w:eastAsia="Times New Roman" w:cs="Calibri"/>
           <w:b/>
           <w:bCs/>
           <w:kern w:val="0"/>
@@ -3720,7 +3720,7 @@
       </w:pPr>
       <w:r>
         <w:rPr>
-          <w:rFonts w:ascii="Calibri" w:eastAsia="Times New Roman" w:hAnsi="Calibri" w:cs="Calibri"/>
+          <w:rFonts w:ascii="Calibri" w:hAnsi="Calibri" w:eastAsia="Times New Roman" w:cs="Calibri"/>
           <w:b/>
           <w:bCs/>
           <w:kern w:val="0"/>
@@ -3735,7 +3735,7 @@
             <m:sty m:val="bi"/>
           </m:rPr>
           <w:rPr>
-            <w:rFonts w:ascii="Cambria Math" w:eastAsia="Times New Roman" w:hAnsi="Cambria Math" w:cs="Calibri"/>
+            <w:rFonts w:ascii="Cambria Math" w:hAnsi="Cambria Math" w:eastAsia="Times New Roman" w:cs="Calibri"/>
             <w:kern w:val="0"/>
             <w:lang w:eastAsia="es-AR"/>
             <w14:ligatures w14:val="none"/>
@@ -3750,15 +3750,15 @@
         <w:ind w:left="360"/>
         <w:jc w:val="both"/>
         <w:rPr>
-          <w:rFonts w:ascii="Calibri" w:eastAsia="Times New Roman" w:hAnsi="Calibri" w:cs="Calibri"/>
-          <w:kern w:val="0"/>
-          <w:lang w:eastAsia="es-AR"/>
-          <w14:ligatures w14:val="none"/>
-        </w:rPr>
-      </w:pPr>
-      <w:r>
-        <w:rPr>
-          <w:rFonts w:ascii="Calibri" w:eastAsia="Times New Roman" w:hAnsi="Calibri" w:cs="Calibri"/>
+          <w:rFonts w:ascii="Calibri" w:hAnsi="Calibri" w:eastAsia="Times New Roman" w:cs="Calibri"/>
+          <w:kern w:val="0"/>
+          <w:lang w:eastAsia="es-AR"/>
+          <w14:ligatures w14:val="none"/>
+        </w:rPr>
+      </w:pPr>
+      <w:r>
+        <w:rPr>
+          <w:rFonts w:ascii="Calibri" w:hAnsi="Calibri" w:eastAsia="Times New Roman" w:cs="Calibri"/>
           <w:kern w:val="0"/>
           <w:lang w:eastAsia="es-AR"/>
           <w14:ligatures w14:val="none"/>
@@ -3772,15 +3772,15 @@
         <w:ind w:left="360"/>
         <w:jc w:val="both"/>
         <w:rPr>
-          <w:rFonts w:ascii="Calibri" w:eastAsia="Times New Roman" w:hAnsi="Calibri" w:cs="Calibri"/>
-          <w:kern w:val="0"/>
-          <w:lang w:eastAsia="es-AR"/>
-          <w14:ligatures w14:val="none"/>
-        </w:rPr>
-      </w:pPr>
-      <w:r>
-        <w:rPr>
-          <w:rFonts w:ascii="Calibri" w:eastAsia="Times New Roman" w:hAnsi="Calibri" w:cs="Calibri"/>
+          <w:rFonts w:ascii="Calibri" w:hAnsi="Calibri" w:eastAsia="Times New Roman" w:cs="Calibri"/>
+          <w:kern w:val="0"/>
+          <w:lang w:eastAsia="es-AR"/>
+          <w14:ligatures w14:val="none"/>
+        </w:rPr>
+      </w:pPr>
+      <w:r>
+        <w:rPr>
+          <w:rFonts w:ascii="Calibri" w:hAnsi="Calibri" w:eastAsia="Times New Roman" w:cs="Calibri"/>
           <w:kern w:val="0"/>
           <w:lang w:eastAsia="es-AR"/>
           <w14:ligatures w14:val="none"/>
@@ -3790,7 +3790,7 @@
       <m:oMath>
         <m:r>
           <w:rPr>
-            <w:rFonts w:ascii="Cambria Math" w:eastAsia="Times New Roman" w:hAnsi="Cambria Math" w:cs="Calibri"/>
+            <w:rFonts w:ascii="Cambria Math" w:hAnsi="Cambria Math" w:eastAsia="Times New Roman" w:cs="Calibri"/>
             <w:kern w:val="0"/>
             <w:lang w:eastAsia="es-AR"/>
             <w14:ligatures w14:val="none"/>
@@ -3800,7 +3800,7 @@
       </m:oMath>
       <w:r>
         <w:rPr>
-          <w:rFonts w:ascii="Calibri" w:eastAsia="Times New Roman" w:hAnsi="Calibri" w:cs="Calibri"/>
+          <w:rFonts w:ascii="Calibri" w:hAnsi="Calibri" w:eastAsia="Times New Roman" w:cs="Calibri"/>
           <w:kern w:val="0"/>
           <w:lang w:eastAsia="es-AR"/>
           <w14:ligatures w14:val="none"/>
@@ -3809,7 +3809,7 @@
       </w:r>
       <w:r>
         <w:rPr>
-          <w:rFonts w:ascii="Calibri" w:eastAsia="Times New Roman" w:hAnsi="Calibri" w:cs="Calibri"/>
+          <w:rFonts w:ascii="Calibri" w:hAnsi="Calibri" w:eastAsia="Times New Roman" w:cs="Calibri"/>
           <w:b/>
           <w:bCs/>
           <w:kern w:val="0"/>
@@ -3820,7 +3820,7 @@
       </w:r>
       <w:r>
         <w:rPr>
-          <w:rFonts w:ascii="Calibri" w:eastAsia="Times New Roman" w:hAnsi="Calibri" w:cs="Calibri"/>
+          <w:rFonts w:ascii="Calibri" w:hAnsi="Calibri" w:eastAsia="Times New Roman" w:cs="Calibri"/>
           <w:kern w:val="0"/>
           <w:lang w:eastAsia="es-AR"/>
           <w14:ligatures w14:val="none"/>
@@ -3830,7 +3830,7 @@
       <m:oMath>
         <m:r>
           <w:rPr>
-            <w:rFonts w:ascii="Cambria Math" w:eastAsia="Times New Roman" w:hAnsi="Cambria Math" w:cs="Calibri"/>
+            <w:rFonts w:ascii="Cambria Math" w:hAnsi="Cambria Math" w:eastAsia="Times New Roman" w:cs="Calibri"/>
             <w:kern w:val="0"/>
             <w:lang w:eastAsia="es-AR"/>
             <w14:ligatures w14:val="none"/>
@@ -3840,7 +3840,7 @@
       </m:oMath>
       <w:r>
         <w:rPr>
-          <w:rFonts w:ascii="Calibri" w:eastAsia="Times New Roman" w:hAnsi="Calibri" w:cs="Calibri"/>
+          <w:rFonts w:ascii="Calibri" w:hAnsi="Calibri" w:eastAsia="Times New Roman" w:cs="Calibri"/>
           <w:kern w:val="0"/>
           <w:lang w:eastAsia="es-AR"/>
           <w14:ligatures w14:val="none"/>
@@ -3850,7 +3850,7 @@
       <m:oMath>
         <m:r>
           <w:rPr>
-            <w:rFonts w:ascii="Cambria Math" w:eastAsia="Times New Roman" w:hAnsi="Cambria Math" w:cs="Calibri"/>
+            <w:rFonts w:ascii="Cambria Math" w:hAnsi="Cambria Math" w:eastAsia="Times New Roman" w:cs="Calibri"/>
             <w:kern w:val="0"/>
             <w:lang w:eastAsia="es-AR"/>
             <w14:ligatures w14:val="none"/>
@@ -3860,7 +3860,7 @@
       </m:oMath>
       <w:r>
         <w:rPr>
-          <w:rFonts w:ascii="Calibri" w:eastAsia="Times New Roman" w:hAnsi="Calibri" w:cs="Calibri"/>
+          <w:rFonts w:ascii="Calibri" w:hAnsi="Calibri" w:eastAsia="Times New Roman" w:cs="Calibri"/>
           <w:kern w:val="0"/>
           <w:lang w:eastAsia="es-AR"/>
           <w14:ligatures w14:val="none"/>
@@ -3869,7 +3869,7 @@
       </w:r>
       <w:r>
         <w:rPr>
-          <w:rFonts w:ascii="Calibri" w:eastAsia="Times New Roman" w:hAnsi="Calibri" w:cs="Calibri"/>
+          <w:rFonts w:ascii="Calibri" w:hAnsi="Calibri" w:eastAsia="Times New Roman" w:cs="Calibri"/>
           <w:kern w:val="0"/>
           <w:lang w:eastAsia="es-AR"/>
           <w14:ligatures w14:val="none"/>
@@ -3883,7 +3883,7 @@
         <w:ind w:left="360"/>
         <w:jc w:val="both"/>
         <w:rPr>
-          <w:rFonts w:ascii="Calibri" w:eastAsia="Times New Roman" w:hAnsi="Calibri" w:cs="Calibri"/>
+          <w:rFonts w:ascii="Calibri" w:hAnsi="Calibri" w:eastAsia="Times New Roman" w:cs="Calibri"/>
           <w:kern w:val="0"/>
           <w:lang w:eastAsia="es-AR"/>
           <w14:ligatures w14:val="none"/>
@@ -3899,7 +3899,7 @@
               <m:sty m:val="bi"/>
             </m:rPr>
             <w:rPr>
-              <w:rFonts w:ascii="Cambria Math" w:eastAsia="Times New Roman" w:hAnsi="Cambria Math" w:cs="Calibri"/>
+              <w:rFonts w:ascii="Cambria Math" w:hAnsi="Cambria Math" w:eastAsia="Times New Roman" w:cs="Calibri"/>
               <w:kern w:val="0"/>
               <w:lang w:eastAsia="es-AR"/>
               <w14:ligatures w14:val="none"/>
@@ -3908,7 +3908,7 @@
           </m:r>
           <m:r>
             <w:rPr>
-              <w:rFonts w:ascii="Cambria Math" w:eastAsia="Times New Roman" w:hAnsi="Cambria Math" w:cs="Calibri"/>
+              <w:rFonts w:ascii="Cambria Math" w:hAnsi="Cambria Math" w:eastAsia="Times New Roman" w:cs="Calibri"/>
               <w:kern w:val="0"/>
               <w:lang w:val="en-US" w:eastAsia="es-AR"/>
               <w14:ligatures w14:val="none"/>
@@ -3917,7 +3917,7 @@
           </m:r>
           <m:r>
             <w:rPr>
-              <w:rFonts w:ascii="Cambria Math" w:eastAsia="Times New Roman" w:hAnsi="Cambria Math" w:cs="Calibri"/>
+              <w:rFonts w:ascii="Cambria Math" w:hAnsi="Cambria Math" w:eastAsia="Times New Roman" w:cs="Calibri"/>
               <w:kern w:val="0"/>
               <w:lang w:eastAsia="es-AR"/>
               <w14:ligatures w14:val="none"/>
@@ -3926,7 +3926,7 @@
           </m:r>
           <m:r>
             <w:rPr>
-              <w:rFonts w:ascii="Cambria Math" w:eastAsia="Times New Roman" w:hAnsi="Cambria Math" w:cs="Calibri"/>
+              <w:rFonts w:ascii="Cambria Math" w:hAnsi="Cambria Math" w:eastAsia="Times New Roman" w:cs="Calibri"/>
               <w:kern w:val="0"/>
               <w:lang w:val="en-US" w:eastAsia="es-AR"/>
               <w14:ligatures w14:val="none"/>
@@ -3938,7 +3938,7 @@
               <m:sty m:val="p"/>
             </m:rPr>
             <w:rPr>
-              <w:rFonts w:ascii="Cambria Math" w:eastAsia="Times New Roman" w:hAnsi="Cambria Math" w:cs="Calibri"/>
+              <w:rFonts w:ascii="Cambria Math" w:hAnsi="Cambria Math" w:eastAsia="Times New Roman" w:cs="Calibri"/>
               <w:kern w:val="0"/>
               <w:lang w:eastAsia="es-AR"/>
               <w14:ligatures w14:val="none"/>
@@ -3950,7 +3950,7 @@
               <m:sty m:val="p"/>
             </m:rPr>
             <w:rPr>
-              <w:rFonts w:ascii="Cambria Math" w:eastAsia="Times New Roman" w:hAnsi="Cambria Math" w:cs="Calibri"/>
+              <w:rFonts w:ascii="Cambria Math" w:hAnsi="Cambria Math" w:eastAsia="Times New Roman" w:cs="Calibri"/>
               <w:kern w:val="0"/>
               <w:lang w:val="en-US" w:eastAsia="es-AR"/>
               <w14:ligatures w14:val="none"/>
@@ -3962,7 +3962,7 @@
               <m:sty m:val="p"/>
             </m:rPr>
             <w:rPr>
-              <w:rFonts w:ascii="Cambria Math" w:eastAsia="Times New Roman" w:hAnsi="Cambria Math" w:cs="Calibri"/>
+              <w:rFonts w:ascii="Cambria Math" w:hAnsi="Cambria Math" w:eastAsia="Times New Roman" w:cs="Calibri"/>
               <w:kern w:val="0"/>
               <w:lang w:eastAsia="es-AR"/>
               <w14:ligatures w14:val="none"/>
@@ -3971,7 +3971,7 @@
           </m:r>
           <m:r>
             <w:rPr>
-              <w:rFonts w:ascii="Cambria Math" w:eastAsia="Times New Roman" w:hAnsi="Cambria Math" w:cs="Calibri"/>
+              <w:rFonts w:ascii="Cambria Math" w:hAnsi="Cambria Math" w:eastAsia="Times New Roman" w:cs="Calibri"/>
               <w:kern w:val="0"/>
               <w:lang w:eastAsia="es-AR"/>
               <w14:ligatures w14:val="none"/>
@@ -3983,7 +3983,7 @@
               <m:sty m:val="p"/>
             </m:rPr>
             <w:rPr>
-              <w:rFonts w:ascii="Cambria Math" w:eastAsia="Times New Roman" w:hAnsi="Cambria Math" w:cs="Calibri"/>
+              <w:rFonts w:ascii="Cambria Math" w:hAnsi="Cambria Math" w:eastAsia="Times New Roman" w:cs="Calibri"/>
               <w:kern w:val="0"/>
               <w:lang w:eastAsia="es-AR"/>
               <w14:ligatures w14:val="none"/>
@@ -3995,7 +3995,7 @@
               <m:sty m:val="p"/>
             </m:rPr>
             <w:rPr>
-              <w:rFonts w:ascii="Cambria Math" w:eastAsia="Times New Roman" w:hAnsi="Cambria Math" w:cs="Calibri"/>
+              <w:rFonts w:ascii="Cambria Math" w:hAnsi="Cambria Math" w:eastAsia="Times New Roman" w:cs="Calibri"/>
               <w:kern w:val="0"/>
               <w:lang w:val="en-US" w:eastAsia="es-AR"/>
               <w14:ligatures w14:val="none"/>
@@ -4007,7 +4007,7 @@
               <m:sty m:val="p"/>
             </m:rPr>
             <w:rPr>
-              <w:rFonts w:ascii="Cambria Math" w:eastAsia="Times New Roman" w:hAnsi="Cambria Math" w:cs="Calibri"/>
+              <w:rFonts w:ascii="Cambria Math" w:hAnsi="Cambria Math" w:eastAsia="Times New Roman" w:cs="Calibri"/>
               <w:kern w:val="0"/>
               <w:lang w:eastAsia="es-AR"/>
               <w14:ligatures w14:val="none"/>
@@ -4016,7 +4016,7 @@
           </m:r>
           <m:r>
             <w:rPr>
-              <w:rFonts w:ascii="Cambria Math" w:eastAsia="Times New Roman" w:hAnsi="Cambria Math" w:cs="Calibri"/>
+              <w:rFonts w:ascii="Cambria Math" w:hAnsi="Cambria Math" w:eastAsia="Times New Roman" w:cs="Calibri"/>
               <w:kern w:val="0"/>
               <w:lang w:eastAsia="es-AR"/>
               <w14:ligatures w14:val="none"/>
@@ -4028,7 +4028,7 @@
               <m:sty m:val="p"/>
             </m:rPr>
             <w:rPr>
-              <w:rFonts w:ascii="Cambria Math" w:eastAsia="Times New Roman" w:hAnsi="Cambria Math" w:cs="Calibri"/>
+              <w:rFonts w:ascii="Cambria Math" w:hAnsi="Cambria Math" w:eastAsia="Times New Roman" w:cs="Calibri"/>
               <w:kern w:val="0"/>
               <w:lang w:eastAsia="es-AR"/>
               <w14:ligatures w14:val="none"/>
@@ -4044,7 +4044,7 @@
         <w:ind w:left="360"/>
         <w:jc w:val="both"/>
         <w:rPr>
-          <w:rFonts w:ascii="Calibri" w:eastAsia="Times New Roman" w:hAnsi="Calibri" w:cs="Calibri"/>
+          <w:rFonts w:ascii="Calibri" w:hAnsi="Calibri" w:eastAsia="Times New Roman" w:cs="Calibri"/>
           <w:kern w:val="0"/>
           <w:lang w:eastAsia="es-AR"/>
           <w14:ligatures w14:val="none"/>
@@ -4057,7 +4057,7 @@
         <w:ind w:left="360"/>
         <w:jc w:val="both"/>
         <w:rPr>
-          <w:rFonts w:ascii="Calibri" w:eastAsia="Times New Roman" w:hAnsi="Calibri" w:cs="Calibri"/>
+          <w:rFonts w:ascii="Calibri" w:hAnsi="Calibri" w:eastAsia="Times New Roman" w:cs="Calibri"/>
           <w:b/>
           <w:bCs/>
           <w:kern w:val="0"/>
@@ -4067,7 +4067,7 @@
       </w:pPr>
       <w:r>
         <w:rPr>
-          <w:rFonts w:ascii="Calibri" w:eastAsia="Times New Roman" w:hAnsi="Calibri" w:cs="Calibri"/>
+          <w:rFonts w:ascii="Calibri" w:hAnsi="Calibri" w:eastAsia="Times New Roman" w:cs="Calibri"/>
           <w:b/>
           <w:bCs/>
           <w:kern w:val="0"/>
@@ -4082,7 +4082,7 @@
             <m:sty m:val="bi"/>
           </m:rPr>
           <w:rPr>
-            <w:rFonts w:ascii="Cambria Math" w:eastAsia="Times New Roman" w:hAnsi="Cambria Math" w:cs="Calibri"/>
+            <w:rFonts w:ascii="Cambria Math" w:hAnsi="Cambria Math" w:eastAsia="Times New Roman" w:cs="Calibri"/>
             <w:kern w:val="0"/>
             <w:lang w:eastAsia="es-AR"/>
             <w14:ligatures w14:val="none"/>
@@ -4092,7 +4092,7 @@
       </m:oMath>
       <w:r>
         <w:rPr>
-          <w:rFonts w:ascii="Calibri" w:eastAsia="Times New Roman" w:hAnsi="Calibri" w:cs="Calibri"/>
+          <w:rFonts w:ascii="Calibri" w:hAnsi="Calibri" w:eastAsia="Times New Roman" w:cs="Calibri"/>
           <w:b/>
           <w:bCs/>
           <w:kern w:val="0"/>
@@ -4107,7 +4107,7 @@
             <m:sty m:val="bi"/>
           </m:rPr>
           <w:rPr>
-            <w:rFonts w:ascii="Cambria Math" w:eastAsia="Times New Roman" w:hAnsi="Cambria Math" w:cs="Calibri"/>
+            <w:rFonts w:ascii="Cambria Math" w:hAnsi="Cambria Math" w:eastAsia="Times New Roman" w:cs="Calibri"/>
             <w:kern w:val="0"/>
             <w:lang w:eastAsia="es-AR"/>
             <w14:ligatures w14:val="none"/>
@@ -4117,7 +4117,7 @@
       </m:oMath>
       <w:r>
         <w:rPr>
-          <w:rFonts w:ascii="Calibri" w:eastAsia="Times New Roman" w:hAnsi="Calibri" w:cs="Calibri"/>
+          <w:rFonts w:ascii="Calibri" w:hAnsi="Calibri" w:eastAsia="Times New Roman" w:cs="Calibri"/>
           <w:b/>
           <w:bCs/>
           <w:kern w:val="0"/>
@@ -4132,7 +4132,7 @@
             <m:sty m:val="bi"/>
           </m:rPr>
           <w:rPr>
-            <w:rFonts w:ascii="Cambria Math" w:eastAsia="Times New Roman" w:hAnsi="Cambria Math" w:cs="Calibri"/>
+            <w:rFonts w:ascii="Cambria Math" w:hAnsi="Cambria Math" w:eastAsia="Times New Roman" w:cs="Calibri"/>
             <w:kern w:val="0"/>
             <w:lang w:eastAsia="es-AR"/>
             <w14:ligatures w14:val="none"/>
@@ -4142,7 +4142,7 @@
       </m:oMath>
       <w:r>
         <w:rPr>
-          <w:rFonts w:ascii="Calibri" w:eastAsia="Times New Roman" w:hAnsi="Calibri" w:cs="Calibri"/>
+          <w:rFonts w:ascii="Calibri" w:hAnsi="Calibri" w:eastAsia="Times New Roman" w:cs="Calibri"/>
           <w:b/>
           <w:bCs/>
           <w:kern w:val="0"/>
@@ -4158,15 +4158,15 @@
         <w:ind w:left="360"/>
         <w:jc w:val="both"/>
         <w:rPr>
-          <w:rFonts w:ascii="Calibri" w:eastAsia="Times New Roman" w:hAnsi="Calibri" w:cs="Calibri"/>
-          <w:kern w:val="0"/>
-          <w:lang w:eastAsia="es-AR"/>
-          <w14:ligatures w14:val="none"/>
-        </w:rPr>
-      </w:pPr>
-      <w:r>
-        <w:rPr>
-          <w:rFonts w:ascii="Calibri" w:eastAsia="Times New Roman" w:hAnsi="Calibri" w:cs="Calibri"/>
+          <w:rFonts w:ascii="Calibri" w:hAnsi="Calibri" w:eastAsia="Times New Roman" w:cs="Calibri"/>
+          <w:kern w:val="0"/>
+          <w:lang w:eastAsia="es-AR"/>
+          <w14:ligatures w14:val="none"/>
+        </w:rPr>
+      </w:pPr>
+      <w:r>
+        <w:rPr>
+          <w:rFonts w:ascii="Calibri" w:hAnsi="Calibri" w:eastAsia="Times New Roman" w:cs="Calibri"/>
           <w:kern w:val="0"/>
           <w:lang w:eastAsia="es-AR"/>
           <w14:ligatures w14:val="none"/>
@@ -4175,7 +4175,7 @@
       </w:r>
       <w:r>
         <w:rPr>
-          <w:rFonts w:ascii="Calibri" w:eastAsia="Times New Roman" w:hAnsi="Calibri" w:cs="Calibri"/>
+          <w:rFonts w:ascii="Calibri" w:hAnsi="Calibri" w:eastAsia="Times New Roman" w:cs="Calibri"/>
           <w:b/>
           <w:bCs/>
           <w:kern w:val="0"/>
@@ -4186,7 +4186,7 @@
       </w:r>
       <w:r>
         <w:rPr>
-          <w:rFonts w:ascii="Calibri" w:eastAsia="Times New Roman" w:hAnsi="Calibri" w:cs="Calibri"/>
+          <w:rFonts w:ascii="Calibri" w:hAnsi="Calibri" w:eastAsia="Times New Roman" w:cs="Calibri"/>
           <w:b/>
           <w:bCs/>
           <w:kern w:val="0"/>
@@ -4197,7 +4197,7 @@
       </w:r>
       <w:r>
         <w:rPr>
-          <w:rFonts w:ascii="Calibri" w:eastAsia="Times New Roman" w:hAnsi="Calibri" w:cs="Calibri"/>
+          <w:rFonts w:ascii="Calibri" w:hAnsi="Calibri" w:eastAsia="Times New Roman" w:cs="Calibri"/>
           <w:kern w:val="0"/>
           <w:lang w:eastAsia="es-AR"/>
           <w14:ligatures w14:val="none"/>
@@ -4207,7 +4207,7 @@
       <m:oMath>
         <m:r>
           <w:rPr>
-            <w:rFonts w:ascii="Cambria Math" w:eastAsia="Times New Roman" w:hAnsi="Cambria Math" w:cs="Calibri"/>
+            <w:rFonts w:ascii="Cambria Math" w:hAnsi="Cambria Math" w:eastAsia="Times New Roman" w:cs="Calibri"/>
             <w:kern w:val="0"/>
             <w:lang w:eastAsia="es-AR"/>
             <w14:ligatures w14:val="none"/>
@@ -4217,7 +4217,7 @@
       </m:oMath>
       <w:r>
         <w:rPr>
-          <w:rFonts w:ascii="Calibri" w:eastAsia="Times New Roman" w:hAnsi="Calibri" w:cs="Calibri"/>
+          <w:rFonts w:ascii="Calibri" w:hAnsi="Calibri" w:eastAsia="Times New Roman" w:cs="Calibri"/>
           <w:kern w:val="0"/>
           <w:lang w:eastAsia="es-AR"/>
           <w14:ligatures w14:val="none"/>
@@ -4226,7 +4226,7 @@
       </w:r>
       <w:r>
         <w:rPr>
-          <w:rFonts w:ascii="Calibri" w:eastAsia="Times New Roman" w:hAnsi="Calibri" w:cs="Calibri"/>
+          <w:rFonts w:ascii="Calibri" w:hAnsi="Calibri" w:eastAsia="Times New Roman" w:cs="Calibri"/>
           <w:b/>
           <w:bCs/>
           <w:kern w:val="0"/>
@@ -4237,7 +4237,7 @@
       </w:r>
       <w:r>
         <w:rPr>
-          <w:rFonts w:ascii="Calibri" w:eastAsia="Times New Roman" w:hAnsi="Calibri" w:cs="Calibri"/>
+          <w:rFonts w:ascii="Calibri" w:hAnsi="Calibri" w:eastAsia="Times New Roman" w:cs="Calibri"/>
           <w:kern w:val="0"/>
           <w:lang w:eastAsia="es-AR"/>
           <w14:ligatures w14:val="none"/>
@@ -4246,7 +4246,7 @@
       </w:r>
       <w:r>
         <w:rPr>
-          <w:rFonts w:ascii="Calibri" w:eastAsia="Times New Roman" w:hAnsi="Calibri" w:cs="Calibri"/>
+          <w:rFonts w:ascii="Calibri" w:hAnsi="Calibri" w:eastAsia="Times New Roman" w:cs="Calibri"/>
           <w:b/>
           <w:bCs/>
           <w:i/>
@@ -4262,7 +4262,7 @@
             <m:sty m:val="bi"/>
           </m:rPr>
           <w:rPr>
-            <w:rFonts w:ascii="Cambria Math" w:eastAsia="Times New Roman" w:hAnsi="Cambria Math" w:cs="Calibri"/>
+            <w:rFonts w:ascii="Cambria Math" w:hAnsi="Cambria Math" w:eastAsia="Times New Roman" w:cs="Calibri"/>
             <w:kern w:val="0"/>
             <w:lang w:eastAsia="es-AR"/>
             <w14:ligatures w14:val="none"/>
@@ -4280,15 +4280,15 @@
         <w:spacing w:after="0" w:line="240" w:lineRule="auto"/>
         <w:jc w:val="both"/>
         <w:rPr>
-          <w:rFonts w:ascii="Calibri" w:eastAsia="Times New Roman" w:hAnsi="Calibri" w:cs="Calibri"/>
-          <w:kern w:val="0"/>
-          <w:lang w:eastAsia="es-AR"/>
-          <w14:ligatures w14:val="none"/>
-        </w:rPr>
-      </w:pPr>
-      <w:r>
-        <w:rPr>
-          <w:rFonts w:ascii="Calibri" w:eastAsia="Times New Roman" w:hAnsi="Calibri" w:cs="Calibri"/>
+          <w:rFonts w:ascii="Calibri" w:hAnsi="Calibri" w:eastAsia="Times New Roman" w:cs="Calibri"/>
+          <w:kern w:val="0"/>
+          <w:lang w:eastAsia="es-AR"/>
+          <w14:ligatures w14:val="none"/>
+        </w:rPr>
+      </w:pPr>
+      <w:r>
+        <w:rPr>
+          <w:rFonts w:ascii="Calibri" w:hAnsi="Calibri" w:eastAsia="Times New Roman" w:cs="Calibri"/>
           <w:kern w:val="0"/>
           <w:lang w:eastAsia="es-AR"/>
           <w14:ligatures w14:val="none"/>
@@ -4298,7 +4298,7 @@
       <m:oMath>
         <m:r>
           <w:rPr>
-            <w:rFonts w:ascii="Cambria Math" w:eastAsia="Times New Roman" w:hAnsi="Cambria Math" w:cs="Calibri"/>
+            <w:rFonts w:ascii="Cambria Math" w:hAnsi="Cambria Math" w:eastAsia="Times New Roman" w:cs="Calibri"/>
             <w:kern w:val="0"/>
             <w:lang w:eastAsia="es-AR"/>
             <w14:ligatures w14:val="none"/>
@@ -4308,7 +4308,7 @@
       </m:oMath>
       <w:r>
         <w:rPr>
-          <w:rFonts w:ascii="Calibri" w:eastAsia="Times New Roman" w:hAnsi="Calibri" w:cs="Calibri"/>
+          <w:rFonts w:ascii="Calibri" w:hAnsi="Calibri" w:eastAsia="Times New Roman" w:cs="Calibri"/>
           <w:kern w:val="0"/>
           <w:lang w:eastAsia="es-AR"/>
           <w14:ligatures w14:val="none"/>
@@ -4325,15 +4325,15 @@
         <w:spacing w:after="0" w:line="240" w:lineRule="auto"/>
         <w:jc w:val="both"/>
         <w:rPr>
-          <w:rFonts w:ascii="Calibri" w:eastAsia="Times New Roman" w:hAnsi="Calibri" w:cs="Calibri"/>
-          <w:kern w:val="0"/>
-          <w:lang w:eastAsia="es-AR"/>
-          <w14:ligatures w14:val="none"/>
-        </w:rPr>
-      </w:pPr>
-      <w:r>
-        <w:rPr>
-          <w:rFonts w:ascii="Calibri" w:eastAsia="Times New Roman" w:hAnsi="Calibri" w:cs="Calibri"/>
+          <w:rFonts w:ascii="Calibri" w:hAnsi="Calibri" w:eastAsia="Times New Roman" w:cs="Calibri"/>
+          <w:kern w:val="0"/>
+          <w:lang w:eastAsia="es-AR"/>
+          <w14:ligatures w14:val="none"/>
+        </w:rPr>
+      </w:pPr>
+      <w:r>
+        <w:rPr>
+          <w:rFonts w:ascii="Calibri" w:hAnsi="Calibri" w:eastAsia="Times New Roman" w:cs="Calibri"/>
           <w:kern w:val="0"/>
           <w:lang w:eastAsia="es-AR"/>
           <w14:ligatures w14:val="none"/>
@@ -4346,7 +4346,7 @@
             <m:sty m:val="bi"/>
           </m:rPr>
           <w:rPr>
-            <w:rFonts w:ascii="Cambria Math" w:eastAsia="Times New Roman" w:hAnsi="Cambria Math" w:cs="Calibri"/>
+            <w:rFonts w:ascii="Cambria Math" w:hAnsi="Cambria Math" w:eastAsia="Times New Roman" w:cs="Calibri"/>
             <w:kern w:val="0"/>
             <w:lang w:eastAsia="es-AR"/>
             <w14:ligatures w14:val="none"/>
@@ -4356,7 +4356,7 @@
       </m:oMath>
       <w:r>
         <w:rPr>
-          <w:rFonts w:ascii="Calibri" w:eastAsia="Times New Roman" w:hAnsi="Calibri" w:cs="Calibri"/>
+          <w:rFonts w:ascii="Calibri" w:hAnsi="Calibri" w:eastAsia="Times New Roman" w:cs="Calibri"/>
           <w:kern w:val="0"/>
           <w:lang w:eastAsia="es-AR"/>
           <w14:ligatures w14:val="none"/>
@@ -4373,15 +4373,15 @@
         <w:spacing w:after="0" w:line="240" w:lineRule="auto"/>
         <w:jc w:val="both"/>
         <w:rPr>
-          <w:rFonts w:ascii="Calibri" w:eastAsia="Times New Roman" w:hAnsi="Calibri" w:cs="Calibri"/>
-          <w:kern w:val="0"/>
-          <w:lang w:eastAsia="es-AR"/>
-          <w14:ligatures w14:val="none"/>
-        </w:rPr>
-      </w:pPr>
-      <w:r>
-        <w:rPr>
-          <w:rFonts w:ascii="Calibri" w:eastAsia="Times New Roman" w:hAnsi="Calibri" w:cs="Calibri"/>
+          <w:rFonts w:ascii="Calibri" w:hAnsi="Calibri" w:eastAsia="Times New Roman" w:cs="Calibri"/>
+          <w:kern w:val="0"/>
+          <w:lang w:eastAsia="es-AR"/>
+          <w14:ligatures w14:val="none"/>
+        </w:rPr>
+      </w:pPr>
+      <w:r>
+        <w:rPr>
+          <w:rFonts w:ascii="Calibri" w:hAnsi="Calibri" w:eastAsia="Times New Roman" w:cs="Calibri"/>
           <w:b/>
           <w:bCs/>
           <w:kern w:val="0"/>
@@ -4392,7 +4392,7 @@
       </w:r>
       <w:r>
         <w:rPr>
-          <w:rFonts w:ascii="Calibri" w:eastAsia="Times New Roman" w:hAnsi="Calibri" w:cs="Calibri"/>
+          <w:rFonts w:ascii="Calibri" w:hAnsi="Calibri" w:eastAsia="Times New Roman" w:cs="Calibri"/>
           <w:kern w:val="0"/>
           <w:lang w:eastAsia="es-AR"/>
           <w14:ligatures w14:val="none"/>
@@ -4406,19 +4406,19 @@
         <w:ind w:left="360"/>
         <w:jc w:val="both"/>
         <w:rPr>
-          <w:rFonts w:ascii="Calibri" w:eastAsia="Times New Roman" w:hAnsi="Calibri" w:cs="Calibri"/>
-          <w:kern w:val="0"/>
-          <w:lang w:eastAsia="es-AR"/>
-          <w14:ligatures w14:val="none"/>
-        </w:rPr>
-      </w:pPr>
-    </w:p>
-    <w:p>
-      <w:pPr>
-        <w:spacing w:after="0" w:line="240" w:lineRule="auto"/>
-        <w:jc w:val="both"/>
-        <w:rPr>
-          <w:rFonts w:ascii="Calibri" w:eastAsia="Times New Roman" w:hAnsi="Calibri" w:cs="Calibri"/>
+          <w:rFonts w:ascii="Calibri" w:hAnsi="Calibri" w:eastAsia="Times New Roman" w:cs="Calibri"/>
+          <w:kern w:val="0"/>
+          <w:lang w:eastAsia="es-AR"/>
+          <w14:ligatures w14:val="none"/>
+        </w:rPr>
+      </w:pPr>
+    </w:p>
+    <w:p>
+      <w:pPr>
+        <w:spacing w:after="0" w:line="240" w:lineRule="auto"/>
+        <w:jc w:val="both"/>
+        <w:rPr>
+          <w:rFonts w:ascii="Calibri" w:hAnsi="Calibri" w:eastAsia="Times New Roman" w:cs="Calibri"/>
           <w:kern w:val="0"/>
           <w:lang w:eastAsia="es-AR"/>
           <w14:ligatures w14:val="none"/>
@@ -4431,7 +4431,7 @@
         <m:oMath>
           <m:r>
             <w:rPr>
-              <w:rFonts w:ascii="Cambria Math" w:eastAsia="Times New Roman" w:hAnsi="Cambria Math" w:cs="Calibri"/>
+              <w:rFonts w:ascii="Cambria Math" w:hAnsi="Cambria Math" w:eastAsia="Times New Roman" w:cs="Calibri"/>
               <w:kern w:val="0"/>
               <w:lang w:eastAsia="es-AR"/>
               <w14:ligatures w14:val="none"/>
@@ -4446,7 +4446,7 @@
         <w:spacing w:after="0" w:line="240" w:lineRule="auto"/>
         <w:jc w:val="both"/>
         <w:rPr>
-          <w:rFonts w:ascii="Calibri" w:eastAsia="Times New Roman" w:hAnsi="Calibri" w:cs="Calibri"/>
+          <w:rFonts w:ascii="Calibri" w:hAnsi="Calibri" w:eastAsia="Times New Roman" w:cs="Calibri"/>
           <w:kern w:val="0"/>
           <w:lang w:eastAsia="es-AR"/>
           <w14:ligatures w14:val="none"/>
@@ -4459,15 +4459,15 @@
         <w:ind w:left="360"/>
         <w:jc w:val="center"/>
         <w:rPr>
-          <w:rFonts w:ascii="Calibri" w:eastAsia="Times New Roman" w:hAnsi="Calibri" w:cs="Calibri"/>
-          <w:kern w:val="0"/>
-          <w:lang w:eastAsia="es-AR"/>
-          <w14:ligatures w14:val="none"/>
-        </w:rPr>
-      </w:pPr>
-      <w:r>
-        <w:rPr>
-          <w:rFonts w:ascii="Calibri" w:eastAsia="Times New Roman" w:hAnsi="Calibri" w:cs="Calibri"/>
+          <w:rFonts w:ascii="Calibri" w:hAnsi="Calibri" w:eastAsia="Times New Roman" w:cs="Calibri"/>
+          <w:kern w:val="0"/>
+          <w:lang w:eastAsia="es-AR"/>
+          <w14:ligatures w14:val="none"/>
+        </w:rPr>
+      </w:pPr>
+      <w:r>
+        <w:rPr>
+          <w:rFonts w:ascii="Calibri" w:hAnsi="Calibri" w:eastAsia="Times New Roman" w:cs="Calibri"/>
           <w:noProof/>
           <w:kern w:val="0"/>
           <w:lang w:eastAsia="es-AR"/>
@@ -4516,7 +4516,7 @@
         <w:ind w:left="360"/>
         <w:jc w:val="both"/>
         <w:rPr>
-          <w:rFonts w:ascii="Calibri" w:eastAsia="Times New Roman" w:hAnsi="Calibri" w:cs="Calibri"/>
+          <w:rFonts w:ascii="Calibri" w:hAnsi="Calibri" w:eastAsia="Times New Roman" w:cs="Calibri"/>
           <w:kern w:val="0"/>
           <w:lang w:eastAsia="es-AR"/>
           <w14:ligatures w14:val="none"/>
@@ -4526,7 +4526,7 @@
         <m:oMath>
           <m:r>
             <w:rPr>
-              <w:rFonts w:ascii="Cambria Math" w:eastAsia="Times New Roman" w:hAnsi="Cambria Math" w:cs="Calibri"/>
+              <w:rFonts w:ascii="Cambria Math" w:hAnsi="Cambria Math" w:eastAsia="Times New Roman" w:cs="Calibri"/>
               <w:kern w:val="0"/>
               <w:lang w:eastAsia="es-AR"/>
               <w14:ligatures w14:val="none"/>
@@ -4542,15 +4542,15 @@
         <w:ind w:left="360"/>
         <w:jc w:val="both"/>
         <w:rPr>
-          <w:rFonts w:ascii="Calibri" w:eastAsia="Times New Roman" w:hAnsi="Calibri" w:cs="Calibri"/>
-          <w:kern w:val="0"/>
-          <w:lang w:eastAsia="es-AR"/>
-          <w14:ligatures w14:val="none"/>
-        </w:rPr>
-      </w:pPr>
-      <w:r>
-        <w:rPr>
-          <w:rFonts w:ascii="Calibri" w:eastAsia="Times New Roman" w:hAnsi="Calibri" w:cs="Calibri"/>
+          <w:rFonts w:ascii="Calibri" w:hAnsi="Calibri" w:eastAsia="Times New Roman" w:cs="Calibri"/>
+          <w:kern w:val="0"/>
+          <w:lang w:eastAsia="es-AR"/>
+          <w14:ligatures w14:val="none"/>
+        </w:rPr>
+      </w:pPr>
+      <w:r>
+        <w:rPr>
+          <w:rFonts w:ascii="Calibri" w:hAnsi="Calibri" w:eastAsia="Times New Roman" w:cs="Calibri"/>
           <w:kern w:val="0"/>
           <w:lang w:eastAsia="es-AR"/>
           <w14:ligatures w14:val="none"/>
@@ -4559,7 +4559,7 @@
       </w:r>
       <w:r>
         <w:rPr>
-          <w:rFonts w:ascii="Calibri" w:eastAsia="Times New Roman" w:hAnsi="Calibri" w:cs="Calibri"/>
+          <w:rFonts w:ascii="Calibri" w:hAnsi="Calibri" w:eastAsia="Times New Roman" w:cs="Calibri"/>
           <w:kern w:val="0"/>
           <w:lang w:eastAsia="es-AR"/>
           <w14:ligatures w14:val="none"/>
@@ -4569,7 +4569,7 @@
       <w:proofErr w:type="spellStart"/>
       <w:r>
         <w:rPr>
-          <w:rFonts w:ascii="Calibri" w:eastAsia="Times New Roman" w:hAnsi="Calibri" w:cs="Calibri"/>
+          <w:rFonts w:ascii="Calibri" w:hAnsi="Calibri" w:eastAsia="Times New Roman" w:cs="Calibri"/>
           <w:kern w:val="0"/>
           <w:lang w:eastAsia="es-AR"/>
           <w14:ligatures w14:val="none"/>
@@ -4579,7 +4579,7 @@
       <w:proofErr w:type="spellEnd"/>
       <w:r>
         <w:rPr>
-          <w:rFonts w:ascii="Calibri" w:eastAsia="Times New Roman" w:hAnsi="Calibri" w:cs="Calibri"/>
+          <w:rFonts w:ascii="Calibri" w:hAnsi="Calibri" w:eastAsia="Times New Roman" w:cs="Calibri"/>
           <w:kern w:val="0"/>
           <w:lang w:eastAsia="es-AR"/>
           <w14:ligatures w14:val="none"/>
@@ -4593,7 +4593,7 @@
         <w:ind w:left="360"/>
         <w:jc w:val="both"/>
         <w:rPr>
-          <w:rFonts w:ascii="Calibri" w:eastAsia="Times New Roman" w:hAnsi="Calibri" w:cs="Calibri"/>
+          <w:rFonts w:ascii="Calibri" w:hAnsi="Calibri" w:eastAsia="Times New Roman" w:cs="Calibri"/>
           <w:kern w:val="0"/>
           <w:lang w:eastAsia="es-AR"/>
           <w14:ligatures w14:val="none"/>
@@ -4606,15 +4606,15 @@
         <w:ind w:left="360"/>
         <w:jc w:val="both"/>
         <w:rPr>
-          <w:rFonts w:ascii="Calibri" w:eastAsia="Times New Roman" w:hAnsi="Calibri" w:cs="Calibri"/>
-          <w:kern w:val="0"/>
-          <w:lang w:eastAsia="es-AR"/>
-          <w14:ligatures w14:val="none"/>
-        </w:rPr>
-      </w:pPr>
-      <w:r>
-        <w:rPr>
-          <w:rFonts w:ascii="Calibri" w:eastAsia="Times New Roman" w:hAnsi="Calibri" w:cs="Calibri"/>
+          <w:rFonts w:ascii="Calibri" w:hAnsi="Calibri" w:eastAsia="Times New Roman" w:cs="Calibri"/>
+          <w:kern w:val="0"/>
+          <w:lang w:eastAsia="es-AR"/>
+          <w14:ligatures w14:val="none"/>
+        </w:rPr>
+      </w:pPr>
+      <w:r>
+        <w:rPr>
+          <w:rFonts w:ascii="Calibri" w:hAnsi="Calibri" w:eastAsia="Times New Roman" w:cs="Calibri"/>
           <w:kern w:val="0"/>
           <w:lang w:eastAsia="es-AR"/>
           <w14:ligatures w14:val="none"/>
@@ -4628,7 +4628,7 @@
         <w:ind w:left="360"/>
         <w:jc w:val="both"/>
         <w:rPr>
-          <w:rFonts w:ascii="Calibri" w:eastAsia="Times New Roman" w:hAnsi="Calibri" w:cs="Calibri"/>
+          <w:rFonts w:ascii="Calibri" w:hAnsi="Calibri" w:eastAsia="Times New Roman" w:cs="Calibri"/>
           <w:kern w:val="0"/>
           <w:lang w:eastAsia="es-AR"/>
           <w14:ligatures w14:val="none"/>
@@ -4661,10 +4661,10 @@
           <w:tcPr>
             <w:tcW w:w="0" w:type="auto"/>
             <w:tcBorders>
-              <w:top w:val="single" w:sz="6" w:space="0" w:color="auto"/>
-              <w:left w:val="single" w:sz="6" w:space="0" w:color="auto"/>
-              <w:bottom w:val="single" w:sz="6" w:space="0" w:color="auto"/>
-              <w:right w:val="single" w:sz="6" w:space="0" w:color="auto"/>
+              <w:top w:val="single" w:color="auto" w:sz="6" w:space="0"/>
+              <w:left w:val="single" w:color="auto" w:sz="6" w:space="0"/>
+              <w:bottom w:val="single" w:color="auto" w:sz="6" w:space="0"/>
+              <w:right w:val="single" w:color="auto" w:sz="6" w:space="0"/>
             </w:tcBorders>
             <w:tcMar>
               <w:top w:w="240" w:type="dxa"/>
@@ -4681,7 +4681,7 @@
               <w:ind w:left="360"/>
               <w:jc w:val="both"/>
               <w:rPr>
-                <w:rFonts w:ascii="Calibri" w:eastAsia="Times New Roman" w:hAnsi="Calibri" w:cs="Calibri"/>
+                <w:rFonts w:ascii="Calibri" w:hAnsi="Calibri" w:eastAsia="Times New Roman" w:cs="Calibri"/>
                 <w:kern w:val="0"/>
                 <w:lang w:eastAsia="es-AR"/>
                 <w14:ligatures w14:val="none"/>
@@ -4689,7 +4689,7 @@
             </w:pPr>
             <w:r>
               <w:rPr>
-                <w:rFonts w:ascii="Calibri" w:eastAsia="Times New Roman" w:hAnsi="Calibri" w:cs="Calibri"/>
+                <w:rFonts w:ascii="Calibri" w:hAnsi="Calibri" w:eastAsia="Times New Roman" w:cs="Calibri"/>
                 <w:b/>
                 <w:bCs/>
                 <w:kern w:val="0"/>
@@ -4705,10 +4705,10 @@
           <w:tcPr>
             <w:tcW w:w="0" w:type="auto"/>
             <w:tcBorders>
-              <w:top w:val="single" w:sz="6" w:space="0" w:color="auto"/>
-              <w:left w:val="single" w:sz="6" w:space="0" w:color="auto"/>
-              <w:bottom w:val="single" w:sz="6" w:space="0" w:color="auto"/>
-              <w:right w:val="single" w:sz="6" w:space="0" w:color="auto"/>
+              <w:top w:val="single" w:color="auto" w:sz="6" w:space="0"/>
+              <w:left w:val="single" w:color="auto" w:sz="6" w:space="0"/>
+              <w:bottom w:val="single" w:color="auto" w:sz="6" w:space="0"/>
+              <w:right w:val="single" w:color="auto" w:sz="6" w:space="0"/>
             </w:tcBorders>
             <w:tcMar>
               <w:top w:w="240" w:type="dxa"/>
@@ -4725,7 +4725,7 @@
               <w:ind w:left="360"/>
               <w:jc w:val="both"/>
               <w:rPr>
-                <w:rFonts w:ascii="Calibri" w:eastAsia="Times New Roman" w:hAnsi="Calibri" w:cs="Calibri"/>
+                <w:rFonts w:ascii="Calibri" w:hAnsi="Calibri" w:eastAsia="Times New Roman" w:cs="Calibri"/>
                 <w:kern w:val="0"/>
                 <w:lang w:eastAsia="es-AR"/>
                 <w14:ligatures w14:val="none"/>
@@ -4733,7 +4733,7 @@
             </w:pPr>
             <w:r>
               <w:rPr>
-                <w:rFonts w:ascii="Calibri" w:eastAsia="Times New Roman" w:hAnsi="Calibri" w:cs="Calibri"/>
+                <w:rFonts w:ascii="Calibri" w:hAnsi="Calibri" w:eastAsia="Times New Roman" w:cs="Calibri"/>
                 <w:b/>
                 <w:bCs/>
                 <w:kern w:val="0"/>
@@ -4748,10 +4748,10 @@
           <w:tcPr>
             <w:tcW w:w="0" w:type="auto"/>
             <w:tcBorders>
-              <w:top w:val="single" w:sz="6" w:space="0" w:color="auto"/>
-              <w:left w:val="single" w:sz="6" w:space="0" w:color="auto"/>
-              <w:bottom w:val="single" w:sz="6" w:space="0" w:color="auto"/>
-              <w:right w:val="single" w:sz="6" w:space="0" w:color="auto"/>
+              <w:top w:val="single" w:color="auto" w:sz="6" w:space="0"/>
+              <w:left w:val="single" w:color="auto" w:sz="6" w:space="0"/>
+              <w:bottom w:val="single" w:color="auto" w:sz="6" w:space="0"/>
+              <w:right w:val="single" w:color="auto" w:sz="6" w:space="0"/>
             </w:tcBorders>
             <w:tcMar>
               <w:top w:w="240" w:type="dxa"/>
@@ -4768,7 +4768,7 @@
               <w:ind w:left="360"/>
               <w:jc w:val="both"/>
               <w:rPr>
-                <w:rFonts w:ascii="Calibri" w:eastAsia="Times New Roman" w:hAnsi="Calibri" w:cs="Calibri"/>
+                <w:rFonts w:ascii="Calibri" w:hAnsi="Calibri" w:eastAsia="Times New Roman" w:cs="Calibri"/>
                 <w:kern w:val="0"/>
                 <w:lang w:eastAsia="es-AR"/>
                 <w14:ligatures w14:val="none"/>
@@ -4776,7 +4776,7 @@
             </w:pPr>
             <w:r>
               <w:rPr>
-                <w:rFonts w:ascii="Calibri" w:eastAsia="Times New Roman" w:hAnsi="Calibri" w:cs="Calibri"/>
+                <w:rFonts w:ascii="Calibri" w:hAnsi="Calibri" w:eastAsia="Times New Roman" w:cs="Calibri"/>
                 <w:b/>
                 <w:bCs/>
                 <w:kern w:val="0"/>
@@ -4791,10 +4791,10 @@
           <w:tcPr>
             <w:tcW w:w="0" w:type="auto"/>
             <w:tcBorders>
-              <w:top w:val="single" w:sz="6" w:space="0" w:color="auto"/>
-              <w:left w:val="single" w:sz="6" w:space="0" w:color="auto"/>
-              <w:bottom w:val="single" w:sz="6" w:space="0" w:color="auto"/>
-              <w:right w:val="single" w:sz="6" w:space="0" w:color="auto"/>
+              <w:top w:val="single" w:color="auto" w:sz="6" w:space="0"/>
+              <w:left w:val="single" w:color="auto" w:sz="6" w:space="0"/>
+              <w:bottom w:val="single" w:color="auto" w:sz="6" w:space="0"/>
+              <w:right w:val="single" w:color="auto" w:sz="6" w:space="0"/>
             </w:tcBorders>
             <w:tcMar>
               <w:top w:w="240" w:type="dxa"/>
@@ -4811,7 +4811,7 @@
               <w:ind w:left="360"/>
               <w:jc w:val="both"/>
               <w:rPr>
-                <w:rFonts w:ascii="Calibri" w:eastAsia="Times New Roman" w:hAnsi="Calibri" w:cs="Calibri"/>
+                <w:rFonts w:ascii="Calibri" w:hAnsi="Calibri" w:eastAsia="Times New Roman" w:cs="Calibri"/>
                 <w:kern w:val="0"/>
                 <w:lang w:eastAsia="es-AR"/>
                 <w14:ligatures w14:val="none"/>
@@ -4819,7 +4819,7 @@
             </w:pPr>
             <w:r>
               <w:rPr>
-                <w:rFonts w:ascii="Calibri" w:eastAsia="Times New Roman" w:hAnsi="Calibri" w:cs="Calibri"/>
+                <w:rFonts w:ascii="Calibri" w:hAnsi="Calibri" w:eastAsia="Times New Roman" w:cs="Calibri"/>
                 <w:b/>
                 <w:bCs/>
                 <w:kern w:val="0"/>
@@ -4831,7 +4831,7 @@
             <w:proofErr w:type="spellStart"/>
             <w:r>
               <w:rPr>
-                <w:rFonts w:ascii="Calibri" w:eastAsia="Times New Roman" w:hAnsi="Calibri" w:cs="Calibri"/>
+                <w:rFonts w:ascii="Calibri" w:hAnsi="Calibri" w:eastAsia="Times New Roman" w:cs="Calibri"/>
                 <w:b/>
                 <w:bCs/>
                 <w:kern w:val="0"/>
@@ -4842,7 +4842,7 @@
             </w:r>
             <w:r>
               <w:rPr>
-                <w:rFonts w:ascii="Cambria Math" w:eastAsia="Times New Roman" w:hAnsi="Cambria Math" w:cs="Cambria Math"/>
+                <w:rFonts w:ascii="Cambria Math" w:hAnsi="Cambria Math" w:eastAsia="Times New Roman" w:cs="Cambria Math"/>
                 <w:b/>
                 <w:bCs/>
                 <w:kern w:val="0"/>
@@ -4853,7 +4853,7 @@
             </w:r>
             <w:r>
               <w:rPr>
-                <w:rFonts w:ascii="Calibri" w:eastAsia="Times New Roman" w:hAnsi="Calibri" w:cs="Calibri"/>
+                <w:rFonts w:ascii="Calibri" w:hAnsi="Calibri" w:eastAsia="Times New Roman" w:cs="Calibri"/>
                 <w:b/>
                 <w:bCs/>
                 <w:kern w:val="0"/>
@@ -4865,7 +4865,7 @@
             <w:proofErr w:type="spellEnd"/>
             <w:r>
               <w:rPr>
-                <w:rFonts w:ascii="Calibri" w:eastAsia="Times New Roman" w:hAnsi="Calibri" w:cs="Calibri"/>
+                <w:rFonts w:ascii="Calibri" w:hAnsi="Calibri" w:eastAsia="Times New Roman" w:cs="Calibri"/>
                 <w:b/>
                 <w:bCs/>
                 <w:kern w:val="0"/>
@@ -4880,10 +4880,10 @@
           <w:tcPr>
             <w:tcW w:w="1416" w:type="dxa"/>
             <w:tcBorders>
-              <w:top w:val="single" w:sz="6" w:space="0" w:color="auto"/>
-              <w:left w:val="single" w:sz="6" w:space="0" w:color="auto"/>
-              <w:bottom w:val="single" w:sz="6" w:space="0" w:color="auto"/>
-              <w:right w:val="single" w:sz="6" w:space="0" w:color="auto"/>
+              <w:top w:val="single" w:color="auto" w:sz="6" w:space="0"/>
+              <w:left w:val="single" w:color="auto" w:sz="6" w:space="0"/>
+              <w:bottom w:val="single" w:color="auto" w:sz="6" w:space="0"/>
+              <w:right w:val="single" w:color="auto" w:sz="6" w:space="0"/>
             </w:tcBorders>
             <w:tcMar>
               <w:top w:w="240" w:type="dxa"/>
@@ -4900,7 +4900,7 @@
               <w:ind w:left="360"/>
               <w:jc w:val="both"/>
               <w:rPr>
-                <w:rFonts w:ascii="Calibri" w:eastAsia="Times New Roman" w:hAnsi="Calibri" w:cs="Calibri"/>
+                <w:rFonts w:ascii="Calibri" w:hAnsi="Calibri" w:eastAsia="Times New Roman" w:cs="Calibri"/>
                 <w:kern w:val="0"/>
                 <w:lang w:eastAsia="es-AR"/>
                 <w14:ligatures w14:val="none"/>
@@ -4908,7 +4908,7 @@
             </w:pPr>
             <w:r>
               <w:rPr>
-                <w:rFonts w:ascii="Calibri" w:eastAsia="Times New Roman" w:hAnsi="Calibri" w:cs="Calibri"/>
+                <w:rFonts w:ascii="Calibri" w:hAnsi="Calibri" w:eastAsia="Times New Roman" w:cs="Calibri"/>
                 <w:b/>
                 <w:bCs/>
                 <w:kern w:val="0"/>
@@ -4920,7 +4920,7 @@
             <w:proofErr w:type="spellStart"/>
             <w:r>
               <w:rPr>
-                <w:rFonts w:ascii="Calibri" w:eastAsia="Times New Roman" w:hAnsi="Calibri" w:cs="Calibri"/>
+                <w:rFonts w:ascii="Calibri" w:hAnsi="Calibri" w:eastAsia="Times New Roman" w:cs="Calibri"/>
                 <w:b/>
                 <w:bCs/>
                 <w:kern w:val="0"/>
@@ -4931,7 +4931,7 @@
             </w:r>
             <w:r>
               <w:rPr>
-                <w:rFonts w:ascii="Cambria Math" w:eastAsia="Times New Roman" w:hAnsi="Cambria Math" w:cs="Cambria Math"/>
+                <w:rFonts w:ascii="Cambria Math" w:hAnsi="Cambria Math" w:eastAsia="Times New Roman" w:cs="Cambria Math"/>
                 <w:b/>
                 <w:bCs/>
                 <w:kern w:val="0"/>
@@ -4943,7 +4943,7 @@
             <w:proofErr w:type="gramStart"/>
             <w:r>
               <w:rPr>
-                <w:rFonts w:ascii="Calibri" w:eastAsia="Times New Roman" w:hAnsi="Calibri" w:cs="Calibri"/>
+                <w:rFonts w:ascii="Calibri" w:hAnsi="Calibri" w:eastAsia="Times New Roman" w:cs="Calibri"/>
                 <w:b/>
                 <w:bCs/>
                 <w:kern w:val="0"/>
@@ -4955,7 +4955,7 @@
             <w:proofErr w:type="spellEnd"/>
             <w:r>
               <w:rPr>
-                <w:rFonts w:ascii="Calibri" w:eastAsia="Times New Roman" w:hAnsi="Calibri" w:cs="Calibri"/>
+                <w:rFonts w:ascii="Calibri" w:hAnsi="Calibri" w:eastAsia="Times New Roman" w:cs="Calibri"/>
                 <w:b/>
                 <w:bCs/>
                 <w:kern w:val="0"/>
@@ -4966,7 +4966,7 @@
             </w:r>
             <w:r>
               <w:rPr>
-                <w:rFonts w:ascii="Cambria Math" w:eastAsia="Times New Roman" w:hAnsi="Cambria Math" w:cs="Cambria Math"/>
+                <w:rFonts w:ascii="Cambria Math" w:hAnsi="Cambria Math" w:eastAsia="Times New Roman" w:cs="Cambria Math"/>
                 <w:b/>
                 <w:bCs/>
                 <w:kern w:val="0"/>
@@ -4978,7 +4978,7 @@
             <w:proofErr w:type="gramEnd"/>
             <w:r>
               <w:rPr>
-                <w:rFonts w:ascii="Calibri" w:eastAsia="Times New Roman" w:hAnsi="Calibri" w:cs="Calibri"/>
+                <w:rFonts w:ascii="Calibri" w:hAnsi="Calibri" w:eastAsia="Times New Roman" w:cs="Calibri"/>
                 <w:b/>
                 <w:bCs/>
                 <w:kern w:val="0"/>
@@ -4998,10 +4998,10 @@
           <w:tcPr>
             <w:tcW w:w="0" w:type="auto"/>
             <w:tcBorders>
-              <w:top w:val="single" w:sz="6" w:space="0" w:color="auto"/>
-              <w:left w:val="single" w:sz="6" w:space="0" w:color="auto"/>
-              <w:bottom w:val="single" w:sz="6" w:space="0" w:color="auto"/>
-              <w:right w:val="single" w:sz="6" w:space="0" w:color="auto"/>
+              <w:top w:val="single" w:color="auto" w:sz="6" w:space="0"/>
+              <w:left w:val="single" w:color="auto" w:sz="6" w:space="0"/>
+              <w:bottom w:val="single" w:color="auto" w:sz="6" w:space="0"/>
+              <w:right w:val="single" w:color="auto" w:sz="6" w:space="0"/>
             </w:tcBorders>
             <w:tcMar>
               <w:top w:w="240" w:type="dxa"/>
@@ -5018,7 +5018,7 @@
               <w:ind w:left="360"/>
               <w:jc w:val="both"/>
               <w:rPr>
-                <w:rFonts w:ascii="Calibri" w:eastAsia="Times New Roman" w:hAnsi="Calibri" w:cs="Calibri"/>
+                <w:rFonts w:ascii="Calibri" w:hAnsi="Calibri" w:eastAsia="Times New Roman" w:cs="Calibri"/>
                 <w:kern w:val="0"/>
                 <w:lang w:eastAsia="es-AR"/>
                 <w14:ligatures w14:val="none"/>
@@ -5026,7 +5026,7 @@
             </w:pPr>
             <w:r>
               <w:rPr>
-                <w:rFonts w:ascii="Calibri" w:eastAsia="Times New Roman" w:hAnsi="Calibri" w:cs="Calibri"/>
+                <w:rFonts w:ascii="Calibri" w:hAnsi="Calibri" w:eastAsia="Times New Roman" w:cs="Calibri"/>
                 <w:kern w:val="0"/>
                 <w:lang w:eastAsia="es-AR"/>
                 <w14:ligatures w14:val="none"/>
@@ -5039,10 +5039,10 @@
           <w:tcPr>
             <w:tcW w:w="0" w:type="auto"/>
             <w:tcBorders>
-              <w:top w:val="single" w:sz="6" w:space="0" w:color="auto"/>
-              <w:left w:val="single" w:sz="6" w:space="0" w:color="auto"/>
-              <w:bottom w:val="single" w:sz="6" w:space="0" w:color="auto"/>
-              <w:right w:val="single" w:sz="6" w:space="0" w:color="auto"/>
+              <w:top w:val="single" w:color="auto" w:sz="6" w:space="0"/>
+              <w:left w:val="single" w:color="auto" w:sz="6" w:space="0"/>
+              <w:bottom w:val="single" w:color="auto" w:sz="6" w:space="0"/>
+              <w:right w:val="single" w:color="auto" w:sz="6" w:space="0"/>
             </w:tcBorders>
             <w:tcMar>
               <w:top w:w="240" w:type="dxa"/>
@@ -5059,7 +5059,7 @@
               <w:ind w:left="360"/>
               <w:jc w:val="both"/>
               <w:rPr>
-                <w:rFonts w:ascii="Calibri" w:eastAsia="Times New Roman" w:hAnsi="Calibri" w:cs="Calibri"/>
+                <w:rFonts w:ascii="Calibri" w:hAnsi="Calibri" w:eastAsia="Times New Roman" w:cs="Calibri"/>
                 <w:kern w:val="0"/>
                 <w:lang w:eastAsia="es-AR"/>
                 <w14:ligatures w14:val="none"/>
@@ -5067,7 +5067,7 @@
             </w:pPr>
             <w:r>
               <w:rPr>
-                <w:rFonts w:ascii="Calibri" w:eastAsia="Times New Roman" w:hAnsi="Calibri" w:cs="Calibri"/>
+                <w:rFonts w:ascii="Calibri" w:hAnsi="Calibri" w:eastAsia="Times New Roman" w:cs="Calibri"/>
                 <w:kern w:val="0"/>
                 <w:lang w:eastAsia="es-AR"/>
                 <w14:ligatures w14:val="none"/>
@@ -5080,10 +5080,10 @@
           <w:tcPr>
             <w:tcW w:w="0" w:type="auto"/>
             <w:tcBorders>
-              <w:top w:val="single" w:sz="6" w:space="0" w:color="auto"/>
-              <w:left w:val="single" w:sz="6" w:space="0" w:color="auto"/>
-              <w:bottom w:val="single" w:sz="6" w:space="0" w:color="auto"/>
-              <w:right w:val="single" w:sz="6" w:space="0" w:color="auto"/>
+              <w:top w:val="single" w:color="auto" w:sz="6" w:space="0"/>
+              <w:left w:val="single" w:color="auto" w:sz="6" w:space="0"/>
+              <w:bottom w:val="single" w:color="auto" w:sz="6" w:space="0"/>
+              <w:right w:val="single" w:color="auto" w:sz="6" w:space="0"/>
             </w:tcBorders>
             <w:tcMar>
               <w:top w:w="240" w:type="dxa"/>
@@ -5100,7 +5100,7 @@
               <w:ind w:left="360"/>
               <w:jc w:val="both"/>
               <w:rPr>
-                <w:rFonts w:ascii="Calibri" w:eastAsia="Times New Roman" w:hAnsi="Calibri" w:cs="Calibri"/>
+                <w:rFonts w:ascii="Calibri" w:hAnsi="Calibri" w:eastAsia="Times New Roman" w:cs="Calibri"/>
                 <w:kern w:val="0"/>
                 <w:lang w:eastAsia="es-AR"/>
                 <w14:ligatures w14:val="none"/>
@@ -5108,7 +5108,7 @@
             </w:pPr>
             <w:r>
               <w:rPr>
-                <w:rFonts w:ascii="Calibri" w:eastAsia="Times New Roman" w:hAnsi="Calibri" w:cs="Calibri"/>
+                <w:rFonts w:ascii="Calibri" w:hAnsi="Calibri" w:eastAsia="Times New Roman" w:cs="Calibri"/>
                 <w:kern w:val="0"/>
                 <w:lang w:eastAsia="es-AR"/>
                 <w14:ligatures w14:val="none"/>
@@ -5121,10 +5121,10 @@
           <w:tcPr>
             <w:tcW w:w="0" w:type="auto"/>
             <w:tcBorders>
-              <w:top w:val="single" w:sz="6" w:space="0" w:color="auto"/>
-              <w:left w:val="single" w:sz="6" w:space="0" w:color="auto"/>
-              <w:bottom w:val="single" w:sz="6" w:space="0" w:color="auto"/>
-              <w:right w:val="single" w:sz="6" w:space="0" w:color="auto"/>
+              <w:top w:val="single" w:color="auto" w:sz="6" w:space="0"/>
+              <w:left w:val="single" w:color="auto" w:sz="6" w:space="0"/>
+              <w:bottom w:val="single" w:color="auto" w:sz="6" w:space="0"/>
+              <w:right w:val="single" w:color="auto" w:sz="6" w:space="0"/>
             </w:tcBorders>
             <w:tcMar>
               <w:top w:w="240" w:type="dxa"/>
@@ -5141,7 +5141,7 @@
               <w:ind w:left="360"/>
               <w:jc w:val="both"/>
               <w:rPr>
-                <w:rFonts w:ascii="Calibri" w:eastAsia="Times New Roman" w:hAnsi="Calibri" w:cs="Calibri"/>
+                <w:rFonts w:ascii="Calibri" w:hAnsi="Calibri" w:eastAsia="Times New Roman" w:cs="Calibri"/>
                 <w:kern w:val="0"/>
                 <w:lang w:eastAsia="es-AR"/>
                 <w14:ligatures w14:val="none"/>
@@ -5149,7 +5149,7 @@
             </w:pPr>
             <w:r>
               <w:rPr>
-                <w:rFonts w:ascii="Calibri" w:eastAsia="Times New Roman" w:hAnsi="Calibri" w:cs="Calibri"/>
+                <w:rFonts w:ascii="Calibri" w:hAnsi="Calibri" w:eastAsia="Times New Roman" w:cs="Calibri"/>
                 <w:kern w:val="0"/>
                 <w:lang w:eastAsia="es-AR"/>
                 <w14:ligatures w14:val="none"/>
@@ -5162,10 +5162,10 @@
           <w:tcPr>
             <w:tcW w:w="1416" w:type="dxa"/>
             <w:tcBorders>
-              <w:top w:val="single" w:sz="6" w:space="0" w:color="auto"/>
-              <w:left w:val="single" w:sz="6" w:space="0" w:color="auto"/>
-              <w:bottom w:val="single" w:sz="6" w:space="0" w:color="auto"/>
-              <w:right w:val="single" w:sz="6" w:space="0" w:color="auto"/>
+              <w:top w:val="single" w:color="auto" w:sz="6" w:space="0"/>
+              <w:left w:val="single" w:color="auto" w:sz="6" w:space="0"/>
+              <w:bottom w:val="single" w:color="auto" w:sz="6" w:space="0"/>
+              <w:right w:val="single" w:color="auto" w:sz="6" w:space="0"/>
             </w:tcBorders>
             <w:tcMar>
               <w:top w:w="240" w:type="dxa"/>
@@ -5182,7 +5182,7 @@
               <w:ind w:left="360"/>
               <w:jc w:val="both"/>
               <w:rPr>
-                <w:rFonts w:ascii="Calibri" w:eastAsia="Times New Roman" w:hAnsi="Calibri" w:cs="Calibri"/>
+                <w:rFonts w:ascii="Calibri" w:hAnsi="Calibri" w:eastAsia="Times New Roman" w:cs="Calibri"/>
                 <w:kern w:val="0"/>
                 <w:lang w:eastAsia="es-AR"/>
                 <w14:ligatures w14:val="none"/>
@@ -5190,7 +5190,7 @@
             </w:pPr>
             <w:r>
               <w:rPr>
-                <w:rFonts w:ascii="Calibri" w:eastAsia="Times New Roman" w:hAnsi="Calibri" w:cs="Calibri"/>
+                <w:rFonts w:ascii="Calibri" w:hAnsi="Calibri" w:eastAsia="Times New Roman" w:cs="Calibri"/>
                 <w:b/>
                 <w:bCs/>
                 <w:kern w:val="0"/>
@@ -5210,10 +5210,10 @@
           <w:tcPr>
             <w:tcW w:w="0" w:type="auto"/>
             <w:tcBorders>
-              <w:top w:val="single" w:sz="6" w:space="0" w:color="auto"/>
-              <w:left w:val="single" w:sz="6" w:space="0" w:color="auto"/>
-              <w:bottom w:val="single" w:sz="6" w:space="0" w:color="auto"/>
-              <w:right w:val="single" w:sz="6" w:space="0" w:color="auto"/>
+              <w:top w:val="single" w:color="auto" w:sz="6" w:space="0"/>
+              <w:left w:val="single" w:color="auto" w:sz="6" w:space="0"/>
+              <w:bottom w:val="single" w:color="auto" w:sz="6" w:space="0"/>
+              <w:right w:val="single" w:color="auto" w:sz="6" w:space="0"/>
             </w:tcBorders>
             <w:tcMar>
               <w:top w:w="240" w:type="dxa"/>
@@ -5230,7 +5230,7 @@
               <w:ind w:left="360"/>
               <w:jc w:val="both"/>
               <w:rPr>
-                <w:rFonts w:ascii="Calibri" w:eastAsia="Times New Roman" w:hAnsi="Calibri" w:cs="Calibri"/>
+                <w:rFonts w:ascii="Calibri" w:hAnsi="Calibri" w:eastAsia="Times New Roman" w:cs="Calibri"/>
                 <w:kern w:val="0"/>
                 <w:lang w:eastAsia="es-AR"/>
                 <w14:ligatures w14:val="none"/>
@@ -5238,7 +5238,7 @@
             </w:pPr>
             <w:r>
               <w:rPr>
-                <w:rFonts w:ascii="Calibri" w:eastAsia="Times New Roman" w:hAnsi="Calibri" w:cs="Calibri"/>
+                <w:rFonts w:ascii="Calibri" w:hAnsi="Calibri" w:eastAsia="Times New Roman" w:cs="Calibri"/>
                 <w:kern w:val="0"/>
                 <w:lang w:eastAsia="es-AR"/>
                 <w14:ligatures w14:val="none"/>
@@ -5251,10 +5251,10 @@
           <w:tcPr>
             <w:tcW w:w="0" w:type="auto"/>
             <w:tcBorders>
-              <w:top w:val="single" w:sz="6" w:space="0" w:color="auto"/>
-              <w:left w:val="single" w:sz="6" w:space="0" w:color="auto"/>
-              <w:bottom w:val="single" w:sz="6" w:space="0" w:color="auto"/>
-              <w:right w:val="single" w:sz="6" w:space="0" w:color="auto"/>
+              <w:top w:val="single" w:color="auto" w:sz="6" w:space="0"/>
+              <w:left w:val="single" w:color="auto" w:sz="6" w:space="0"/>
+              <w:bottom w:val="single" w:color="auto" w:sz="6" w:space="0"/>
+              <w:right w:val="single" w:color="auto" w:sz="6" w:space="0"/>
             </w:tcBorders>
             <w:tcMar>
               <w:top w:w="240" w:type="dxa"/>
@@ -5271,7 +5271,7 @@
               <w:ind w:left="360"/>
               <w:jc w:val="both"/>
               <w:rPr>
-                <w:rFonts w:ascii="Calibri" w:eastAsia="Times New Roman" w:hAnsi="Calibri" w:cs="Calibri"/>
+                <w:rFonts w:ascii="Calibri" w:hAnsi="Calibri" w:eastAsia="Times New Roman" w:cs="Calibri"/>
                 <w:kern w:val="0"/>
                 <w:lang w:eastAsia="es-AR"/>
                 <w14:ligatures w14:val="none"/>
@@ -5279,7 +5279,7 @@
             </w:pPr>
             <w:r>
               <w:rPr>
-                <w:rFonts w:ascii="Calibri" w:eastAsia="Times New Roman" w:hAnsi="Calibri" w:cs="Calibri"/>
+                <w:rFonts w:ascii="Calibri" w:hAnsi="Calibri" w:eastAsia="Times New Roman" w:cs="Calibri"/>
                 <w:kern w:val="0"/>
                 <w:lang w:eastAsia="es-AR"/>
                 <w14:ligatures w14:val="none"/>
@@ -5292,10 +5292,10 @@
           <w:tcPr>
             <w:tcW w:w="0" w:type="auto"/>
             <w:tcBorders>
-              <w:top w:val="single" w:sz="6" w:space="0" w:color="auto"/>
-              <w:left w:val="single" w:sz="6" w:space="0" w:color="auto"/>
-              <w:bottom w:val="single" w:sz="6" w:space="0" w:color="auto"/>
-              <w:right w:val="single" w:sz="6" w:space="0" w:color="auto"/>
+              <w:top w:val="single" w:color="auto" w:sz="6" w:space="0"/>
+              <w:left w:val="single" w:color="auto" w:sz="6" w:space="0"/>
+              <w:bottom w:val="single" w:color="auto" w:sz="6" w:space="0"/>
+              <w:right w:val="single" w:color="auto" w:sz="6" w:space="0"/>
             </w:tcBorders>
             <w:tcMar>
               <w:top w:w="240" w:type="dxa"/>
@@ -5312,7 +5312,7 @@
               <w:ind w:left="360"/>
               <w:jc w:val="both"/>
               <w:rPr>
-                <w:rFonts w:ascii="Calibri" w:eastAsia="Times New Roman" w:hAnsi="Calibri" w:cs="Calibri"/>
+                <w:rFonts w:ascii="Calibri" w:hAnsi="Calibri" w:eastAsia="Times New Roman" w:cs="Calibri"/>
                 <w:kern w:val="0"/>
                 <w:lang w:eastAsia="es-AR"/>
                 <w14:ligatures w14:val="none"/>
@@ -5320,7 +5320,7 @@
             </w:pPr>
             <w:r>
               <w:rPr>
-                <w:rFonts w:ascii="Calibri" w:eastAsia="Times New Roman" w:hAnsi="Calibri" w:cs="Calibri"/>
+                <w:rFonts w:ascii="Calibri" w:hAnsi="Calibri" w:eastAsia="Times New Roman" w:cs="Calibri"/>
                 <w:kern w:val="0"/>
                 <w:lang w:eastAsia="es-AR"/>
                 <w14:ligatures w14:val="none"/>
@@ -5333,10 +5333,10 @@
           <w:tcPr>
             <w:tcW w:w="0" w:type="auto"/>
             <w:tcBorders>
-              <w:top w:val="single" w:sz="6" w:space="0" w:color="auto"/>
-              <w:left w:val="single" w:sz="6" w:space="0" w:color="auto"/>
-              <w:bottom w:val="single" w:sz="6" w:space="0" w:color="auto"/>
-              <w:right w:val="single" w:sz="6" w:space="0" w:color="auto"/>
+              <w:top w:val="single" w:color="auto" w:sz="6" w:space="0"/>
+              <w:left w:val="single" w:color="auto" w:sz="6" w:space="0"/>
+              <w:bottom w:val="single" w:color="auto" w:sz="6" w:space="0"/>
+              <w:right w:val="single" w:color="auto" w:sz="6" w:space="0"/>
             </w:tcBorders>
             <w:tcMar>
               <w:top w:w="240" w:type="dxa"/>
@@ -5353,7 +5353,7 @@
               <w:ind w:left="360"/>
               <w:jc w:val="both"/>
               <w:rPr>
-                <w:rFonts w:ascii="Calibri" w:eastAsia="Times New Roman" w:hAnsi="Calibri" w:cs="Calibri"/>
+                <w:rFonts w:ascii="Calibri" w:hAnsi="Calibri" w:eastAsia="Times New Roman" w:cs="Calibri"/>
                 <w:kern w:val="0"/>
                 <w:lang w:eastAsia="es-AR"/>
                 <w14:ligatures w14:val="none"/>
@@ -5361,7 +5361,7 @@
             </w:pPr>
             <w:r>
               <w:rPr>
-                <w:rFonts w:ascii="Calibri" w:eastAsia="Times New Roman" w:hAnsi="Calibri" w:cs="Calibri"/>
+                <w:rFonts w:ascii="Calibri" w:hAnsi="Calibri" w:eastAsia="Times New Roman" w:cs="Calibri"/>
                 <w:kern w:val="0"/>
                 <w:lang w:eastAsia="es-AR"/>
                 <w14:ligatures w14:val="none"/>
@@ -5374,10 +5374,10 @@
           <w:tcPr>
             <w:tcW w:w="1416" w:type="dxa"/>
             <w:tcBorders>
-              <w:top w:val="single" w:sz="6" w:space="0" w:color="auto"/>
-              <w:left w:val="single" w:sz="6" w:space="0" w:color="auto"/>
-              <w:bottom w:val="single" w:sz="6" w:space="0" w:color="auto"/>
-              <w:right w:val="single" w:sz="6" w:space="0" w:color="auto"/>
+              <w:top w:val="single" w:color="auto" w:sz="6" w:space="0"/>
+              <w:left w:val="single" w:color="auto" w:sz="6" w:space="0"/>
+              <w:bottom w:val="single" w:color="auto" w:sz="6" w:space="0"/>
+              <w:right w:val="single" w:color="auto" w:sz="6" w:space="0"/>
             </w:tcBorders>
             <w:tcMar>
               <w:top w:w="240" w:type="dxa"/>
@@ -5394,7 +5394,7 @@
               <w:ind w:left="360"/>
               <w:jc w:val="both"/>
               <w:rPr>
-                <w:rFonts w:ascii="Calibri" w:eastAsia="Times New Roman" w:hAnsi="Calibri" w:cs="Calibri"/>
+                <w:rFonts w:ascii="Calibri" w:hAnsi="Calibri" w:eastAsia="Times New Roman" w:cs="Calibri"/>
                 <w:kern w:val="0"/>
                 <w:lang w:eastAsia="es-AR"/>
                 <w14:ligatures w14:val="none"/>
@@ -5402,7 +5402,7 @@
             </w:pPr>
             <w:r>
               <w:rPr>
-                <w:rFonts w:ascii="Calibri" w:eastAsia="Times New Roman" w:hAnsi="Calibri" w:cs="Calibri"/>
+                <w:rFonts w:ascii="Calibri" w:hAnsi="Calibri" w:eastAsia="Times New Roman" w:cs="Calibri"/>
                 <w:b/>
                 <w:bCs/>
                 <w:kern w:val="0"/>
@@ -5422,10 +5422,10 @@
           <w:tcPr>
             <w:tcW w:w="0" w:type="auto"/>
             <w:tcBorders>
-              <w:top w:val="single" w:sz="6" w:space="0" w:color="auto"/>
-              <w:left w:val="single" w:sz="6" w:space="0" w:color="auto"/>
-              <w:bottom w:val="single" w:sz="6" w:space="0" w:color="auto"/>
-              <w:right w:val="single" w:sz="6" w:space="0" w:color="auto"/>
+              <w:top w:val="single" w:color="auto" w:sz="6" w:space="0"/>
+              <w:left w:val="single" w:color="auto" w:sz="6" w:space="0"/>
+              <w:bottom w:val="single" w:color="auto" w:sz="6" w:space="0"/>
+              <w:right w:val="single" w:color="auto" w:sz="6" w:space="0"/>
             </w:tcBorders>
             <w:tcMar>
               <w:top w:w="240" w:type="dxa"/>
@@ -5442,7 +5442,7 @@
               <w:ind w:left="360"/>
               <w:jc w:val="both"/>
               <w:rPr>
-                <w:rFonts w:ascii="Calibri" w:eastAsia="Times New Roman" w:hAnsi="Calibri" w:cs="Calibri"/>
+                <w:rFonts w:ascii="Calibri" w:hAnsi="Calibri" w:eastAsia="Times New Roman" w:cs="Calibri"/>
                 <w:kern w:val="0"/>
                 <w:lang w:eastAsia="es-AR"/>
                 <w14:ligatures w14:val="none"/>
@@ -5450,7 +5450,7 @@
             </w:pPr>
             <w:r>
               <w:rPr>
-                <w:rFonts w:ascii="Calibri" w:eastAsia="Times New Roman" w:hAnsi="Calibri" w:cs="Calibri"/>
+                <w:rFonts w:ascii="Calibri" w:hAnsi="Calibri" w:eastAsia="Times New Roman" w:cs="Calibri"/>
                 <w:kern w:val="0"/>
                 <w:lang w:eastAsia="es-AR"/>
                 <w14:ligatures w14:val="none"/>
@@ -5463,10 +5463,10 @@
           <w:tcPr>
             <w:tcW w:w="0" w:type="auto"/>
             <w:tcBorders>
-              <w:top w:val="single" w:sz="6" w:space="0" w:color="auto"/>
-              <w:left w:val="single" w:sz="6" w:space="0" w:color="auto"/>
-              <w:bottom w:val="single" w:sz="6" w:space="0" w:color="auto"/>
-              <w:right w:val="single" w:sz="6" w:space="0" w:color="auto"/>
+              <w:top w:val="single" w:color="auto" w:sz="6" w:space="0"/>
+              <w:left w:val="single" w:color="auto" w:sz="6" w:space="0"/>
+              <w:bottom w:val="single" w:color="auto" w:sz="6" w:space="0"/>
+              <w:right w:val="single" w:color="auto" w:sz="6" w:space="0"/>
             </w:tcBorders>
             <w:tcMar>
               <w:top w:w="240" w:type="dxa"/>
@@ -5483,7 +5483,7 @@
               <w:ind w:left="360"/>
               <w:jc w:val="both"/>
               <w:rPr>
-                <w:rFonts w:ascii="Calibri" w:eastAsia="Times New Roman" w:hAnsi="Calibri" w:cs="Calibri"/>
+                <w:rFonts w:ascii="Calibri" w:hAnsi="Calibri" w:eastAsia="Times New Roman" w:cs="Calibri"/>
                 <w:kern w:val="0"/>
                 <w:lang w:eastAsia="es-AR"/>
                 <w14:ligatures w14:val="none"/>
@@ -5491,7 +5491,7 @@
             </w:pPr>
             <w:r>
               <w:rPr>
-                <w:rFonts w:ascii="Calibri" w:eastAsia="Times New Roman" w:hAnsi="Calibri" w:cs="Calibri"/>
+                <w:rFonts w:ascii="Calibri" w:hAnsi="Calibri" w:eastAsia="Times New Roman" w:cs="Calibri"/>
                 <w:kern w:val="0"/>
                 <w:lang w:eastAsia="es-AR"/>
                 <w14:ligatures w14:val="none"/>
@@ -5504,10 +5504,10 @@
           <w:tcPr>
             <w:tcW w:w="0" w:type="auto"/>
             <w:tcBorders>
-              <w:top w:val="single" w:sz="6" w:space="0" w:color="auto"/>
-              <w:left w:val="single" w:sz="6" w:space="0" w:color="auto"/>
-              <w:bottom w:val="single" w:sz="6" w:space="0" w:color="auto"/>
-              <w:right w:val="single" w:sz="6" w:space="0" w:color="auto"/>
+              <w:top w:val="single" w:color="auto" w:sz="6" w:space="0"/>
+              <w:left w:val="single" w:color="auto" w:sz="6" w:space="0"/>
+              <w:bottom w:val="single" w:color="auto" w:sz="6" w:space="0"/>
+              <w:right w:val="single" w:color="auto" w:sz="6" w:space="0"/>
             </w:tcBorders>
             <w:tcMar>
               <w:top w:w="240" w:type="dxa"/>
@@ -5524,7 +5524,7 @@
               <w:ind w:left="360"/>
               <w:jc w:val="both"/>
               <w:rPr>
-                <w:rFonts w:ascii="Calibri" w:eastAsia="Times New Roman" w:hAnsi="Calibri" w:cs="Calibri"/>
+                <w:rFonts w:ascii="Calibri" w:hAnsi="Calibri" w:eastAsia="Times New Roman" w:cs="Calibri"/>
                 <w:kern w:val="0"/>
                 <w:lang w:eastAsia="es-AR"/>
                 <w14:ligatures w14:val="none"/>
@@ -5532,7 +5532,7 @@
             </w:pPr>
             <w:r>
               <w:rPr>
-                <w:rFonts w:ascii="Calibri" w:eastAsia="Times New Roman" w:hAnsi="Calibri" w:cs="Calibri"/>
+                <w:rFonts w:ascii="Calibri" w:hAnsi="Calibri" w:eastAsia="Times New Roman" w:cs="Calibri"/>
                 <w:kern w:val="0"/>
                 <w:lang w:eastAsia="es-AR"/>
                 <w14:ligatures w14:val="none"/>
@@ -5545,10 +5545,10 @@
           <w:tcPr>
             <w:tcW w:w="0" w:type="auto"/>
             <w:tcBorders>
-              <w:top w:val="single" w:sz="6" w:space="0" w:color="auto"/>
-              <w:left w:val="single" w:sz="6" w:space="0" w:color="auto"/>
-              <w:bottom w:val="single" w:sz="6" w:space="0" w:color="auto"/>
-              <w:right w:val="single" w:sz="6" w:space="0" w:color="auto"/>
+              <w:top w:val="single" w:color="auto" w:sz="6" w:space="0"/>
+              <w:left w:val="single" w:color="auto" w:sz="6" w:space="0"/>
+              <w:bottom w:val="single" w:color="auto" w:sz="6" w:space="0"/>
+              <w:right w:val="single" w:color="auto" w:sz="6" w:space="0"/>
             </w:tcBorders>
             <w:tcMar>
               <w:top w:w="240" w:type="dxa"/>
@@ -5565,7 +5565,7 @@
               <w:ind w:left="360"/>
               <w:jc w:val="both"/>
               <w:rPr>
-                <w:rFonts w:ascii="Calibri" w:eastAsia="Times New Roman" w:hAnsi="Calibri" w:cs="Calibri"/>
+                <w:rFonts w:ascii="Calibri" w:hAnsi="Calibri" w:eastAsia="Times New Roman" w:cs="Calibri"/>
                 <w:kern w:val="0"/>
                 <w:lang w:eastAsia="es-AR"/>
                 <w14:ligatures w14:val="none"/>
@@ -5573,7 +5573,7 @@
             </w:pPr>
             <w:r>
               <w:rPr>
-                <w:rFonts w:ascii="Calibri" w:eastAsia="Times New Roman" w:hAnsi="Calibri" w:cs="Calibri"/>
+                <w:rFonts w:ascii="Calibri" w:hAnsi="Calibri" w:eastAsia="Times New Roman" w:cs="Calibri"/>
                 <w:kern w:val="0"/>
                 <w:lang w:eastAsia="es-AR"/>
                 <w14:ligatures w14:val="none"/>
@@ -5586,10 +5586,10 @@
           <w:tcPr>
             <w:tcW w:w="1416" w:type="dxa"/>
             <w:tcBorders>
-              <w:top w:val="single" w:sz="6" w:space="0" w:color="auto"/>
-              <w:left w:val="single" w:sz="6" w:space="0" w:color="auto"/>
-              <w:bottom w:val="single" w:sz="6" w:space="0" w:color="auto"/>
-              <w:right w:val="single" w:sz="6" w:space="0" w:color="auto"/>
+              <w:top w:val="single" w:color="auto" w:sz="6" w:space="0"/>
+              <w:left w:val="single" w:color="auto" w:sz="6" w:space="0"/>
+              <w:bottom w:val="single" w:color="auto" w:sz="6" w:space="0"/>
+              <w:right w:val="single" w:color="auto" w:sz="6" w:space="0"/>
             </w:tcBorders>
             <w:tcMar>
               <w:top w:w="240" w:type="dxa"/>
@@ -5606,7 +5606,7 @@
               <w:ind w:left="360"/>
               <w:jc w:val="both"/>
               <w:rPr>
-                <w:rFonts w:ascii="Calibri" w:eastAsia="Times New Roman" w:hAnsi="Calibri" w:cs="Calibri"/>
+                <w:rFonts w:ascii="Calibri" w:hAnsi="Calibri" w:eastAsia="Times New Roman" w:cs="Calibri"/>
                 <w:kern w:val="0"/>
                 <w:lang w:eastAsia="es-AR"/>
                 <w14:ligatures w14:val="none"/>
@@ -5614,7 +5614,7 @@
             </w:pPr>
             <w:r>
               <w:rPr>
-                <w:rFonts w:ascii="Calibri" w:eastAsia="Times New Roman" w:hAnsi="Calibri" w:cs="Calibri"/>
+                <w:rFonts w:ascii="Calibri" w:hAnsi="Calibri" w:eastAsia="Times New Roman" w:cs="Calibri"/>
                 <w:b/>
                 <w:bCs/>
                 <w:kern w:val="0"/>
@@ -5634,10 +5634,10 @@
           <w:tcPr>
             <w:tcW w:w="0" w:type="auto"/>
             <w:tcBorders>
-              <w:top w:val="single" w:sz="6" w:space="0" w:color="auto"/>
-              <w:left w:val="single" w:sz="6" w:space="0" w:color="auto"/>
-              <w:bottom w:val="single" w:sz="6" w:space="0" w:color="auto"/>
-              <w:right w:val="single" w:sz="6" w:space="0" w:color="auto"/>
+              <w:top w:val="single" w:color="auto" w:sz="6" w:space="0"/>
+              <w:left w:val="single" w:color="auto" w:sz="6" w:space="0"/>
+              <w:bottom w:val="single" w:color="auto" w:sz="6" w:space="0"/>
+              <w:right w:val="single" w:color="auto" w:sz="6" w:space="0"/>
             </w:tcBorders>
             <w:tcMar>
               <w:top w:w="240" w:type="dxa"/>
@@ -5654,7 +5654,7 @@
               <w:ind w:left="360"/>
               <w:jc w:val="both"/>
               <w:rPr>
-                <w:rFonts w:ascii="Calibri" w:eastAsia="Times New Roman" w:hAnsi="Calibri" w:cs="Calibri"/>
+                <w:rFonts w:ascii="Calibri" w:hAnsi="Calibri" w:eastAsia="Times New Roman" w:cs="Calibri"/>
                 <w:kern w:val="0"/>
                 <w:lang w:eastAsia="es-AR"/>
                 <w14:ligatures w14:val="none"/>
@@ -5662,7 +5662,7 @@
             </w:pPr>
             <w:r>
               <w:rPr>
-                <w:rFonts w:ascii="Calibri" w:eastAsia="Times New Roman" w:hAnsi="Calibri" w:cs="Calibri"/>
+                <w:rFonts w:ascii="Calibri" w:hAnsi="Calibri" w:eastAsia="Times New Roman" w:cs="Calibri"/>
                 <w:kern w:val="0"/>
                 <w:lang w:eastAsia="es-AR"/>
                 <w14:ligatures w14:val="none"/>
@@ -5675,10 +5675,10 @@
           <w:tcPr>
             <w:tcW w:w="0" w:type="auto"/>
             <w:tcBorders>
-              <w:top w:val="single" w:sz="6" w:space="0" w:color="auto"/>
-              <w:left w:val="single" w:sz="6" w:space="0" w:color="auto"/>
-              <w:bottom w:val="single" w:sz="6" w:space="0" w:color="auto"/>
-              <w:right w:val="single" w:sz="6" w:space="0" w:color="auto"/>
+              <w:top w:val="single" w:color="auto" w:sz="6" w:space="0"/>
+              <w:left w:val="single" w:color="auto" w:sz="6" w:space="0"/>
+              <w:bottom w:val="single" w:color="auto" w:sz="6" w:space="0"/>
+              <w:right w:val="single" w:color="auto" w:sz="6" w:space="0"/>
             </w:tcBorders>
             <w:tcMar>
               <w:top w:w="240" w:type="dxa"/>
@@ -5695,7 +5695,7 @@
               <w:ind w:left="360"/>
               <w:jc w:val="both"/>
               <w:rPr>
-                <w:rFonts w:ascii="Calibri" w:eastAsia="Times New Roman" w:hAnsi="Calibri" w:cs="Calibri"/>
+                <w:rFonts w:ascii="Calibri" w:hAnsi="Calibri" w:eastAsia="Times New Roman" w:cs="Calibri"/>
                 <w:kern w:val="0"/>
                 <w:lang w:eastAsia="es-AR"/>
                 <w14:ligatures w14:val="none"/>
@@ -5703,7 +5703,7 @@
             </w:pPr>
             <w:r>
               <w:rPr>
-                <w:rFonts w:ascii="Calibri" w:eastAsia="Times New Roman" w:hAnsi="Calibri" w:cs="Calibri"/>
+                <w:rFonts w:ascii="Calibri" w:hAnsi="Calibri" w:eastAsia="Times New Roman" w:cs="Calibri"/>
                 <w:kern w:val="0"/>
                 <w:lang w:eastAsia="es-AR"/>
                 <w14:ligatures w14:val="none"/>
@@ -5716,10 +5716,10 @@
           <w:tcPr>
             <w:tcW w:w="0" w:type="auto"/>
             <w:tcBorders>
-              <w:top w:val="single" w:sz="6" w:space="0" w:color="auto"/>
-              <w:left w:val="single" w:sz="6" w:space="0" w:color="auto"/>
-              <w:bottom w:val="single" w:sz="6" w:space="0" w:color="auto"/>
-              <w:right w:val="single" w:sz="6" w:space="0" w:color="auto"/>
+              <w:top w:val="single" w:color="auto" w:sz="6" w:space="0"/>
+              <w:left w:val="single" w:color="auto" w:sz="6" w:space="0"/>
+              <w:bottom w:val="single" w:color="auto" w:sz="6" w:space="0"/>
+              <w:right w:val="single" w:color="auto" w:sz="6" w:space="0"/>
             </w:tcBorders>
             <w:tcMar>
               <w:top w:w="240" w:type="dxa"/>
@@ -5736,7 +5736,7 @@
               <w:ind w:left="360"/>
               <w:jc w:val="both"/>
               <w:rPr>
-                <w:rFonts w:ascii="Calibri" w:eastAsia="Times New Roman" w:hAnsi="Calibri" w:cs="Calibri"/>
+                <w:rFonts w:ascii="Calibri" w:hAnsi="Calibri" w:eastAsia="Times New Roman" w:cs="Calibri"/>
                 <w:kern w:val="0"/>
                 <w:lang w:eastAsia="es-AR"/>
                 <w14:ligatures w14:val="none"/>
@@ -5744,7 +5744,7 @@
             </w:pPr>
             <w:r>
               <w:rPr>
-                <w:rFonts w:ascii="Calibri" w:eastAsia="Times New Roman" w:hAnsi="Calibri" w:cs="Calibri"/>
+                <w:rFonts w:ascii="Calibri" w:hAnsi="Calibri" w:eastAsia="Times New Roman" w:cs="Calibri"/>
                 <w:kern w:val="0"/>
                 <w:lang w:eastAsia="es-AR"/>
                 <w14:ligatures w14:val="none"/>
@@ -5757,10 +5757,10 @@
           <w:tcPr>
             <w:tcW w:w="0" w:type="auto"/>
             <w:tcBorders>
-              <w:top w:val="single" w:sz="6" w:space="0" w:color="auto"/>
-              <w:left w:val="single" w:sz="6" w:space="0" w:color="auto"/>
-              <w:bottom w:val="single" w:sz="6" w:space="0" w:color="auto"/>
-              <w:right w:val="single" w:sz="6" w:space="0" w:color="auto"/>
+              <w:top w:val="single" w:color="auto" w:sz="6" w:space="0"/>
+              <w:left w:val="single" w:color="auto" w:sz="6" w:space="0"/>
+              <w:bottom w:val="single" w:color="auto" w:sz="6" w:space="0"/>
+              <w:right w:val="single" w:color="auto" w:sz="6" w:space="0"/>
             </w:tcBorders>
             <w:tcMar>
               <w:top w:w="240" w:type="dxa"/>
@@ -5777,7 +5777,7 @@
               <w:ind w:left="360"/>
               <w:jc w:val="both"/>
               <w:rPr>
-                <w:rFonts w:ascii="Calibri" w:eastAsia="Times New Roman" w:hAnsi="Calibri" w:cs="Calibri"/>
+                <w:rFonts w:ascii="Calibri" w:hAnsi="Calibri" w:eastAsia="Times New Roman" w:cs="Calibri"/>
                 <w:kern w:val="0"/>
                 <w:lang w:eastAsia="es-AR"/>
                 <w14:ligatures w14:val="none"/>
@@ -5785,7 +5785,7 @@
             </w:pPr>
             <w:r>
               <w:rPr>
-                <w:rFonts w:ascii="Calibri" w:eastAsia="Times New Roman" w:hAnsi="Calibri" w:cs="Calibri"/>
+                <w:rFonts w:ascii="Calibri" w:hAnsi="Calibri" w:eastAsia="Times New Roman" w:cs="Calibri"/>
                 <w:kern w:val="0"/>
                 <w:lang w:eastAsia="es-AR"/>
                 <w14:ligatures w14:val="none"/>
@@ -5798,10 +5798,10 @@
           <w:tcPr>
             <w:tcW w:w="1416" w:type="dxa"/>
             <w:tcBorders>
-              <w:top w:val="single" w:sz="6" w:space="0" w:color="auto"/>
-              <w:left w:val="single" w:sz="6" w:space="0" w:color="auto"/>
-              <w:bottom w:val="single" w:sz="6" w:space="0" w:color="auto"/>
-              <w:right w:val="single" w:sz="6" w:space="0" w:color="auto"/>
+              <w:top w:val="single" w:color="auto" w:sz="6" w:space="0"/>
+              <w:left w:val="single" w:color="auto" w:sz="6" w:space="0"/>
+              <w:bottom w:val="single" w:color="auto" w:sz="6" w:space="0"/>
+              <w:right w:val="single" w:color="auto" w:sz="6" w:space="0"/>
             </w:tcBorders>
             <w:tcMar>
               <w:top w:w="240" w:type="dxa"/>
@@ -5818,7 +5818,7 @@
               <w:ind w:left="360"/>
               <w:jc w:val="both"/>
               <w:rPr>
-                <w:rFonts w:ascii="Calibri" w:eastAsia="Times New Roman" w:hAnsi="Calibri" w:cs="Calibri"/>
+                <w:rFonts w:ascii="Calibri" w:hAnsi="Calibri" w:eastAsia="Times New Roman" w:cs="Calibri"/>
                 <w:kern w:val="0"/>
                 <w:lang w:eastAsia="es-AR"/>
                 <w14:ligatures w14:val="none"/>
@@ -5826,7 +5826,7 @@
             </w:pPr>
             <w:r>
               <w:rPr>
-                <w:rFonts w:ascii="Calibri" w:eastAsia="Times New Roman" w:hAnsi="Calibri" w:cs="Calibri"/>
+                <w:rFonts w:ascii="Calibri" w:hAnsi="Calibri" w:eastAsia="Times New Roman" w:cs="Calibri"/>
                 <w:b/>
                 <w:bCs/>
                 <w:kern w:val="0"/>
@@ -5846,10 +5846,10 @@
           <w:tcPr>
             <w:tcW w:w="0" w:type="auto"/>
             <w:tcBorders>
-              <w:top w:val="single" w:sz="6" w:space="0" w:color="auto"/>
-              <w:left w:val="single" w:sz="6" w:space="0" w:color="auto"/>
-              <w:bottom w:val="single" w:sz="6" w:space="0" w:color="auto"/>
-              <w:right w:val="single" w:sz="6" w:space="0" w:color="auto"/>
+              <w:top w:val="single" w:color="auto" w:sz="6" w:space="0"/>
+              <w:left w:val="single" w:color="auto" w:sz="6" w:space="0"/>
+              <w:bottom w:val="single" w:color="auto" w:sz="6" w:space="0"/>
+              <w:right w:val="single" w:color="auto" w:sz="6" w:space="0"/>
             </w:tcBorders>
             <w:tcMar>
               <w:top w:w="240" w:type="dxa"/>
@@ -5866,7 +5866,7 @@
               <w:ind w:left="360"/>
               <w:jc w:val="both"/>
               <w:rPr>
-                <w:rFonts w:ascii="Calibri" w:eastAsia="Times New Roman" w:hAnsi="Calibri" w:cs="Calibri"/>
+                <w:rFonts w:ascii="Calibri" w:hAnsi="Calibri" w:eastAsia="Times New Roman" w:cs="Calibri"/>
                 <w:kern w:val="0"/>
                 <w:lang w:eastAsia="es-AR"/>
                 <w14:ligatures w14:val="none"/>
@@ -5874,7 +5874,7 @@
             </w:pPr>
             <w:r>
               <w:rPr>
-                <w:rFonts w:ascii="Calibri" w:eastAsia="Times New Roman" w:hAnsi="Calibri" w:cs="Calibri"/>
+                <w:rFonts w:ascii="Calibri" w:hAnsi="Calibri" w:eastAsia="Times New Roman" w:cs="Calibri"/>
                 <w:kern w:val="0"/>
                 <w:lang w:eastAsia="es-AR"/>
                 <w14:ligatures w14:val="none"/>
@@ -5887,10 +5887,10 @@
           <w:tcPr>
             <w:tcW w:w="0" w:type="auto"/>
             <w:tcBorders>
-              <w:top w:val="single" w:sz="6" w:space="0" w:color="auto"/>
-              <w:left w:val="single" w:sz="6" w:space="0" w:color="auto"/>
-              <w:bottom w:val="single" w:sz="6" w:space="0" w:color="auto"/>
-              <w:right w:val="single" w:sz="6" w:space="0" w:color="auto"/>
+              <w:top w:val="single" w:color="auto" w:sz="6" w:space="0"/>
+              <w:left w:val="single" w:color="auto" w:sz="6" w:space="0"/>
+              <w:bottom w:val="single" w:color="auto" w:sz="6" w:space="0"/>
+              <w:right w:val="single" w:color="auto" w:sz="6" w:space="0"/>
             </w:tcBorders>
             <w:tcMar>
               <w:top w:w="240" w:type="dxa"/>
@@ -5907,7 +5907,7 @@
               <w:ind w:left="360"/>
               <w:jc w:val="both"/>
               <w:rPr>
-                <w:rFonts w:ascii="Calibri" w:eastAsia="Times New Roman" w:hAnsi="Calibri" w:cs="Calibri"/>
+                <w:rFonts w:ascii="Calibri" w:hAnsi="Calibri" w:eastAsia="Times New Roman" w:cs="Calibri"/>
                 <w:kern w:val="0"/>
                 <w:lang w:eastAsia="es-AR"/>
                 <w14:ligatures w14:val="none"/>
@@ -5915,7 +5915,7 @@
             </w:pPr>
             <w:r>
               <w:rPr>
-                <w:rFonts w:ascii="Calibri" w:eastAsia="Times New Roman" w:hAnsi="Calibri" w:cs="Calibri"/>
+                <w:rFonts w:ascii="Calibri" w:hAnsi="Calibri" w:eastAsia="Times New Roman" w:cs="Calibri"/>
                 <w:kern w:val="0"/>
                 <w:lang w:eastAsia="es-AR"/>
                 <w14:ligatures w14:val="none"/>
@@ -5928,10 +5928,10 @@
           <w:tcPr>
             <w:tcW w:w="0" w:type="auto"/>
             <w:tcBorders>
-              <w:top w:val="single" w:sz="6" w:space="0" w:color="auto"/>
-              <w:left w:val="single" w:sz="6" w:space="0" w:color="auto"/>
-              <w:bottom w:val="single" w:sz="6" w:space="0" w:color="auto"/>
-              <w:right w:val="single" w:sz="6" w:space="0" w:color="auto"/>
+              <w:top w:val="single" w:color="auto" w:sz="6" w:space="0"/>
+              <w:left w:val="single" w:color="auto" w:sz="6" w:space="0"/>
+              <w:bottom w:val="single" w:color="auto" w:sz="6" w:space="0"/>
+              <w:right w:val="single" w:color="auto" w:sz="6" w:space="0"/>
             </w:tcBorders>
             <w:tcMar>
               <w:top w:w="240" w:type="dxa"/>
@@ -5948,7 +5948,7 @@
               <w:ind w:left="360"/>
               <w:jc w:val="both"/>
               <w:rPr>
-                <w:rFonts w:ascii="Calibri" w:eastAsia="Times New Roman" w:hAnsi="Calibri" w:cs="Calibri"/>
+                <w:rFonts w:ascii="Calibri" w:hAnsi="Calibri" w:eastAsia="Times New Roman" w:cs="Calibri"/>
                 <w:kern w:val="0"/>
                 <w:lang w:eastAsia="es-AR"/>
                 <w14:ligatures w14:val="none"/>
@@ -5956,7 +5956,7 @@
             </w:pPr>
             <w:r>
               <w:rPr>
-                <w:rFonts w:ascii="Calibri" w:eastAsia="Times New Roman" w:hAnsi="Calibri" w:cs="Calibri"/>
+                <w:rFonts w:ascii="Calibri" w:hAnsi="Calibri" w:eastAsia="Times New Roman" w:cs="Calibri"/>
                 <w:kern w:val="0"/>
                 <w:lang w:eastAsia="es-AR"/>
                 <w14:ligatures w14:val="none"/>
@@ -5969,10 +5969,10 @@
           <w:tcPr>
             <w:tcW w:w="0" w:type="auto"/>
             <w:tcBorders>
-              <w:top w:val="single" w:sz="6" w:space="0" w:color="auto"/>
-              <w:left w:val="single" w:sz="6" w:space="0" w:color="auto"/>
-              <w:bottom w:val="single" w:sz="6" w:space="0" w:color="auto"/>
-              <w:right w:val="single" w:sz="6" w:space="0" w:color="auto"/>
+              <w:top w:val="single" w:color="auto" w:sz="6" w:space="0"/>
+              <w:left w:val="single" w:color="auto" w:sz="6" w:space="0"/>
+              <w:bottom w:val="single" w:color="auto" w:sz="6" w:space="0"/>
+              <w:right w:val="single" w:color="auto" w:sz="6" w:space="0"/>
             </w:tcBorders>
             <w:tcMar>
               <w:top w:w="240" w:type="dxa"/>
@@ -5989,7 +5989,7 @@
               <w:ind w:left="360"/>
               <w:jc w:val="both"/>
               <w:rPr>
-                <w:rFonts w:ascii="Calibri" w:eastAsia="Times New Roman" w:hAnsi="Calibri" w:cs="Calibri"/>
+                <w:rFonts w:ascii="Calibri" w:hAnsi="Calibri" w:eastAsia="Times New Roman" w:cs="Calibri"/>
                 <w:kern w:val="0"/>
                 <w:lang w:eastAsia="es-AR"/>
                 <w14:ligatures w14:val="none"/>
@@ -5997,7 +5997,7 @@
             </w:pPr>
             <w:r>
               <w:rPr>
-                <w:rFonts w:ascii="Calibri" w:eastAsia="Times New Roman" w:hAnsi="Calibri" w:cs="Calibri"/>
+                <w:rFonts w:ascii="Calibri" w:hAnsi="Calibri" w:eastAsia="Times New Roman" w:cs="Calibri"/>
                 <w:kern w:val="0"/>
                 <w:lang w:eastAsia="es-AR"/>
                 <w14:ligatures w14:val="none"/>
@@ -6010,10 +6010,10 @@
           <w:tcPr>
             <w:tcW w:w="1416" w:type="dxa"/>
             <w:tcBorders>
-              <w:top w:val="single" w:sz="6" w:space="0" w:color="auto"/>
-              <w:left w:val="single" w:sz="6" w:space="0" w:color="auto"/>
-              <w:bottom w:val="single" w:sz="6" w:space="0" w:color="auto"/>
-              <w:right w:val="single" w:sz="6" w:space="0" w:color="auto"/>
+              <w:top w:val="single" w:color="auto" w:sz="6" w:space="0"/>
+              <w:left w:val="single" w:color="auto" w:sz="6" w:space="0"/>
+              <w:bottom w:val="single" w:color="auto" w:sz="6" w:space="0"/>
+              <w:right w:val="single" w:color="auto" w:sz="6" w:space="0"/>
             </w:tcBorders>
             <w:tcMar>
               <w:top w:w="240" w:type="dxa"/>
@@ -6030,7 +6030,7 @@
               <w:ind w:left="360"/>
               <w:jc w:val="both"/>
               <w:rPr>
-                <w:rFonts w:ascii="Calibri" w:eastAsia="Times New Roman" w:hAnsi="Calibri" w:cs="Calibri"/>
+                <w:rFonts w:ascii="Calibri" w:hAnsi="Calibri" w:eastAsia="Times New Roman" w:cs="Calibri"/>
                 <w:kern w:val="0"/>
                 <w:lang w:eastAsia="es-AR"/>
                 <w14:ligatures w14:val="none"/>
@@ -6038,7 +6038,7 @@
             </w:pPr>
             <w:r>
               <w:rPr>
-                <w:rFonts w:ascii="Calibri" w:eastAsia="Times New Roman" w:hAnsi="Calibri" w:cs="Calibri"/>
+                <w:rFonts w:ascii="Calibri" w:hAnsi="Calibri" w:eastAsia="Times New Roman" w:cs="Calibri"/>
                 <w:b/>
                 <w:bCs/>
                 <w:kern w:val="0"/>
@@ -6058,10 +6058,10 @@
           <w:tcPr>
             <w:tcW w:w="0" w:type="auto"/>
             <w:tcBorders>
-              <w:top w:val="single" w:sz="6" w:space="0" w:color="auto"/>
-              <w:left w:val="single" w:sz="6" w:space="0" w:color="auto"/>
-              <w:bottom w:val="single" w:sz="6" w:space="0" w:color="auto"/>
-              <w:right w:val="single" w:sz="6" w:space="0" w:color="auto"/>
+              <w:top w:val="single" w:color="auto" w:sz="6" w:space="0"/>
+              <w:left w:val="single" w:color="auto" w:sz="6" w:space="0"/>
+              <w:bottom w:val="single" w:color="auto" w:sz="6" w:space="0"/>
+              <w:right w:val="single" w:color="auto" w:sz="6" w:space="0"/>
             </w:tcBorders>
             <w:tcMar>
               <w:top w:w="240" w:type="dxa"/>
@@ -6078,7 +6078,7 @@
               <w:ind w:left="360"/>
               <w:jc w:val="both"/>
               <w:rPr>
-                <w:rFonts w:ascii="Calibri" w:eastAsia="Times New Roman" w:hAnsi="Calibri" w:cs="Calibri"/>
+                <w:rFonts w:ascii="Calibri" w:hAnsi="Calibri" w:eastAsia="Times New Roman" w:cs="Calibri"/>
                 <w:kern w:val="0"/>
                 <w:lang w:eastAsia="es-AR"/>
                 <w14:ligatures w14:val="none"/>
@@ -6086,7 +6086,7 @@
             </w:pPr>
             <w:r>
               <w:rPr>
-                <w:rFonts w:ascii="Calibri" w:eastAsia="Times New Roman" w:hAnsi="Calibri" w:cs="Calibri"/>
+                <w:rFonts w:ascii="Calibri" w:hAnsi="Calibri" w:eastAsia="Times New Roman" w:cs="Calibri"/>
                 <w:kern w:val="0"/>
                 <w:lang w:eastAsia="es-AR"/>
                 <w14:ligatures w14:val="none"/>
@@ -6099,10 +6099,10 @@
           <w:tcPr>
             <w:tcW w:w="0" w:type="auto"/>
             <w:tcBorders>
-              <w:top w:val="single" w:sz="6" w:space="0" w:color="auto"/>
-              <w:left w:val="single" w:sz="6" w:space="0" w:color="auto"/>
-              <w:bottom w:val="single" w:sz="6" w:space="0" w:color="auto"/>
-              <w:right w:val="single" w:sz="6" w:space="0" w:color="auto"/>
+              <w:top w:val="single" w:color="auto" w:sz="6" w:space="0"/>
+              <w:left w:val="single" w:color="auto" w:sz="6" w:space="0"/>
+              <w:bottom w:val="single" w:color="auto" w:sz="6" w:space="0"/>
+              <w:right w:val="single" w:color="auto" w:sz="6" w:space="0"/>
             </w:tcBorders>
             <w:tcMar>
               <w:top w:w="240" w:type="dxa"/>
@@ -6119,7 +6119,7 @@
               <w:ind w:left="360"/>
               <w:jc w:val="both"/>
               <w:rPr>
-                <w:rFonts w:ascii="Calibri" w:eastAsia="Times New Roman" w:hAnsi="Calibri" w:cs="Calibri"/>
+                <w:rFonts w:ascii="Calibri" w:hAnsi="Calibri" w:eastAsia="Times New Roman" w:cs="Calibri"/>
                 <w:kern w:val="0"/>
                 <w:lang w:eastAsia="es-AR"/>
                 <w14:ligatures w14:val="none"/>
@@ -6127,7 +6127,7 @@
             </w:pPr>
             <w:r>
               <w:rPr>
-                <w:rFonts w:ascii="Calibri" w:eastAsia="Times New Roman" w:hAnsi="Calibri" w:cs="Calibri"/>
+                <w:rFonts w:ascii="Calibri" w:hAnsi="Calibri" w:eastAsia="Times New Roman" w:cs="Calibri"/>
                 <w:kern w:val="0"/>
                 <w:lang w:eastAsia="es-AR"/>
                 <w14:ligatures w14:val="none"/>
@@ -6140,10 +6140,10 @@
           <w:tcPr>
             <w:tcW w:w="0" w:type="auto"/>
             <w:tcBorders>
-              <w:top w:val="single" w:sz="6" w:space="0" w:color="auto"/>
-              <w:left w:val="single" w:sz="6" w:space="0" w:color="auto"/>
-              <w:bottom w:val="single" w:sz="6" w:space="0" w:color="auto"/>
-              <w:right w:val="single" w:sz="6" w:space="0" w:color="auto"/>
+              <w:top w:val="single" w:color="auto" w:sz="6" w:space="0"/>
+              <w:left w:val="single" w:color="auto" w:sz="6" w:space="0"/>
+              <w:bottom w:val="single" w:color="auto" w:sz="6" w:space="0"/>
+              <w:right w:val="single" w:color="auto" w:sz="6" w:space="0"/>
             </w:tcBorders>
             <w:tcMar>
               <w:top w:w="240" w:type="dxa"/>
@@ -6160,7 +6160,7 @@
               <w:ind w:left="360"/>
               <w:jc w:val="both"/>
               <w:rPr>
-                <w:rFonts w:ascii="Calibri" w:eastAsia="Times New Roman" w:hAnsi="Calibri" w:cs="Calibri"/>
+                <w:rFonts w:ascii="Calibri" w:hAnsi="Calibri" w:eastAsia="Times New Roman" w:cs="Calibri"/>
                 <w:kern w:val="0"/>
                 <w:lang w:eastAsia="es-AR"/>
                 <w14:ligatures w14:val="none"/>
@@ -6168,7 +6168,7 @@
             </w:pPr>
             <w:r>
               <w:rPr>
-                <w:rFonts w:ascii="Calibri" w:eastAsia="Times New Roman" w:hAnsi="Calibri" w:cs="Calibri"/>
+                <w:rFonts w:ascii="Calibri" w:hAnsi="Calibri" w:eastAsia="Times New Roman" w:cs="Calibri"/>
                 <w:kern w:val="0"/>
                 <w:lang w:eastAsia="es-AR"/>
                 <w14:ligatures w14:val="none"/>
@@ -6181,10 +6181,10 @@
           <w:tcPr>
             <w:tcW w:w="0" w:type="auto"/>
             <w:tcBorders>
-              <w:top w:val="single" w:sz="6" w:space="0" w:color="auto"/>
-              <w:left w:val="single" w:sz="6" w:space="0" w:color="auto"/>
-              <w:bottom w:val="single" w:sz="6" w:space="0" w:color="auto"/>
-              <w:right w:val="single" w:sz="6" w:space="0" w:color="auto"/>
+              <w:top w:val="single" w:color="auto" w:sz="6" w:space="0"/>
+              <w:left w:val="single" w:color="auto" w:sz="6" w:space="0"/>
+              <w:bottom w:val="single" w:color="auto" w:sz="6" w:space="0"/>
+              <w:right w:val="single" w:color="auto" w:sz="6" w:space="0"/>
             </w:tcBorders>
             <w:tcMar>
               <w:top w:w="240" w:type="dxa"/>
@@ -6201,7 +6201,7 @@
               <w:ind w:left="360"/>
               <w:jc w:val="both"/>
               <w:rPr>
-                <w:rFonts w:ascii="Calibri" w:eastAsia="Times New Roman" w:hAnsi="Calibri" w:cs="Calibri"/>
+                <w:rFonts w:ascii="Calibri" w:hAnsi="Calibri" w:eastAsia="Times New Roman" w:cs="Calibri"/>
                 <w:kern w:val="0"/>
                 <w:lang w:eastAsia="es-AR"/>
                 <w14:ligatures w14:val="none"/>
@@ -6209,7 +6209,7 @@
             </w:pPr>
             <w:r>
               <w:rPr>
-                <w:rFonts w:ascii="Calibri" w:eastAsia="Times New Roman" w:hAnsi="Calibri" w:cs="Calibri"/>
+                <w:rFonts w:ascii="Calibri" w:hAnsi="Calibri" w:eastAsia="Times New Roman" w:cs="Calibri"/>
                 <w:kern w:val="0"/>
                 <w:lang w:eastAsia="es-AR"/>
                 <w14:ligatures w14:val="none"/>
@@ -6222,10 +6222,10 @@
           <w:tcPr>
             <w:tcW w:w="1416" w:type="dxa"/>
             <w:tcBorders>
-              <w:top w:val="single" w:sz="6" w:space="0" w:color="auto"/>
-              <w:left w:val="single" w:sz="6" w:space="0" w:color="auto"/>
-              <w:bottom w:val="single" w:sz="6" w:space="0" w:color="auto"/>
-              <w:right w:val="single" w:sz="6" w:space="0" w:color="auto"/>
+              <w:top w:val="single" w:color="auto" w:sz="6" w:space="0"/>
+              <w:left w:val="single" w:color="auto" w:sz="6" w:space="0"/>
+              <w:bottom w:val="single" w:color="auto" w:sz="6" w:space="0"/>
+              <w:right w:val="single" w:color="auto" w:sz="6" w:space="0"/>
             </w:tcBorders>
             <w:tcMar>
               <w:top w:w="240" w:type="dxa"/>
@@ -6242,7 +6242,7 @@
               <w:ind w:left="360"/>
               <w:jc w:val="both"/>
               <w:rPr>
-                <w:rFonts w:ascii="Calibri" w:eastAsia="Times New Roman" w:hAnsi="Calibri" w:cs="Calibri"/>
+                <w:rFonts w:ascii="Calibri" w:hAnsi="Calibri" w:eastAsia="Times New Roman" w:cs="Calibri"/>
                 <w:kern w:val="0"/>
                 <w:lang w:eastAsia="es-AR"/>
                 <w14:ligatures w14:val="none"/>
@@ -6250,7 +6250,7 @@
             </w:pPr>
             <w:r>
               <w:rPr>
-                <w:rFonts w:ascii="Calibri" w:eastAsia="Times New Roman" w:hAnsi="Calibri" w:cs="Calibri"/>
+                <w:rFonts w:ascii="Calibri" w:hAnsi="Calibri" w:eastAsia="Times New Roman" w:cs="Calibri"/>
                 <w:b/>
                 <w:bCs/>
                 <w:kern w:val="0"/>
@@ -6270,10 +6270,10 @@
           <w:tcPr>
             <w:tcW w:w="0" w:type="auto"/>
             <w:tcBorders>
-              <w:top w:val="single" w:sz="6" w:space="0" w:color="auto"/>
-              <w:left w:val="single" w:sz="6" w:space="0" w:color="auto"/>
-              <w:bottom w:val="single" w:sz="6" w:space="0" w:color="auto"/>
-              <w:right w:val="single" w:sz="6" w:space="0" w:color="auto"/>
+              <w:top w:val="single" w:color="auto" w:sz="6" w:space="0"/>
+              <w:left w:val="single" w:color="auto" w:sz="6" w:space="0"/>
+              <w:bottom w:val="single" w:color="auto" w:sz="6" w:space="0"/>
+              <w:right w:val="single" w:color="auto" w:sz="6" w:space="0"/>
             </w:tcBorders>
             <w:tcMar>
               <w:top w:w="240" w:type="dxa"/>
@@ -6290,7 +6290,7 @@
               <w:ind w:left="360"/>
               <w:jc w:val="both"/>
               <w:rPr>
-                <w:rFonts w:ascii="Calibri" w:eastAsia="Times New Roman" w:hAnsi="Calibri" w:cs="Calibri"/>
+                <w:rFonts w:ascii="Calibri" w:hAnsi="Calibri" w:eastAsia="Times New Roman" w:cs="Calibri"/>
                 <w:kern w:val="0"/>
                 <w:lang w:eastAsia="es-AR"/>
                 <w14:ligatures w14:val="none"/>
@@ -6298,7 +6298,7 @@
             </w:pPr>
             <w:r>
               <w:rPr>
-                <w:rFonts w:ascii="Calibri" w:eastAsia="Times New Roman" w:hAnsi="Calibri" w:cs="Calibri"/>
+                <w:rFonts w:ascii="Calibri" w:hAnsi="Calibri" w:eastAsia="Times New Roman" w:cs="Calibri"/>
                 <w:kern w:val="0"/>
                 <w:lang w:eastAsia="es-AR"/>
                 <w14:ligatures w14:val="none"/>
@@ -6311,10 +6311,10 @@
           <w:tcPr>
             <w:tcW w:w="0" w:type="auto"/>
             <w:tcBorders>
-              <w:top w:val="single" w:sz="6" w:space="0" w:color="auto"/>
-              <w:left w:val="single" w:sz="6" w:space="0" w:color="auto"/>
-              <w:bottom w:val="single" w:sz="6" w:space="0" w:color="auto"/>
-              <w:right w:val="single" w:sz="6" w:space="0" w:color="auto"/>
+              <w:top w:val="single" w:color="auto" w:sz="6" w:space="0"/>
+              <w:left w:val="single" w:color="auto" w:sz="6" w:space="0"/>
+              <w:bottom w:val="single" w:color="auto" w:sz="6" w:space="0"/>
+              <w:right w:val="single" w:color="auto" w:sz="6" w:space="0"/>
             </w:tcBorders>
             <w:tcMar>
               <w:top w:w="240" w:type="dxa"/>
@@ -6331,7 +6331,7 @@
               <w:ind w:left="360"/>
               <w:jc w:val="both"/>
               <w:rPr>
-                <w:rFonts w:ascii="Calibri" w:eastAsia="Times New Roman" w:hAnsi="Calibri" w:cs="Calibri"/>
+                <w:rFonts w:ascii="Calibri" w:hAnsi="Calibri" w:eastAsia="Times New Roman" w:cs="Calibri"/>
                 <w:kern w:val="0"/>
                 <w:lang w:eastAsia="es-AR"/>
                 <w14:ligatures w14:val="none"/>
@@ -6339,7 +6339,7 @@
             </w:pPr>
             <w:r>
               <w:rPr>
-                <w:rFonts w:ascii="Calibri" w:eastAsia="Times New Roman" w:hAnsi="Calibri" w:cs="Calibri"/>
+                <w:rFonts w:ascii="Calibri" w:hAnsi="Calibri" w:eastAsia="Times New Roman" w:cs="Calibri"/>
                 <w:kern w:val="0"/>
                 <w:lang w:eastAsia="es-AR"/>
                 <w14:ligatures w14:val="none"/>
@@ -6352,10 +6352,10 @@
           <w:tcPr>
             <w:tcW w:w="0" w:type="auto"/>
             <w:tcBorders>
-              <w:top w:val="single" w:sz="6" w:space="0" w:color="auto"/>
-              <w:left w:val="single" w:sz="6" w:space="0" w:color="auto"/>
-              <w:bottom w:val="single" w:sz="6" w:space="0" w:color="auto"/>
-              <w:right w:val="single" w:sz="6" w:space="0" w:color="auto"/>
+              <w:top w:val="single" w:color="auto" w:sz="6" w:space="0"/>
+              <w:left w:val="single" w:color="auto" w:sz="6" w:space="0"/>
+              <w:bottom w:val="single" w:color="auto" w:sz="6" w:space="0"/>
+              <w:right w:val="single" w:color="auto" w:sz="6" w:space="0"/>
             </w:tcBorders>
             <w:tcMar>
               <w:top w:w="240" w:type="dxa"/>
@@ -6372,7 +6372,7 @@
               <w:ind w:left="360"/>
               <w:jc w:val="both"/>
               <w:rPr>
-                <w:rFonts w:ascii="Calibri" w:eastAsia="Times New Roman" w:hAnsi="Calibri" w:cs="Calibri"/>
+                <w:rFonts w:ascii="Calibri" w:hAnsi="Calibri" w:eastAsia="Times New Roman" w:cs="Calibri"/>
                 <w:kern w:val="0"/>
                 <w:lang w:eastAsia="es-AR"/>
                 <w14:ligatures w14:val="none"/>
@@ -6380,7 +6380,7 @@
             </w:pPr>
             <w:r>
               <w:rPr>
-                <w:rFonts w:ascii="Calibri" w:eastAsia="Times New Roman" w:hAnsi="Calibri" w:cs="Calibri"/>
+                <w:rFonts w:ascii="Calibri" w:hAnsi="Calibri" w:eastAsia="Times New Roman" w:cs="Calibri"/>
                 <w:kern w:val="0"/>
                 <w:lang w:eastAsia="es-AR"/>
                 <w14:ligatures w14:val="none"/>
@@ -6393,10 +6393,10 @@
           <w:tcPr>
             <w:tcW w:w="0" w:type="auto"/>
             <w:tcBorders>
-              <w:top w:val="single" w:sz="6" w:space="0" w:color="auto"/>
-              <w:left w:val="single" w:sz="6" w:space="0" w:color="auto"/>
-              <w:bottom w:val="single" w:sz="6" w:space="0" w:color="auto"/>
-              <w:right w:val="single" w:sz="6" w:space="0" w:color="auto"/>
+              <w:top w:val="single" w:color="auto" w:sz="6" w:space="0"/>
+              <w:left w:val="single" w:color="auto" w:sz="6" w:space="0"/>
+              <w:bottom w:val="single" w:color="auto" w:sz="6" w:space="0"/>
+              <w:right w:val="single" w:color="auto" w:sz="6" w:space="0"/>
             </w:tcBorders>
             <w:tcMar>
               <w:top w:w="240" w:type="dxa"/>
@@ -6413,7 +6413,7 @@
               <w:ind w:left="360"/>
               <w:jc w:val="both"/>
               <w:rPr>
-                <w:rFonts w:ascii="Calibri" w:eastAsia="Times New Roman" w:hAnsi="Calibri" w:cs="Calibri"/>
+                <w:rFonts w:ascii="Calibri" w:hAnsi="Calibri" w:eastAsia="Times New Roman" w:cs="Calibri"/>
                 <w:kern w:val="0"/>
                 <w:lang w:eastAsia="es-AR"/>
                 <w14:ligatures w14:val="none"/>
@@ -6421,7 +6421,7 @@
             </w:pPr>
             <w:r>
               <w:rPr>
-                <w:rFonts w:ascii="Calibri" w:eastAsia="Times New Roman" w:hAnsi="Calibri" w:cs="Calibri"/>
+                <w:rFonts w:ascii="Calibri" w:hAnsi="Calibri" w:eastAsia="Times New Roman" w:cs="Calibri"/>
                 <w:kern w:val="0"/>
                 <w:lang w:eastAsia="es-AR"/>
                 <w14:ligatures w14:val="none"/>
@@ -6434,10 +6434,10 @@
           <w:tcPr>
             <w:tcW w:w="1416" w:type="dxa"/>
             <w:tcBorders>
-              <w:top w:val="single" w:sz="6" w:space="0" w:color="auto"/>
-              <w:left w:val="single" w:sz="6" w:space="0" w:color="auto"/>
-              <w:bottom w:val="single" w:sz="6" w:space="0" w:color="auto"/>
-              <w:right w:val="single" w:sz="6" w:space="0" w:color="auto"/>
+              <w:top w:val="single" w:color="auto" w:sz="6" w:space="0"/>
+              <w:left w:val="single" w:color="auto" w:sz="6" w:space="0"/>
+              <w:bottom w:val="single" w:color="auto" w:sz="6" w:space="0"/>
+              <w:right w:val="single" w:color="auto" w:sz="6" w:space="0"/>
             </w:tcBorders>
             <w:tcMar>
               <w:top w:w="240" w:type="dxa"/>
@@ -6454,7 +6454,7 @@
               <w:ind w:left="360"/>
               <w:jc w:val="both"/>
               <w:rPr>
-                <w:rFonts w:ascii="Calibri" w:eastAsia="Times New Roman" w:hAnsi="Calibri" w:cs="Calibri"/>
+                <w:rFonts w:ascii="Calibri" w:hAnsi="Calibri" w:eastAsia="Times New Roman" w:cs="Calibri"/>
                 <w:kern w:val="0"/>
                 <w:lang w:eastAsia="es-AR"/>
                 <w14:ligatures w14:val="none"/>
@@ -6462,7 +6462,7 @@
             </w:pPr>
             <w:r>
               <w:rPr>
-                <w:rFonts w:ascii="Calibri" w:eastAsia="Times New Roman" w:hAnsi="Calibri" w:cs="Calibri"/>
+                <w:rFonts w:ascii="Calibri" w:hAnsi="Calibri" w:eastAsia="Times New Roman" w:cs="Calibri"/>
                 <w:b/>
                 <w:bCs/>
                 <w:kern w:val="0"/>
@@ -6482,10 +6482,10 @@
           <w:tcPr>
             <w:tcW w:w="0" w:type="auto"/>
             <w:tcBorders>
-              <w:top w:val="single" w:sz="6" w:space="0" w:color="auto"/>
-              <w:left w:val="single" w:sz="6" w:space="0" w:color="auto"/>
-              <w:bottom w:val="single" w:sz="6" w:space="0" w:color="auto"/>
-              <w:right w:val="single" w:sz="6" w:space="0" w:color="auto"/>
+              <w:top w:val="single" w:color="auto" w:sz="6" w:space="0"/>
+              <w:left w:val="single" w:color="auto" w:sz="6" w:space="0"/>
+              <w:bottom w:val="single" w:color="auto" w:sz="6" w:space="0"/>
+              <w:right w:val="single" w:color="auto" w:sz="6" w:space="0"/>
             </w:tcBorders>
             <w:tcMar>
               <w:top w:w="240" w:type="dxa"/>
@@ -6502,7 +6502,7 @@
               <w:ind w:left="360"/>
               <w:jc w:val="both"/>
               <w:rPr>
-                <w:rFonts w:ascii="Calibri" w:eastAsia="Times New Roman" w:hAnsi="Calibri" w:cs="Calibri"/>
+                <w:rFonts w:ascii="Calibri" w:hAnsi="Calibri" w:eastAsia="Times New Roman" w:cs="Calibri"/>
                 <w:kern w:val="0"/>
                 <w:lang w:eastAsia="es-AR"/>
                 <w14:ligatures w14:val="none"/>
@@ -6510,7 +6510,7 @@
             </w:pPr>
             <w:r>
               <w:rPr>
-                <w:rFonts w:ascii="Calibri" w:eastAsia="Times New Roman" w:hAnsi="Calibri" w:cs="Calibri"/>
+                <w:rFonts w:ascii="Calibri" w:hAnsi="Calibri" w:eastAsia="Times New Roman" w:cs="Calibri"/>
                 <w:kern w:val="0"/>
                 <w:lang w:eastAsia="es-AR"/>
                 <w14:ligatures w14:val="none"/>
@@ -6523,10 +6523,10 @@
           <w:tcPr>
             <w:tcW w:w="0" w:type="auto"/>
             <w:tcBorders>
-              <w:top w:val="single" w:sz="6" w:space="0" w:color="auto"/>
-              <w:left w:val="single" w:sz="6" w:space="0" w:color="auto"/>
-              <w:bottom w:val="single" w:sz="6" w:space="0" w:color="auto"/>
-              <w:right w:val="single" w:sz="6" w:space="0" w:color="auto"/>
+              <w:top w:val="single" w:color="auto" w:sz="6" w:space="0"/>
+              <w:left w:val="single" w:color="auto" w:sz="6" w:space="0"/>
+              <w:bottom w:val="single" w:color="auto" w:sz="6" w:space="0"/>
+              <w:right w:val="single" w:color="auto" w:sz="6" w:space="0"/>
             </w:tcBorders>
             <w:tcMar>
               <w:top w:w="240" w:type="dxa"/>
@@ -6543,7 +6543,7 @@
               <w:ind w:left="360"/>
               <w:jc w:val="both"/>
               <w:rPr>
-                <w:rFonts w:ascii="Calibri" w:eastAsia="Times New Roman" w:hAnsi="Calibri" w:cs="Calibri"/>
+                <w:rFonts w:ascii="Calibri" w:hAnsi="Calibri" w:eastAsia="Times New Roman" w:cs="Calibri"/>
                 <w:kern w:val="0"/>
                 <w:lang w:eastAsia="es-AR"/>
                 <w14:ligatures w14:val="none"/>
@@ -6551,7 +6551,7 @@
             </w:pPr>
             <w:r>
               <w:rPr>
-                <w:rFonts w:ascii="Calibri" w:eastAsia="Times New Roman" w:hAnsi="Calibri" w:cs="Calibri"/>
+                <w:rFonts w:ascii="Calibri" w:hAnsi="Calibri" w:eastAsia="Times New Roman" w:cs="Calibri"/>
                 <w:kern w:val="0"/>
                 <w:lang w:eastAsia="es-AR"/>
                 <w14:ligatures w14:val="none"/>
@@ -6564,10 +6564,10 @@
           <w:tcPr>
             <w:tcW w:w="0" w:type="auto"/>
             <w:tcBorders>
-              <w:top w:val="single" w:sz="6" w:space="0" w:color="auto"/>
-              <w:left w:val="single" w:sz="6" w:space="0" w:color="auto"/>
-              <w:bottom w:val="single" w:sz="6" w:space="0" w:color="auto"/>
-              <w:right w:val="single" w:sz="6" w:space="0" w:color="auto"/>
+              <w:top w:val="single" w:color="auto" w:sz="6" w:space="0"/>
+              <w:left w:val="single" w:color="auto" w:sz="6" w:space="0"/>
+              <w:bottom w:val="single" w:color="auto" w:sz="6" w:space="0"/>
+              <w:right w:val="single" w:color="auto" w:sz="6" w:space="0"/>
             </w:tcBorders>
             <w:tcMar>
               <w:top w:w="240" w:type="dxa"/>
@@ -6584,7 +6584,7 @@
               <w:ind w:left="360"/>
               <w:jc w:val="both"/>
               <w:rPr>
-                <w:rFonts w:ascii="Calibri" w:eastAsia="Times New Roman" w:hAnsi="Calibri" w:cs="Calibri"/>
+                <w:rFonts w:ascii="Calibri" w:hAnsi="Calibri" w:eastAsia="Times New Roman" w:cs="Calibri"/>
                 <w:kern w:val="0"/>
                 <w:lang w:eastAsia="es-AR"/>
                 <w14:ligatures w14:val="none"/>
@@ -6592,7 +6592,7 @@
             </w:pPr>
             <w:r>
               <w:rPr>
-                <w:rFonts w:ascii="Calibri" w:eastAsia="Times New Roman" w:hAnsi="Calibri" w:cs="Calibri"/>
+                <w:rFonts w:ascii="Calibri" w:hAnsi="Calibri" w:eastAsia="Times New Roman" w:cs="Calibri"/>
                 <w:kern w:val="0"/>
                 <w:lang w:eastAsia="es-AR"/>
                 <w14:ligatures w14:val="none"/>
@@ -6605,10 +6605,10 @@
           <w:tcPr>
             <w:tcW w:w="0" w:type="auto"/>
             <w:tcBorders>
-              <w:top w:val="single" w:sz="6" w:space="0" w:color="auto"/>
-              <w:left w:val="single" w:sz="6" w:space="0" w:color="auto"/>
-              <w:bottom w:val="single" w:sz="6" w:space="0" w:color="auto"/>
-              <w:right w:val="single" w:sz="6" w:space="0" w:color="auto"/>
+              <w:top w:val="single" w:color="auto" w:sz="6" w:space="0"/>
+              <w:left w:val="single" w:color="auto" w:sz="6" w:space="0"/>
+              <w:bottom w:val="single" w:color="auto" w:sz="6" w:space="0"/>
+              <w:right w:val="single" w:color="auto" w:sz="6" w:space="0"/>
             </w:tcBorders>
             <w:tcMar>
               <w:top w:w="240" w:type="dxa"/>
@@ -6625,7 +6625,7 @@
               <w:ind w:left="360"/>
               <w:jc w:val="both"/>
               <w:rPr>
-                <w:rFonts w:ascii="Calibri" w:eastAsia="Times New Roman" w:hAnsi="Calibri" w:cs="Calibri"/>
+                <w:rFonts w:ascii="Calibri" w:hAnsi="Calibri" w:eastAsia="Times New Roman" w:cs="Calibri"/>
                 <w:kern w:val="0"/>
                 <w:lang w:eastAsia="es-AR"/>
                 <w14:ligatures w14:val="none"/>
@@ -6633,7 +6633,7 @@
             </w:pPr>
             <w:r>
               <w:rPr>
-                <w:rFonts w:ascii="Calibri" w:eastAsia="Times New Roman" w:hAnsi="Calibri" w:cs="Calibri"/>
+                <w:rFonts w:ascii="Calibri" w:hAnsi="Calibri" w:eastAsia="Times New Roman" w:cs="Calibri"/>
                 <w:kern w:val="0"/>
                 <w:lang w:eastAsia="es-AR"/>
                 <w14:ligatures w14:val="none"/>
@@ -6646,10 +6646,10 @@
           <w:tcPr>
             <w:tcW w:w="1416" w:type="dxa"/>
             <w:tcBorders>
-              <w:top w:val="single" w:sz="6" w:space="0" w:color="auto"/>
-              <w:left w:val="single" w:sz="6" w:space="0" w:color="auto"/>
-              <w:bottom w:val="single" w:sz="6" w:space="0" w:color="auto"/>
-              <w:right w:val="single" w:sz="6" w:space="0" w:color="auto"/>
+              <w:top w:val="single" w:color="auto" w:sz="6" w:space="0"/>
+              <w:left w:val="single" w:color="auto" w:sz="6" w:space="0"/>
+              <w:bottom w:val="single" w:color="auto" w:sz="6" w:space="0"/>
+              <w:right w:val="single" w:color="auto" w:sz="6" w:space="0"/>
             </w:tcBorders>
             <w:tcMar>
               <w:top w:w="240" w:type="dxa"/>
@@ -6666,7 +6666,7 @@
               <w:ind w:left="360"/>
               <w:jc w:val="both"/>
               <w:rPr>
-                <w:rFonts w:ascii="Calibri" w:eastAsia="Times New Roman" w:hAnsi="Calibri" w:cs="Calibri"/>
+                <w:rFonts w:ascii="Calibri" w:hAnsi="Calibri" w:eastAsia="Times New Roman" w:cs="Calibri"/>
                 <w:kern w:val="0"/>
                 <w:lang w:eastAsia="es-AR"/>
                 <w14:ligatures w14:val="none"/>
@@ -6674,7 +6674,7 @@
             </w:pPr>
             <w:r>
               <w:rPr>
-                <w:rFonts w:ascii="Calibri" w:eastAsia="Times New Roman" w:hAnsi="Calibri" w:cs="Calibri"/>
+                <w:rFonts w:ascii="Calibri" w:hAnsi="Calibri" w:eastAsia="Times New Roman" w:cs="Calibri"/>
                 <w:b/>
                 <w:bCs/>
                 <w:kern w:val="0"/>
@@ -6693,27 +6693,27 @@
         <w:ind w:left="360"/>
         <w:jc w:val="both"/>
         <w:rPr>
-          <w:rFonts w:ascii="Calibri" w:eastAsia="Times New Roman" w:hAnsi="Calibri" w:cs="Calibri"/>
-          <w:kern w:val="0"/>
-          <w:lang w:eastAsia="es-AR"/>
-          <w14:ligatures w14:val="none"/>
-        </w:rPr>
-      </w:pPr>
-    </w:p>
-    <w:p>
-      <w:pPr>
-        <w:spacing w:after="0" w:line="240" w:lineRule="auto"/>
-        <w:jc w:val="both"/>
-        <w:rPr>
-          <w:rFonts w:ascii="Calibri" w:eastAsia="Times New Roman" w:hAnsi="Calibri" w:cs="Calibri"/>
-          <w:kern w:val="0"/>
-          <w:lang w:eastAsia="es-AR"/>
-          <w14:ligatures w14:val="none"/>
-        </w:rPr>
-      </w:pPr>
-      <w:r>
-        <w:rPr>
-          <w:rFonts w:ascii="Calibri" w:eastAsia="Times New Roman" w:hAnsi="Calibri" w:cs="Calibri"/>
+          <w:rFonts w:ascii="Calibri" w:hAnsi="Calibri" w:eastAsia="Times New Roman" w:cs="Calibri"/>
+          <w:kern w:val="0"/>
+          <w:lang w:eastAsia="es-AR"/>
+          <w14:ligatures w14:val="none"/>
+        </w:rPr>
+      </w:pPr>
+    </w:p>
+    <w:p>
+      <w:pPr>
+        <w:spacing w:after="0" w:line="240" w:lineRule="auto"/>
+        <w:jc w:val="both"/>
+        <w:rPr>
+          <w:rFonts w:ascii="Calibri" w:hAnsi="Calibri" w:eastAsia="Times New Roman" w:cs="Calibri"/>
+          <w:kern w:val="0"/>
+          <w:lang w:eastAsia="es-AR"/>
+          <w14:ligatures w14:val="none"/>
+        </w:rPr>
+      </w:pPr>
+      <w:r>
+        <w:rPr>
+          <w:rFonts w:ascii="Calibri" w:hAnsi="Calibri" w:eastAsia="Times New Roman" w:cs="Calibri"/>
           <w:b/>
           <w:bCs/>
           <w:kern w:val="0"/>
@@ -6724,7 +6724,7 @@
       </w:r>
       <w:r>
         <w:rPr>
-          <w:rFonts w:ascii="Calibri" w:eastAsia="Times New Roman" w:hAnsi="Calibri" w:cs="Calibri"/>
+          <w:rFonts w:ascii="Calibri" w:hAnsi="Calibri" w:eastAsia="Times New Roman" w:cs="Calibri"/>
           <w:kern w:val="0"/>
           <w:lang w:eastAsia="es-AR"/>
           <w14:ligatures w14:val="none"/>
@@ -6733,7 +6733,7 @@
       </w:r>
       <w:r>
         <w:rPr>
-          <w:rFonts w:ascii="Calibri" w:eastAsia="Times New Roman" w:hAnsi="Calibri" w:cs="Calibri"/>
+          <w:rFonts w:ascii="Calibri" w:hAnsi="Calibri" w:eastAsia="Times New Roman" w:cs="Calibri"/>
           <w:b/>
           <w:bCs/>
           <w:kern w:val="0"/>
@@ -6744,7 +6744,7 @@
       </w:r>
       <w:r>
         <w:rPr>
-          <w:rFonts w:ascii="Calibri" w:eastAsia="Times New Roman" w:hAnsi="Calibri" w:cs="Calibri"/>
+          <w:rFonts w:ascii="Calibri" w:hAnsi="Calibri" w:eastAsia="Times New Roman" w:cs="Calibri"/>
           <w:kern w:val="0"/>
           <w:lang w:eastAsia="es-AR"/>
           <w14:ligatures w14:val="none"/>
@@ -6753,7 +6753,7 @@
       </w:r>
       <w:r>
         <w:rPr>
-          <w:rFonts w:ascii="Calibri" w:eastAsia="Times New Roman" w:hAnsi="Calibri" w:cs="Calibri"/>
+          <w:rFonts w:ascii="Calibri" w:hAnsi="Calibri" w:eastAsia="Times New Roman" w:cs="Calibri"/>
           <w:b/>
           <w:bCs/>
           <w:kern w:val="0"/>
@@ -6764,7 +6764,7 @@
       </w:r>
       <w:r>
         <w:rPr>
-          <w:rFonts w:ascii="Calibri" w:eastAsia="Times New Roman" w:hAnsi="Calibri" w:cs="Calibri"/>
+          <w:rFonts w:ascii="Calibri" w:hAnsi="Calibri" w:eastAsia="Times New Roman" w:cs="Calibri"/>
           <w:kern w:val="0"/>
           <w:lang w:eastAsia="es-AR"/>
           <w14:ligatures w14:val="none"/>
@@ -6774,7 +6774,7 @@
       <m:oMath>
         <m:r>
           <w:rPr>
-            <w:rFonts w:ascii="Cambria Math" w:eastAsia="Times New Roman" w:hAnsi="Cambria Math" w:cs="Calibri"/>
+            <w:rFonts w:ascii="Cambria Math" w:hAnsi="Cambria Math" w:eastAsia="Times New Roman" w:cs="Calibri"/>
             <w:kern w:val="0"/>
             <w:lang w:eastAsia="es-AR"/>
             <w14:ligatures w14:val="none"/>
@@ -6784,7 +6784,7 @@
       </m:oMath>
       <w:r>
         <w:rPr>
-          <w:rFonts w:ascii="Calibri" w:eastAsia="Times New Roman" w:hAnsi="Calibri" w:cs="Calibri"/>
+          <w:rFonts w:ascii="Calibri" w:hAnsi="Calibri" w:eastAsia="Times New Roman" w:cs="Calibri"/>
           <w:kern w:val="0"/>
           <w:lang w:eastAsia="es-AR"/>
           <w14:ligatures w14:val="none"/>
@@ -6794,7 +6794,7 @@
       <m:oMath>
         <m:r>
           <w:rPr>
-            <w:rFonts w:ascii="Cambria Math" w:eastAsia="Times New Roman" w:hAnsi="Cambria Math" w:cs="Calibri"/>
+            <w:rFonts w:ascii="Cambria Math" w:hAnsi="Cambria Math" w:eastAsia="Times New Roman" w:cs="Calibri"/>
             <w:kern w:val="0"/>
             <w:lang w:eastAsia="es-AR"/>
             <w14:ligatures w14:val="none"/>
@@ -6804,7 +6804,7 @@
       </m:oMath>
       <w:r>
         <w:rPr>
-          <w:rFonts w:ascii="Calibri" w:eastAsia="Times New Roman" w:hAnsi="Calibri" w:cs="Calibri"/>
+          <w:rFonts w:ascii="Calibri" w:hAnsi="Calibri" w:eastAsia="Times New Roman" w:cs="Calibri"/>
           <w:kern w:val="0"/>
           <w:lang w:eastAsia="es-AR"/>
           <w14:ligatures w14:val="none"/>
@@ -6817,19 +6817,19 @@
         <w:spacing w:after="0" w:line="240" w:lineRule="auto"/>
         <w:jc w:val="both"/>
         <w:rPr>
-          <w:rFonts w:ascii="Calibri" w:eastAsia="Times New Roman" w:hAnsi="Calibri" w:cs="Calibri"/>
-          <w:kern w:val="0"/>
-          <w:lang w:eastAsia="es-AR"/>
-          <w14:ligatures w14:val="none"/>
-        </w:rPr>
-      </w:pPr>
-    </w:p>
-    <w:p>
-      <w:pPr>
-        <w:spacing w:after="0" w:line="240" w:lineRule="auto"/>
-        <w:jc w:val="both"/>
-        <w:rPr>
-          <w:rFonts w:ascii="Calibri" w:eastAsia="Times New Roman" w:hAnsi="Calibri" w:cs="Calibri"/>
+          <w:rFonts w:ascii="Calibri" w:hAnsi="Calibri" w:eastAsia="Times New Roman" w:cs="Calibri"/>
+          <w:kern w:val="0"/>
+          <w:lang w:eastAsia="es-AR"/>
+          <w14:ligatures w14:val="none"/>
+        </w:rPr>
+      </w:pPr>
+    </w:p>
+    <w:p>
+      <w:pPr>
+        <w:spacing w:after="0" w:line="240" w:lineRule="auto"/>
+        <w:jc w:val="both"/>
+        <w:rPr>
+          <w:rFonts w:ascii="Calibri" w:hAnsi="Calibri" w:eastAsia="Times New Roman" w:cs="Calibri"/>
           <w:kern w:val="0"/>
           <w:lang w:eastAsia="es-AR"/>
           <w14:ligatures w14:val="none"/>
@@ -6883,20 +6883,2511 @@
         <w:spacing w:after="0" w:line="240" w:lineRule="auto"/>
         <w:ind w:firstLine="360"/>
         <w:rPr>
-          <w:rFonts w:ascii="Times New Roman" w:eastAsia="Times New Roman" w:hAnsi="Times New Roman" w:cs="Times New Roman"/>
-          <w:kern w:val="0"/>
-          <w:sz w:val="20"/>
-          <w:szCs w:val="20"/>
-          <w:lang w:eastAsia="es-AR"/>
-          <w14:ligatures w14:val="none"/>
-        </w:rPr>
-      </w:pPr>
-    </w:p>
-    <w:p>
-      <w:pPr>
-        <w:spacing w:after="0" w:line="240" w:lineRule="auto"/>
-        <w:rPr>
-          <w:rFonts w:ascii="Arial" w:eastAsia="Times New Roman" w:hAnsi="Arial" w:cs="Arial"/>
+          <w:rFonts w:ascii="Times New Roman" w:hAnsi="Times New Roman" w:eastAsia="Times New Roman" w:cs="Times New Roman"/>
+          <w:kern w:val="0"/>
+          <w:sz w:val="20"/>
+          <w:szCs w:val="20"/>
+          <w:lang w:eastAsia="es-AR"/>
+          <w14:ligatures w14:val="none"/>
+        </w:rPr>
+      </w:pPr>
+    </w:p>
+    <w:p>
+      <w:pPr>
+        <w:spacing w:after="0" w:line="240" w:lineRule="auto"/>
+        <w:jc w:val="both"/>
+        <w:rPr>
+          <w:rFonts w:ascii="Times New Roman" w:hAnsi="Times New Roman" w:eastAsia="Times New Roman" w:cs="Times New Roman"/>
+          <w:b w:val="0"/>
+          <w:bCs w:val="0"/>
+          <w:i w:val="0"/>
+          <w:iCs w:val="0"/>
+          <w:caps w:val="0"/>
+          <w:smallCaps w:val="0"/>
+          <w:noProof w:val="0"/>
+          <w:color w:val="000000" w:themeColor="text1" w:themeTint="FF" w:themeShade="FF"/>
+          <w:sz w:val="20"/>
+          <w:szCs w:val="20"/>
+          <w:lang w:val="es-AR"/>
+        </w:rPr>
+      </w:pPr>
+      <w:r>
+        <w:rPr>
+          <w:rFonts w:ascii="Times New Roman" w:hAnsi="Times New Roman" w:eastAsia="Times New Roman" w:cs="Times New Roman"/>
+          <w:b w:val="0"/>
+          <w:bCs w:val="0"/>
+          <w:i w:val="0"/>
+          <w:iCs w:val="0"/>
+          <w:caps w:val="0"/>
+          <w:smallCaps w:val="0"/>
+          <w:noProof w:val="0"/>
+          <w:color w:val="000000" w:themeColor="text1" w:themeTint="FF" w:themeShade="FF"/>
+          <w:sz w:val="20"/>
+          <w:szCs w:val="20"/>
+          <w:lang w:val="es-US"/>
+        </w:rPr>
+        <w:t>CONSIGNA 1 - PARTE C</w:t>
+      </w:r>
+    </w:p>
+    <w:p>
+      <w:pPr>
+        <w:spacing w:after="0" w:line="240" w:lineRule="auto"/>
+        <w:jc w:val="both"/>
+        <w:rPr>
+          <w:rFonts w:ascii="Times New Roman" w:hAnsi="Times New Roman" w:eastAsia="Times New Roman" w:cs="Times New Roman"/>
+          <w:b w:val="0"/>
+          <w:bCs w:val="0"/>
+          <w:i w:val="0"/>
+          <w:iCs w:val="0"/>
+          <w:caps w:val="0"/>
+          <w:smallCaps w:val="0"/>
+          <w:noProof w:val="0"/>
+          <w:color w:val="000000" w:themeColor="text1" w:themeTint="FF" w:themeShade="FF"/>
+          <w:sz w:val="20"/>
+          <w:szCs w:val="20"/>
+          <w:lang w:val="es-AR"/>
+        </w:rPr>
+      </w:pPr>
+    </w:p>
+    <w:p>
+      <w:pPr>
+        <w:spacing w:after="0" w:line="240" w:lineRule="auto"/>
+        <w:jc w:val="both"/>
+        <w:rPr>
+          <w:rFonts w:ascii="Times New Roman" w:hAnsi="Times New Roman" w:eastAsia="Times New Roman" w:cs="Times New Roman"/>
+          <w:b w:val="0"/>
+          <w:bCs w:val="0"/>
+          <w:i w:val="0"/>
+          <w:iCs w:val="0"/>
+          <w:caps w:val="0"/>
+          <w:smallCaps w:val="0"/>
+          <w:noProof w:val="0"/>
+          <w:color w:val="000000" w:themeColor="text1" w:themeTint="FF" w:themeShade="FF"/>
+          <w:sz w:val="20"/>
+          <w:szCs w:val="20"/>
+          <w:lang w:val="es-AR"/>
+        </w:rPr>
+      </w:pPr>
+      <w:r>
+        <w:rPr>
+          <w:rFonts w:ascii="Times New Roman" w:hAnsi="Times New Roman" w:eastAsia="Times New Roman" w:cs="Times New Roman"/>
+          <w:b w:val="0"/>
+          <w:bCs w:val="0"/>
+          <w:i w:val="0"/>
+          <w:iCs w:val="0"/>
+          <w:caps w:val="0"/>
+          <w:smallCaps w:val="0"/>
+          <w:noProof w:val="0"/>
+          <w:color w:val="000000" w:themeColor="text1" w:themeTint="FF" w:themeShade="FF"/>
+          <w:sz w:val="20"/>
+          <w:szCs w:val="20"/>
+          <w:lang w:val="es-US"/>
+        </w:rPr>
+        <w:t xml:space="preserve">¿Qué tipo de usuario representa mayor riesgo? </w:t>
+      </w:r>
+    </w:p>
+    <w:p>
+      <w:pPr>
+        <w:spacing w:after="0" w:line="240" w:lineRule="auto"/>
+        <w:jc w:val="both"/>
+        <w:rPr>
+          <w:rFonts w:ascii="Times New Roman" w:hAnsi="Times New Roman" w:eastAsia="Times New Roman" w:cs="Times New Roman"/>
+          <w:b w:val="0"/>
+          <w:bCs w:val="0"/>
+          <w:i w:val="0"/>
+          <w:iCs w:val="0"/>
+          <w:caps w:val="0"/>
+          <w:smallCaps w:val="0"/>
+          <w:noProof w:val="0"/>
+          <w:color w:val="000000" w:themeColor="text1" w:themeTint="FF" w:themeShade="FF"/>
+          <w:sz w:val="20"/>
+          <w:szCs w:val="20"/>
+          <w:lang w:val="es-AR"/>
+        </w:rPr>
+      </w:pPr>
+    </w:p>
+    <w:p>
+      <w:pPr>
+        <w:spacing w:after="0" w:line="240" w:lineRule="auto"/>
+        <w:jc w:val="both"/>
+        <w:rPr>
+          <w:rFonts w:ascii="Times New Roman" w:hAnsi="Times New Roman" w:eastAsia="Times New Roman" w:cs="Times New Roman"/>
+          <w:b w:val="0"/>
+          <w:bCs w:val="0"/>
+          <w:i w:val="0"/>
+          <w:iCs w:val="0"/>
+          <w:caps w:val="0"/>
+          <w:smallCaps w:val="0"/>
+          <w:noProof w:val="0"/>
+          <w:color w:val="000000" w:themeColor="text1" w:themeTint="FF" w:themeShade="FF"/>
+          <w:sz w:val="20"/>
+          <w:szCs w:val="20"/>
+          <w:lang w:val="es-AR"/>
+        </w:rPr>
+      </w:pPr>
+      <w:r>
+        <w:rPr>
+          <w:rFonts w:ascii="Times New Roman" w:hAnsi="Times New Roman" w:eastAsia="Times New Roman" w:cs="Times New Roman"/>
+          <w:b w:val="0"/>
+          <w:bCs w:val="0"/>
+          <w:i w:val="0"/>
+          <w:iCs w:val="0"/>
+          <w:caps w:val="0"/>
+          <w:smallCaps w:val="0"/>
+          <w:noProof w:val="0"/>
+          <w:color w:val="000000" w:themeColor="text1" w:themeTint="FF" w:themeShade="FF"/>
+          <w:sz w:val="20"/>
+          <w:szCs w:val="20"/>
+          <w:lang w:val="es-US"/>
+        </w:rPr>
+        <w:t xml:space="preserve">El tipo de usuario que representa mayor riesgo es aquel que está activo en alguna de las plataformas (A o B) y además pertenece al conjunto de errores C. </w:t>
+      </w:r>
+    </w:p>
+    <w:p>
+      <w:pPr>
+        <w:spacing w:after="0" w:line="240" w:lineRule="auto"/>
+        <w:jc w:val="both"/>
+        <w:rPr>
+          <w:rFonts w:ascii="Times New Roman" w:hAnsi="Times New Roman" w:eastAsia="Times New Roman" w:cs="Times New Roman"/>
+          <w:b w:val="0"/>
+          <w:bCs w:val="0"/>
+          <w:i w:val="0"/>
+          <w:iCs w:val="0"/>
+          <w:caps w:val="0"/>
+          <w:smallCaps w:val="0"/>
+          <w:noProof w:val="0"/>
+          <w:color w:val="000000" w:themeColor="text1" w:themeTint="FF" w:themeShade="FF"/>
+          <w:sz w:val="20"/>
+          <w:szCs w:val="20"/>
+          <w:lang w:val="es-AR"/>
+        </w:rPr>
+      </w:pPr>
+    </w:p>
+    <w:p>
+      <w:pPr>
+        <w:spacing w:after="0" w:line="240" w:lineRule="auto"/>
+        <w:jc w:val="both"/>
+        <w:rPr>
+          <w:rFonts w:ascii="Times New Roman" w:hAnsi="Times New Roman" w:eastAsia="Times New Roman" w:cs="Times New Roman"/>
+          <w:b w:val="0"/>
+          <w:bCs w:val="0"/>
+          <w:i w:val="0"/>
+          <w:iCs w:val="0"/>
+          <w:caps w:val="0"/>
+          <w:smallCaps w:val="0"/>
+          <w:noProof w:val="0"/>
+          <w:color w:val="000000" w:themeColor="text1" w:themeTint="FF" w:themeShade="FF"/>
+          <w:sz w:val="20"/>
+          <w:szCs w:val="20"/>
+          <w:lang w:val="es-AR"/>
+        </w:rPr>
+      </w:pPr>
+      <w:r>
+        <w:rPr>
+          <w:rFonts w:ascii="Times New Roman" w:hAnsi="Times New Roman" w:eastAsia="Times New Roman" w:cs="Times New Roman"/>
+          <w:b w:val="0"/>
+          <w:bCs w:val="0"/>
+          <w:i w:val="0"/>
+          <w:iCs w:val="0"/>
+          <w:caps w:val="0"/>
+          <w:smallCaps w:val="0"/>
+          <w:noProof w:val="0"/>
+          <w:color w:val="000000" w:themeColor="text1" w:themeTint="FF" w:themeShade="FF"/>
+          <w:sz w:val="20"/>
+          <w:szCs w:val="20"/>
+          <w:lang w:val="es-US"/>
+        </w:rPr>
+        <w:t xml:space="preserve">Son los usuarios que se encuentran en la intersección de los errores con las plataformas. Específicamente, el ID 102 (que está en A n C) y el ID 105 (que está en A n B n C). Utilizan la plataforma Web o API y al mismo tiempo generan errores en el sistema </w:t>
+      </w:r>
+    </w:p>
+    <w:p>
+      <w:pPr>
+        <w:spacing w:after="0" w:line="240" w:lineRule="auto"/>
+        <w:jc w:val="both"/>
+        <w:rPr>
+          <w:rFonts w:ascii="Times New Roman" w:hAnsi="Times New Roman" w:eastAsia="Times New Roman" w:cs="Times New Roman"/>
+          <w:b w:val="0"/>
+          <w:bCs w:val="0"/>
+          <w:i w:val="0"/>
+          <w:iCs w:val="0"/>
+          <w:caps w:val="0"/>
+          <w:smallCaps w:val="0"/>
+          <w:noProof w:val="0"/>
+          <w:color w:val="000000" w:themeColor="text1" w:themeTint="FF" w:themeShade="FF"/>
+          <w:sz w:val="20"/>
+          <w:szCs w:val="20"/>
+          <w:lang w:val="es-AR"/>
+        </w:rPr>
+      </w:pPr>
+    </w:p>
+    <w:p>
+      <w:pPr>
+        <w:spacing w:after="0" w:line="240" w:lineRule="auto"/>
+        <w:jc w:val="both"/>
+        <w:rPr>
+          <w:rFonts w:ascii="Times New Roman" w:hAnsi="Times New Roman" w:eastAsia="Times New Roman" w:cs="Times New Roman"/>
+          <w:b w:val="0"/>
+          <w:bCs w:val="0"/>
+          <w:i w:val="0"/>
+          <w:iCs w:val="0"/>
+          <w:caps w:val="0"/>
+          <w:smallCaps w:val="0"/>
+          <w:noProof w:val="0"/>
+          <w:color w:val="000000" w:themeColor="text1" w:themeTint="FF" w:themeShade="FF"/>
+          <w:sz w:val="20"/>
+          <w:szCs w:val="20"/>
+          <w:lang w:val="es-AR"/>
+        </w:rPr>
+      </w:pPr>
+      <w:r>
+        <w:rPr>
+          <w:rFonts w:ascii="Times New Roman" w:hAnsi="Times New Roman" w:eastAsia="Times New Roman" w:cs="Times New Roman"/>
+          <w:b w:val="0"/>
+          <w:bCs w:val="0"/>
+          <w:i w:val="0"/>
+          <w:iCs w:val="0"/>
+          <w:caps w:val="0"/>
+          <w:smallCaps w:val="0"/>
+          <w:noProof w:val="0"/>
+          <w:color w:val="000000" w:themeColor="text1" w:themeTint="FF" w:themeShade="FF"/>
+          <w:sz w:val="20"/>
+          <w:szCs w:val="20"/>
+          <w:lang w:val="es-US"/>
+        </w:rPr>
+        <w:t xml:space="preserve">¿Qué significa que un usuario esté en C pero no en A </w:t>
+      </w:r>
+      <w:r>
+        <w:rPr>
+          <w:rFonts w:ascii="Cambria Math" w:hAnsi="Cambria Math" w:eastAsia="Cambria Math" w:cs="Cambria Math"/>
+          <w:b w:val="0"/>
+          <w:bCs w:val="0"/>
+          <w:i w:val="0"/>
+          <w:iCs w:val="0"/>
+          <w:caps w:val="0"/>
+          <w:smallCaps w:val="0"/>
+          <w:noProof w:val="0"/>
+          <w:color w:val="000000" w:themeColor="text1" w:themeTint="FF" w:themeShade="FF"/>
+          <w:sz w:val="20"/>
+          <w:szCs w:val="20"/>
+          <w:lang w:val="es-US"/>
+        </w:rPr>
+        <w:t>∪</w:t>
+      </w:r>
+      <w:r>
+        <w:rPr>
+          <w:rFonts w:ascii="Times New Roman" w:hAnsi="Times New Roman" w:eastAsia="Times New Roman" w:cs="Times New Roman"/>
+          <w:b w:val="0"/>
+          <w:bCs w:val="0"/>
+          <w:i w:val="0"/>
+          <w:iCs w:val="0"/>
+          <w:caps w:val="0"/>
+          <w:smallCaps w:val="0"/>
+          <w:noProof w:val="0"/>
+          <w:color w:val="000000" w:themeColor="text1" w:themeTint="FF" w:themeShade="FF"/>
+          <w:sz w:val="20"/>
+          <w:szCs w:val="20"/>
+          <w:lang w:val="es-US"/>
+        </w:rPr>
+        <w:t xml:space="preserve"> B? </w:t>
+      </w:r>
+    </w:p>
+    <w:p>
+      <w:pPr>
+        <w:spacing w:after="0" w:line="240" w:lineRule="auto"/>
+        <w:jc w:val="both"/>
+        <w:rPr>
+          <w:rFonts w:ascii="Times New Roman" w:hAnsi="Times New Roman" w:eastAsia="Times New Roman" w:cs="Times New Roman"/>
+          <w:b w:val="0"/>
+          <w:bCs w:val="0"/>
+          <w:i w:val="0"/>
+          <w:iCs w:val="0"/>
+          <w:caps w:val="0"/>
+          <w:smallCaps w:val="0"/>
+          <w:noProof w:val="0"/>
+          <w:color w:val="000000" w:themeColor="text1" w:themeTint="FF" w:themeShade="FF"/>
+          <w:sz w:val="20"/>
+          <w:szCs w:val="20"/>
+          <w:lang w:val="es-AR"/>
+        </w:rPr>
+      </w:pPr>
+    </w:p>
+    <w:p>
+      <w:pPr>
+        <w:spacing w:after="0" w:line="240" w:lineRule="auto"/>
+        <w:jc w:val="both"/>
+        <w:rPr>
+          <w:rFonts w:ascii="Times New Roman" w:hAnsi="Times New Roman" w:eastAsia="Times New Roman" w:cs="Times New Roman"/>
+          <w:b w:val="0"/>
+          <w:bCs w:val="0"/>
+          <w:i w:val="0"/>
+          <w:iCs w:val="0"/>
+          <w:caps w:val="0"/>
+          <w:smallCaps w:val="0"/>
+          <w:noProof w:val="0"/>
+          <w:color w:val="000000" w:themeColor="text1" w:themeTint="FF" w:themeShade="FF"/>
+          <w:sz w:val="20"/>
+          <w:szCs w:val="20"/>
+          <w:lang w:val="es-AR"/>
+        </w:rPr>
+      </w:pPr>
+      <w:r>
+        <w:rPr>
+          <w:rFonts w:ascii="Times New Roman" w:hAnsi="Times New Roman" w:eastAsia="Times New Roman" w:cs="Times New Roman"/>
+          <w:b w:val="0"/>
+          <w:bCs w:val="0"/>
+          <w:i w:val="0"/>
+          <w:iCs w:val="0"/>
+          <w:caps w:val="0"/>
+          <w:smallCaps w:val="0"/>
+          <w:noProof w:val="0"/>
+          <w:color w:val="000000" w:themeColor="text1" w:themeTint="FF" w:themeShade="FF"/>
+          <w:sz w:val="20"/>
+          <w:szCs w:val="20"/>
+          <w:lang w:val="es-US"/>
+        </w:rPr>
+        <w:t xml:space="preserve">Significa que existe un ID registrado obligatoriamente en el conjunto de errores, pero que no ha interactuado con las plataformas a través de la API ni de la Web </w:t>
+      </w:r>
+    </w:p>
+    <w:p>
+      <w:pPr>
+        <w:spacing w:after="0" w:line="240" w:lineRule="auto"/>
+        <w:jc w:val="both"/>
+        <w:rPr>
+          <w:rFonts w:ascii="Times New Roman" w:hAnsi="Times New Roman" w:eastAsia="Times New Roman" w:cs="Times New Roman"/>
+          <w:b w:val="0"/>
+          <w:bCs w:val="0"/>
+          <w:i w:val="0"/>
+          <w:iCs w:val="0"/>
+          <w:caps w:val="0"/>
+          <w:smallCaps w:val="0"/>
+          <w:noProof w:val="0"/>
+          <w:color w:val="000000" w:themeColor="text1" w:themeTint="FF" w:themeShade="FF"/>
+          <w:sz w:val="20"/>
+          <w:szCs w:val="20"/>
+          <w:lang w:val="es-AR"/>
+        </w:rPr>
+      </w:pPr>
+    </w:p>
+    <w:p>
+      <w:pPr>
+        <w:spacing w:after="0" w:line="240" w:lineRule="auto"/>
+        <w:jc w:val="both"/>
+        <w:rPr>
+          <w:rFonts w:ascii="Times New Roman" w:hAnsi="Times New Roman" w:eastAsia="Times New Roman" w:cs="Times New Roman"/>
+          <w:b w:val="0"/>
+          <w:bCs w:val="0"/>
+          <w:i w:val="0"/>
+          <w:iCs w:val="0"/>
+          <w:caps w:val="0"/>
+          <w:smallCaps w:val="0"/>
+          <w:noProof w:val="0"/>
+          <w:color w:val="000000" w:themeColor="text1" w:themeTint="FF" w:themeShade="FF"/>
+          <w:sz w:val="20"/>
+          <w:szCs w:val="20"/>
+          <w:lang w:val="es-AR"/>
+        </w:rPr>
+      </w:pPr>
+      <w:r>
+        <w:rPr>
+          <w:rFonts w:ascii="Times New Roman" w:hAnsi="Times New Roman" w:eastAsia="Times New Roman" w:cs="Times New Roman"/>
+          <w:b w:val="0"/>
+          <w:bCs w:val="0"/>
+          <w:i w:val="0"/>
+          <w:iCs w:val="0"/>
+          <w:caps w:val="0"/>
+          <w:smallCaps w:val="0"/>
+          <w:noProof w:val="0"/>
+          <w:color w:val="000000" w:themeColor="text1" w:themeTint="FF" w:themeShade="FF"/>
+          <w:sz w:val="20"/>
+          <w:szCs w:val="20"/>
+          <w:lang w:val="es-US"/>
+        </w:rPr>
+        <w:t xml:space="preserve">El único ID que cumple esta condición es el 109. El sistema está arrojando un error para un usuario que ni siquiera accedió a la plataforma </w:t>
+      </w:r>
+    </w:p>
+    <w:p>
+      <w:pPr>
+        <w:spacing w:after="0" w:line="240" w:lineRule="auto"/>
+        <w:jc w:val="both"/>
+        <w:rPr>
+          <w:rFonts w:ascii="Times New Roman" w:hAnsi="Times New Roman" w:eastAsia="Times New Roman" w:cs="Times New Roman"/>
+          <w:b w:val="0"/>
+          <w:bCs w:val="0"/>
+          <w:i w:val="0"/>
+          <w:iCs w:val="0"/>
+          <w:caps w:val="0"/>
+          <w:smallCaps w:val="0"/>
+          <w:noProof w:val="0"/>
+          <w:color w:val="000000" w:themeColor="text1" w:themeTint="FF" w:themeShade="FF"/>
+          <w:sz w:val="20"/>
+          <w:szCs w:val="20"/>
+          <w:lang w:val="es-AR"/>
+        </w:rPr>
+      </w:pPr>
+    </w:p>
+    <w:p>
+      <w:pPr>
+        <w:spacing w:after="0" w:line="240" w:lineRule="auto"/>
+        <w:jc w:val="both"/>
+        <w:rPr>
+          <w:rFonts w:ascii="Times New Roman" w:hAnsi="Times New Roman" w:eastAsia="Times New Roman" w:cs="Times New Roman"/>
+          <w:b w:val="0"/>
+          <w:bCs w:val="0"/>
+          <w:i w:val="0"/>
+          <w:iCs w:val="0"/>
+          <w:caps w:val="0"/>
+          <w:smallCaps w:val="0"/>
+          <w:noProof w:val="0"/>
+          <w:color w:val="000000" w:themeColor="text1" w:themeTint="FF" w:themeShade="FF"/>
+          <w:sz w:val="20"/>
+          <w:szCs w:val="20"/>
+          <w:lang w:val="es-AR"/>
+        </w:rPr>
+      </w:pPr>
+      <w:r>
+        <w:rPr>
+          <w:rFonts w:ascii="Times New Roman" w:hAnsi="Times New Roman" w:eastAsia="Times New Roman" w:cs="Times New Roman"/>
+          <w:b w:val="0"/>
+          <w:bCs w:val="0"/>
+          <w:i w:val="0"/>
+          <w:iCs w:val="0"/>
+          <w:caps w:val="0"/>
+          <w:smallCaps w:val="0"/>
+          <w:noProof w:val="0"/>
+          <w:color w:val="000000" w:themeColor="text1" w:themeTint="FF" w:themeShade="FF"/>
+          <w:sz w:val="20"/>
+          <w:szCs w:val="20"/>
+          <w:lang w:val="es-US"/>
+        </w:rPr>
+        <w:t xml:space="preserve">Matemáticamente: </w:t>
+      </w:r>
+    </w:p>
+    <w:p>
+      <w:pPr>
+        <w:spacing w:after="0" w:line="240" w:lineRule="auto"/>
+        <w:jc w:val="both"/>
+        <w:rPr>
+          <w:rFonts w:ascii="Times New Roman" w:hAnsi="Times New Roman" w:eastAsia="Times New Roman" w:cs="Times New Roman"/>
+          <w:b w:val="0"/>
+          <w:bCs w:val="0"/>
+          <w:i w:val="0"/>
+          <w:iCs w:val="0"/>
+          <w:caps w:val="0"/>
+          <w:smallCaps w:val="0"/>
+          <w:noProof w:val="0"/>
+          <w:color w:val="000000" w:themeColor="text1" w:themeTint="FF" w:themeShade="FF"/>
+          <w:sz w:val="20"/>
+          <w:szCs w:val="20"/>
+          <w:lang w:val="es-AR"/>
+        </w:rPr>
+      </w:pPr>
+    </w:p>
+    <w:p>
+      <w:pPr>
+        <w:spacing w:after="0" w:line="240" w:lineRule="auto"/>
+        <w:jc w:val="both"/>
+        <w:rPr>
+          <w:rFonts w:ascii="Times New Roman" w:hAnsi="Times New Roman" w:eastAsia="Times New Roman" w:cs="Times New Roman"/>
+          <w:b w:val="0"/>
+          <w:bCs w:val="0"/>
+          <w:i w:val="0"/>
+          <w:iCs w:val="0"/>
+          <w:caps w:val="0"/>
+          <w:smallCaps w:val="0"/>
+          <w:noProof w:val="0"/>
+          <w:color w:val="000000" w:themeColor="text1" w:themeTint="FF" w:themeShade="FF"/>
+          <w:sz w:val="20"/>
+          <w:szCs w:val="20"/>
+          <w:lang w:val="es-AR"/>
+        </w:rPr>
+      </w:pPr>
+      <w:r>
+        <w:rPr>
+          <w:rFonts w:ascii="Times New Roman" w:hAnsi="Times New Roman" w:eastAsia="Times New Roman" w:cs="Times New Roman"/>
+          <w:b w:val="0"/>
+          <w:bCs w:val="0"/>
+          <w:i w:val="0"/>
+          <w:iCs w:val="0"/>
+          <w:caps w:val="0"/>
+          <w:smallCaps w:val="0"/>
+          <w:noProof w:val="0"/>
+          <w:color w:val="000000" w:themeColor="text1" w:themeTint="FF" w:themeShade="FF"/>
+          <w:sz w:val="20"/>
+          <w:szCs w:val="20"/>
+          <w:lang w:val="es-US"/>
+        </w:rPr>
+        <w:t xml:space="preserve">C − (A </w:t>
+      </w:r>
+      <w:r>
+        <w:rPr>
+          <w:rFonts w:ascii="Cambria Math" w:hAnsi="Cambria Math" w:eastAsia="Cambria Math" w:cs="Cambria Math"/>
+          <w:b w:val="0"/>
+          <w:bCs w:val="0"/>
+          <w:i w:val="0"/>
+          <w:iCs w:val="0"/>
+          <w:caps w:val="0"/>
+          <w:smallCaps w:val="0"/>
+          <w:noProof w:val="0"/>
+          <w:color w:val="000000" w:themeColor="text1" w:themeTint="FF" w:themeShade="FF"/>
+          <w:sz w:val="20"/>
+          <w:szCs w:val="20"/>
+          <w:lang w:val="es-US"/>
+        </w:rPr>
+        <w:t>∪</w:t>
+      </w:r>
+      <w:r>
+        <w:rPr>
+          <w:rFonts w:ascii="Times New Roman" w:hAnsi="Times New Roman" w:eastAsia="Times New Roman" w:cs="Times New Roman"/>
+          <w:b w:val="0"/>
+          <w:bCs w:val="0"/>
+          <w:i w:val="0"/>
+          <w:iCs w:val="0"/>
+          <w:caps w:val="0"/>
+          <w:smallCaps w:val="0"/>
+          <w:noProof w:val="0"/>
+          <w:color w:val="000000" w:themeColor="text1" w:themeTint="FF" w:themeShade="FF"/>
+          <w:sz w:val="20"/>
+          <w:szCs w:val="20"/>
+          <w:lang w:val="es-US"/>
+        </w:rPr>
+        <w:t xml:space="preserve"> B) = {109} </w:t>
+      </w:r>
+    </w:p>
+    <w:p>
+      <w:pPr>
+        <w:spacing w:after="0" w:line="240" w:lineRule="auto"/>
+        <w:jc w:val="both"/>
+        <w:rPr>
+          <w:rFonts w:ascii="Aptos" w:hAnsi="Aptos" w:eastAsia="Aptos" w:cs="Aptos"/>
+          <w:b w:val="0"/>
+          <w:bCs w:val="0"/>
+          <w:i w:val="0"/>
+          <w:iCs w:val="0"/>
+          <w:caps w:val="0"/>
+          <w:smallCaps w:val="0"/>
+          <w:noProof w:val="0"/>
+          <w:color w:val="000000" w:themeColor="text1" w:themeTint="FF" w:themeShade="FF"/>
+          <w:sz w:val="24"/>
+          <w:szCs w:val="24"/>
+          <w:lang w:val="es-AR"/>
+        </w:rPr>
+      </w:pPr>
+    </w:p>
+    <w:p>
+      <w:pPr>
+        <w:spacing w:after="0" w:line="240" w:lineRule="auto"/>
+        <w:jc w:val="both"/>
+        <w:rPr>
+          <w:rFonts w:ascii="Times New Roman" w:hAnsi="Times New Roman" w:eastAsia="Times New Roman" w:cs="Times New Roman"/>
+          <w:b w:val="0"/>
+          <w:bCs w:val="0"/>
+          <w:i w:val="0"/>
+          <w:iCs w:val="0"/>
+          <w:caps w:val="0"/>
+          <w:smallCaps w:val="0"/>
+          <w:noProof w:val="0"/>
+          <w:color w:val="000000" w:themeColor="text1" w:themeTint="FF" w:themeShade="FF"/>
+          <w:sz w:val="20"/>
+          <w:szCs w:val="20"/>
+          <w:lang w:val="es-AR"/>
+        </w:rPr>
+      </w:pPr>
+      <w:r>
+        <w:rPr>
+          <w:rFonts w:ascii="Times New Roman" w:hAnsi="Times New Roman" w:eastAsia="Times New Roman" w:cs="Times New Roman"/>
+          <w:b w:val="0"/>
+          <w:bCs w:val="0"/>
+          <w:i w:val="0"/>
+          <w:iCs w:val="0"/>
+          <w:caps w:val="0"/>
+          <w:smallCaps w:val="0"/>
+          <w:noProof w:val="0"/>
+          <w:color w:val="000000" w:themeColor="text1" w:themeTint="FF" w:themeShade="FF"/>
+          <w:sz w:val="20"/>
+          <w:szCs w:val="20"/>
+          <w:lang w:val="es-US"/>
+        </w:rPr>
+        <w:t xml:space="preserve">* ¿Qué decisión tomarían como equipo programador? </w:t>
+      </w:r>
+    </w:p>
+    <w:p>
+      <w:pPr>
+        <w:spacing w:after="0" w:line="240" w:lineRule="auto"/>
+        <w:jc w:val="both"/>
+        <w:rPr>
+          <w:rFonts w:ascii="Times New Roman" w:hAnsi="Times New Roman" w:eastAsia="Times New Roman" w:cs="Times New Roman"/>
+          <w:b w:val="0"/>
+          <w:bCs w:val="0"/>
+          <w:i w:val="0"/>
+          <w:iCs w:val="0"/>
+          <w:caps w:val="0"/>
+          <w:smallCaps w:val="0"/>
+          <w:noProof w:val="0"/>
+          <w:color w:val="000000" w:themeColor="text1" w:themeTint="FF" w:themeShade="FF"/>
+          <w:sz w:val="20"/>
+          <w:szCs w:val="20"/>
+          <w:lang w:val="es-AR"/>
+        </w:rPr>
+      </w:pPr>
+    </w:p>
+    <w:p>
+      <w:pPr>
+        <w:spacing w:after="0" w:line="240" w:lineRule="auto"/>
+        <w:jc w:val="both"/>
+        <w:rPr>
+          <w:rFonts w:ascii="Times New Roman" w:hAnsi="Times New Roman" w:eastAsia="Times New Roman" w:cs="Times New Roman"/>
+          <w:b w:val="0"/>
+          <w:bCs w:val="0"/>
+          <w:i w:val="0"/>
+          <w:iCs w:val="0"/>
+          <w:caps w:val="0"/>
+          <w:smallCaps w:val="0"/>
+          <w:noProof w:val="0"/>
+          <w:color w:val="000000" w:themeColor="text1" w:themeTint="FF" w:themeShade="FF"/>
+          <w:sz w:val="20"/>
+          <w:szCs w:val="20"/>
+          <w:lang w:val="es-AR"/>
+        </w:rPr>
+      </w:pPr>
+      <w:r>
+        <w:rPr>
+          <w:rFonts w:ascii="Times New Roman" w:hAnsi="Times New Roman" w:eastAsia="Times New Roman" w:cs="Times New Roman"/>
+          <w:b w:val="0"/>
+          <w:bCs w:val="0"/>
+          <w:i w:val="0"/>
+          <w:iCs w:val="0"/>
+          <w:caps w:val="0"/>
+          <w:smallCaps w:val="0"/>
+          <w:noProof w:val="0"/>
+          <w:color w:val="000000" w:themeColor="text1" w:themeTint="FF" w:themeShade="FF"/>
+          <w:sz w:val="20"/>
+          <w:szCs w:val="20"/>
+          <w:lang w:val="es-US"/>
+        </w:rPr>
+        <w:t xml:space="preserve">El equipo debería enfocarse tanto en: </w:t>
+      </w:r>
+    </w:p>
+    <w:p>
+      <w:pPr>
+        <w:spacing w:after="0" w:line="240" w:lineRule="auto"/>
+        <w:jc w:val="both"/>
+        <w:rPr>
+          <w:rFonts w:ascii="Times New Roman" w:hAnsi="Times New Roman" w:eastAsia="Times New Roman" w:cs="Times New Roman"/>
+          <w:b w:val="0"/>
+          <w:bCs w:val="0"/>
+          <w:i w:val="0"/>
+          <w:iCs w:val="0"/>
+          <w:caps w:val="0"/>
+          <w:smallCaps w:val="0"/>
+          <w:noProof w:val="0"/>
+          <w:color w:val="000000" w:themeColor="text1" w:themeTint="FF" w:themeShade="FF"/>
+          <w:sz w:val="20"/>
+          <w:szCs w:val="20"/>
+          <w:lang w:val="es-AR"/>
+        </w:rPr>
+      </w:pPr>
+    </w:p>
+    <w:p>
+      <w:pPr>
+        <w:pStyle w:val="Prrafodelista"/>
+        <w:numPr>
+          <w:ilvl w:val="0"/>
+          <w:numId w:val="8"/>
+        </w:numPr>
+        <w:spacing w:after="0" w:line="240" w:lineRule="auto"/>
+        <w:jc w:val="both"/>
+        <w:rPr>
+          <w:rFonts w:ascii="Times New Roman" w:hAnsi="Times New Roman" w:eastAsia="Times New Roman" w:cs="Times New Roman"/>
+          <w:b w:val="0"/>
+          <w:bCs w:val="0"/>
+          <w:i w:val="0"/>
+          <w:iCs w:val="0"/>
+          <w:caps w:val="0"/>
+          <w:smallCaps w:val="0"/>
+          <w:noProof w:val="0"/>
+          <w:color w:val="000000" w:themeColor="text1" w:themeTint="FF" w:themeShade="FF"/>
+          <w:sz w:val="20"/>
+          <w:szCs w:val="20"/>
+          <w:lang w:val="es-AR"/>
+        </w:rPr>
+      </w:pPr>
+      <w:r>
+        <w:rPr>
+          <w:rFonts w:ascii="Times New Roman" w:hAnsi="Times New Roman" w:eastAsia="Times New Roman" w:cs="Times New Roman"/>
+          <w:b w:val="0"/>
+          <w:bCs w:val="0"/>
+          <w:i w:val="0"/>
+          <w:iCs w:val="0"/>
+          <w:caps w:val="0"/>
+          <w:smallCaps w:val="0"/>
+          <w:noProof w:val="0"/>
+          <w:color w:val="000000" w:themeColor="text1" w:themeTint="FF" w:themeShade="FF"/>
+          <w:sz w:val="20"/>
+          <w:szCs w:val="20"/>
+          <w:lang w:val="es-US"/>
+        </w:rPr>
+        <w:t xml:space="preserve">Resolver los problemas de los usuarios activos </w:t>
+      </w:r>
+    </w:p>
+    <w:p>
+      <w:pPr>
+        <w:spacing w:after="0" w:line="240" w:lineRule="auto"/>
+        <w:jc w:val="both"/>
+        <w:rPr>
+          <w:rFonts w:ascii="Times New Roman" w:hAnsi="Times New Roman" w:eastAsia="Times New Roman" w:cs="Times New Roman"/>
+          <w:b w:val="0"/>
+          <w:bCs w:val="0"/>
+          <w:i w:val="0"/>
+          <w:iCs w:val="0"/>
+          <w:caps w:val="0"/>
+          <w:smallCaps w:val="0"/>
+          <w:noProof w:val="0"/>
+          <w:color w:val="000000" w:themeColor="text1" w:themeTint="FF" w:themeShade="FF"/>
+          <w:sz w:val="20"/>
+          <w:szCs w:val="20"/>
+          <w:lang w:val="es-AR"/>
+        </w:rPr>
+      </w:pPr>
+    </w:p>
+    <w:p>
+      <w:pPr>
+        <w:pStyle w:val="Prrafodelista"/>
+        <w:numPr>
+          <w:ilvl w:val="0"/>
+          <w:numId w:val="8"/>
+        </w:numPr>
+        <w:spacing w:after="0" w:line="240" w:lineRule="auto"/>
+        <w:jc w:val="both"/>
+        <w:rPr>
+          <w:rFonts w:ascii="Times New Roman" w:hAnsi="Times New Roman" w:eastAsia="Times New Roman" w:cs="Times New Roman"/>
+          <w:b w:val="0"/>
+          <w:bCs w:val="0"/>
+          <w:i w:val="0"/>
+          <w:iCs w:val="0"/>
+          <w:caps w:val="0"/>
+          <w:smallCaps w:val="0"/>
+          <w:noProof w:val="0"/>
+          <w:color w:val="000000" w:themeColor="text1" w:themeTint="FF" w:themeShade="FF"/>
+          <w:sz w:val="20"/>
+          <w:szCs w:val="20"/>
+          <w:lang w:val="es-AR"/>
+        </w:rPr>
+      </w:pPr>
+      <w:r>
+        <w:rPr>
+          <w:rFonts w:ascii="Times New Roman" w:hAnsi="Times New Roman" w:eastAsia="Times New Roman" w:cs="Times New Roman"/>
+          <w:b w:val="0"/>
+          <w:bCs w:val="0"/>
+          <w:i w:val="0"/>
+          <w:iCs w:val="0"/>
+          <w:caps w:val="0"/>
+          <w:smallCaps w:val="0"/>
+          <w:noProof w:val="0"/>
+          <w:color w:val="000000" w:themeColor="text1" w:themeTint="FF" w:themeShade="FF"/>
+          <w:sz w:val="20"/>
+          <w:szCs w:val="20"/>
+          <w:lang w:val="es-US"/>
+        </w:rPr>
+        <w:t xml:space="preserve">Como en investigar errores anómalos que podrían indicar fallas más profundas del sistema. </w:t>
+      </w:r>
+    </w:p>
+    <w:p>
+      <w:pPr>
+        <w:spacing w:after="0" w:line="240" w:lineRule="auto"/>
+        <w:jc w:val="both"/>
+        <w:rPr>
+          <w:rFonts w:ascii="Times New Roman" w:hAnsi="Times New Roman" w:eastAsia="Times New Roman" w:cs="Times New Roman"/>
+          <w:b w:val="0"/>
+          <w:bCs w:val="0"/>
+          <w:i w:val="0"/>
+          <w:iCs w:val="0"/>
+          <w:caps w:val="0"/>
+          <w:smallCaps w:val="0"/>
+          <w:noProof w:val="0"/>
+          <w:color w:val="000000" w:themeColor="text1" w:themeTint="FF" w:themeShade="FF"/>
+          <w:sz w:val="20"/>
+          <w:szCs w:val="20"/>
+          <w:lang w:val="es-AR"/>
+        </w:rPr>
+      </w:pPr>
+    </w:p>
+    <w:p>
+      <w:pPr>
+        <w:spacing w:after="0" w:line="240" w:lineRule="auto"/>
+        <w:jc w:val="both"/>
+        <w:rPr>
+          <w:rFonts w:ascii="Times New Roman" w:hAnsi="Times New Roman" w:eastAsia="Times New Roman" w:cs="Times New Roman"/>
+          <w:b w:val="0"/>
+          <w:bCs w:val="0"/>
+          <w:i w:val="0"/>
+          <w:iCs w:val="0"/>
+          <w:caps w:val="0"/>
+          <w:smallCaps w:val="0"/>
+          <w:noProof w:val="0"/>
+          <w:color w:val="000000" w:themeColor="text1" w:themeTint="FF" w:themeShade="FF"/>
+          <w:sz w:val="20"/>
+          <w:szCs w:val="20"/>
+          <w:lang w:val="es-AR"/>
+        </w:rPr>
+      </w:pPr>
+      <w:r>
+        <w:rPr>
+          <w:rFonts w:ascii="Times New Roman" w:hAnsi="Times New Roman" w:eastAsia="Times New Roman" w:cs="Times New Roman"/>
+          <w:b w:val="0"/>
+          <w:bCs w:val="0"/>
+          <w:i w:val="0"/>
+          <w:iCs w:val="0"/>
+          <w:caps w:val="0"/>
+          <w:smallCaps w:val="0"/>
+          <w:noProof w:val="0"/>
+          <w:color w:val="000000" w:themeColor="text1" w:themeTint="FF" w:themeShade="FF"/>
+          <w:sz w:val="20"/>
+          <w:szCs w:val="20"/>
+          <w:lang w:val="es-US"/>
+        </w:rPr>
+        <w:t xml:space="preserve">1 - Usuarios Críticos que acceden a la plataforma mediante la web y/o la API: La prioridad absoluta solucionar los errores que afectan a los ID 102 y 105. </w:t>
+      </w:r>
+    </w:p>
+    <w:p>
+      <w:pPr>
+        <w:spacing w:after="0" w:line="240" w:lineRule="auto"/>
+        <w:jc w:val="both"/>
+        <w:rPr>
+          <w:rFonts w:ascii="Times New Roman" w:hAnsi="Times New Roman" w:eastAsia="Times New Roman" w:cs="Times New Roman"/>
+          <w:b w:val="0"/>
+          <w:bCs w:val="0"/>
+          <w:i w:val="0"/>
+          <w:iCs w:val="0"/>
+          <w:caps w:val="0"/>
+          <w:smallCaps w:val="0"/>
+          <w:noProof w:val="0"/>
+          <w:color w:val="000000" w:themeColor="text1" w:themeTint="FF" w:themeShade="FF"/>
+          <w:sz w:val="20"/>
+          <w:szCs w:val="20"/>
+          <w:lang w:val="es-AR"/>
+        </w:rPr>
+      </w:pPr>
+    </w:p>
+    <w:p>
+      <w:pPr>
+        <w:spacing w:after="0" w:line="240" w:lineRule="auto"/>
+        <w:jc w:val="both"/>
+        <w:rPr>
+          <w:rFonts w:ascii="Times New Roman" w:hAnsi="Times New Roman" w:eastAsia="Times New Roman" w:cs="Times New Roman"/>
+          <w:b w:val="0"/>
+          <w:bCs w:val="0"/>
+          <w:i w:val="0"/>
+          <w:iCs w:val="0"/>
+          <w:caps w:val="0"/>
+          <w:smallCaps w:val="0"/>
+          <w:noProof w:val="0"/>
+          <w:color w:val="000000" w:themeColor="text1" w:themeTint="FF" w:themeShade="FF"/>
+          <w:sz w:val="20"/>
+          <w:szCs w:val="20"/>
+          <w:lang w:val="es-AR"/>
+        </w:rPr>
+      </w:pPr>
+      <w:r>
+        <w:rPr>
+          <w:rFonts w:ascii="Times New Roman" w:hAnsi="Times New Roman" w:eastAsia="Times New Roman" w:cs="Times New Roman"/>
+          <w:b w:val="0"/>
+          <w:bCs w:val="0"/>
+          <w:i w:val="0"/>
+          <w:iCs w:val="0"/>
+          <w:caps w:val="0"/>
+          <w:smallCaps w:val="0"/>
+          <w:noProof w:val="0"/>
+          <w:color w:val="000000" w:themeColor="text1" w:themeTint="FF" w:themeShade="FF"/>
+          <w:sz w:val="20"/>
+          <w:szCs w:val="20"/>
+          <w:lang w:val="es-US"/>
+        </w:rPr>
+        <w:t xml:space="preserve">2 – Solucionar el problema del ID 109: Se necesita descubrir por qué la base de datos reporta un error de un usuario inactivo y solucionarlo. </w:t>
+      </w:r>
+    </w:p>
+    <w:p>
+      <w:pPr>
+        <w:spacing w:after="0" w:line="240" w:lineRule="auto"/>
+        <w:jc w:val="both"/>
+        <w:rPr>
+          <w:rFonts w:ascii="Times New Roman" w:hAnsi="Times New Roman" w:eastAsia="Times New Roman" w:cs="Times New Roman"/>
+          <w:b w:val="0"/>
+          <w:bCs w:val="0"/>
+          <w:i w:val="0"/>
+          <w:iCs w:val="0"/>
+          <w:caps w:val="0"/>
+          <w:smallCaps w:val="0"/>
+          <w:noProof w:val="0"/>
+          <w:color w:val="000000" w:themeColor="text1" w:themeTint="FF" w:themeShade="FF"/>
+          <w:sz w:val="20"/>
+          <w:szCs w:val="20"/>
+          <w:lang w:val="es-AR"/>
+        </w:rPr>
+      </w:pPr>
+    </w:p>
+    <w:p>
+      <w:pPr>
+        <w:spacing w:after="0" w:line="240" w:lineRule="auto"/>
+        <w:jc w:val="both"/>
+        <w:rPr>
+          <w:rFonts w:ascii="Times New Roman" w:hAnsi="Times New Roman" w:eastAsia="Times New Roman" w:cs="Times New Roman"/>
+          <w:b w:val="0"/>
+          <w:bCs w:val="0"/>
+          <w:i w:val="0"/>
+          <w:iCs w:val="0"/>
+          <w:caps w:val="0"/>
+          <w:smallCaps w:val="0"/>
+          <w:noProof w:val="0"/>
+          <w:color w:val="000000" w:themeColor="text1" w:themeTint="FF" w:themeShade="FF"/>
+          <w:sz w:val="20"/>
+          <w:szCs w:val="20"/>
+          <w:lang w:val="es-AR"/>
+        </w:rPr>
+      </w:pPr>
+      <w:r>
+        <w:rPr>
+          <w:rFonts w:ascii="Times New Roman" w:hAnsi="Times New Roman" w:eastAsia="Times New Roman" w:cs="Times New Roman"/>
+          <w:b w:val="0"/>
+          <w:bCs w:val="0"/>
+          <w:i w:val="0"/>
+          <w:iCs w:val="0"/>
+          <w:caps w:val="0"/>
+          <w:smallCaps w:val="0"/>
+          <w:noProof w:val="0"/>
+          <w:color w:val="000000" w:themeColor="text1" w:themeTint="FF" w:themeShade="FF"/>
+          <w:sz w:val="20"/>
+          <w:szCs w:val="20"/>
+          <w:lang w:val="es-US"/>
+        </w:rPr>
+        <w:t>3 - Monitoreo Preventivo: Durante la implementación de cualquier solución, se debe garantizar que los usuarios (el conjunto de usuarios sin errores A u B - C) no se vean afectados.</w:t>
+      </w:r>
+    </w:p>
+    <w:p>
+      <w:pPr>
+        <w:spacing w:after="0" w:line="240" w:lineRule="auto"/>
+        <w:jc w:val="both"/>
+        <w:rPr>
+          <w:rFonts w:ascii="Times New Roman" w:hAnsi="Times New Roman" w:eastAsia="Times New Roman" w:cs="Times New Roman"/>
+          <w:b w:val="0"/>
+          <w:bCs w:val="0"/>
+          <w:i w:val="0"/>
+          <w:iCs w:val="0"/>
+          <w:caps w:val="0"/>
+          <w:smallCaps w:val="0"/>
+          <w:noProof w:val="0"/>
+          <w:color w:val="000000" w:themeColor="text1" w:themeTint="FF" w:themeShade="FF"/>
+          <w:sz w:val="20"/>
+          <w:szCs w:val="20"/>
+          <w:lang w:val="es-AR"/>
+        </w:rPr>
+      </w:pPr>
+    </w:p>
+    <w:p>
+      <w:pPr>
+        <w:spacing w:after="0" w:line="240" w:lineRule="auto"/>
+        <w:jc w:val="both"/>
+        <w:rPr>
+          <w:rFonts w:ascii="Times New Roman" w:hAnsi="Times New Roman" w:eastAsia="Times New Roman" w:cs="Times New Roman"/>
+          <w:b w:val="0"/>
+          <w:bCs w:val="0"/>
+          <w:i w:val="0"/>
+          <w:iCs w:val="0"/>
+          <w:caps w:val="0"/>
+          <w:smallCaps w:val="0"/>
+          <w:noProof w:val="0"/>
+          <w:color w:val="000000" w:themeColor="text1" w:themeTint="FF" w:themeShade="FF"/>
+          <w:sz w:val="20"/>
+          <w:szCs w:val="20"/>
+          <w:lang w:val="es-AR"/>
+        </w:rPr>
+      </w:pPr>
+      <w:r>
+        <w:rPr>
+          <w:rFonts w:ascii="Times New Roman" w:hAnsi="Times New Roman" w:eastAsia="Times New Roman" w:cs="Times New Roman"/>
+          <w:b w:val="0"/>
+          <w:bCs w:val="0"/>
+          <w:i w:val="0"/>
+          <w:iCs w:val="0"/>
+          <w:caps w:val="0"/>
+          <w:smallCaps w:val="0"/>
+          <w:noProof w:val="0"/>
+          <w:color w:val="000000" w:themeColor="text1" w:themeTint="FF" w:themeShade="FF"/>
+          <w:sz w:val="20"/>
+          <w:szCs w:val="20"/>
+          <w:lang w:val="es-US"/>
+        </w:rPr>
+        <w:t>Consigna 2 — Análisis y optimización de costos de desarrollo</w:t>
+      </w:r>
+    </w:p>
+    <w:p>
+      <w:pPr>
+        <w:spacing w:after="0" w:line="240" w:lineRule="auto"/>
+        <w:jc w:val="both"/>
+        <w:rPr>
+          <w:rFonts w:ascii="Times New Roman" w:hAnsi="Times New Roman" w:eastAsia="Times New Roman" w:cs="Times New Roman"/>
+          <w:b w:val="0"/>
+          <w:bCs w:val="0"/>
+          <w:i w:val="0"/>
+          <w:iCs w:val="0"/>
+          <w:caps w:val="0"/>
+          <w:smallCaps w:val="0"/>
+          <w:noProof w:val="0"/>
+          <w:color w:val="000000" w:themeColor="text1" w:themeTint="FF" w:themeShade="FF"/>
+          <w:sz w:val="20"/>
+          <w:szCs w:val="20"/>
+          <w:lang w:val="es-AR"/>
+        </w:rPr>
+      </w:pPr>
+    </w:p>
+    <w:p>
+      <w:pPr>
+        <w:spacing w:after="0" w:line="240" w:lineRule="auto"/>
+        <w:jc w:val="both"/>
+        <w:rPr>
+          <w:rFonts w:ascii="Times New Roman" w:hAnsi="Times New Roman" w:eastAsia="Times New Roman" w:cs="Times New Roman"/>
+          <w:b w:val="0"/>
+          <w:bCs w:val="0"/>
+          <w:i w:val="0"/>
+          <w:iCs w:val="0"/>
+          <w:caps w:val="0"/>
+          <w:smallCaps w:val="0"/>
+          <w:noProof w:val="0"/>
+          <w:color w:val="000000" w:themeColor="text1" w:themeTint="FF" w:themeShade="FF"/>
+          <w:sz w:val="20"/>
+          <w:szCs w:val="20"/>
+          <w:lang w:val="es-AR"/>
+        </w:rPr>
+      </w:pPr>
+      <w:r>
+        <w:rPr>
+          <w:rFonts w:ascii="Times New Roman" w:hAnsi="Times New Roman" w:eastAsia="Times New Roman" w:cs="Times New Roman"/>
+          <w:b w:val="0"/>
+          <w:bCs w:val="0"/>
+          <w:i w:val="0"/>
+          <w:iCs w:val="0"/>
+          <w:caps w:val="0"/>
+          <w:smallCaps w:val="0"/>
+          <w:noProof w:val="0"/>
+          <w:color w:val="000000" w:themeColor="text1" w:themeTint="FF" w:themeShade="FF"/>
+          <w:sz w:val="20"/>
+          <w:szCs w:val="20"/>
+          <w:lang w:val="es-US"/>
+        </w:rPr>
+        <w:t>Parte A</w:t>
+      </w:r>
+    </w:p>
+    <w:p>
+      <w:pPr>
+        <w:spacing w:after="0" w:line="240" w:lineRule="auto"/>
+        <w:jc w:val="both"/>
+        <w:rPr>
+          <w:rFonts w:ascii="Times New Roman" w:hAnsi="Times New Roman" w:eastAsia="Times New Roman" w:cs="Times New Roman"/>
+          <w:b w:val="0"/>
+          <w:bCs w:val="0"/>
+          <w:i w:val="0"/>
+          <w:iCs w:val="0"/>
+          <w:caps w:val="0"/>
+          <w:smallCaps w:val="0"/>
+          <w:noProof w:val="0"/>
+          <w:color w:val="000000" w:themeColor="text1" w:themeTint="FF" w:themeShade="FF"/>
+          <w:sz w:val="20"/>
+          <w:szCs w:val="20"/>
+          <w:lang w:val="es-AR"/>
+        </w:rPr>
+      </w:pPr>
+    </w:p>
+    <w:p>
+      <w:pPr>
+        <w:spacing w:after="0" w:line="240" w:lineRule="auto"/>
+        <w:jc w:val="both"/>
+        <w:rPr>
+          <w:rFonts w:ascii="Times New Roman" w:hAnsi="Times New Roman" w:eastAsia="Times New Roman" w:cs="Times New Roman"/>
+          <w:b w:val="0"/>
+          <w:bCs w:val="0"/>
+          <w:i w:val="0"/>
+          <w:iCs w:val="0"/>
+          <w:caps w:val="0"/>
+          <w:smallCaps w:val="0"/>
+          <w:noProof w:val="0"/>
+          <w:color w:val="000000" w:themeColor="text1" w:themeTint="FF" w:themeShade="FF"/>
+          <w:sz w:val="20"/>
+          <w:szCs w:val="20"/>
+          <w:lang w:val="es-AR"/>
+        </w:rPr>
+      </w:pPr>
+      <w:r>
+        <w:rPr>
+          <w:rFonts w:ascii="Times New Roman" w:hAnsi="Times New Roman" w:eastAsia="Times New Roman" w:cs="Times New Roman"/>
+          <w:b w:val="0"/>
+          <w:bCs w:val="0"/>
+          <w:i w:val="0"/>
+          <w:iCs w:val="0"/>
+          <w:caps w:val="0"/>
+          <w:smallCaps w:val="0"/>
+          <w:noProof w:val="0"/>
+          <w:color w:val="000000" w:themeColor="text1" w:themeTint="FF" w:themeShade="FF"/>
+          <w:sz w:val="20"/>
+          <w:szCs w:val="20"/>
+          <w:lang w:val="es-US"/>
+        </w:rPr>
+        <w:t>Se trabajó con tres funciones que representan distintos planes de contratación de horas ofrecidos por una empresa de desarrollo de software.</w:t>
+      </w:r>
+    </w:p>
+    <w:p>
+      <w:pPr>
+        <w:spacing w:after="0" w:line="240" w:lineRule="auto"/>
+        <w:jc w:val="both"/>
+        <w:rPr>
+          <w:rFonts w:ascii="Times New Roman" w:hAnsi="Times New Roman" w:eastAsia="Times New Roman" w:cs="Times New Roman"/>
+          <w:b w:val="0"/>
+          <w:bCs w:val="0"/>
+          <w:i w:val="0"/>
+          <w:iCs w:val="0"/>
+          <w:caps w:val="0"/>
+          <w:smallCaps w:val="0"/>
+          <w:noProof w:val="0"/>
+          <w:color w:val="000000" w:themeColor="text1" w:themeTint="FF" w:themeShade="FF"/>
+          <w:sz w:val="20"/>
+          <w:szCs w:val="20"/>
+          <w:lang w:val="es-AR"/>
+        </w:rPr>
+      </w:pPr>
+    </w:p>
+    <w:p>
+      <w:pPr>
+        <w:spacing w:after="0" w:line="240" w:lineRule="auto"/>
+        <w:jc w:val="both"/>
+        <w:rPr>
+          <w:rFonts w:ascii="Times New Roman" w:hAnsi="Times New Roman" w:eastAsia="Times New Roman" w:cs="Times New Roman"/>
+          <w:b w:val="0"/>
+          <w:bCs w:val="0"/>
+          <w:i w:val="0"/>
+          <w:iCs w:val="0"/>
+          <w:caps w:val="0"/>
+          <w:smallCaps w:val="0"/>
+          <w:noProof w:val="0"/>
+          <w:color w:val="000000" w:themeColor="text1" w:themeTint="FF" w:themeShade="FF"/>
+          <w:sz w:val="20"/>
+          <w:szCs w:val="20"/>
+          <w:lang w:val="es-AR"/>
+        </w:rPr>
+      </w:pPr>
+      <w:r>
+        <w:rPr>
+          <w:rFonts w:ascii="Times New Roman" w:hAnsi="Times New Roman" w:eastAsia="Times New Roman" w:cs="Times New Roman"/>
+          <w:b w:val="0"/>
+          <w:bCs w:val="0"/>
+          <w:i w:val="0"/>
+          <w:iCs w:val="0"/>
+          <w:caps w:val="0"/>
+          <w:smallCaps w:val="0"/>
+          <w:noProof w:val="0"/>
+          <w:color w:val="000000" w:themeColor="text1" w:themeTint="FF" w:themeShade="FF"/>
+          <w:sz w:val="20"/>
+          <w:szCs w:val="20"/>
+          <w:lang w:val="es-US"/>
+        </w:rPr>
+        <w:t>Pendiente y ordenada al origen</w:t>
+      </w:r>
+    </w:p>
+    <w:p>
+      <w:pPr>
+        <w:spacing w:after="0" w:line="240" w:lineRule="auto"/>
+        <w:jc w:val="both"/>
+        <w:rPr>
+          <w:rFonts w:ascii="Times New Roman" w:hAnsi="Times New Roman" w:eastAsia="Times New Roman" w:cs="Times New Roman"/>
+          <w:b w:val="0"/>
+          <w:bCs w:val="0"/>
+          <w:i w:val="0"/>
+          <w:iCs w:val="0"/>
+          <w:caps w:val="0"/>
+          <w:smallCaps w:val="0"/>
+          <w:noProof w:val="0"/>
+          <w:color w:val="000000" w:themeColor="text1" w:themeTint="FF" w:themeShade="FF"/>
+          <w:sz w:val="20"/>
+          <w:szCs w:val="20"/>
+          <w:lang w:val="es-AR"/>
+        </w:rPr>
+      </w:pPr>
+      <w:r>
+        <w:drawing>
+          <wp:inline wp14:editId="4475602C" wp14:anchorId="34B45150">
+            <wp:extent cx="5391150" cy="4991100"/>
+            <wp:effectExtent l="0" t="0" r="0" b="0"/>
+            <wp:docPr id="1423914904" name="drawing"/>
+            <wp:cNvGraphicFramePr>
+              <a:graphicFrameLocks noChangeAspect="1"/>
+            </wp:cNvGraphicFramePr>
+            <a:graphic>
+              <a:graphicData xmlns:a="http://schemas.openxmlformats.org/drawingml/2006/main" uri="http://schemas.openxmlformats.org/drawingml/2006/picture">
+                <pic:pic xmlns:pic="http://schemas.openxmlformats.org/drawingml/2006/picture">
+                  <pic:nvPicPr>
+                    <pic:cNvPr id="1423914904" name="Picture 1423914904"/>
+                    <pic:cNvPicPr/>
+                  </pic:nvPicPr>
+                  <pic:blipFill>
+                    <a:blip xmlns:r="http://schemas.openxmlformats.org/officeDocument/2006/relationships" r:embed="rId1247848037">
+                      <a:extLst>
+                        <a:ext uri="{28A0092B-C50C-407E-A947-70E740481C1C}">
+                          <a14:useLocalDpi xmlns:a14="http://schemas.microsoft.com/office/drawing/2010/main"/>
+                        </a:ext>
+                      </a:extLst>
+                    </a:blip>
+                    <a:stretch>
+                      <a:fillRect/>
+                    </a:stretch>
+                  </pic:blipFill>
+                  <pic:spPr>
+                    <a:xfrm>
+                      <a:off x="0" y="0"/>
+                      <a:ext cx="5391150" cy="4991100"/>
+                    </a:xfrm>
+                    <a:prstGeom prst="rect">
+                      <a:avLst/>
+                    </a:prstGeom>
+                  </pic:spPr>
+                </pic:pic>
+              </a:graphicData>
+            </a:graphic>
+          </wp:inline>
+        </w:drawing>
+      </w:r>
+    </w:p>
+    <w:p>
+      <w:pPr>
+        <w:spacing w:after="0" w:line="240" w:lineRule="auto"/>
+        <w:jc w:val="both"/>
+        <w:rPr>
+          <w:rFonts w:ascii="Times New Roman" w:hAnsi="Times New Roman" w:eastAsia="Times New Roman" w:cs="Times New Roman"/>
+          <w:b w:val="0"/>
+          <w:bCs w:val="0"/>
+          <w:i w:val="0"/>
+          <w:iCs w:val="0"/>
+          <w:caps w:val="0"/>
+          <w:smallCaps w:val="0"/>
+          <w:noProof w:val="0"/>
+          <w:color w:val="000000" w:themeColor="text1" w:themeTint="FF" w:themeShade="FF"/>
+          <w:sz w:val="20"/>
+          <w:szCs w:val="20"/>
+          <w:lang w:val="es-AR"/>
+        </w:rPr>
+      </w:pPr>
+    </w:p>
+    <w:p>
+      <w:pPr>
+        <w:spacing w:after="0" w:line="240" w:lineRule="auto"/>
+        <w:jc w:val="both"/>
+        <w:rPr>
+          <w:rFonts w:ascii="Times New Roman" w:hAnsi="Times New Roman" w:eastAsia="Times New Roman" w:cs="Times New Roman"/>
+          <w:b w:val="0"/>
+          <w:bCs w:val="0"/>
+          <w:i w:val="0"/>
+          <w:iCs w:val="0"/>
+          <w:caps w:val="0"/>
+          <w:smallCaps w:val="0"/>
+          <w:noProof w:val="0"/>
+          <w:color w:val="000000" w:themeColor="text1" w:themeTint="FF" w:themeShade="FF"/>
+          <w:sz w:val="20"/>
+          <w:szCs w:val="20"/>
+          <w:lang w:val="es-AR"/>
+        </w:rPr>
+      </w:pPr>
+      <w:r>
+        <w:rPr>
+          <w:rFonts w:ascii="Times New Roman" w:hAnsi="Times New Roman" w:eastAsia="Times New Roman" w:cs="Times New Roman"/>
+          <w:b w:val="0"/>
+          <w:bCs w:val="0"/>
+          <w:i w:val="0"/>
+          <w:iCs w:val="0"/>
+          <w:caps w:val="0"/>
+          <w:smallCaps w:val="0"/>
+          <w:noProof w:val="0"/>
+          <w:color w:val="000000" w:themeColor="text1" w:themeTint="FF" w:themeShade="FF"/>
+          <w:sz w:val="20"/>
+          <w:szCs w:val="20"/>
+          <w:lang w:val="es-US"/>
+        </w:rPr>
+        <w:t>En la función A la pendiente es 40 y la ordenada al origen es 200. Esto significa que el costo aumenta 40 unidades por cada hora contratada y que existe un costo fijo inicial de 200.</w:t>
+      </w:r>
+    </w:p>
+    <w:p>
+      <w:pPr>
+        <w:spacing w:after="0" w:line="240" w:lineRule="auto"/>
+        <w:jc w:val="both"/>
+        <w:rPr>
+          <w:rFonts w:ascii="Times New Roman" w:hAnsi="Times New Roman" w:eastAsia="Times New Roman" w:cs="Times New Roman"/>
+          <w:b w:val="0"/>
+          <w:bCs w:val="0"/>
+          <w:i w:val="0"/>
+          <w:iCs w:val="0"/>
+          <w:caps w:val="0"/>
+          <w:smallCaps w:val="0"/>
+          <w:noProof w:val="0"/>
+          <w:color w:val="000000" w:themeColor="text1" w:themeTint="FF" w:themeShade="FF"/>
+          <w:sz w:val="20"/>
+          <w:szCs w:val="20"/>
+          <w:lang w:val="es-AR"/>
+        </w:rPr>
+      </w:pPr>
+      <w:r>
+        <w:rPr>
+          <w:rFonts w:ascii="Times New Roman" w:hAnsi="Times New Roman" w:eastAsia="Times New Roman" w:cs="Times New Roman"/>
+          <w:b w:val="0"/>
+          <w:bCs w:val="0"/>
+          <w:i w:val="0"/>
+          <w:iCs w:val="0"/>
+          <w:caps w:val="0"/>
+          <w:smallCaps w:val="0"/>
+          <w:noProof w:val="0"/>
+          <w:color w:val="000000" w:themeColor="text1" w:themeTint="FF" w:themeShade="FF"/>
+          <w:sz w:val="20"/>
+          <w:szCs w:val="20"/>
+          <w:lang w:val="es-US"/>
+        </w:rPr>
+        <w:t>En la función B la pendiente es 70 y la ordenada al origen es 50. Esto indica que el costo aumenta más rápidamente que en el plan A, aunque el costo inicial es menor.</w:t>
+      </w:r>
+    </w:p>
+    <w:p>
+      <w:pPr>
+        <w:spacing w:after="0" w:line="240" w:lineRule="auto"/>
+        <w:jc w:val="both"/>
+        <w:rPr>
+          <w:rFonts w:ascii="Times New Roman" w:hAnsi="Times New Roman" w:eastAsia="Times New Roman" w:cs="Times New Roman"/>
+          <w:b w:val="0"/>
+          <w:bCs w:val="0"/>
+          <w:i w:val="0"/>
+          <w:iCs w:val="0"/>
+          <w:caps w:val="0"/>
+          <w:smallCaps w:val="0"/>
+          <w:noProof w:val="0"/>
+          <w:color w:val="000000" w:themeColor="text1" w:themeTint="FF" w:themeShade="FF"/>
+          <w:sz w:val="20"/>
+          <w:szCs w:val="20"/>
+          <w:lang w:val="es-AR"/>
+        </w:rPr>
+      </w:pPr>
+    </w:p>
+    <w:p>
+      <w:pPr>
+        <w:spacing w:after="0" w:line="240" w:lineRule="auto"/>
+        <w:jc w:val="both"/>
+        <w:rPr>
+          <w:rFonts w:ascii="Times New Roman" w:hAnsi="Times New Roman" w:eastAsia="Times New Roman" w:cs="Times New Roman"/>
+          <w:b w:val="0"/>
+          <w:bCs w:val="0"/>
+          <w:i w:val="0"/>
+          <w:iCs w:val="0"/>
+          <w:caps w:val="0"/>
+          <w:smallCaps w:val="0"/>
+          <w:noProof w:val="0"/>
+          <w:color w:val="000000" w:themeColor="text1" w:themeTint="FF" w:themeShade="FF"/>
+          <w:sz w:val="20"/>
+          <w:szCs w:val="20"/>
+          <w:lang w:val="es-AR"/>
+        </w:rPr>
+      </w:pPr>
+      <w:r>
+        <w:rPr>
+          <w:rFonts w:ascii="Times New Roman" w:hAnsi="Times New Roman" w:eastAsia="Times New Roman" w:cs="Times New Roman"/>
+          <w:b w:val="0"/>
+          <w:bCs w:val="0"/>
+          <w:i w:val="0"/>
+          <w:iCs w:val="0"/>
+          <w:caps w:val="0"/>
+          <w:smallCaps w:val="0"/>
+          <w:noProof w:val="0"/>
+          <w:color w:val="000000" w:themeColor="text1" w:themeTint="FF" w:themeShade="FF"/>
+          <w:sz w:val="20"/>
+          <w:szCs w:val="20"/>
+          <w:lang w:val="es-US"/>
+        </w:rPr>
+        <w:t>Paralelismo entre funciones</w:t>
+      </w:r>
+    </w:p>
+    <w:p>
+      <w:pPr>
+        <w:spacing w:after="0" w:line="240" w:lineRule="auto"/>
+        <w:jc w:val="both"/>
+        <w:rPr>
+          <w:rFonts w:ascii="Times New Roman" w:hAnsi="Times New Roman" w:eastAsia="Times New Roman" w:cs="Times New Roman"/>
+          <w:b w:val="0"/>
+          <w:bCs w:val="0"/>
+          <w:i w:val="0"/>
+          <w:iCs w:val="0"/>
+          <w:caps w:val="0"/>
+          <w:smallCaps w:val="0"/>
+          <w:noProof w:val="0"/>
+          <w:color w:val="000000" w:themeColor="text1" w:themeTint="FF" w:themeShade="FF"/>
+          <w:sz w:val="20"/>
+          <w:szCs w:val="20"/>
+          <w:lang w:val="es-AR"/>
+        </w:rPr>
+      </w:pPr>
+      <w:r>
+        <w:drawing>
+          <wp:inline wp14:editId="17A20814" wp14:anchorId="415AE4B0">
+            <wp:extent cx="5391150" cy="2095500"/>
+            <wp:effectExtent l="0" t="0" r="0" b="0"/>
+            <wp:docPr id="553201901" name="drawing"/>
+            <wp:cNvGraphicFramePr>
+              <a:graphicFrameLocks noChangeAspect="1"/>
+            </wp:cNvGraphicFramePr>
+            <a:graphic>
+              <a:graphicData xmlns:a="http://schemas.openxmlformats.org/drawingml/2006/main" uri="http://schemas.openxmlformats.org/drawingml/2006/picture">
+                <pic:pic xmlns:pic="http://schemas.openxmlformats.org/drawingml/2006/picture">
+                  <pic:nvPicPr>
+                    <pic:cNvPr id="553201901" name="Picture 553201901"/>
+                    <pic:cNvPicPr/>
+                  </pic:nvPicPr>
+                  <pic:blipFill>
+                    <a:blip xmlns:r="http://schemas.openxmlformats.org/officeDocument/2006/relationships" r:embed="rId1577372320">
+                      <a:extLst>
+                        <a:ext uri="{28A0092B-C50C-407E-A947-70E740481C1C}">
+                          <a14:useLocalDpi xmlns:a14="http://schemas.microsoft.com/office/drawing/2010/main"/>
+                        </a:ext>
+                      </a:extLst>
+                    </a:blip>
+                    <a:stretch>
+                      <a:fillRect/>
+                    </a:stretch>
+                  </pic:blipFill>
+                  <pic:spPr>
+                    <a:xfrm>
+                      <a:off x="0" y="0"/>
+                      <a:ext cx="5391150" cy="2095500"/>
+                    </a:xfrm>
+                    <a:prstGeom prst="rect">
+                      <a:avLst/>
+                    </a:prstGeom>
+                  </pic:spPr>
+                </pic:pic>
+              </a:graphicData>
+            </a:graphic>
+          </wp:inline>
+        </w:drawing>
+      </w:r>
+    </w:p>
+    <w:p>
+      <w:pPr>
+        <w:spacing w:after="0" w:line="240" w:lineRule="auto"/>
+        <w:jc w:val="both"/>
+        <w:rPr>
+          <w:rFonts w:ascii="Times New Roman" w:hAnsi="Times New Roman" w:eastAsia="Times New Roman" w:cs="Times New Roman"/>
+          <w:b w:val="0"/>
+          <w:bCs w:val="0"/>
+          <w:i w:val="0"/>
+          <w:iCs w:val="0"/>
+          <w:caps w:val="0"/>
+          <w:smallCaps w:val="0"/>
+          <w:noProof w:val="0"/>
+          <w:color w:val="000000" w:themeColor="text1" w:themeTint="FF" w:themeShade="FF"/>
+          <w:sz w:val="20"/>
+          <w:szCs w:val="20"/>
+          <w:lang w:val="es-AR"/>
+        </w:rPr>
+      </w:pPr>
+    </w:p>
+    <w:p>
+      <w:pPr>
+        <w:spacing w:after="0" w:line="240" w:lineRule="auto"/>
+        <w:jc w:val="both"/>
+        <w:rPr>
+          <w:rFonts w:ascii="Times New Roman" w:hAnsi="Times New Roman" w:eastAsia="Times New Roman" w:cs="Times New Roman"/>
+          <w:b w:val="0"/>
+          <w:bCs w:val="0"/>
+          <w:i w:val="0"/>
+          <w:iCs w:val="0"/>
+          <w:caps w:val="0"/>
+          <w:smallCaps w:val="0"/>
+          <w:noProof w:val="0"/>
+          <w:color w:val="000000" w:themeColor="text1" w:themeTint="FF" w:themeShade="FF"/>
+          <w:sz w:val="20"/>
+          <w:szCs w:val="20"/>
+          <w:lang w:val="es-AR"/>
+        </w:rPr>
+      </w:pPr>
+      <w:r>
+        <w:rPr>
+          <w:rFonts w:ascii="Times New Roman" w:hAnsi="Times New Roman" w:eastAsia="Times New Roman" w:cs="Times New Roman"/>
+          <w:b w:val="0"/>
+          <w:bCs w:val="0"/>
+          <w:i w:val="0"/>
+          <w:iCs w:val="0"/>
+          <w:caps w:val="0"/>
+          <w:smallCaps w:val="0"/>
+          <w:noProof w:val="0"/>
+          <w:color w:val="000000" w:themeColor="text1" w:themeTint="FF" w:themeShade="FF"/>
+          <w:sz w:val="20"/>
+          <w:szCs w:val="20"/>
+          <w:lang w:val="es-US"/>
+        </w:rPr>
+        <w:t>Como las pendientes son diferentes, ambas rectas se cruzan en un punto.</w:t>
+      </w:r>
+    </w:p>
+    <w:p>
+      <w:pPr>
+        <w:spacing w:after="0" w:line="240" w:lineRule="auto"/>
+        <w:jc w:val="both"/>
+        <w:rPr>
+          <w:rFonts w:ascii="Times New Roman" w:hAnsi="Times New Roman" w:eastAsia="Times New Roman" w:cs="Times New Roman"/>
+          <w:b w:val="0"/>
+          <w:bCs w:val="0"/>
+          <w:i w:val="0"/>
+          <w:iCs w:val="0"/>
+          <w:caps w:val="0"/>
+          <w:smallCaps w:val="0"/>
+          <w:noProof w:val="0"/>
+          <w:color w:val="000000" w:themeColor="text1" w:themeTint="FF" w:themeShade="FF"/>
+          <w:sz w:val="20"/>
+          <w:szCs w:val="20"/>
+          <w:lang w:val="es-AR"/>
+        </w:rPr>
+      </w:pPr>
+    </w:p>
+    <w:p>
+      <w:pPr>
+        <w:spacing w:after="0" w:line="240" w:lineRule="auto"/>
+        <w:jc w:val="both"/>
+        <w:rPr>
+          <w:rFonts w:ascii="Times New Roman" w:hAnsi="Times New Roman" w:eastAsia="Times New Roman" w:cs="Times New Roman"/>
+          <w:b w:val="0"/>
+          <w:bCs w:val="0"/>
+          <w:i w:val="0"/>
+          <w:iCs w:val="0"/>
+          <w:caps w:val="0"/>
+          <w:smallCaps w:val="0"/>
+          <w:noProof w:val="0"/>
+          <w:color w:val="000000" w:themeColor="text1" w:themeTint="FF" w:themeShade="FF"/>
+          <w:sz w:val="20"/>
+          <w:szCs w:val="20"/>
+          <w:lang w:val="es-AR"/>
+        </w:rPr>
+      </w:pPr>
+      <w:r>
+        <w:rPr>
+          <w:rFonts w:ascii="Times New Roman" w:hAnsi="Times New Roman" w:eastAsia="Times New Roman" w:cs="Times New Roman"/>
+          <w:b w:val="0"/>
+          <w:bCs w:val="0"/>
+          <w:i w:val="0"/>
+          <w:iCs w:val="0"/>
+          <w:caps w:val="0"/>
+          <w:smallCaps w:val="0"/>
+          <w:noProof w:val="0"/>
+          <w:color w:val="000000" w:themeColor="text1" w:themeTint="FF" w:themeShade="FF"/>
+          <w:sz w:val="20"/>
+          <w:szCs w:val="20"/>
+          <w:lang w:val="es-US"/>
+        </w:rPr>
+        <w:t>Punto de intersección</w:t>
+      </w:r>
+    </w:p>
+    <w:p>
+      <w:pPr>
+        <w:spacing w:after="0" w:line="240" w:lineRule="auto"/>
+        <w:jc w:val="both"/>
+        <w:rPr>
+          <w:rFonts w:ascii="Times New Roman" w:hAnsi="Times New Roman" w:eastAsia="Times New Roman" w:cs="Times New Roman"/>
+          <w:b w:val="0"/>
+          <w:bCs w:val="0"/>
+          <w:i w:val="0"/>
+          <w:iCs w:val="0"/>
+          <w:caps w:val="0"/>
+          <w:smallCaps w:val="0"/>
+          <w:noProof w:val="0"/>
+          <w:color w:val="000000" w:themeColor="text1" w:themeTint="FF" w:themeShade="FF"/>
+          <w:sz w:val="20"/>
+          <w:szCs w:val="20"/>
+          <w:lang w:val="es-AR"/>
+        </w:rPr>
+      </w:pPr>
+    </w:p>
+    <w:p>
+      <w:pPr>
+        <w:spacing w:after="0" w:line="240" w:lineRule="auto"/>
+        <w:jc w:val="both"/>
+        <w:rPr>
+          <w:rFonts w:ascii="Times New Roman" w:hAnsi="Times New Roman" w:eastAsia="Times New Roman" w:cs="Times New Roman"/>
+          <w:b w:val="0"/>
+          <w:bCs w:val="0"/>
+          <w:i w:val="0"/>
+          <w:iCs w:val="0"/>
+          <w:caps w:val="0"/>
+          <w:smallCaps w:val="0"/>
+          <w:noProof w:val="0"/>
+          <w:color w:val="000000" w:themeColor="text1" w:themeTint="FF" w:themeShade="FF"/>
+          <w:sz w:val="20"/>
+          <w:szCs w:val="20"/>
+          <w:lang w:val="es-AR"/>
+        </w:rPr>
+      </w:pPr>
+      <w:r>
+        <w:drawing>
+          <wp:inline wp14:editId="78EDD9A4" wp14:anchorId="78D5D47E">
+            <wp:extent cx="5391150" cy="4486275"/>
+            <wp:effectExtent l="0" t="0" r="0" b="0"/>
+            <wp:docPr id="1764090539" name="drawing"/>
+            <wp:cNvGraphicFramePr>
+              <a:graphicFrameLocks noChangeAspect="1"/>
+            </wp:cNvGraphicFramePr>
+            <a:graphic>
+              <a:graphicData xmlns:a="http://schemas.openxmlformats.org/drawingml/2006/main" uri="http://schemas.openxmlformats.org/drawingml/2006/picture">
+                <pic:pic xmlns:pic="http://schemas.openxmlformats.org/drawingml/2006/picture">
+                  <pic:nvPicPr>
+                    <pic:cNvPr id="1764090539" name="Picture 1764090539"/>
+                    <pic:cNvPicPr/>
+                  </pic:nvPicPr>
+                  <pic:blipFill>
+                    <a:blip xmlns:r="http://schemas.openxmlformats.org/officeDocument/2006/relationships" r:embed="rId437928703">
+                      <a:extLst>
+                        <a:ext uri="{28A0092B-C50C-407E-A947-70E740481C1C}">
+                          <a14:useLocalDpi xmlns:a14="http://schemas.microsoft.com/office/drawing/2010/main"/>
+                        </a:ext>
+                      </a:extLst>
+                    </a:blip>
+                    <a:stretch>
+                      <a:fillRect/>
+                    </a:stretch>
+                  </pic:blipFill>
+                  <pic:spPr>
+                    <a:xfrm>
+                      <a:off x="0" y="0"/>
+                      <a:ext cx="5391150" cy="4486275"/>
+                    </a:xfrm>
+                    <a:prstGeom prst="rect">
+                      <a:avLst/>
+                    </a:prstGeom>
+                  </pic:spPr>
+                </pic:pic>
+              </a:graphicData>
+            </a:graphic>
+          </wp:inline>
+        </w:drawing>
+      </w:r>
+    </w:p>
+    <w:p>
+      <w:pPr>
+        <w:spacing w:after="0" w:line="240" w:lineRule="auto"/>
+        <w:jc w:val="both"/>
+        <w:rPr>
+          <w:rFonts w:ascii="Times New Roman" w:hAnsi="Times New Roman" w:eastAsia="Times New Roman" w:cs="Times New Roman"/>
+          <w:b w:val="0"/>
+          <w:bCs w:val="0"/>
+          <w:i w:val="0"/>
+          <w:iCs w:val="0"/>
+          <w:caps w:val="0"/>
+          <w:smallCaps w:val="0"/>
+          <w:noProof w:val="0"/>
+          <w:color w:val="000000" w:themeColor="text1" w:themeTint="FF" w:themeShade="FF"/>
+          <w:sz w:val="20"/>
+          <w:szCs w:val="20"/>
+          <w:lang w:val="es-AR"/>
+        </w:rPr>
+      </w:pPr>
+    </w:p>
+    <w:p>
+      <w:pPr>
+        <w:spacing w:after="0" w:line="240" w:lineRule="auto"/>
+        <w:jc w:val="both"/>
+        <w:rPr>
+          <w:rFonts w:ascii="Times New Roman" w:hAnsi="Times New Roman" w:eastAsia="Times New Roman" w:cs="Times New Roman"/>
+          <w:b w:val="0"/>
+          <w:bCs w:val="0"/>
+          <w:i w:val="0"/>
+          <w:iCs w:val="0"/>
+          <w:caps w:val="0"/>
+          <w:smallCaps w:val="0"/>
+          <w:noProof w:val="0"/>
+          <w:color w:val="000000" w:themeColor="text1" w:themeTint="FF" w:themeShade="FF"/>
+          <w:sz w:val="20"/>
+          <w:szCs w:val="20"/>
+          <w:lang w:val="es-AR"/>
+        </w:rPr>
+      </w:pPr>
+      <w:r>
+        <w:rPr>
+          <w:rFonts w:ascii="Times New Roman" w:hAnsi="Times New Roman" w:eastAsia="Times New Roman" w:cs="Times New Roman"/>
+          <w:b w:val="0"/>
+          <w:bCs w:val="0"/>
+          <w:i w:val="0"/>
+          <w:iCs w:val="0"/>
+          <w:caps w:val="0"/>
+          <w:smallCaps w:val="0"/>
+          <w:noProof w:val="0"/>
+          <w:color w:val="000000" w:themeColor="text1" w:themeTint="FF" w:themeShade="FF"/>
+          <w:sz w:val="20"/>
+          <w:szCs w:val="20"/>
+          <w:lang w:val="es-US"/>
+        </w:rPr>
+        <w:t xml:space="preserve">Para calcular el punto de intersección entre A y B se igualaron ambas funciones, el resultado fue: (5, 400) </w:t>
+      </w:r>
+    </w:p>
+    <w:p>
+      <w:pPr>
+        <w:spacing w:after="0" w:line="240" w:lineRule="auto"/>
+        <w:jc w:val="both"/>
+        <w:rPr>
+          <w:rFonts w:ascii="Times New Roman" w:hAnsi="Times New Roman" w:eastAsia="Times New Roman" w:cs="Times New Roman"/>
+          <w:b w:val="0"/>
+          <w:bCs w:val="0"/>
+          <w:i w:val="0"/>
+          <w:iCs w:val="0"/>
+          <w:caps w:val="0"/>
+          <w:smallCaps w:val="0"/>
+          <w:noProof w:val="0"/>
+          <w:color w:val="000000" w:themeColor="text1" w:themeTint="FF" w:themeShade="FF"/>
+          <w:sz w:val="20"/>
+          <w:szCs w:val="20"/>
+          <w:lang w:val="es-AR"/>
+        </w:rPr>
+      </w:pPr>
+      <w:r>
+        <w:rPr>
+          <w:rFonts w:ascii="Times New Roman" w:hAnsi="Times New Roman" w:eastAsia="Times New Roman" w:cs="Times New Roman"/>
+          <w:b w:val="0"/>
+          <w:bCs w:val="0"/>
+          <w:i w:val="0"/>
+          <w:iCs w:val="0"/>
+          <w:caps w:val="0"/>
+          <w:smallCaps w:val="0"/>
+          <w:noProof w:val="0"/>
+          <w:color w:val="000000" w:themeColor="text1" w:themeTint="FF" w:themeShade="FF"/>
+          <w:sz w:val="20"/>
+          <w:szCs w:val="20"/>
+          <w:lang w:val="es-US"/>
+        </w:rPr>
+        <w:t>Esto significa que para 5 horas ambos planes tienen el mismo costo.</w:t>
+      </w:r>
+    </w:p>
+    <w:p>
+      <w:pPr>
+        <w:spacing w:after="0" w:line="240" w:lineRule="auto"/>
+        <w:jc w:val="both"/>
+        <w:rPr>
+          <w:rFonts w:ascii="Times New Roman" w:hAnsi="Times New Roman" w:eastAsia="Times New Roman" w:cs="Times New Roman"/>
+          <w:b w:val="0"/>
+          <w:bCs w:val="0"/>
+          <w:i w:val="0"/>
+          <w:iCs w:val="0"/>
+          <w:caps w:val="0"/>
+          <w:smallCaps w:val="0"/>
+          <w:noProof w:val="0"/>
+          <w:color w:val="000000" w:themeColor="text1" w:themeTint="FF" w:themeShade="FF"/>
+          <w:sz w:val="20"/>
+          <w:szCs w:val="20"/>
+          <w:lang w:val="es-AR"/>
+        </w:rPr>
+      </w:pPr>
+    </w:p>
+    <w:p>
+      <w:pPr>
+        <w:spacing w:after="0" w:line="240" w:lineRule="auto"/>
+        <w:jc w:val="both"/>
+        <w:rPr>
+          <w:rFonts w:ascii="Times New Roman" w:hAnsi="Times New Roman" w:eastAsia="Times New Roman" w:cs="Times New Roman"/>
+          <w:b w:val="0"/>
+          <w:bCs w:val="0"/>
+          <w:i w:val="0"/>
+          <w:iCs w:val="0"/>
+          <w:caps w:val="0"/>
+          <w:smallCaps w:val="0"/>
+          <w:noProof w:val="0"/>
+          <w:color w:val="000000" w:themeColor="text1" w:themeTint="FF" w:themeShade="FF"/>
+          <w:sz w:val="20"/>
+          <w:szCs w:val="20"/>
+          <w:lang w:val="es-AR"/>
+        </w:rPr>
+      </w:pPr>
+      <w:r>
+        <w:rPr>
+          <w:rFonts w:ascii="Times New Roman" w:hAnsi="Times New Roman" w:eastAsia="Times New Roman" w:cs="Times New Roman"/>
+          <w:b w:val="0"/>
+          <w:bCs w:val="0"/>
+          <w:i w:val="0"/>
+          <w:iCs w:val="0"/>
+          <w:caps w:val="0"/>
+          <w:smallCaps w:val="0"/>
+          <w:noProof w:val="0"/>
+          <w:color w:val="000000" w:themeColor="text1" w:themeTint="FF" w:themeShade="FF"/>
+          <w:sz w:val="20"/>
+          <w:szCs w:val="20"/>
+          <w:lang w:val="es-US"/>
+        </w:rPr>
+        <w:t>Análisis de la función cuadrática</w:t>
+      </w:r>
+    </w:p>
+    <w:p>
+      <w:pPr>
+        <w:spacing w:after="0" w:line="240" w:lineRule="auto"/>
+        <w:jc w:val="both"/>
+        <w:rPr>
+          <w:rFonts w:ascii="Times New Roman" w:hAnsi="Times New Roman" w:eastAsia="Times New Roman" w:cs="Times New Roman"/>
+          <w:b w:val="0"/>
+          <w:bCs w:val="0"/>
+          <w:i w:val="0"/>
+          <w:iCs w:val="0"/>
+          <w:caps w:val="0"/>
+          <w:smallCaps w:val="0"/>
+          <w:noProof w:val="0"/>
+          <w:color w:val="000000" w:themeColor="text1" w:themeTint="FF" w:themeShade="FF"/>
+          <w:sz w:val="20"/>
+          <w:szCs w:val="20"/>
+          <w:lang w:val="es-AR"/>
+        </w:rPr>
+      </w:pPr>
+      <w:r>
+        <w:rPr>
+          <w:rFonts w:ascii="Times New Roman" w:hAnsi="Times New Roman" w:eastAsia="Times New Roman" w:cs="Times New Roman"/>
+          <w:b w:val="0"/>
+          <w:bCs w:val="0"/>
+          <w:i w:val="0"/>
+          <w:iCs w:val="0"/>
+          <w:caps w:val="0"/>
+          <w:smallCaps w:val="0"/>
+          <w:noProof w:val="0"/>
+          <w:color w:val="000000" w:themeColor="text1" w:themeTint="FF" w:themeShade="FF"/>
+          <w:sz w:val="20"/>
+          <w:szCs w:val="20"/>
+          <w:lang w:val="es-US"/>
+        </w:rPr>
+        <w:t>La función C es una función cuadrática con coeficiente principal negativo.</w:t>
+      </w:r>
+    </w:p>
+    <w:p>
+      <w:pPr>
+        <w:spacing w:after="0" w:line="240" w:lineRule="auto"/>
+        <w:jc w:val="both"/>
+        <w:rPr>
+          <w:rFonts w:ascii="Times New Roman" w:hAnsi="Times New Roman" w:eastAsia="Times New Roman" w:cs="Times New Roman"/>
+          <w:b w:val="0"/>
+          <w:bCs w:val="0"/>
+          <w:i w:val="0"/>
+          <w:iCs w:val="0"/>
+          <w:caps w:val="0"/>
+          <w:smallCaps w:val="0"/>
+          <w:noProof w:val="0"/>
+          <w:color w:val="000000" w:themeColor="text1" w:themeTint="FF" w:themeShade="FF"/>
+          <w:sz w:val="20"/>
+          <w:szCs w:val="20"/>
+          <w:lang w:val="es-AR"/>
+        </w:rPr>
+      </w:pPr>
+      <w:r>
+        <w:rPr>
+          <w:rFonts w:ascii="Times New Roman" w:hAnsi="Times New Roman" w:eastAsia="Times New Roman" w:cs="Times New Roman"/>
+          <w:b w:val="0"/>
+          <w:bCs w:val="0"/>
+          <w:i w:val="0"/>
+          <w:iCs w:val="0"/>
+          <w:caps w:val="0"/>
+          <w:smallCaps w:val="0"/>
+          <w:noProof w:val="0"/>
+          <w:color w:val="000000" w:themeColor="text1" w:themeTint="FF" w:themeShade="FF"/>
+          <w:sz w:val="20"/>
+          <w:szCs w:val="20"/>
+          <w:lang w:val="es-US"/>
+        </w:rPr>
+        <w:t>C(x)= -2x² +80x + 100</w:t>
+      </w:r>
+    </w:p>
+    <w:p>
+      <w:pPr>
+        <w:spacing w:after="0" w:line="240" w:lineRule="auto"/>
+        <w:jc w:val="both"/>
+        <w:rPr>
+          <w:rFonts w:ascii="Times New Roman" w:hAnsi="Times New Roman" w:eastAsia="Times New Roman" w:cs="Times New Roman"/>
+          <w:b w:val="0"/>
+          <w:bCs w:val="0"/>
+          <w:i w:val="0"/>
+          <w:iCs w:val="0"/>
+          <w:caps w:val="0"/>
+          <w:smallCaps w:val="0"/>
+          <w:noProof w:val="0"/>
+          <w:color w:val="000000" w:themeColor="text1" w:themeTint="FF" w:themeShade="FF"/>
+          <w:sz w:val="20"/>
+          <w:szCs w:val="20"/>
+          <w:lang w:val="es-AR"/>
+        </w:rPr>
+      </w:pPr>
+      <w:r>
+        <w:rPr>
+          <w:rFonts w:ascii="Times New Roman" w:hAnsi="Times New Roman" w:eastAsia="Times New Roman" w:cs="Times New Roman"/>
+          <w:b w:val="0"/>
+          <w:bCs w:val="0"/>
+          <w:i w:val="0"/>
+          <w:iCs w:val="0"/>
+          <w:caps w:val="0"/>
+          <w:smallCaps w:val="0"/>
+          <w:noProof w:val="0"/>
+          <w:color w:val="000000" w:themeColor="text1" w:themeTint="FF" w:themeShade="FF"/>
+          <w:sz w:val="20"/>
+          <w:szCs w:val="20"/>
+          <w:lang w:val="es-US"/>
+        </w:rPr>
+        <w:t>Debido a que el coeficiente de x² es negativo, la parábola se abre hacia abajo.</w:t>
+      </w:r>
+    </w:p>
+    <w:p>
+      <w:pPr>
+        <w:spacing w:after="0" w:line="240" w:lineRule="auto"/>
+        <w:jc w:val="both"/>
+        <w:rPr>
+          <w:rFonts w:ascii="Times New Roman" w:hAnsi="Times New Roman" w:eastAsia="Times New Roman" w:cs="Times New Roman"/>
+          <w:b w:val="0"/>
+          <w:bCs w:val="0"/>
+          <w:i w:val="0"/>
+          <w:iCs w:val="0"/>
+          <w:caps w:val="0"/>
+          <w:smallCaps w:val="0"/>
+          <w:noProof w:val="0"/>
+          <w:color w:val="000000" w:themeColor="text1" w:themeTint="FF" w:themeShade="FF"/>
+          <w:sz w:val="20"/>
+          <w:szCs w:val="20"/>
+          <w:lang w:val="es-AR"/>
+        </w:rPr>
+      </w:pPr>
+    </w:p>
+    <w:p>
+      <w:pPr>
+        <w:spacing w:after="0" w:line="240" w:lineRule="auto"/>
+        <w:rPr>
+          <w:rFonts w:ascii="Times New Roman" w:hAnsi="Times New Roman" w:eastAsia="Times New Roman" w:cs="Times New Roman"/>
+          <w:b w:val="0"/>
+          <w:bCs w:val="0"/>
+          <w:i w:val="0"/>
+          <w:iCs w:val="0"/>
+          <w:caps w:val="0"/>
+          <w:smallCaps w:val="0"/>
+          <w:noProof w:val="0"/>
+          <w:color w:val="000000" w:themeColor="text1" w:themeTint="FF" w:themeShade="FF"/>
+          <w:sz w:val="20"/>
+          <w:szCs w:val="20"/>
+          <w:lang w:val="es-AR"/>
+        </w:rPr>
+      </w:pPr>
+    </w:p>
+    <w:p>
+      <w:pPr>
+        <w:spacing w:after="0" w:line="240" w:lineRule="auto"/>
+        <w:jc w:val="both"/>
+        <w:rPr>
+          <w:rFonts w:ascii="Times New Roman" w:hAnsi="Times New Roman" w:eastAsia="Times New Roman" w:cs="Times New Roman"/>
+          <w:b w:val="0"/>
+          <w:bCs w:val="0"/>
+          <w:i w:val="0"/>
+          <w:iCs w:val="0"/>
+          <w:caps w:val="0"/>
+          <w:smallCaps w:val="0"/>
+          <w:noProof w:val="0"/>
+          <w:color w:val="000000" w:themeColor="text1" w:themeTint="FF" w:themeShade="FF"/>
+          <w:sz w:val="20"/>
+          <w:szCs w:val="20"/>
+          <w:lang w:val="es-AR"/>
+        </w:rPr>
+      </w:pPr>
+      <w:r>
+        <w:rPr>
+          <w:rFonts w:ascii="Times New Roman" w:hAnsi="Times New Roman" w:eastAsia="Times New Roman" w:cs="Times New Roman"/>
+          <w:b w:val="0"/>
+          <w:bCs w:val="0"/>
+          <w:i w:val="0"/>
+          <w:iCs w:val="0"/>
+          <w:caps w:val="0"/>
+          <w:smallCaps w:val="0"/>
+          <w:noProof w:val="0"/>
+          <w:color w:val="000000" w:themeColor="text1" w:themeTint="FF" w:themeShade="FF"/>
+          <w:sz w:val="20"/>
+          <w:szCs w:val="20"/>
+          <w:lang w:val="es-US"/>
+        </w:rPr>
+        <w:t>Vértice</w:t>
+      </w:r>
+    </w:p>
+    <w:p>
+      <w:pPr>
+        <w:spacing w:after="0" w:line="240" w:lineRule="auto"/>
+        <w:jc w:val="both"/>
+        <w:rPr>
+          <w:rFonts w:ascii="Times New Roman" w:hAnsi="Times New Roman" w:eastAsia="Times New Roman" w:cs="Times New Roman"/>
+          <w:b w:val="0"/>
+          <w:bCs w:val="0"/>
+          <w:i w:val="0"/>
+          <w:iCs w:val="0"/>
+          <w:caps w:val="0"/>
+          <w:smallCaps w:val="0"/>
+          <w:noProof w:val="0"/>
+          <w:color w:val="000000" w:themeColor="text1" w:themeTint="FF" w:themeShade="FF"/>
+          <w:sz w:val="20"/>
+          <w:szCs w:val="20"/>
+          <w:lang w:val="es-AR"/>
+        </w:rPr>
+      </w:pPr>
+    </w:p>
+    <w:p>
+      <w:pPr>
+        <w:spacing w:after="0" w:line="240" w:lineRule="auto"/>
+        <w:jc w:val="both"/>
+        <w:rPr>
+          <w:rFonts w:ascii="Times New Roman" w:hAnsi="Times New Roman" w:eastAsia="Times New Roman" w:cs="Times New Roman"/>
+          <w:b w:val="0"/>
+          <w:bCs w:val="0"/>
+          <w:i w:val="0"/>
+          <w:iCs w:val="0"/>
+          <w:caps w:val="0"/>
+          <w:smallCaps w:val="0"/>
+          <w:noProof w:val="0"/>
+          <w:color w:val="000000" w:themeColor="text1" w:themeTint="FF" w:themeShade="FF"/>
+          <w:sz w:val="20"/>
+          <w:szCs w:val="20"/>
+          <w:lang w:val="es-AR"/>
+        </w:rPr>
+      </w:pPr>
+      <w:r>
+        <w:drawing>
+          <wp:inline wp14:editId="48A3D6A3" wp14:anchorId="22397841">
+            <wp:extent cx="5391150" cy="2457450"/>
+            <wp:effectExtent l="0" t="0" r="0" b="0"/>
+            <wp:docPr id="507284326" name="drawing"/>
+            <wp:cNvGraphicFramePr>
+              <a:graphicFrameLocks noChangeAspect="1"/>
+            </wp:cNvGraphicFramePr>
+            <a:graphic>
+              <a:graphicData xmlns:a="http://schemas.openxmlformats.org/drawingml/2006/main" uri="http://schemas.openxmlformats.org/drawingml/2006/picture">
+                <pic:pic xmlns:pic="http://schemas.openxmlformats.org/drawingml/2006/picture">
+                  <pic:nvPicPr>
+                    <pic:cNvPr id="507284326" name="Picture 507284326"/>
+                    <pic:cNvPicPr/>
+                  </pic:nvPicPr>
+                  <pic:blipFill>
+                    <a:blip xmlns:r="http://schemas.openxmlformats.org/officeDocument/2006/relationships" r:embed="rId281171892">
+                      <a:extLst>
+                        <a:ext uri="{28A0092B-C50C-407E-A947-70E740481C1C}">
+                          <a14:useLocalDpi xmlns:a14="http://schemas.microsoft.com/office/drawing/2010/main"/>
+                        </a:ext>
+                      </a:extLst>
+                    </a:blip>
+                    <a:stretch>
+                      <a:fillRect/>
+                    </a:stretch>
+                  </pic:blipFill>
+                  <pic:spPr>
+                    <a:xfrm>
+                      <a:off x="0" y="0"/>
+                      <a:ext cx="5391150" cy="2457450"/>
+                    </a:xfrm>
+                    <a:prstGeom prst="rect">
+                      <a:avLst/>
+                    </a:prstGeom>
+                  </pic:spPr>
+                </pic:pic>
+              </a:graphicData>
+            </a:graphic>
+          </wp:inline>
+        </w:drawing>
+      </w:r>
+    </w:p>
+    <w:p>
+      <w:pPr>
+        <w:spacing w:after="0" w:line="240" w:lineRule="auto"/>
+        <w:jc w:val="both"/>
+        <w:rPr>
+          <w:rFonts w:ascii="Times New Roman" w:hAnsi="Times New Roman" w:eastAsia="Times New Roman" w:cs="Times New Roman"/>
+          <w:b w:val="0"/>
+          <w:bCs w:val="0"/>
+          <w:i w:val="0"/>
+          <w:iCs w:val="0"/>
+          <w:caps w:val="0"/>
+          <w:smallCaps w:val="0"/>
+          <w:noProof w:val="0"/>
+          <w:color w:val="000000" w:themeColor="text1" w:themeTint="FF" w:themeShade="FF"/>
+          <w:sz w:val="20"/>
+          <w:szCs w:val="20"/>
+          <w:lang w:val="es-AR"/>
+        </w:rPr>
+      </w:pPr>
+    </w:p>
+    <w:p>
+      <w:pPr>
+        <w:spacing w:after="0" w:line="240" w:lineRule="auto"/>
+        <w:jc w:val="both"/>
+        <w:rPr>
+          <w:rFonts w:ascii="Times New Roman" w:hAnsi="Times New Roman" w:eastAsia="Times New Roman" w:cs="Times New Roman"/>
+          <w:b w:val="0"/>
+          <w:bCs w:val="0"/>
+          <w:i w:val="0"/>
+          <w:iCs w:val="0"/>
+          <w:caps w:val="0"/>
+          <w:smallCaps w:val="0"/>
+          <w:noProof w:val="0"/>
+          <w:color w:val="000000" w:themeColor="text1" w:themeTint="FF" w:themeShade="FF"/>
+          <w:sz w:val="20"/>
+          <w:szCs w:val="20"/>
+          <w:lang w:val="es-AR"/>
+        </w:rPr>
+      </w:pPr>
+      <w:r>
+        <w:rPr>
+          <w:rFonts w:ascii="Times New Roman" w:hAnsi="Times New Roman" w:eastAsia="Times New Roman" w:cs="Times New Roman"/>
+          <w:b w:val="0"/>
+          <w:bCs w:val="0"/>
+          <w:i w:val="0"/>
+          <w:iCs w:val="0"/>
+          <w:caps w:val="0"/>
+          <w:smallCaps w:val="0"/>
+          <w:noProof w:val="0"/>
+          <w:color w:val="000000" w:themeColor="text1" w:themeTint="FF" w:themeShade="FF"/>
+          <w:sz w:val="20"/>
+          <w:szCs w:val="20"/>
+          <w:lang w:val="es-US"/>
+        </w:rPr>
+        <w:t>El vértice es:</w:t>
+      </w:r>
+    </w:p>
+    <w:p>
+      <w:pPr>
+        <w:spacing w:after="0" w:line="240" w:lineRule="auto"/>
+        <w:jc w:val="both"/>
+        <w:rPr>
+          <w:rFonts w:ascii="Times New Roman" w:hAnsi="Times New Roman" w:eastAsia="Times New Roman" w:cs="Times New Roman"/>
+          <w:b w:val="0"/>
+          <w:bCs w:val="0"/>
+          <w:i w:val="0"/>
+          <w:iCs w:val="0"/>
+          <w:caps w:val="0"/>
+          <w:smallCaps w:val="0"/>
+          <w:noProof w:val="0"/>
+          <w:color w:val="000000" w:themeColor="text1" w:themeTint="FF" w:themeShade="FF"/>
+          <w:sz w:val="20"/>
+          <w:szCs w:val="20"/>
+          <w:lang w:val="es-AR"/>
+        </w:rPr>
+      </w:pPr>
+      <w:r>
+        <w:rPr>
+          <w:rFonts w:ascii="Times New Roman" w:hAnsi="Times New Roman" w:eastAsia="Times New Roman" w:cs="Times New Roman"/>
+          <w:b w:val="0"/>
+          <w:bCs w:val="0"/>
+          <w:i w:val="0"/>
+          <w:iCs w:val="0"/>
+          <w:caps w:val="0"/>
+          <w:smallCaps w:val="0"/>
+          <w:noProof w:val="0"/>
+          <w:color w:val="000000" w:themeColor="text1" w:themeTint="FF" w:themeShade="FF"/>
+          <w:sz w:val="20"/>
+          <w:szCs w:val="20"/>
+          <w:lang w:val="es-US"/>
+        </w:rPr>
+        <w:t>(20,\ 900)</w:t>
+      </w:r>
+    </w:p>
+    <w:p>
+      <w:pPr>
+        <w:spacing w:after="0" w:line="240" w:lineRule="auto"/>
+        <w:rPr>
+          <w:rFonts w:ascii="Times New Roman" w:hAnsi="Times New Roman" w:eastAsia="Times New Roman" w:cs="Times New Roman"/>
+          <w:b w:val="0"/>
+          <w:bCs w:val="0"/>
+          <w:i w:val="0"/>
+          <w:iCs w:val="0"/>
+          <w:caps w:val="0"/>
+          <w:smallCaps w:val="0"/>
+          <w:noProof w:val="0"/>
+          <w:color w:val="000000" w:themeColor="text1" w:themeTint="FF" w:themeShade="FF"/>
+          <w:sz w:val="20"/>
+          <w:szCs w:val="20"/>
+          <w:lang w:val="es-AR"/>
+        </w:rPr>
+      </w:pPr>
+      <w:r>
+        <w:rPr>
+          <w:rFonts w:ascii="Times New Roman" w:hAnsi="Times New Roman" w:eastAsia="Times New Roman" w:cs="Times New Roman"/>
+          <w:b w:val="0"/>
+          <w:bCs w:val="0"/>
+          <w:i w:val="0"/>
+          <w:iCs w:val="0"/>
+          <w:caps w:val="0"/>
+          <w:smallCaps w:val="0"/>
+          <w:noProof w:val="0"/>
+          <w:color w:val="000000" w:themeColor="text1" w:themeTint="FF" w:themeShade="FF"/>
+          <w:sz w:val="20"/>
+          <w:szCs w:val="20"/>
+          <w:lang w:val="es-US"/>
+        </w:rPr>
+        <w:t>Este punto representa el valor máximo de la función.</w:t>
+      </w:r>
+    </w:p>
+    <w:p>
+      <w:pPr>
+        <w:spacing w:after="0" w:line="240" w:lineRule="auto"/>
+        <w:jc w:val="both"/>
+        <w:rPr>
+          <w:rFonts w:ascii="Times New Roman" w:hAnsi="Times New Roman" w:eastAsia="Times New Roman" w:cs="Times New Roman"/>
+          <w:b w:val="0"/>
+          <w:bCs w:val="0"/>
+          <w:i w:val="0"/>
+          <w:iCs w:val="0"/>
+          <w:caps w:val="0"/>
+          <w:smallCaps w:val="0"/>
+          <w:noProof w:val="0"/>
+          <w:color w:val="000000" w:themeColor="text1" w:themeTint="FF" w:themeShade="FF"/>
+          <w:sz w:val="20"/>
+          <w:szCs w:val="20"/>
+          <w:lang w:val="es-AR"/>
+        </w:rPr>
+      </w:pPr>
+    </w:p>
+    <w:p>
+      <w:pPr>
+        <w:spacing w:after="0" w:line="240" w:lineRule="auto"/>
+        <w:jc w:val="both"/>
+        <w:rPr>
+          <w:rFonts w:ascii="Times New Roman" w:hAnsi="Times New Roman" w:eastAsia="Times New Roman" w:cs="Times New Roman"/>
+          <w:b w:val="0"/>
+          <w:bCs w:val="0"/>
+          <w:i w:val="0"/>
+          <w:iCs w:val="0"/>
+          <w:caps w:val="0"/>
+          <w:smallCaps w:val="0"/>
+          <w:noProof w:val="0"/>
+          <w:color w:val="000000" w:themeColor="text1" w:themeTint="FF" w:themeShade="FF"/>
+          <w:sz w:val="20"/>
+          <w:szCs w:val="20"/>
+          <w:lang w:val="es-AR"/>
+        </w:rPr>
+      </w:pPr>
+      <w:r>
+        <w:drawing>
+          <wp:inline wp14:editId="48FD4DDC" wp14:anchorId="0565FB36">
+            <wp:extent cx="5391150" cy="4076700"/>
+            <wp:effectExtent l="0" t="0" r="0" b="0"/>
+            <wp:docPr id="796598968" name="drawing"/>
+            <wp:cNvGraphicFramePr>
+              <a:graphicFrameLocks noChangeAspect="1"/>
+            </wp:cNvGraphicFramePr>
+            <a:graphic>
+              <a:graphicData xmlns:a="http://schemas.openxmlformats.org/drawingml/2006/main" uri="http://schemas.openxmlformats.org/drawingml/2006/picture">
+                <pic:pic xmlns:pic="http://schemas.openxmlformats.org/drawingml/2006/picture">
+                  <pic:nvPicPr>
+                    <pic:cNvPr id="796598968" name="Picture 796598968"/>
+                    <pic:cNvPicPr/>
+                  </pic:nvPicPr>
+                  <pic:blipFill>
+                    <a:blip xmlns:r="http://schemas.openxmlformats.org/officeDocument/2006/relationships" r:embed="rId373312056">
+                      <a:extLst>
+                        <a:ext uri="{28A0092B-C50C-407E-A947-70E740481C1C}">
+                          <a14:useLocalDpi xmlns:a14="http://schemas.microsoft.com/office/drawing/2010/main"/>
+                        </a:ext>
+                      </a:extLst>
+                    </a:blip>
+                    <a:stretch>
+                      <a:fillRect/>
+                    </a:stretch>
+                  </pic:blipFill>
+                  <pic:spPr>
+                    <a:xfrm>
+                      <a:off x="0" y="0"/>
+                      <a:ext cx="5391150" cy="4076700"/>
+                    </a:xfrm>
+                    <a:prstGeom prst="rect">
+                      <a:avLst/>
+                    </a:prstGeom>
+                  </pic:spPr>
+                </pic:pic>
+              </a:graphicData>
+            </a:graphic>
+          </wp:inline>
+        </w:drawing>
+      </w:r>
+      <w:r>
+        <w:rPr>
+          <w:rFonts w:ascii="Times New Roman" w:hAnsi="Times New Roman" w:eastAsia="Times New Roman" w:cs="Times New Roman"/>
+          <w:b w:val="0"/>
+          <w:bCs w:val="0"/>
+          <w:i w:val="0"/>
+          <w:iCs w:val="0"/>
+          <w:caps w:val="0"/>
+          <w:smallCaps w:val="0"/>
+          <w:noProof w:val="0"/>
+          <w:color w:val="000000" w:themeColor="text1" w:themeTint="FF" w:themeShade="FF"/>
+          <w:sz w:val="20"/>
+          <w:szCs w:val="20"/>
+          <w:lang w:val="es-US"/>
+        </w:rPr>
+        <w:t>Raíces de la función</w:t>
+      </w:r>
+    </w:p>
+    <w:p>
+      <w:pPr>
+        <w:spacing w:after="0" w:line="240" w:lineRule="auto"/>
+        <w:jc w:val="both"/>
+        <w:rPr>
+          <w:rFonts w:ascii="Times New Roman" w:hAnsi="Times New Roman" w:eastAsia="Times New Roman" w:cs="Times New Roman"/>
+          <w:b w:val="0"/>
+          <w:bCs w:val="0"/>
+          <w:i w:val="0"/>
+          <w:iCs w:val="0"/>
+          <w:caps w:val="0"/>
+          <w:smallCaps w:val="0"/>
+          <w:noProof w:val="0"/>
+          <w:color w:val="000000" w:themeColor="text1" w:themeTint="FF" w:themeShade="FF"/>
+          <w:sz w:val="20"/>
+          <w:szCs w:val="20"/>
+          <w:lang w:val="es-AR"/>
+        </w:rPr>
+      </w:pPr>
+    </w:p>
+    <w:p>
+      <w:pPr>
+        <w:spacing w:after="0" w:line="240" w:lineRule="auto"/>
+        <w:jc w:val="both"/>
+        <w:rPr>
+          <w:rFonts w:ascii="Times New Roman" w:hAnsi="Times New Roman" w:eastAsia="Times New Roman" w:cs="Times New Roman"/>
+          <w:b w:val="0"/>
+          <w:bCs w:val="0"/>
+          <w:i w:val="0"/>
+          <w:iCs w:val="0"/>
+          <w:caps w:val="0"/>
+          <w:smallCaps w:val="0"/>
+          <w:noProof w:val="0"/>
+          <w:color w:val="000000" w:themeColor="text1" w:themeTint="FF" w:themeShade="FF"/>
+          <w:sz w:val="20"/>
+          <w:szCs w:val="20"/>
+          <w:lang w:val="es-AR"/>
+        </w:rPr>
+      </w:pPr>
+      <w:r>
+        <w:rPr>
+          <w:rFonts w:ascii="Times New Roman" w:hAnsi="Times New Roman" w:eastAsia="Times New Roman" w:cs="Times New Roman"/>
+          <w:b w:val="0"/>
+          <w:bCs w:val="0"/>
+          <w:i w:val="0"/>
+          <w:iCs w:val="0"/>
+          <w:caps w:val="0"/>
+          <w:smallCaps w:val="0"/>
+          <w:noProof w:val="0"/>
+          <w:color w:val="000000" w:themeColor="text1" w:themeTint="FF" w:themeShade="FF"/>
+          <w:sz w:val="20"/>
+          <w:szCs w:val="20"/>
+          <w:lang w:val="es-US"/>
+        </w:rPr>
+        <w:t>Los resultados aproximados fueron:</w:t>
+      </w:r>
+    </w:p>
+    <w:p>
+      <w:pPr>
+        <w:spacing w:after="0" w:line="240" w:lineRule="auto"/>
+        <w:jc w:val="both"/>
+        <w:rPr>
+          <w:rFonts w:ascii="Times New Roman" w:hAnsi="Times New Roman" w:eastAsia="Times New Roman" w:cs="Times New Roman"/>
+          <w:b w:val="0"/>
+          <w:bCs w:val="0"/>
+          <w:i w:val="0"/>
+          <w:iCs w:val="0"/>
+          <w:caps w:val="0"/>
+          <w:smallCaps w:val="0"/>
+          <w:noProof w:val="0"/>
+          <w:color w:val="000000" w:themeColor="text1" w:themeTint="FF" w:themeShade="FF"/>
+          <w:sz w:val="20"/>
+          <w:szCs w:val="20"/>
+          <w:lang w:val="es-AR"/>
+        </w:rPr>
+      </w:pPr>
+      <w:r>
+        <w:rPr>
+          <w:rFonts w:ascii="Times New Roman" w:hAnsi="Times New Roman" w:eastAsia="Times New Roman" w:cs="Times New Roman"/>
+          <w:b w:val="0"/>
+          <w:bCs w:val="0"/>
+          <w:i w:val="0"/>
+          <w:iCs w:val="0"/>
+          <w:caps w:val="0"/>
+          <w:smallCaps w:val="0"/>
+          <w:noProof w:val="0"/>
+          <w:color w:val="000000" w:themeColor="text1" w:themeTint="FF" w:themeShade="FF"/>
+          <w:sz w:val="20"/>
+          <w:szCs w:val="20"/>
+          <w:lang w:val="es-US"/>
+        </w:rPr>
+        <w:t>X_1 \approx 41.21</w:t>
+      </w:r>
+    </w:p>
+    <w:p>
+      <w:pPr>
+        <w:spacing w:after="0" w:line="240" w:lineRule="auto"/>
+        <w:jc w:val="both"/>
+        <w:rPr>
+          <w:rFonts w:ascii="Times New Roman" w:hAnsi="Times New Roman" w:eastAsia="Times New Roman" w:cs="Times New Roman"/>
+          <w:b w:val="0"/>
+          <w:bCs w:val="0"/>
+          <w:i w:val="0"/>
+          <w:iCs w:val="0"/>
+          <w:caps w:val="0"/>
+          <w:smallCaps w:val="0"/>
+          <w:noProof w:val="0"/>
+          <w:color w:val="000000" w:themeColor="text1" w:themeTint="FF" w:themeShade="FF"/>
+          <w:sz w:val="20"/>
+          <w:szCs w:val="20"/>
+          <w:lang w:val="es-AR"/>
+        </w:rPr>
+      </w:pPr>
+      <w:r>
+        <w:rPr>
+          <w:rFonts w:ascii="Times New Roman" w:hAnsi="Times New Roman" w:eastAsia="Times New Roman" w:cs="Times New Roman"/>
+          <w:b w:val="0"/>
+          <w:bCs w:val="0"/>
+          <w:i w:val="0"/>
+          <w:iCs w:val="0"/>
+          <w:caps w:val="0"/>
+          <w:smallCaps w:val="0"/>
+          <w:noProof w:val="0"/>
+          <w:color w:val="000000" w:themeColor="text1" w:themeTint="FF" w:themeShade="FF"/>
+          <w:sz w:val="20"/>
+          <w:szCs w:val="20"/>
+          <w:lang w:val="es-US"/>
+        </w:rPr>
+        <w:t>X_2 \approx -1.21</w:t>
+      </w:r>
+    </w:p>
+    <w:p>
+      <w:pPr>
+        <w:spacing w:after="0" w:line="240" w:lineRule="auto"/>
+        <w:jc w:val="both"/>
+        <w:rPr>
+          <w:rFonts w:ascii="Times New Roman" w:hAnsi="Times New Roman" w:eastAsia="Times New Roman" w:cs="Times New Roman"/>
+          <w:b w:val="0"/>
+          <w:bCs w:val="0"/>
+          <w:i w:val="0"/>
+          <w:iCs w:val="0"/>
+          <w:caps w:val="0"/>
+          <w:smallCaps w:val="0"/>
+          <w:noProof w:val="0"/>
+          <w:color w:val="000000" w:themeColor="text1" w:themeTint="FF" w:themeShade="FF"/>
+          <w:sz w:val="20"/>
+          <w:szCs w:val="20"/>
+          <w:lang w:val="es-AR"/>
+        </w:rPr>
+      </w:pPr>
+      <w:r>
+        <w:rPr>
+          <w:rFonts w:ascii="Times New Roman" w:hAnsi="Times New Roman" w:eastAsia="Times New Roman" w:cs="Times New Roman"/>
+          <w:b w:val="0"/>
+          <w:bCs w:val="0"/>
+          <w:i w:val="0"/>
+          <w:iCs w:val="0"/>
+          <w:caps w:val="0"/>
+          <w:smallCaps w:val="0"/>
+          <w:noProof w:val="0"/>
+          <w:color w:val="000000" w:themeColor="text1" w:themeTint="FF" w:themeShade="FF"/>
+          <w:sz w:val="20"/>
+          <w:szCs w:val="20"/>
+          <w:lang w:val="es-US"/>
+        </w:rPr>
+        <w:t>Dentro del dominio planteado solo resulta útil la raíz positiva.</w:t>
+      </w:r>
+    </w:p>
+    <w:p>
+      <w:pPr>
+        <w:spacing w:after="0" w:line="240" w:lineRule="auto"/>
+        <w:rPr>
+          <w:rFonts w:ascii="Arial" w:hAnsi="Arial" w:eastAsia="Times New Roman" w:cs="Arial"/>
           <w:kern w:val="0"/>
           <w:lang w:eastAsia="es-AR"/>
           <w14:ligatures w14:val="none"/>
@@ -6906,7 +9397,7 @@
     <w:sectPr>
       <w:headerReference w:type="default" r:id="rId16"/>
       <w:footerReference w:type="default" r:id="rId17"/>
-      <w:pgSz w:w="11906" w:h="16838"/>
+      <w:pgSz w:w="11906" w:h="16838" w:orient="portrait"/>
       <w:pgMar w:top="1418" w:right="1701" w:bottom="1418" w:left="1701" w:header="709" w:footer="709" w:gutter="0"/>
       <w:cols w:space="708"/>
       <w:docGrid w:linePitch="360"/>
@@ -7018,7 +9509,7 @@
 </file>
 
 <file path=word/header1.xml><?xml version="1.0" encoding="utf-8"?>
-<w:hdr xmlns:wpc="http://schemas.microsoft.com/office/word/2010/wordprocessingCanvas" xmlns:cx="http://schemas.microsoft.com/office/drawing/2014/chartex" xmlns:cx1="http://schemas.microsoft.com/office/drawing/2015/9/8/chartex" xmlns:cx2="http://schemas.microsoft.com/office/drawing/2015/10/21/chartex" xmlns:cx3="http://schemas.microsoft.com/office/drawing/2016/5/9/chartex" xmlns:cx4="http://schemas.microsoft.com/office/drawing/2016/5/10/chartex" xmlns:cx5="http://schemas.microsoft.com/office/drawing/2016/5/11/chartex" xmlns:cx6="http://schemas.microsoft.com/office/drawing/2016/5/12/chartex" xmlns:cx7="http://schemas.microsoft.com/office/drawing/2016/5/13/chartex" xmlns:cx8="http://schemas.microsoft.com/office/drawing/2016/5/14/chartex" xmlns:mc="http://schemas.openxmlformats.org/markup-compatibility/2006" xmlns:aink="http://schemas.microsoft.com/office/drawing/2016/ink" xmlns:am3d="http://schemas.microsoft.com/office/drawing/2017/model3d" xmlns:o="urn:schemas-microsoft-com:office:office" xmlns:oel="http://schemas.microsoft.com/office/2019/extlst" xmlns:r="http://schemas.openxmlformats.org/officeDocument/2006/relationships" xmlns:m="http://schemas.openxmlformats.org/officeDocument/2006/math" xmlns:v="urn:schemas-microsoft-com:vml" xmlns:wp14="http://schemas.microsoft.com/office/word/2010/wordprocessingDrawing" xmlns:wp="http://schemas.openxmlformats.org/drawingml/2006/wordprocessingDrawing" xmlns:w10="urn:schemas-microsoft-com:office:word" xmlns:w="http://schemas.openxmlformats.org/wordprocessingml/2006/main" xmlns:w14="http://schemas.microsoft.com/office/word/2010/wordml" xmlns:w15="http://schemas.microsoft.com/office/word/2012/wordml" xmlns:w16cex="http://schemas.microsoft.com/office/word/2018/wordml/cex" xmlns:w16cid="http://schemas.microsoft.com/office/word/2016/wordml/cid" xmlns:w16="http://schemas.microsoft.com/office/word/2018/wordml" xmlns:w16sdtdh="http://schemas.microsoft.com/office/word/2020/wordml/sdtdatahash" xmlns:w16se="http://schemas.microsoft.com/office/word/2015/wordml/symex" xmlns:wpg="http://schemas.microsoft.com/office/word/2010/wordprocessingGroup" xmlns:wpi="http://schemas.microsoft.com/office/word/2010/wordprocessingInk" xmlns:wne="http://schemas.microsoft.com/office/word/2006/wordml" xmlns:wps="http://schemas.microsoft.com/office/word/2010/wordprocessingShape" mc:Ignorable="w14 w15 w16se w16cid w16 w16cex w16sdtdh wp14">
+<w:hdr xmlns:wpc="http://schemas.microsoft.com/office/word/2010/wordprocessingCanvas" xmlns:cx="http://schemas.microsoft.com/office/drawing/2014/chartex" xmlns:cx1="http://schemas.microsoft.com/office/drawing/2015/9/8/chartex" xmlns:cx2="http://schemas.microsoft.com/office/drawing/2015/10/21/chartex" xmlns:cx3="http://schemas.microsoft.com/office/drawing/2016/5/9/chartex" xmlns:cx4="http://schemas.microsoft.com/office/drawing/2016/5/10/chartex" xmlns:cx5="http://schemas.microsoft.com/office/drawing/2016/5/11/chartex" xmlns:cx6="http://schemas.microsoft.com/office/drawing/2016/5/12/chartex" xmlns:cx7="http://schemas.microsoft.com/office/drawing/2016/5/13/chartex" xmlns:cx8="http://schemas.microsoft.com/office/drawing/2016/5/14/chartex" xmlns:mc="http://schemas.openxmlformats.org/markup-compatibility/2006" xmlns:aink="http://schemas.microsoft.com/office/drawing/2016/ink" xmlns:am3d="http://schemas.microsoft.com/office/drawing/2017/model3d" xmlns:o="urn:schemas-microsoft-com:office:office" xmlns:oel="http://schemas.microsoft.com/office/2019/extlst" xmlns:r="http://schemas.openxmlformats.org/officeDocument/2006/relationships" xmlns:m="http://schemas.openxmlformats.org/officeDocument/2006/math" xmlns:v="urn:schemas-microsoft-com:vml" xmlns:wp14="http://schemas.microsoft.com/office/word/2010/wordprocessingDrawing" xmlns:wp="http://schemas.openxmlformats.org/drawingml/2006/wordprocessingDrawing" xmlns:w10="urn:schemas-microsoft-com:office:word" xmlns:w="http://schemas.openxmlformats.org/wordprocessingml/2006/main" xmlns:w14="http://schemas.microsoft.com/office/word/2010/wordml" xmlns:w15="http://schemas.microsoft.com/office/word/2012/wordml" xmlns:w16cex="http://schemas.microsoft.com/office/word/2018/wordml/cex" xmlns:w16cid="http://schemas.microsoft.com/office/word/2016/wordml/cid" xmlns:w16="http://schemas.microsoft.com/office/word/2018/wordml" xmlns:w16sdtdh="http://schemas.microsoft.com/office/word/2020/wordml/sdtdatahash" xmlns:w16se="http://schemas.microsoft.com/office/word/2015/wordml/symex" xmlns:wpg="http://schemas.microsoft.com/office/word/2010/wordprocessingGroup" xmlns:wpi="http://schemas.microsoft.com/office/word/2010/wordprocessingInk" xmlns:wne="http://schemas.microsoft.com/office/word/2006/wordml" xmlns:wps="http://schemas.microsoft.com/office/word/2010/wordprocessingShape" xmlns:a="http://schemas.openxmlformats.org/drawingml/2006/main" xmlns:pic="http://schemas.openxmlformats.org/drawingml/2006/picture" xmlns:a14="http://schemas.microsoft.com/office/drawing/2010/main" mc:Ignorable="w14 w15 w16se w16cid w16 w16cex w16sdtdh wp14">
   <w:p>
     <w:pPr>
       <w:pStyle w:val="Encabezado"/>
@@ -7083,6 +9574,118 @@
 
 <file path=word/numbering.xml><?xml version="1.0" encoding="utf-8"?>
 <w:numbering xmlns:wpc="http://schemas.microsoft.com/office/word/2010/wordprocessingCanvas" xmlns:cx="http://schemas.microsoft.com/office/drawing/2014/chartex" xmlns:cx1="http://schemas.microsoft.com/office/drawing/2015/9/8/chartex" xmlns:cx2="http://schemas.microsoft.com/office/drawing/2015/10/21/chartex" xmlns:cx3="http://schemas.microsoft.com/office/drawing/2016/5/9/chartex" xmlns:cx4="http://schemas.microsoft.com/office/drawing/2016/5/10/chartex" xmlns:cx5="http://schemas.microsoft.com/office/drawing/2016/5/11/chartex" xmlns:cx6="http://schemas.microsoft.com/office/drawing/2016/5/12/chartex" xmlns:cx7="http://schemas.microsoft.com/office/drawing/2016/5/13/chartex" xmlns:cx8="http://schemas.microsoft.com/office/drawing/2016/5/14/chartex" xmlns:mc="http://schemas.openxmlformats.org/markup-compatibility/2006" xmlns:aink="http://schemas.microsoft.com/office/drawing/2016/ink" xmlns:am3d="http://schemas.microsoft.com/office/drawing/2017/model3d" xmlns:o="urn:schemas-microsoft-com:office:office" xmlns:oel="http://schemas.microsoft.com/office/2019/extlst" xmlns:r="http://schemas.openxmlformats.org/officeDocument/2006/relationships" xmlns:m="http://schemas.openxmlformats.org/officeDocument/2006/math" xmlns:v="urn:schemas-microsoft-com:vml" xmlns:wp14="http://schemas.microsoft.com/office/word/2010/wordprocessingDrawing" xmlns:wp="http://schemas.openxmlformats.org/drawingml/2006/wordprocessingDrawing" xmlns:w10="urn:schemas-microsoft-com:office:word" xmlns:w="http://schemas.openxmlformats.org/wordprocessingml/2006/main" xmlns:w14="http://schemas.microsoft.com/office/word/2010/wordml" xmlns:w15="http://schemas.microsoft.com/office/word/2012/wordml" xmlns:w16cex="http://schemas.microsoft.com/office/word/2018/wordml/cex" xmlns:w16cid="http://schemas.microsoft.com/office/word/2016/wordml/cid" xmlns:w16="http://schemas.microsoft.com/office/word/2018/wordml" xmlns:w16sdtdh="http://schemas.microsoft.com/office/word/2020/wordml/sdtdatahash" xmlns:w16se="http://schemas.microsoft.com/office/word/2015/wordml/symex" xmlns:wpg="http://schemas.microsoft.com/office/word/2010/wordprocessingGroup" xmlns:wpi="http://schemas.microsoft.com/office/word/2010/wordprocessingInk" xmlns:wne="http://schemas.microsoft.com/office/word/2006/wordml" xmlns:wps="http://schemas.microsoft.com/office/word/2010/wordprocessingShape" mc:Ignorable="w14 w15 w16se w16cid w16 w16cex w16sdtdh wp14">
+  <w:abstractNum xmlns:w="http://schemas.openxmlformats.org/wordprocessingml/2006/main" w:abstractNumId="7">
+    <w:nsid w:val="6e4ad80"/>
+    <w:multiLevelType xmlns:w="http://schemas.openxmlformats.org/wordprocessingml/2006/main" w:val="hybridMultilevel"/>
+    <w:lvl xmlns:w="http://schemas.openxmlformats.org/wordprocessingml/2006/main" w:ilvl="0">
+      <w:start w:val="3"/>
+      <w:numFmt w:val="bullet"/>
+      <w:lvlText w:val="-"/>
+      <w:lvlJc w:val="left"/>
+      <w:pPr>
+        <w:ind w:left="720" w:hanging="360"/>
+      </w:pPr>
+      <w:rPr>
+        <w:rFonts w:hint="default" w:ascii="Arial" w:hAnsi="Arial"/>
+      </w:rPr>
+    </w:lvl>
+    <w:lvl xmlns:w="http://schemas.openxmlformats.org/wordprocessingml/2006/main" w:ilvl="1">
+      <w:start w:val="1"/>
+      <w:numFmt w:val="bullet"/>
+      <w:lvlText w:val="o"/>
+      <w:lvlJc w:val="left"/>
+      <w:pPr>
+        <w:ind w:left="1440" w:hanging="360"/>
+      </w:pPr>
+      <w:rPr>
+        <w:rFonts w:hint="default" w:ascii="Courier New" w:hAnsi="Courier New"/>
+      </w:rPr>
+    </w:lvl>
+    <w:lvl xmlns:w="http://schemas.openxmlformats.org/wordprocessingml/2006/main" w:ilvl="2">
+      <w:start w:val="1"/>
+      <w:numFmt w:val="bullet"/>
+      <w:lvlText w:val=""/>
+      <w:lvlJc w:val="left"/>
+      <w:pPr>
+        <w:ind w:left="2160" w:hanging="360"/>
+      </w:pPr>
+      <w:rPr>
+        <w:rFonts w:hint="default" w:ascii="Wingdings" w:hAnsi="Wingdings"/>
+      </w:rPr>
+    </w:lvl>
+    <w:lvl xmlns:w="http://schemas.openxmlformats.org/wordprocessingml/2006/main" w:ilvl="3">
+      <w:start w:val="1"/>
+      <w:numFmt w:val="bullet"/>
+      <w:lvlText w:val=""/>
+      <w:lvlJc w:val="left"/>
+      <w:pPr>
+        <w:ind w:left="2880" w:hanging="360"/>
+      </w:pPr>
+      <w:rPr>
+        <w:rFonts w:hint="default" w:ascii="Symbol" w:hAnsi="Symbol"/>
+      </w:rPr>
+    </w:lvl>
+    <w:lvl xmlns:w="http://schemas.openxmlformats.org/wordprocessingml/2006/main" w:ilvl="4">
+      <w:start w:val="1"/>
+      <w:numFmt w:val="bullet"/>
+      <w:lvlText w:val="o"/>
+      <w:lvlJc w:val="left"/>
+      <w:pPr>
+        <w:ind w:left="3600" w:hanging="360"/>
+      </w:pPr>
+      <w:rPr>
+        <w:rFonts w:hint="default" w:ascii="Courier New" w:hAnsi="Courier New"/>
+      </w:rPr>
+    </w:lvl>
+    <w:lvl xmlns:w="http://schemas.openxmlformats.org/wordprocessingml/2006/main" w:ilvl="5">
+      <w:start w:val="1"/>
+      <w:numFmt w:val="bullet"/>
+      <w:lvlText w:val=""/>
+      <w:lvlJc w:val="left"/>
+      <w:pPr>
+        <w:ind w:left="4320" w:hanging="360"/>
+      </w:pPr>
+      <w:rPr>
+        <w:rFonts w:hint="default" w:ascii="Wingdings" w:hAnsi="Wingdings"/>
+      </w:rPr>
+    </w:lvl>
+    <w:lvl xmlns:w="http://schemas.openxmlformats.org/wordprocessingml/2006/main" w:ilvl="6">
+      <w:start w:val="1"/>
+      <w:numFmt w:val="bullet"/>
+      <w:lvlText w:val=""/>
+      <w:lvlJc w:val="left"/>
+      <w:pPr>
+        <w:ind w:left="5040" w:hanging="360"/>
+      </w:pPr>
+      <w:rPr>
+        <w:rFonts w:hint="default" w:ascii="Symbol" w:hAnsi="Symbol"/>
+      </w:rPr>
+    </w:lvl>
+    <w:lvl xmlns:w="http://schemas.openxmlformats.org/wordprocessingml/2006/main" w:ilvl="7">
+      <w:start w:val="1"/>
+      <w:numFmt w:val="bullet"/>
+      <w:lvlText w:val="o"/>
+      <w:lvlJc w:val="left"/>
+      <w:pPr>
+        <w:ind w:left="5760" w:hanging="360"/>
+      </w:pPr>
+      <w:rPr>
+        <w:rFonts w:hint="default" w:ascii="Courier New" w:hAnsi="Courier New"/>
+      </w:rPr>
+    </w:lvl>
+    <w:lvl xmlns:w="http://schemas.openxmlformats.org/wordprocessingml/2006/main" w:ilvl="8">
+      <w:start w:val="1"/>
+      <w:numFmt w:val="bullet"/>
+      <w:lvlText w:val=""/>
+      <w:lvlJc w:val="left"/>
+      <w:pPr>
+        <w:ind w:left="6480" w:hanging="360"/>
+      </w:pPr>
+      <w:rPr>
+        <w:rFonts w:hint="default" w:ascii="Wingdings" w:hAnsi="Wingdings"/>
+      </w:rPr>
+    </w:lvl>
+  </w:abstractNum>
   <w:abstractNum w:abstractNumId="0" w15:restartNumberingAfterBreak="0">
     <w:nsid w:val="2685781E"/>
     <w:multiLevelType w:val="multilevel"/>
@@ -7099,7 +9702,7 @@
         <w:ind w:left="720" w:hanging="360"/>
       </w:pPr>
       <w:rPr>
-        <w:rFonts w:ascii="Symbol" w:hAnsi="Symbol" w:hint="default"/>
+        <w:rFonts w:hint="default" w:ascii="Symbol" w:hAnsi="Symbol"/>
         <w:sz w:val="20"/>
       </w:rPr>
     </w:lvl>
@@ -7115,7 +9718,7 @@
         <w:ind w:left="1440" w:hanging="360"/>
       </w:pPr>
       <w:rPr>
-        <w:rFonts w:ascii="Courier New" w:hAnsi="Courier New" w:hint="default"/>
+        <w:rFonts w:hint="default" w:ascii="Courier New" w:hAnsi="Courier New"/>
         <w:sz w:val="20"/>
       </w:rPr>
     </w:lvl>
@@ -7131,7 +9734,7 @@
         <w:ind w:left="2160" w:hanging="360"/>
       </w:pPr>
       <w:rPr>
-        <w:rFonts w:ascii="Wingdings" w:hAnsi="Wingdings" w:hint="default"/>
+        <w:rFonts w:hint="default" w:ascii="Wingdings" w:hAnsi="Wingdings"/>
         <w:sz w:val="20"/>
       </w:rPr>
     </w:lvl>
@@ -7147,7 +9750,7 @@
         <w:ind w:left="2880" w:hanging="360"/>
       </w:pPr>
       <w:rPr>
-        <w:rFonts w:ascii="Wingdings" w:hAnsi="Wingdings" w:hint="default"/>
+        <w:rFonts w:hint="default" w:ascii="Wingdings" w:hAnsi="Wingdings"/>
         <w:sz w:val="20"/>
       </w:rPr>
     </w:lvl>
@@ -7163,7 +9766,7 @@
         <w:ind w:left="3600" w:hanging="360"/>
       </w:pPr>
       <w:rPr>
-        <w:rFonts w:ascii="Wingdings" w:hAnsi="Wingdings" w:hint="default"/>
+        <w:rFonts w:hint="default" w:ascii="Wingdings" w:hAnsi="Wingdings"/>
         <w:sz w:val="20"/>
       </w:rPr>
     </w:lvl>
@@ -7179,7 +9782,7 @@
         <w:ind w:left="4320" w:hanging="360"/>
       </w:pPr>
       <w:rPr>
-        <w:rFonts w:ascii="Wingdings" w:hAnsi="Wingdings" w:hint="default"/>
+        <w:rFonts w:hint="default" w:ascii="Wingdings" w:hAnsi="Wingdings"/>
         <w:sz w:val="20"/>
       </w:rPr>
     </w:lvl>
@@ -7195,7 +9798,7 @@
         <w:ind w:left="5040" w:hanging="360"/>
       </w:pPr>
       <w:rPr>
-        <w:rFonts w:ascii="Wingdings" w:hAnsi="Wingdings" w:hint="default"/>
+        <w:rFonts w:hint="default" w:ascii="Wingdings" w:hAnsi="Wingdings"/>
         <w:sz w:val="20"/>
       </w:rPr>
     </w:lvl>
@@ -7211,7 +9814,7 @@
         <w:ind w:left="5760" w:hanging="360"/>
       </w:pPr>
       <w:rPr>
-        <w:rFonts w:ascii="Wingdings" w:hAnsi="Wingdings" w:hint="default"/>
+        <w:rFonts w:hint="default" w:ascii="Wingdings" w:hAnsi="Wingdings"/>
         <w:sz w:val="20"/>
       </w:rPr>
     </w:lvl>
@@ -7227,7 +9830,7 @@
         <w:ind w:left="6480" w:hanging="360"/>
       </w:pPr>
       <w:rPr>
-        <w:rFonts w:ascii="Wingdings" w:hAnsi="Wingdings" w:hint="default"/>
+        <w:rFonts w:hint="default" w:ascii="Wingdings" w:hAnsi="Wingdings"/>
         <w:sz w:val="20"/>
       </w:rPr>
     </w:lvl>
@@ -7248,7 +9851,7 @@
         <w:ind w:left="720" w:hanging="360"/>
       </w:pPr>
       <w:rPr>
-        <w:rFonts w:ascii="Symbol" w:hAnsi="Symbol" w:hint="default"/>
+        <w:rFonts w:hint="default" w:ascii="Symbol" w:hAnsi="Symbol"/>
         <w:sz w:val="20"/>
       </w:rPr>
     </w:lvl>
@@ -7264,7 +9867,7 @@
         <w:ind w:left="1440" w:hanging="360"/>
       </w:pPr>
       <w:rPr>
-        <w:rFonts w:ascii="Courier New" w:hAnsi="Courier New" w:hint="default"/>
+        <w:rFonts w:hint="default" w:ascii="Courier New" w:hAnsi="Courier New"/>
         <w:sz w:val="20"/>
       </w:rPr>
     </w:lvl>
@@ -7280,7 +9883,7 @@
         <w:ind w:left="2160" w:hanging="360"/>
       </w:pPr>
       <w:rPr>
-        <w:rFonts w:ascii="Wingdings" w:hAnsi="Wingdings" w:hint="default"/>
+        <w:rFonts w:hint="default" w:ascii="Wingdings" w:hAnsi="Wingdings"/>
         <w:sz w:val="20"/>
       </w:rPr>
     </w:lvl>
@@ -7296,7 +9899,7 @@
         <w:ind w:left="2880" w:hanging="360"/>
       </w:pPr>
       <w:rPr>
-        <w:rFonts w:ascii="Wingdings" w:hAnsi="Wingdings" w:hint="default"/>
+        <w:rFonts w:hint="default" w:ascii="Wingdings" w:hAnsi="Wingdings"/>
         <w:sz w:val="20"/>
       </w:rPr>
     </w:lvl>
@@ -7312,7 +9915,7 @@
         <w:ind w:left="3600" w:hanging="360"/>
       </w:pPr>
       <w:rPr>
-        <w:rFonts w:ascii="Wingdings" w:hAnsi="Wingdings" w:hint="default"/>
+        <w:rFonts w:hint="default" w:ascii="Wingdings" w:hAnsi="Wingdings"/>
         <w:sz w:val="20"/>
       </w:rPr>
     </w:lvl>
@@ -7328,7 +9931,7 @@
         <w:ind w:left="4320" w:hanging="360"/>
       </w:pPr>
       <w:rPr>
-        <w:rFonts w:ascii="Wingdings" w:hAnsi="Wingdings" w:hint="default"/>
+        <w:rFonts w:hint="default" w:ascii="Wingdings" w:hAnsi="Wingdings"/>
         <w:sz w:val="20"/>
       </w:rPr>
     </w:lvl>
@@ -7344,7 +9947,7 @@
         <w:ind w:left="5040" w:hanging="360"/>
       </w:pPr>
       <w:rPr>
-        <w:rFonts w:ascii="Wingdings" w:hAnsi="Wingdings" w:hint="default"/>
+        <w:rFonts w:hint="default" w:ascii="Wingdings" w:hAnsi="Wingdings"/>
         <w:sz w:val="20"/>
       </w:rPr>
     </w:lvl>
@@ -7360,7 +9963,7 @@
         <w:ind w:left="5760" w:hanging="360"/>
       </w:pPr>
       <w:rPr>
-        <w:rFonts w:ascii="Wingdings" w:hAnsi="Wingdings" w:hint="default"/>
+        <w:rFonts w:hint="default" w:ascii="Wingdings" w:hAnsi="Wingdings"/>
         <w:sz w:val="20"/>
       </w:rPr>
     </w:lvl>
@@ -7376,7 +9979,7 @@
         <w:ind w:left="6480" w:hanging="360"/>
       </w:pPr>
       <w:rPr>
-        <w:rFonts w:ascii="Wingdings" w:hAnsi="Wingdings" w:hint="default"/>
+        <w:rFonts w:hint="default" w:ascii="Wingdings" w:hAnsi="Wingdings"/>
         <w:sz w:val="20"/>
       </w:rPr>
     </w:lvl>
@@ -7397,7 +10000,7 @@
         <w:ind w:left="720" w:hanging="360"/>
       </w:pPr>
       <w:rPr>
-        <w:rFonts w:ascii="Symbol" w:hAnsi="Symbol" w:hint="default"/>
+        <w:rFonts w:hint="default" w:ascii="Symbol" w:hAnsi="Symbol"/>
         <w:sz w:val="20"/>
       </w:rPr>
     </w:lvl>
@@ -7413,7 +10016,7 @@
         <w:ind w:left="1440" w:hanging="360"/>
       </w:pPr>
       <w:rPr>
-        <w:rFonts w:ascii="Courier New" w:hAnsi="Courier New" w:hint="default"/>
+        <w:rFonts w:hint="default" w:ascii="Courier New" w:hAnsi="Courier New"/>
         <w:sz w:val="20"/>
       </w:rPr>
     </w:lvl>
@@ -7429,7 +10032,7 @@
         <w:ind w:left="2160" w:hanging="360"/>
       </w:pPr>
       <w:rPr>
-        <w:rFonts w:ascii="Wingdings" w:hAnsi="Wingdings" w:hint="default"/>
+        <w:rFonts w:hint="default" w:ascii="Wingdings" w:hAnsi="Wingdings"/>
         <w:sz w:val="20"/>
       </w:rPr>
     </w:lvl>
@@ -7445,7 +10048,7 @@
         <w:ind w:left="2880" w:hanging="360"/>
       </w:pPr>
       <w:rPr>
-        <w:rFonts w:ascii="Wingdings" w:hAnsi="Wingdings" w:hint="default"/>
+        <w:rFonts w:hint="default" w:ascii="Wingdings" w:hAnsi="Wingdings"/>
         <w:sz w:val="20"/>
       </w:rPr>
     </w:lvl>
@@ -7461,7 +10064,7 @@
         <w:ind w:left="3600" w:hanging="360"/>
       </w:pPr>
       <w:rPr>
-        <w:rFonts w:ascii="Wingdings" w:hAnsi="Wingdings" w:hint="default"/>
+        <w:rFonts w:hint="default" w:ascii="Wingdings" w:hAnsi="Wingdings"/>
         <w:sz w:val="20"/>
       </w:rPr>
     </w:lvl>
@@ -7477,7 +10080,7 @@
         <w:ind w:left="4320" w:hanging="360"/>
       </w:pPr>
       <w:rPr>
-        <w:rFonts w:ascii="Wingdings" w:hAnsi="Wingdings" w:hint="default"/>
+        <w:rFonts w:hint="default" w:ascii="Wingdings" w:hAnsi="Wingdings"/>
         <w:sz w:val="20"/>
       </w:rPr>
     </w:lvl>
@@ -7493,7 +10096,7 @@
         <w:ind w:left="5040" w:hanging="360"/>
       </w:pPr>
       <w:rPr>
-        <w:rFonts w:ascii="Wingdings" w:hAnsi="Wingdings" w:hint="default"/>
+        <w:rFonts w:hint="default" w:ascii="Wingdings" w:hAnsi="Wingdings"/>
         <w:sz w:val="20"/>
       </w:rPr>
     </w:lvl>
@@ -7509,7 +10112,7 @@
         <w:ind w:left="5760" w:hanging="360"/>
       </w:pPr>
       <w:rPr>
-        <w:rFonts w:ascii="Wingdings" w:hAnsi="Wingdings" w:hint="default"/>
+        <w:rFonts w:hint="default" w:ascii="Wingdings" w:hAnsi="Wingdings"/>
         <w:sz w:val="20"/>
       </w:rPr>
     </w:lvl>
@@ -7525,7 +10128,7 @@
         <w:ind w:left="6480" w:hanging="360"/>
       </w:pPr>
       <w:rPr>
-        <w:rFonts w:ascii="Wingdings" w:hAnsi="Wingdings" w:hint="default"/>
+        <w:rFonts w:hint="default" w:ascii="Wingdings" w:hAnsi="Wingdings"/>
         <w:sz w:val="20"/>
       </w:rPr>
     </w:lvl>
@@ -7546,7 +10149,7 @@
         <w:ind w:left="720" w:hanging="360"/>
       </w:pPr>
       <w:rPr>
-        <w:rFonts w:ascii="Symbol" w:hAnsi="Symbol" w:hint="default"/>
+        <w:rFonts w:hint="default" w:ascii="Symbol" w:hAnsi="Symbol"/>
         <w:sz w:val="20"/>
       </w:rPr>
     </w:lvl>
@@ -7562,7 +10165,7 @@
         <w:ind w:left="1440" w:hanging="360"/>
       </w:pPr>
       <w:rPr>
-        <w:rFonts w:ascii="Courier New" w:hAnsi="Courier New" w:hint="default"/>
+        <w:rFonts w:hint="default" w:ascii="Courier New" w:hAnsi="Courier New"/>
         <w:sz w:val="20"/>
       </w:rPr>
     </w:lvl>
@@ -7578,7 +10181,7 @@
         <w:ind w:left="2160" w:hanging="360"/>
       </w:pPr>
       <w:rPr>
-        <w:rFonts w:ascii="Wingdings" w:hAnsi="Wingdings" w:hint="default"/>
+        <w:rFonts w:hint="default" w:ascii="Wingdings" w:hAnsi="Wingdings"/>
         <w:sz w:val="20"/>
       </w:rPr>
     </w:lvl>
@@ -7594,7 +10197,7 @@
         <w:ind w:left="2880" w:hanging="360"/>
       </w:pPr>
       <w:rPr>
-        <w:rFonts w:ascii="Wingdings" w:hAnsi="Wingdings" w:hint="default"/>
+        <w:rFonts w:hint="default" w:ascii="Wingdings" w:hAnsi="Wingdings"/>
         <w:sz w:val="20"/>
       </w:rPr>
     </w:lvl>
@@ -7610,7 +10213,7 @@
         <w:ind w:left="3600" w:hanging="360"/>
       </w:pPr>
       <w:rPr>
-        <w:rFonts w:ascii="Wingdings" w:hAnsi="Wingdings" w:hint="default"/>
+        <w:rFonts w:hint="default" w:ascii="Wingdings" w:hAnsi="Wingdings"/>
         <w:sz w:val="20"/>
       </w:rPr>
     </w:lvl>
@@ -7626,7 +10229,7 @@
         <w:ind w:left="4320" w:hanging="360"/>
       </w:pPr>
       <w:rPr>
-        <w:rFonts w:ascii="Wingdings" w:hAnsi="Wingdings" w:hint="default"/>
+        <w:rFonts w:hint="default" w:ascii="Wingdings" w:hAnsi="Wingdings"/>
         <w:sz w:val="20"/>
       </w:rPr>
     </w:lvl>
@@ -7642,7 +10245,7 @@
         <w:ind w:left="5040" w:hanging="360"/>
       </w:pPr>
       <w:rPr>
-        <w:rFonts w:ascii="Wingdings" w:hAnsi="Wingdings" w:hint="default"/>
+        <w:rFonts w:hint="default" w:ascii="Wingdings" w:hAnsi="Wingdings"/>
         <w:sz w:val="20"/>
       </w:rPr>
     </w:lvl>
@@ -7658,7 +10261,7 @@
         <w:ind w:left="5760" w:hanging="360"/>
       </w:pPr>
       <w:rPr>
-        <w:rFonts w:ascii="Wingdings" w:hAnsi="Wingdings" w:hint="default"/>
+        <w:rFonts w:hint="default" w:ascii="Wingdings" w:hAnsi="Wingdings"/>
         <w:sz w:val="20"/>
       </w:rPr>
     </w:lvl>
@@ -7674,7 +10277,7 @@
         <w:ind w:left="6480" w:hanging="360"/>
       </w:pPr>
       <w:rPr>
-        <w:rFonts w:ascii="Wingdings" w:hAnsi="Wingdings" w:hint="default"/>
+        <w:rFonts w:hint="default" w:ascii="Wingdings" w:hAnsi="Wingdings"/>
         <w:sz w:val="20"/>
       </w:rPr>
     </w:lvl>
@@ -7692,7 +10295,7 @@
         <w:ind w:left="720" w:hanging="360"/>
       </w:pPr>
       <w:rPr>
-        <w:rFonts w:ascii="Arial" w:eastAsia="Times New Roman" w:hAnsi="Arial" w:cs="Arial" w:hint="default"/>
+        <w:rFonts w:hint="default" w:ascii="Arial" w:hAnsi="Arial" w:eastAsia="Times New Roman" w:cs="Arial"/>
       </w:rPr>
     </w:lvl>
     <w:lvl w:ilvl="1" w:tplc="2C0A0003" w:tentative="1">
@@ -7704,7 +10307,7 @@
         <w:ind w:left="1440" w:hanging="360"/>
       </w:pPr>
       <w:rPr>
-        <w:rFonts w:ascii="Courier New" w:hAnsi="Courier New" w:cs="Courier New" w:hint="default"/>
+        <w:rFonts w:hint="default" w:ascii="Courier New" w:hAnsi="Courier New" w:cs="Courier New"/>
       </w:rPr>
     </w:lvl>
     <w:lvl w:ilvl="2" w:tplc="2C0A0005" w:tentative="1">
@@ -7716,7 +10319,7 @@
         <w:ind w:left="2160" w:hanging="360"/>
       </w:pPr>
       <w:rPr>
-        <w:rFonts w:ascii="Wingdings" w:hAnsi="Wingdings" w:hint="default"/>
+        <w:rFonts w:hint="default" w:ascii="Wingdings" w:hAnsi="Wingdings"/>
       </w:rPr>
     </w:lvl>
     <w:lvl w:ilvl="3" w:tplc="2C0A0001" w:tentative="1">
@@ -7728,7 +10331,7 @@
         <w:ind w:left="2880" w:hanging="360"/>
       </w:pPr>
       <w:rPr>
-        <w:rFonts w:ascii="Symbol" w:hAnsi="Symbol" w:hint="default"/>
+        <w:rFonts w:hint="default" w:ascii="Symbol" w:hAnsi="Symbol"/>
       </w:rPr>
     </w:lvl>
     <w:lvl w:ilvl="4" w:tplc="2C0A0003" w:tentative="1">
@@ -7740,7 +10343,7 @@
         <w:ind w:left="3600" w:hanging="360"/>
       </w:pPr>
       <w:rPr>
-        <w:rFonts w:ascii="Courier New" w:hAnsi="Courier New" w:cs="Courier New" w:hint="default"/>
+        <w:rFonts w:hint="default" w:ascii="Courier New" w:hAnsi="Courier New" w:cs="Courier New"/>
       </w:rPr>
     </w:lvl>
     <w:lvl w:ilvl="5" w:tplc="2C0A0005" w:tentative="1">
@@ -7752,7 +10355,7 @@
         <w:ind w:left="4320" w:hanging="360"/>
       </w:pPr>
       <w:rPr>
-        <w:rFonts w:ascii="Wingdings" w:hAnsi="Wingdings" w:hint="default"/>
+        <w:rFonts w:hint="default" w:ascii="Wingdings" w:hAnsi="Wingdings"/>
       </w:rPr>
     </w:lvl>
     <w:lvl w:ilvl="6" w:tplc="2C0A0001" w:tentative="1">
@@ -7764,7 +10367,7 @@
         <w:ind w:left="5040" w:hanging="360"/>
       </w:pPr>
       <w:rPr>
-        <w:rFonts w:ascii="Symbol" w:hAnsi="Symbol" w:hint="default"/>
+        <w:rFonts w:hint="default" w:ascii="Symbol" w:hAnsi="Symbol"/>
       </w:rPr>
     </w:lvl>
     <w:lvl w:ilvl="7" w:tplc="2C0A0003" w:tentative="1">
@@ -7776,7 +10379,7 @@
         <w:ind w:left="5760" w:hanging="360"/>
       </w:pPr>
       <w:rPr>
-        <w:rFonts w:ascii="Courier New" w:hAnsi="Courier New" w:cs="Courier New" w:hint="default"/>
+        <w:rFonts w:hint="default" w:ascii="Courier New" w:hAnsi="Courier New" w:cs="Courier New"/>
       </w:rPr>
     </w:lvl>
     <w:lvl w:ilvl="8" w:tplc="2C0A0005" w:tentative="1">
@@ -7788,7 +10391,7 @@
         <w:ind w:left="6480" w:hanging="360"/>
       </w:pPr>
       <w:rPr>
-        <w:rFonts w:ascii="Wingdings" w:hAnsi="Wingdings" w:hint="default"/>
+        <w:rFonts w:hint="default" w:ascii="Wingdings" w:hAnsi="Wingdings"/>
       </w:rPr>
     </w:lvl>
   </w:abstractNum>
@@ -7808,7 +10411,7 @@
         <w:ind w:left="720" w:hanging="360"/>
       </w:pPr>
       <w:rPr>
-        <w:rFonts w:ascii="Symbol" w:hAnsi="Symbol" w:hint="default"/>
+        <w:rFonts w:hint="default" w:ascii="Symbol" w:hAnsi="Symbol"/>
         <w:sz w:val="20"/>
       </w:rPr>
     </w:lvl>
@@ -7824,7 +10427,7 @@
         <w:ind w:left="1440" w:hanging="360"/>
       </w:pPr>
       <w:rPr>
-        <w:rFonts w:ascii="Courier New" w:hAnsi="Courier New" w:hint="default"/>
+        <w:rFonts w:hint="default" w:ascii="Courier New" w:hAnsi="Courier New"/>
         <w:sz w:val="20"/>
       </w:rPr>
     </w:lvl>
@@ -7840,7 +10443,7 @@
         <w:ind w:left="2160" w:hanging="360"/>
       </w:pPr>
       <w:rPr>
-        <w:rFonts w:ascii="Wingdings" w:hAnsi="Wingdings" w:hint="default"/>
+        <w:rFonts w:hint="default" w:ascii="Wingdings" w:hAnsi="Wingdings"/>
         <w:sz w:val="20"/>
       </w:rPr>
     </w:lvl>
@@ -7856,7 +10459,7 @@
         <w:ind w:left="2880" w:hanging="360"/>
       </w:pPr>
       <w:rPr>
-        <w:rFonts w:ascii="Wingdings" w:hAnsi="Wingdings" w:hint="default"/>
+        <w:rFonts w:hint="default" w:ascii="Wingdings" w:hAnsi="Wingdings"/>
         <w:sz w:val="20"/>
       </w:rPr>
     </w:lvl>
@@ -7872,7 +10475,7 @@
         <w:ind w:left="3600" w:hanging="360"/>
       </w:pPr>
       <w:rPr>
-        <w:rFonts w:ascii="Wingdings" w:hAnsi="Wingdings" w:hint="default"/>
+        <w:rFonts w:hint="default" w:ascii="Wingdings" w:hAnsi="Wingdings"/>
         <w:sz w:val="20"/>
       </w:rPr>
     </w:lvl>
@@ -7888,7 +10491,7 @@
         <w:ind w:left="4320" w:hanging="360"/>
       </w:pPr>
       <w:rPr>
-        <w:rFonts w:ascii="Wingdings" w:hAnsi="Wingdings" w:hint="default"/>
+        <w:rFonts w:hint="default" w:ascii="Wingdings" w:hAnsi="Wingdings"/>
         <w:sz w:val="20"/>
       </w:rPr>
     </w:lvl>
@@ -7904,7 +10507,7 @@
         <w:ind w:left="5040" w:hanging="360"/>
       </w:pPr>
       <w:rPr>
-        <w:rFonts w:ascii="Wingdings" w:hAnsi="Wingdings" w:hint="default"/>
+        <w:rFonts w:hint="default" w:ascii="Wingdings" w:hAnsi="Wingdings"/>
         <w:sz w:val="20"/>
       </w:rPr>
     </w:lvl>
@@ -7920,7 +10523,7 @@
         <w:ind w:left="5760" w:hanging="360"/>
       </w:pPr>
       <w:rPr>
-        <w:rFonts w:ascii="Wingdings" w:hAnsi="Wingdings" w:hint="default"/>
+        <w:rFonts w:hint="default" w:ascii="Wingdings" w:hAnsi="Wingdings"/>
         <w:sz w:val="20"/>
       </w:rPr>
     </w:lvl>
@@ -7936,7 +10539,7 @@
         <w:ind w:left="6480" w:hanging="360"/>
       </w:pPr>
       <w:rPr>
-        <w:rFonts w:ascii="Wingdings" w:hAnsi="Wingdings" w:hint="default"/>
+        <w:rFonts w:hint="default" w:ascii="Wingdings" w:hAnsi="Wingdings"/>
         <w:sz w:val="20"/>
       </w:rPr>
     </w:lvl>
@@ -7957,7 +10560,7 @@
         <w:ind w:left="720" w:hanging="360"/>
       </w:pPr>
       <w:rPr>
-        <w:rFonts w:ascii="Symbol" w:hAnsi="Symbol" w:hint="default"/>
+        <w:rFonts w:hint="default" w:ascii="Symbol" w:hAnsi="Symbol"/>
         <w:sz w:val="20"/>
       </w:rPr>
     </w:lvl>
@@ -7973,7 +10576,7 @@
         <w:ind w:left="1440" w:hanging="360"/>
       </w:pPr>
       <w:rPr>
-        <w:rFonts w:ascii="Courier New" w:hAnsi="Courier New" w:hint="default"/>
+        <w:rFonts w:hint="default" w:ascii="Courier New" w:hAnsi="Courier New"/>
         <w:sz w:val="20"/>
       </w:rPr>
     </w:lvl>
@@ -7989,7 +10592,7 @@
         <w:ind w:left="2160" w:hanging="360"/>
       </w:pPr>
       <w:rPr>
-        <w:rFonts w:ascii="Wingdings" w:hAnsi="Wingdings" w:hint="default"/>
+        <w:rFonts w:hint="default" w:ascii="Wingdings" w:hAnsi="Wingdings"/>
         <w:sz w:val="20"/>
       </w:rPr>
     </w:lvl>
@@ -8005,7 +10608,7 @@
         <w:ind w:left="2880" w:hanging="360"/>
       </w:pPr>
       <w:rPr>
-        <w:rFonts w:ascii="Wingdings" w:hAnsi="Wingdings" w:hint="default"/>
+        <w:rFonts w:hint="default" w:ascii="Wingdings" w:hAnsi="Wingdings"/>
         <w:sz w:val="20"/>
       </w:rPr>
     </w:lvl>
@@ -8021,7 +10624,7 @@
         <w:ind w:left="3600" w:hanging="360"/>
       </w:pPr>
       <w:rPr>
-        <w:rFonts w:ascii="Wingdings" w:hAnsi="Wingdings" w:hint="default"/>
+        <w:rFonts w:hint="default" w:ascii="Wingdings" w:hAnsi="Wingdings"/>
         <w:sz w:val="20"/>
       </w:rPr>
     </w:lvl>
@@ -8037,7 +10640,7 @@
         <w:ind w:left="4320" w:hanging="360"/>
       </w:pPr>
       <w:rPr>
-        <w:rFonts w:ascii="Wingdings" w:hAnsi="Wingdings" w:hint="default"/>
+        <w:rFonts w:hint="default" w:ascii="Wingdings" w:hAnsi="Wingdings"/>
         <w:sz w:val="20"/>
       </w:rPr>
     </w:lvl>
@@ -8053,7 +10656,7 @@
         <w:ind w:left="5040" w:hanging="360"/>
       </w:pPr>
       <w:rPr>
-        <w:rFonts w:ascii="Wingdings" w:hAnsi="Wingdings" w:hint="default"/>
+        <w:rFonts w:hint="default" w:ascii="Wingdings" w:hAnsi="Wingdings"/>
         <w:sz w:val="20"/>
       </w:rPr>
     </w:lvl>
@@ -8069,7 +10672,7 @@
         <w:ind w:left="5760" w:hanging="360"/>
       </w:pPr>
       <w:rPr>
-        <w:rFonts w:ascii="Wingdings" w:hAnsi="Wingdings" w:hint="default"/>
+        <w:rFonts w:hint="default" w:ascii="Wingdings" w:hAnsi="Wingdings"/>
         <w:sz w:val="20"/>
       </w:rPr>
     </w:lvl>
@@ -8085,11 +10688,14 @@
         <w:ind w:left="6480" w:hanging="360"/>
       </w:pPr>
       <w:rPr>
-        <w:rFonts w:ascii="Wingdings" w:hAnsi="Wingdings" w:hint="default"/>
+        <w:rFonts w:hint="default" w:ascii="Wingdings" w:hAnsi="Wingdings"/>
         <w:sz w:val="20"/>
       </w:rPr>
     </w:lvl>
   </w:abstractNum>
+  <w:num w:numId="8">
+    <w:abstractNumId w:val="7"/>
+  </w:num>
   <w:num w:numId="1" w16cid:durableId="1224945446">
     <w:abstractNumId w:val="6"/>
   </w:num>
@@ -8119,7 +10725,7 @@
   <w:docDefaults>
     <w:rPrDefault>
       <w:rPr>
-        <w:rFonts w:asciiTheme="minorHAnsi" w:eastAsiaTheme="minorHAnsi" w:hAnsiTheme="minorHAnsi" w:cstheme="minorBidi"/>
+        <w:rFonts w:asciiTheme="minorHAnsi" w:hAnsiTheme="minorHAnsi" w:eastAsiaTheme="minorHAnsi" w:cstheme="minorBidi"/>
         <w:kern w:val="2"/>
         <w:sz w:val="24"/>
         <w:szCs w:val="24"/>
@@ -8136,14 +10742,14 @@
   <w:latentStyles w:defLockedState="0" w:defUIPriority="99" w:defSemiHidden="0" w:defUnhideWhenUsed="0" w:defQFormat="0" w:count="376">
     <w:lsdException w:name="Normal" w:uiPriority="0" w:qFormat="1"/>
     <w:lsdException w:name="heading 1" w:uiPriority="9" w:qFormat="1"/>
-    <w:lsdException w:name="heading 2" w:semiHidden="1" w:uiPriority="9" w:unhideWhenUsed="1" w:qFormat="1"/>
-    <w:lsdException w:name="heading 3" w:semiHidden="1" w:uiPriority="9" w:unhideWhenUsed="1" w:qFormat="1"/>
-    <w:lsdException w:name="heading 4" w:semiHidden="1" w:uiPriority="9" w:unhideWhenUsed="1" w:qFormat="1"/>
-    <w:lsdException w:name="heading 5" w:semiHidden="1" w:uiPriority="9" w:unhideWhenUsed="1" w:qFormat="1"/>
-    <w:lsdException w:name="heading 6" w:semiHidden="1" w:uiPriority="9" w:unhideWhenUsed="1" w:qFormat="1"/>
-    <w:lsdException w:name="heading 7" w:semiHidden="1" w:uiPriority="9" w:unhideWhenUsed="1" w:qFormat="1"/>
-    <w:lsdException w:name="heading 8" w:semiHidden="1" w:uiPriority="9" w:unhideWhenUsed="1" w:qFormat="1"/>
-    <w:lsdException w:name="heading 9" w:semiHidden="1" w:uiPriority="9" w:unhideWhenUsed="1" w:qFormat="1"/>
+    <w:lsdException w:name="heading 2" w:uiPriority="9" w:semiHidden="1" w:unhideWhenUsed="1" w:qFormat="1"/>
+    <w:lsdException w:name="heading 3" w:uiPriority="9" w:semiHidden="1" w:unhideWhenUsed="1" w:qFormat="1"/>
+    <w:lsdException w:name="heading 4" w:uiPriority="9" w:semiHidden="1" w:unhideWhenUsed="1" w:qFormat="1"/>
+    <w:lsdException w:name="heading 5" w:uiPriority="9" w:semiHidden="1" w:unhideWhenUsed="1" w:qFormat="1"/>
+    <w:lsdException w:name="heading 6" w:uiPriority="9" w:semiHidden="1" w:unhideWhenUsed="1" w:qFormat="1"/>
+    <w:lsdException w:name="heading 7" w:uiPriority="9" w:semiHidden="1" w:unhideWhenUsed="1" w:qFormat="1"/>
+    <w:lsdException w:name="heading 8" w:uiPriority="9" w:semiHidden="1" w:unhideWhenUsed="1" w:qFormat="1"/>
+    <w:lsdException w:name="heading 9" w:uiPriority="9" w:semiHidden="1" w:unhideWhenUsed="1" w:qFormat="1"/>
     <w:lsdException w:name="index 1" w:semiHidden="1" w:unhideWhenUsed="1"/>
     <w:lsdException w:name="index 2" w:semiHidden="1" w:unhideWhenUsed="1"/>
     <w:lsdException w:name="index 3" w:semiHidden="1" w:unhideWhenUsed="1"/>
@@ -8153,22 +10759,22 @@
     <w:lsdException w:name="index 7" w:semiHidden="1" w:unhideWhenUsed="1"/>
     <w:lsdException w:name="index 8" w:semiHidden="1" w:unhideWhenUsed="1"/>
     <w:lsdException w:name="index 9" w:semiHidden="1" w:unhideWhenUsed="1"/>
-    <w:lsdException w:name="toc 1" w:semiHidden="1" w:uiPriority="39" w:unhideWhenUsed="1"/>
-    <w:lsdException w:name="toc 2" w:semiHidden="1" w:uiPriority="39" w:unhideWhenUsed="1"/>
-    <w:lsdException w:name="toc 3" w:semiHidden="1" w:uiPriority="39" w:unhideWhenUsed="1"/>
-    <w:lsdException w:name="toc 4" w:semiHidden="1" w:uiPriority="39" w:unhideWhenUsed="1"/>
-    <w:lsdException w:name="toc 5" w:semiHidden="1" w:uiPriority="39" w:unhideWhenUsed="1"/>
-    <w:lsdException w:name="toc 6" w:semiHidden="1" w:uiPriority="39" w:unhideWhenUsed="1"/>
-    <w:lsdException w:name="toc 7" w:semiHidden="1" w:uiPriority="39" w:unhideWhenUsed="1"/>
-    <w:lsdException w:name="toc 8" w:semiHidden="1" w:uiPriority="39" w:unhideWhenUsed="1"/>
-    <w:lsdException w:name="toc 9" w:semiHidden="1" w:uiPriority="39" w:unhideWhenUsed="1"/>
+    <w:lsdException w:name="toc 1" w:uiPriority="39" w:semiHidden="1" w:unhideWhenUsed="1"/>
+    <w:lsdException w:name="toc 2" w:uiPriority="39" w:semiHidden="1" w:unhideWhenUsed="1"/>
+    <w:lsdException w:name="toc 3" w:uiPriority="39" w:semiHidden="1" w:unhideWhenUsed="1"/>
+    <w:lsdException w:name="toc 4" w:uiPriority="39" w:semiHidden="1" w:unhideWhenUsed="1"/>
+    <w:lsdException w:name="toc 5" w:uiPriority="39" w:semiHidden="1" w:unhideWhenUsed="1"/>
+    <w:lsdException w:name="toc 6" w:uiPriority="39" w:semiHidden="1" w:unhideWhenUsed="1"/>
+    <w:lsdException w:name="toc 7" w:uiPriority="39" w:semiHidden="1" w:unhideWhenUsed="1"/>
+    <w:lsdException w:name="toc 8" w:uiPriority="39" w:semiHidden="1" w:unhideWhenUsed="1"/>
+    <w:lsdException w:name="toc 9" w:uiPriority="39" w:semiHidden="1" w:unhideWhenUsed="1"/>
     <w:lsdException w:name="Normal Indent" w:semiHidden="1" w:unhideWhenUsed="1"/>
     <w:lsdException w:name="footnote text" w:semiHidden="1" w:unhideWhenUsed="1"/>
     <w:lsdException w:name="annotation text" w:semiHidden="1" w:unhideWhenUsed="1"/>
     <w:lsdException w:name="header" w:semiHidden="1" w:unhideWhenUsed="1"/>
     <w:lsdException w:name="footer" w:semiHidden="1" w:unhideWhenUsed="1"/>
     <w:lsdException w:name="index heading" w:semiHidden="1" w:unhideWhenUsed="1"/>
-    <w:lsdException w:name="caption" w:semiHidden="1" w:uiPriority="35" w:unhideWhenUsed="1" w:qFormat="1"/>
+    <w:lsdException w:name="caption" w:uiPriority="35" w:semiHidden="1" w:unhideWhenUsed="1" w:qFormat="1"/>
     <w:lsdException w:name="table of figures" w:semiHidden="1" w:unhideWhenUsed="1"/>
     <w:lsdException w:name="envelope address" w:semiHidden="1" w:unhideWhenUsed="1"/>
     <w:lsdException w:name="envelope return" w:semiHidden="1" w:unhideWhenUsed="1"/>
@@ -8199,7 +10805,7 @@
     <w:lsdException w:name="Title" w:uiPriority="10" w:qFormat="1"/>
     <w:lsdException w:name="Closing" w:semiHidden="1" w:unhideWhenUsed="1"/>
     <w:lsdException w:name="Signature" w:semiHidden="1" w:unhideWhenUsed="1"/>
-    <w:lsdException w:name="Default Paragraph Font" w:semiHidden="1" w:uiPriority="1" w:unhideWhenUsed="1"/>
+    <w:lsdException w:name="Default Paragraph Font" w:uiPriority="1" w:semiHidden="1" w:unhideWhenUsed="1"/>
     <w:lsdException w:name="Body Text" w:semiHidden="1" w:unhideWhenUsed="1"/>
     <w:lsdException w:name="Body Text Indent" w:semiHidden="1" w:unhideWhenUsed="1"/>
     <w:lsdException w:name="List Continue" w:semiHidden="1" w:unhideWhenUsed="1"/>
@@ -8399,8 +11005,8 @@
     <w:lsdException w:name="Subtle Reference" w:uiPriority="31" w:qFormat="1"/>
     <w:lsdException w:name="Intense Reference" w:uiPriority="32" w:qFormat="1"/>
     <w:lsdException w:name="Book Title" w:uiPriority="33" w:qFormat="1"/>
-    <w:lsdException w:name="Bibliography" w:semiHidden="1" w:uiPriority="37" w:unhideWhenUsed="1"/>
-    <w:lsdException w:name="TOC Heading" w:semiHidden="1" w:uiPriority="39" w:unhideWhenUsed="1" w:qFormat="1"/>
+    <w:lsdException w:name="Bibliography" w:uiPriority="37" w:semiHidden="1" w:unhideWhenUsed="1"/>
+    <w:lsdException w:name="TOC Heading" w:uiPriority="39" w:semiHidden="1" w:unhideWhenUsed="1" w:qFormat="1"/>
     <w:lsdException w:name="Plain Table 1" w:uiPriority="41"/>
     <w:lsdException w:name="Plain Table 2" w:uiPriority="42"/>
     <w:lsdException w:name="Plain Table 3" w:uiPriority="43"/>
@@ -8511,7 +11117,7 @@
     <w:lsdException w:name="Unresolved Mention" w:semiHidden="1" w:unhideWhenUsed="1"/>
     <w:lsdException w:name="Smart Link" w:semiHidden="1" w:unhideWhenUsed="1"/>
   </w:latentStyles>
-  <w:style w:type="paragraph" w:default="1" w:styleId="Normal">
+  <w:style w:type="paragraph" w:styleId="Normal" w:default="1">
     <w:name w:val="Normal"/>
     <w:qFormat/>
   </w:style>
@@ -8530,7 +11136,7 @@
       <w:outlineLvl w:val="0"/>
     </w:pPr>
     <w:rPr>
-      <w:rFonts w:asciiTheme="majorHAnsi" w:eastAsiaTheme="majorEastAsia" w:hAnsiTheme="majorHAnsi" w:cstheme="majorBidi"/>
+      <w:rFonts w:asciiTheme="majorHAnsi" w:hAnsiTheme="majorHAnsi" w:eastAsiaTheme="majorEastAsia" w:cstheme="majorBidi"/>
       <w:color w:val="0F4761" w:themeColor="accent1" w:themeShade="BF"/>
       <w:sz w:val="40"/>
       <w:szCs w:val="40"/>
@@ -8553,7 +11159,7 @@
       <w:outlineLvl w:val="1"/>
     </w:pPr>
     <w:rPr>
-      <w:rFonts w:asciiTheme="majorHAnsi" w:eastAsiaTheme="majorEastAsia" w:hAnsiTheme="majorHAnsi" w:cstheme="majorBidi"/>
+      <w:rFonts w:asciiTheme="majorHAnsi" w:hAnsiTheme="majorHAnsi" w:eastAsiaTheme="majorEastAsia" w:cstheme="majorBidi"/>
       <w:color w:val="0F4761" w:themeColor="accent1" w:themeShade="BF"/>
       <w:sz w:val="32"/>
       <w:szCs w:val="32"/>
@@ -8714,13 +11320,13 @@
       <w:color w:val="272727" w:themeColor="text1" w:themeTint="D8"/>
     </w:rPr>
   </w:style>
-  <w:style w:type="character" w:default="1" w:styleId="Fuentedeprrafopredeter">
+  <w:style w:type="character" w:styleId="Fuentedeprrafopredeter" w:default="1">
     <w:name w:val="Default Paragraph Font"/>
     <w:uiPriority w:val="1"/>
     <w:semiHidden/>
     <w:unhideWhenUsed/>
   </w:style>
-  <w:style w:type="table" w:default="1" w:styleId="Tablanormal">
+  <w:style w:type="table" w:styleId="Tablanormal" w:default="1">
     <w:name w:val="Normal Table"/>
     <w:uiPriority w:val="99"/>
     <w:semiHidden/>
@@ -8735,26 +11341,26 @@
       </w:tblCellMar>
     </w:tblPr>
   </w:style>
-  <w:style w:type="numbering" w:default="1" w:styleId="Sinlista">
+  <w:style w:type="numbering" w:styleId="Sinlista" w:default="1">
     <w:name w:val="No List"/>
     <w:uiPriority w:val="99"/>
     <w:semiHidden/>
     <w:unhideWhenUsed/>
   </w:style>
-  <w:style w:type="character" w:customStyle="1" w:styleId="Ttulo1Car">
+  <w:style w:type="character" w:styleId="Ttulo1Car" w:customStyle="1">
     <w:name w:val="Título 1 Car"/>
     <w:basedOn w:val="Fuentedeprrafopredeter"/>
     <w:link w:val="Ttulo1"/>
     <w:uiPriority w:val="9"/>
     <w:rsid w:val="00A30EB3"/>
     <w:rPr>
-      <w:rFonts w:asciiTheme="majorHAnsi" w:eastAsiaTheme="majorEastAsia" w:hAnsiTheme="majorHAnsi" w:cstheme="majorBidi"/>
+      <w:rFonts w:asciiTheme="majorHAnsi" w:hAnsiTheme="majorHAnsi" w:eastAsiaTheme="majorEastAsia" w:cstheme="majorBidi"/>
       <w:color w:val="0F4761" w:themeColor="accent1" w:themeShade="BF"/>
       <w:sz w:val="40"/>
       <w:szCs w:val="40"/>
     </w:rPr>
   </w:style>
-  <w:style w:type="character" w:customStyle="1" w:styleId="Ttulo2Car">
+  <w:style w:type="character" w:styleId="Ttulo2Car" w:customStyle="1">
     <w:name w:val="Título 2 Car"/>
     <w:basedOn w:val="Fuentedeprrafopredeter"/>
     <w:link w:val="Ttulo2"/>
@@ -8762,13 +11368,13 @@
     <w:semiHidden/>
     <w:rsid w:val="00A30EB3"/>
     <w:rPr>
-      <w:rFonts w:asciiTheme="majorHAnsi" w:eastAsiaTheme="majorEastAsia" w:hAnsiTheme="majorHAnsi" w:cstheme="majorBidi"/>
+      <w:rFonts w:asciiTheme="majorHAnsi" w:hAnsiTheme="majorHAnsi" w:eastAsiaTheme="majorEastAsia" w:cstheme="majorBidi"/>
       <w:color w:val="0F4761" w:themeColor="accent1" w:themeShade="BF"/>
       <w:sz w:val="32"/>
       <w:szCs w:val="32"/>
     </w:rPr>
   </w:style>
-  <w:style w:type="character" w:customStyle="1" w:styleId="Ttulo3Car">
+  <w:style w:type="character" w:styleId="Ttulo3Car" w:customStyle="1">
     <w:name w:val="Título 3 Car"/>
     <w:basedOn w:val="Fuentedeprrafopredeter"/>
     <w:link w:val="Ttulo3"/>
@@ -8782,7 +11388,7 @@
       <w:szCs w:val="28"/>
     </w:rPr>
   </w:style>
-  <w:style w:type="character" w:customStyle="1" w:styleId="Ttulo4Car">
+  <w:style w:type="character" w:styleId="Ttulo4Car" w:customStyle="1">
     <w:name w:val="Título 4 Car"/>
     <w:basedOn w:val="Fuentedeprrafopredeter"/>
     <w:link w:val="Ttulo4"/>
@@ -8796,7 +11402,7 @@
       <w:color w:val="0F4761" w:themeColor="accent1" w:themeShade="BF"/>
     </w:rPr>
   </w:style>
-  <w:style w:type="character" w:customStyle="1" w:styleId="Ttulo5Car">
+  <w:style w:type="character" w:styleId="Ttulo5Car" w:customStyle="1">
     <w:name w:val="Título 5 Car"/>
     <w:basedOn w:val="Fuentedeprrafopredeter"/>
     <w:link w:val="Ttulo5"/>
@@ -8808,7 +11414,7 @@
       <w:color w:val="0F4761" w:themeColor="accent1" w:themeShade="BF"/>
     </w:rPr>
   </w:style>
-  <w:style w:type="character" w:customStyle="1" w:styleId="Ttulo6Car">
+  <w:style w:type="character" w:styleId="Ttulo6Car" w:customStyle="1">
     <w:name w:val="Título 6 Car"/>
     <w:basedOn w:val="Fuentedeprrafopredeter"/>
     <w:link w:val="Ttulo6"/>
@@ -8822,7 +11428,7 @@
       <w:color w:val="595959" w:themeColor="text1" w:themeTint="A6"/>
     </w:rPr>
   </w:style>
-  <w:style w:type="character" w:customStyle="1" w:styleId="Ttulo7Car">
+  <w:style w:type="character" w:styleId="Ttulo7Car" w:customStyle="1">
     <w:name w:val="Título 7 Car"/>
     <w:basedOn w:val="Fuentedeprrafopredeter"/>
     <w:link w:val="Ttulo7"/>
@@ -8834,7 +11440,7 @@
       <w:color w:val="595959" w:themeColor="text1" w:themeTint="A6"/>
     </w:rPr>
   </w:style>
-  <w:style w:type="character" w:customStyle="1" w:styleId="Ttulo8Car">
+  <w:style w:type="character" w:styleId="Ttulo8Car" w:customStyle="1">
     <w:name w:val="Título 8 Car"/>
     <w:basedOn w:val="Fuentedeprrafopredeter"/>
     <w:link w:val="Ttulo8"/>
@@ -8848,7 +11454,7 @@
       <w:color w:val="272727" w:themeColor="text1" w:themeTint="D8"/>
     </w:rPr>
   </w:style>
-  <w:style w:type="character" w:customStyle="1" w:styleId="Ttulo9Car">
+  <w:style w:type="character" w:styleId="Ttulo9Car" w:customStyle="1">
     <w:name w:val="Título 9 Car"/>
     <w:basedOn w:val="Fuentedeprrafopredeter"/>
     <w:link w:val="Ttulo9"/>
@@ -8873,21 +11479,21 @@
       <w:contextualSpacing/>
     </w:pPr>
     <w:rPr>
-      <w:rFonts w:asciiTheme="majorHAnsi" w:eastAsiaTheme="majorEastAsia" w:hAnsiTheme="majorHAnsi" w:cstheme="majorBidi"/>
+      <w:rFonts w:asciiTheme="majorHAnsi" w:hAnsiTheme="majorHAnsi" w:eastAsiaTheme="majorEastAsia" w:cstheme="majorBidi"/>
       <w:spacing w:val="-10"/>
       <w:kern w:val="28"/>
       <w:sz w:val="56"/>
       <w:szCs w:val="56"/>
     </w:rPr>
   </w:style>
-  <w:style w:type="character" w:customStyle="1" w:styleId="TtuloCar">
+  <w:style w:type="character" w:styleId="TtuloCar" w:customStyle="1">
     <w:name w:val="Título Car"/>
     <w:basedOn w:val="Fuentedeprrafopredeter"/>
     <w:link w:val="Ttulo"/>
     <w:uiPriority w:val="10"/>
     <w:rsid w:val="00A30EB3"/>
     <w:rPr>
-      <w:rFonts w:asciiTheme="majorHAnsi" w:eastAsiaTheme="majorEastAsia" w:hAnsiTheme="majorHAnsi" w:cstheme="majorBidi"/>
+      <w:rFonts w:asciiTheme="majorHAnsi" w:hAnsiTheme="majorHAnsi" w:eastAsiaTheme="majorEastAsia" w:cstheme="majorBidi"/>
       <w:spacing w:val="-10"/>
       <w:kern w:val="28"/>
       <w:sz w:val="56"/>
@@ -8915,7 +11521,7 @@
       <w:szCs w:val="28"/>
     </w:rPr>
   </w:style>
-  <w:style w:type="character" w:customStyle="1" w:styleId="SubttuloCar">
+  <w:style w:type="character" w:styleId="SubttuloCar" w:customStyle="1">
     <w:name w:val="Subtítulo Car"/>
     <w:basedOn w:val="Fuentedeprrafopredeter"/>
     <w:link w:val="Subttulo"/>
@@ -8947,7 +11553,7 @@
       <w:color w:val="404040" w:themeColor="text1" w:themeTint="BF"/>
     </w:rPr>
   </w:style>
-  <w:style w:type="character" w:customStyle="1" w:styleId="CitaCar">
+  <w:style w:type="character" w:styleId="CitaCar" w:customStyle="1">
     <w:name w:val="Cita Car"/>
     <w:basedOn w:val="Fuentedeprrafopredeter"/>
     <w:link w:val="Cita"/>
@@ -8992,8 +11598,8 @@
     <w:rsid w:val="00A30EB3"/>
     <w:pPr>
       <w:pBdr>
-        <w:top w:val="single" w:sz="4" w:space="10" w:color="0F4761" w:themeColor="accent1" w:themeShade="BF"/>
-        <w:bottom w:val="single" w:sz="4" w:space="10" w:color="0F4761" w:themeColor="accent1" w:themeShade="BF"/>
+        <w:top w:val="single" w:color="0F4761" w:themeColor="accent1" w:themeShade="BF" w:sz="4" w:space="10"/>
+        <w:bottom w:val="single" w:color="0F4761" w:themeColor="accent1" w:themeShade="BF" w:sz="4" w:space="10"/>
       </w:pBdr>
       <w:spacing w:before="360" w:after="360"/>
       <w:ind w:left="864" w:right="864"/>
@@ -9005,7 +11611,7 @@
       <w:color w:val="0F4761" w:themeColor="accent1" w:themeShade="BF"/>
     </w:rPr>
   </w:style>
-  <w:style w:type="character" w:customStyle="1" w:styleId="CitadestacadaCar">
+  <w:style w:type="character" w:styleId="CitadestacadaCar" w:customStyle="1">
     <w:name w:val="Cita destacada Car"/>
     <w:basedOn w:val="Fuentedeprrafopredeter"/>
     <w:link w:val="Citadestacada"/>
@@ -9031,7 +11637,7 @@
       <w:spacing w:val="5"/>
     </w:rPr>
   </w:style>
-  <w:style w:type="character" w:customStyle="1" w:styleId="math-inline">
+  <w:style w:type="character" w:styleId="math-inline" w:customStyle="1">
     <w:name w:val="math-inline"/>
     <w:basedOn w:val="Fuentedeprrafopredeter"/>
     <w:rsid w:val="00041403"/>
@@ -9061,7 +11667,7 @@
       <w:spacing w:after="0" w:line="240" w:lineRule="auto"/>
     </w:pPr>
   </w:style>
-  <w:style w:type="character" w:customStyle="1" w:styleId="EncabezadoCar">
+  <w:style w:type="character" w:styleId="EncabezadoCar" w:customStyle="1">
     <w:name w:val="Encabezado Car"/>
     <w:basedOn w:val="Fuentedeprrafopredeter"/>
     <w:link w:val="Encabezado"/>
@@ -9083,7 +11689,7 @@
       <w:spacing w:after="0" w:line="240" w:lineRule="auto"/>
     </w:pPr>
   </w:style>
-  <w:style w:type="character" w:customStyle="1" w:styleId="PiedepginaCar">
+  <w:style w:type="character" w:styleId="PiedepginaCar" w:customStyle="1">
     <w:name w:val="Pie de página Car"/>
     <w:basedOn w:val="Fuentedeprrafopredeter"/>
     <w:link w:val="Piedepgina"/>
@@ -9094,7 +11700,7 @@
 </file>
 
 <file path=word/theme/theme1.xml><?xml version="1.0" encoding="utf-8"?>
-<a:theme xmlns:a="http://schemas.openxmlformats.org/drawingml/2006/main" name="Tema de Office">
+<a:theme xmlns:a="http://schemas.openxmlformats.org/drawingml/2006/main" xmlns:thm15="http://schemas.microsoft.com/office/thememl/2012/main" name="Tema de Office">
   <a:themeElements>
     <a:clrScheme name="Office">
       <a:dk1>
